--- a/exam-docs/Lab-computer-setup.docx
+++ b/exam-docs/Lab-computer-setup.docx
@@ -98,8 +98,44 @@
           <w:rFonts w:cstheme="minorHAnsi"/>
         </w:rPr>
         <w:tab/>
-        <w:t>: Ida Bagus Kerthyayana Manuaba</w:t>
-      </w:r>
+        <w:t xml:space="preserve">: Ida </w:t>
+      </w:r>
+      <w:proofErr w:type="spellStart"/>
+      <w:r>
+        <w:rPr>
+          <w:rFonts w:cstheme="minorHAnsi"/>
+        </w:rPr>
+        <w:t>Bagus</w:t>
+      </w:r>
+      <w:proofErr w:type="spellEnd"/>
+      <w:r>
+        <w:rPr>
+          <w:rFonts w:cstheme="minorHAnsi"/>
+        </w:rPr>
+        <w:t xml:space="preserve"> </w:t>
+      </w:r>
+      <w:proofErr w:type="spellStart"/>
+      <w:r>
+        <w:rPr>
+          <w:rFonts w:cstheme="minorHAnsi"/>
+        </w:rPr>
+        <w:t>Kerthyayana</w:t>
+      </w:r>
+      <w:proofErr w:type="spellEnd"/>
+      <w:r>
+        <w:rPr>
+          <w:rFonts w:cstheme="minorHAnsi"/>
+        </w:rPr>
+        <w:t xml:space="preserve"> </w:t>
+      </w:r>
+      <w:proofErr w:type="spellStart"/>
+      <w:r>
+        <w:rPr>
+          <w:rFonts w:cstheme="minorHAnsi"/>
+        </w:rPr>
+        <w:t>Manuaba</w:t>
+      </w:r>
+      <w:proofErr w:type="spellEnd"/>
     </w:p>
     <w:p>
       <w:pPr>
@@ -176,7 +212,21 @@
           <w:rFonts w:cstheme="minorHAnsi"/>
         </w:rPr>
         <w:tab/>
-        <w:t>: Computer Science, Binus University International</w:t>
+        <w:t xml:space="preserve">: Computer Science, </w:t>
+      </w:r>
+      <w:proofErr w:type="spellStart"/>
+      <w:r>
+        <w:rPr>
+          <w:rFonts w:cstheme="minorHAnsi"/>
+        </w:rPr>
+        <w:t>Binus</w:t>
+      </w:r>
+      <w:proofErr w:type="spellEnd"/>
+      <w:r>
+        <w:rPr>
+          <w:rFonts w:cstheme="minorHAnsi"/>
+        </w:rPr>
+        <w:t xml:space="preserve"> University International</w:t>
       </w:r>
     </w:p>
     <w:p>
@@ -266,7 +316,21 @@
         <w:rPr>
           <w:rFonts w:cstheme="minorHAnsi"/>
         </w:rPr>
-        <w:t>: Todo List Web App</w:t>
+        <w:t xml:space="preserve">: </w:t>
+      </w:r>
+      <w:proofErr w:type="spellStart"/>
+      <w:r>
+        <w:rPr>
+          <w:rFonts w:cstheme="minorHAnsi"/>
+        </w:rPr>
+        <w:t>Todo</w:t>
+      </w:r>
+      <w:proofErr w:type="spellEnd"/>
+      <w:r>
+        <w:rPr>
+          <w:rFonts w:cstheme="minorHAnsi"/>
+        </w:rPr>
+        <w:t xml:space="preserve"> List Web App</w:t>
       </w:r>
     </w:p>
     <w:p>
@@ -512,11 +576,19 @@
           <w:rFonts w:cstheme="minorHAnsi"/>
         </w:rPr>
       </w:pPr>
-      <w:r>
-        <w:rPr>
-          <w:rFonts w:cstheme="minorHAnsi"/>
-        </w:rPr>
-        <w:t xml:space="preserve">Ollama </w:t>
+      <w:proofErr w:type="spellStart"/>
+      <w:r>
+        <w:rPr>
+          <w:rFonts w:cstheme="minorHAnsi"/>
+        </w:rPr>
+        <w:t>Ollama</w:t>
+      </w:r>
+      <w:proofErr w:type="spellEnd"/>
+      <w:r>
+        <w:rPr>
+          <w:rFonts w:cstheme="minorHAnsi"/>
+        </w:rPr>
+        <w:t xml:space="preserve"> </w:t>
       </w:r>
       <w:r>
         <w:rPr>
@@ -1707,8 +1779,18 @@
                 <w:b/>
                 <w:bCs/>
               </w:rPr>
-              <w:t>Git + Github</w:t>
+              <w:t xml:space="preserve">Git + </w:t>
             </w:r>
+            <w:proofErr w:type="spellStart"/>
+            <w:r>
+              <w:rPr>
+                <w:rFonts w:cstheme="minorHAnsi"/>
+                <w:b/>
+                <w:bCs/>
+              </w:rPr>
+              <w:t>Github</w:t>
+            </w:r>
+            <w:proofErr w:type="spellEnd"/>
           </w:p>
         </w:tc>
         <w:tc>
@@ -1783,6 +1865,7 @@
                 <w:bCs/>
               </w:rPr>
             </w:pPr>
+            <w:proofErr w:type="spellStart"/>
             <w:r>
               <w:rPr>
                 <w:rFonts w:cstheme="minorHAnsi"/>
@@ -1791,6 +1874,7 @@
               </w:rPr>
               <w:t>Ollama</w:t>
             </w:r>
+            <w:proofErr w:type="spellEnd"/>
           </w:p>
         </w:tc>
         <w:tc>
@@ -2196,11 +2280,19 @@
           <w:rFonts w:cstheme="minorHAnsi"/>
         </w:rPr>
       </w:pPr>
-      <w:r>
-        <w:rPr>
-          <w:rFonts w:cstheme="minorHAnsi"/>
-        </w:rPr>
-        <w:t xml:space="preserve">pgAdmin: </w:t>
+      <w:proofErr w:type="spellStart"/>
+      <w:r>
+        <w:rPr>
+          <w:rFonts w:cstheme="minorHAnsi"/>
+        </w:rPr>
+        <w:t>pgAdmin</w:t>
+      </w:r>
+      <w:proofErr w:type="spellEnd"/>
+      <w:r>
+        <w:rPr>
+          <w:rFonts w:cstheme="minorHAnsi"/>
+        </w:rPr>
+        <w:t xml:space="preserve">: </w:t>
       </w:r>
       <w:hyperlink r:id="rId11" w:history="1">
         <w:r>
@@ -2422,11 +2514,19 @@
           <w:rFonts w:cstheme="minorHAnsi"/>
         </w:rPr>
       </w:pPr>
-      <w:r>
-        <w:rPr>
-          <w:rFonts w:cstheme="minorHAnsi"/>
-        </w:rPr>
-        <w:t xml:space="preserve">Ollama: </w:t>
+      <w:proofErr w:type="spellStart"/>
+      <w:r>
+        <w:rPr>
+          <w:rFonts w:cstheme="minorHAnsi"/>
+        </w:rPr>
+        <w:t>Ollama</w:t>
+      </w:r>
+      <w:proofErr w:type="spellEnd"/>
+      <w:r>
+        <w:rPr>
+          <w:rFonts w:cstheme="minorHAnsi"/>
+        </w:rPr>
+        <w:t xml:space="preserve">: </w:t>
       </w:r>
       <w:hyperlink r:id="rId18" w:history="1">
         <w:r>
@@ -2675,7 +2775,21 @@
         <w:rPr>
           <w:rFonts w:cstheme="minorHAnsi"/>
         </w:rPr>
-        <w:t>Pre-downloaded npm cache</w:t>
+        <w:t xml:space="preserve">Pre-downloaded </w:t>
+      </w:r>
+      <w:proofErr w:type="spellStart"/>
+      <w:r>
+        <w:rPr>
+          <w:rFonts w:cstheme="minorHAnsi"/>
+        </w:rPr>
+        <w:t>npm</w:t>
+      </w:r>
+      <w:proofErr w:type="spellEnd"/>
+      <w:r>
+        <w:rPr>
+          <w:rFonts w:cstheme="minorHAnsi"/>
+        </w:rPr>
+        <w:t xml:space="preserve"> cache</w:t>
       </w:r>
     </w:p>
     <w:p>
@@ -2729,11 +2843,19 @@
           <w:rFonts w:cstheme="minorHAnsi"/>
         </w:rPr>
       </w:pPr>
-      <w:r>
-        <w:rPr>
-          <w:rFonts w:cstheme="minorHAnsi"/>
-        </w:rPr>
-        <w:t>Ollama model</w:t>
+      <w:proofErr w:type="spellStart"/>
+      <w:r>
+        <w:rPr>
+          <w:rFonts w:cstheme="minorHAnsi"/>
+        </w:rPr>
+        <w:t>Ollama</w:t>
+      </w:r>
+      <w:proofErr w:type="spellEnd"/>
+      <w:r>
+        <w:rPr>
+          <w:rFonts w:cstheme="minorHAnsi"/>
+        </w:rPr>
+        <w:t xml:space="preserve"> model</w:t>
       </w:r>
     </w:p>
     <w:p>
@@ -2865,11 +2987,19 @@
           <w:rFonts w:cstheme="minorHAnsi"/>
         </w:rPr>
       </w:pPr>
-      <w:r>
-        <w:rPr>
-          <w:rFonts w:cstheme="minorHAnsi"/>
-        </w:rPr>
-        <w:t>Dockerizing application</w:t>
+      <w:proofErr w:type="spellStart"/>
+      <w:r>
+        <w:rPr>
+          <w:rFonts w:cstheme="minorHAnsi"/>
+        </w:rPr>
+        <w:t>Dockerizing</w:t>
+      </w:r>
+      <w:proofErr w:type="spellEnd"/>
+      <w:r>
+        <w:rPr>
+          <w:rFonts w:cstheme="minorHAnsi"/>
+        </w:rPr>
+        <w:t xml:space="preserve"> application</w:t>
       </w:r>
     </w:p>
     <w:p>
@@ -3051,7 +3181,21 @@
         <w:rPr>
           <w:rFonts w:cstheme="minorHAnsi"/>
         </w:rPr>
-        <w:t>Install npm automatically</w:t>
+        <w:t xml:space="preserve">Install </w:t>
+      </w:r>
+      <w:proofErr w:type="spellStart"/>
+      <w:r>
+        <w:rPr>
+          <w:rFonts w:cstheme="minorHAnsi"/>
+        </w:rPr>
+        <w:t>npm</w:t>
+      </w:r>
+      <w:proofErr w:type="spellEnd"/>
+      <w:r>
+        <w:rPr>
+          <w:rFonts w:cstheme="minorHAnsi"/>
+        </w:rPr>
+        <w:t xml:space="preserve"> automatically</w:t>
       </w:r>
     </w:p>
     <w:p>
@@ -3115,11 +3259,19 @@
           <w:rFonts w:ascii="Cascadia Code" w:hAnsi="Cascadia Code" w:cs="Cascadia Code"/>
         </w:rPr>
       </w:pPr>
-      <w:r>
-        <w:rPr>
-          <w:rFonts w:ascii="Cascadia Code" w:hAnsi="Cascadia Code" w:cs="Cascadia Code"/>
-        </w:rPr>
-        <w:t>npm -v</w:t>
+      <w:proofErr w:type="spellStart"/>
+      <w:r>
+        <w:rPr>
+          <w:rFonts w:ascii="Cascadia Code" w:hAnsi="Cascadia Code" w:cs="Cascadia Code"/>
+        </w:rPr>
+        <w:t>npm</w:t>
+      </w:r>
+      <w:proofErr w:type="spellEnd"/>
+      <w:r>
+        <w:rPr>
+          <w:rFonts w:ascii="Cascadia Code" w:hAnsi="Cascadia Code" w:cs="Cascadia Code"/>
+        </w:rPr>
+        <w:t xml:space="preserve"> -v</w:t>
       </w:r>
     </w:p>
     <w:p>
@@ -3461,7 +3613,21 @@
         <w:rPr>
           <w:rFonts w:cstheme="minorHAnsi"/>
         </w:rPr>
-        <w:t>Remember postgres password</w:t>
+        <w:t xml:space="preserve">Remember </w:t>
+      </w:r>
+      <w:proofErr w:type="spellStart"/>
+      <w:r>
+        <w:rPr>
+          <w:rFonts w:cstheme="minorHAnsi"/>
+        </w:rPr>
+        <w:t>postgres</w:t>
+      </w:r>
+      <w:proofErr w:type="spellEnd"/>
+      <w:r>
+        <w:rPr>
+          <w:rFonts w:cstheme="minorHAnsi"/>
+        </w:rPr>
+        <w:t xml:space="preserve"> password</w:t>
       </w:r>
     </w:p>
     <w:p>
@@ -3508,8 +3674,16 @@
         <w:rPr>
           <w:rFonts w:ascii="Cascadia Code" w:hAnsi="Cascadia Code" w:cs="Cascadia Code"/>
         </w:rPr>
-        <w:t>Username: postgres</w:t>
-      </w:r>
+        <w:t xml:space="preserve">Username: </w:t>
+      </w:r>
+      <w:proofErr w:type="spellStart"/>
+      <w:r>
+        <w:rPr>
+          <w:rFonts w:ascii="Cascadia Code" w:hAnsi="Cascadia Code" w:cs="Cascadia Code"/>
+        </w:rPr>
+        <w:t>postgres</w:t>
+      </w:r>
+      <w:proofErr w:type="spellEnd"/>
     </w:p>
     <w:p>
       <w:pPr>
@@ -3568,21 +3742,39 @@
           <w:b/>
           <w:bCs/>
         </w:rPr>
-        <w:t>Install pgAdmin</w:t>
-      </w:r>
-    </w:p>
-    <w:p>
-      <w:pPr>
-        <w:spacing w:after="0"/>
-        <w:rPr>
-          <w:rFonts w:cstheme="minorHAnsi"/>
-        </w:rPr>
-      </w:pPr>
-      <w:r>
-        <w:rPr>
-          <w:rFonts w:cstheme="minorHAnsi"/>
-        </w:rPr>
-        <w:t>pgAdmin will be used for:</w:t>
+        <w:t xml:space="preserve">Install </w:t>
+      </w:r>
+      <w:proofErr w:type="spellStart"/>
+      <w:r>
+        <w:rPr>
+          <w:rFonts w:cstheme="minorHAnsi"/>
+          <w:b/>
+          <w:bCs/>
+        </w:rPr>
+        <w:t>pgAdmin</w:t>
+      </w:r>
+      <w:proofErr w:type="spellEnd"/>
+    </w:p>
+    <w:p>
+      <w:pPr>
+        <w:spacing w:after="0"/>
+        <w:rPr>
+          <w:rFonts w:cstheme="minorHAnsi"/>
+        </w:rPr>
+      </w:pPr>
+      <w:proofErr w:type="spellStart"/>
+      <w:r>
+        <w:rPr>
+          <w:rFonts w:cstheme="minorHAnsi"/>
+        </w:rPr>
+        <w:t>pgAdmin</w:t>
+      </w:r>
+      <w:proofErr w:type="spellEnd"/>
+      <w:r>
+        <w:rPr>
+          <w:rFonts w:cstheme="minorHAnsi"/>
+        </w:rPr>
+        <w:t xml:space="preserve"> will be used for:</w:t>
       </w:r>
     </w:p>
     <w:p>
@@ -3686,46 +3878,56 @@
           <w:b/>
           <w:bCs/>
         </w:rPr>
-        <w:t>Step 1 – Install pgAdmin</w:t>
-      </w:r>
-    </w:p>
-    <w:p>
-      <w:pPr>
-        <w:spacing w:after="0"/>
-        <w:rPr>
-          <w:rFonts w:cstheme="minorHAnsi"/>
-        </w:rPr>
-      </w:pPr>
-      <w:r>
-        <w:rPr>
-          <w:rFonts w:cstheme="minorHAnsi"/>
-        </w:rPr>
-        <w:t>Use default installation settings.</w:t>
-      </w:r>
-    </w:p>
-    <w:p>
-      <w:pPr>
-        <w:spacing w:after="0"/>
-        <w:rPr>
-          <w:rFonts w:cstheme="minorHAnsi"/>
-        </w:rPr>
-      </w:pPr>
-    </w:p>
-    <w:p>
-      <w:pPr>
-        <w:spacing w:after="0"/>
+        <w:t xml:space="preserve">Step 1 – Install </w:t>
+      </w:r>
+      <w:proofErr w:type="spellStart"/>
+      <w:r>
         <w:rPr>
           <w:rFonts w:cstheme="minorHAnsi"/>
           <w:b/>
           <w:bCs/>
         </w:rPr>
-      </w:pPr>
-      <w:r>
+        <w:t>pgAdmin</w:t>
+      </w:r>
+      <w:proofErr w:type="spellEnd"/>
+    </w:p>
+    <w:p>
+      <w:pPr>
+        <w:spacing w:after="0"/>
+        <w:rPr>
+          <w:rFonts w:cstheme="minorHAnsi"/>
+        </w:rPr>
+      </w:pPr>
+      <w:r>
+        <w:rPr>
+          <w:rFonts w:cstheme="minorHAnsi"/>
+        </w:rPr>
+        <w:t>Use default installation settings.</w:t>
+      </w:r>
+    </w:p>
+    <w:p>
+      <w:pPr>
+        <w:spacing w:after="0"/>
+        <w:rPr>
+          <w:rFonts w:cstheme="minorHAnsi"/>
+        </w:rPr>
+      </w:pPr>
+    </w:p>
+    <w:p>
+      <w:pPr>
+        <w:spacing w:after="0"/>
         <w:rPr>
           <w:rFonts w:cstheme="minorHAnsi"/>
           <w:b/>
           <w:bCs/>
         </w:rPr>
+      </w:pPr>
+      <w:r>
+        <w:rPr>
+          <w:rFonts w:cstheme="minorHAnsi"/>
+          <w:b/>
+          <w:bCs/>
+        </w:rPr>
         <w:t>Step 2 – Add PostgreSQL Server</w:t>
       </w:r>
     </w:p>
@@ -3740,7 +3942,21 @@
         <w:rPr>
           <w:rFonts w:cstheme="minorHAnsi"/>
         </w:rPr>
-        <w:t>Inside pgAdmin:</w:t>
+        <w:t xml:space="preserve">Inside </w:t>
+      </w:r>
+      <w:proofErr w:type="spellStart"/>
+      <w:r>
+        <w:rPr>
+          <w:rFonts w:cstheme="minorHAnsi"/>
+        </w:rPr>
+        <w:t>pgAdmin</w:t>
+      </w:r>
+      <w:proofErr w:type="spellEnd"/>
+      <w:r>
+        <w:rPr>
+          <w:rFonts w:cstheme="minorHAnsi"/>
+        </w:rPr>
+        <w:t>:</w:t>
       </w:r>
     </w:p>
     <w:p>
@@ -3816,8 +4032,16 @@
         <w:rPr>
           <w:rFonts w:cstheme="minorHAnsi"/>
         </w:rPr>
-        <w:t>Username: postgres</w:t>
-      </w:r>
+        <w:t xml:space="preserve">Username: </w:t>
+      </w:r>
+      <w:proofErr w:type="spellStart"/>
+      <w:r>
+        <w:rPr>
+          <w:rFonts w:cstheme="minorHAnsi"/>
+        </w:rPr>
+        <w:t>postgres</w:t>
+      </w:r>
+      <w:proofErr w:type="spellEnd"/>
     </w:p>
     <w:p>
       <w:pPr>
@@ -4245,7 +4469,7 @@
       </w:tblPr>
       <w:tblGrid>
         <w:gridCol w:w="3927"/>
-        <w:gridCol w:w="2450"/>
+        <w:gridCol w:w="3273"/>
       </w:tblGrid>
       <w:tr>
         <w:trPr>
@@ -4542,9 +4766,11 @@
                 <w:rFonts w:cstheme="minorHAnsi"/>
               </w:rPr>
             </w:pPr>
+            <w:proofErr w:type="spellStart"/>
             <w:r>
               <w:t>ESLint</w:t>
             </w:r>
+            <w:proofErr w:type="spellEnd"/>
           </w:p>
         </w:tc>
         <w:tc>
@@ -4655,6 +4881,48 @@
           </w:p>
         </w:tc>
       </w:tr>
+      <w:tr>
+        <w:tc>
+          <w:tcPr>
+            <w:tcW w:w="0" w:type="auto"/>
+            <w:shd w:val="clear" w:color="auto" w:fill="auto"/>
+            <w:tcMar>
+              <w:top w:w="75" w:type="dxa"/>
+              <w:left w:w="135" w:type="dxa"/>
+              <w:bottom w:w="75" w:type="dxa"/>
+              <w:right w:w="135" w:type="dxa"/>
+            </w:tcMar>
+          </w:tcPr>
+          <w:p>
+            <w:pPr>
+              <w:spacing w:after="0"/>
+            </w:pPr>
+            <w:r>
+              <w:t>Thunder Client</w:t>
+            </w:r>
+          </w:p>
+        </w:tc>
+        <w:tc>
+          <w:tcPr>
+            <w:tcW w:w="0" w:type="auto"/>
+            <w:shd w:val="clear" w:color="auto" w:fill="auto"/>
+            <w:tcMar>
+              <w:top w:w="75" w:type="dxa"/>
+              <w:left w:w="135" w:type="dxa"/>
+              <w:bottom w:w="75" w:type="dxa"/>
+              <w:right w:w="135" w:type="dxa"/>
+            </w:tcMar>
+          </w:tcPr>
+          <w:p>
+            <w:pPr>
+              <w:spacing w:after="0"/>
+            </w:pPr>
+            <w:r>
+              <w:t>API Testing (Postman Alternative)</w:t>
+            </w:r>
+          </w:p>
+        </w:tc>
+      </w:tr>
     </w:tbl>
     <w:p>
       <w:pPr>
@@ -4685,7 +4953,25 @@
           <w:b/>
           <w:bCs/>
         </w:rPr>
-        <w:t>Install Ollama (Final Exam)</w:t>
+        <w:t xml:space="preserve">Install </w:t>
+      </w:r>
+      <w:proofErr w:type="spellStart"/>
+      <w:r>
+        <w:rPr>
+          <w:rFonts w:cstheme="minorHAnsi"/>
+          <w:b/>
+          <w:bCs/>
+        </w:rPr>
+        <w:t>Ollama</w:t>
+      </w:r>
+      <w:proofErr w:type="spellEnd"/>
+      <w:r>
+        <w:rPr>
+          <w:rFonts w:cstheme="minorHAnsi"/>
+          <w:b/>
+          <w:bCs/>
+        </w:rPr>
+        <w:t xml:space="preserve"> (Final Exam)</w:t>
       </w:r>
     </w:p>
     <w:p>
@@ -4738,11 +5024,33 @@
           <w:rFonts w:cstheme="minorHAnsi"/>
         </w:rPr>
       </w:pPr>
-      <w:r>
-        <w:rPr>
-          <w:rFonts w:cstheme="minorHAnsi"/>
-        </w:rPr>
-        <w:t>Therefore Ollama and model files must already exist on every lab computer.</w:t>
+      <w:proofErr w:type="gramStart"/>
+      <w:r>
+        <w:rPr>
+          <w:rFonts w:cstheme="minorHAnsi"/>
+        </w:rPr>
+        <w:t>Therefore</w:t>
+      </w:r>
+      <w:proofErr w:type="gramEnd"/>
+      <w:r>
+        <w:rPr>
+          <w:rFonts w:cstheme="minorHAnsi"/>
+        </w:rPr>
+        <w:t xml:space="preserve"> </w:t>
+      </w:r>
+      <w:proofErr w:type="spellStart"/>
+      <w:r>
+        <w:rPr>
+          <w:rFonts w:cstheme="minorHAnsi"/>
+        </w:rPr>
+        <w:t>Ollama</w:t>
+      </w:r>
+      <w:proofErr w:type="spellEnd"/>
+      <w:r>
+        <w:rPr>
+          <w:rFonts w:cstheme="minorHAnsi"/>
+        </w:rPr>
+        <w:t xml:space="preserve"> and model files must already exist on every lab computer.</w:t>
       </w:r>
     </w:p>
     <w:p>
@@ -4774,46 +5082,70 @@
           <w:b/>
           <w:bCs/>
         </w:rPr>
-        <w:t>Step 1 – Install Ollama</w:t>
-      </w:r>
-    </w:p>
-    <w:p>
-      <w:pPr>
-        <w:spacing w:after="0"/>
-        <w:rPr>
-          <w:rFonts w:cstheme="minorHAnsi"/>
-        </w:rPr>
-      </w:pPr>
-      <w:r>
-        <w:rPr>
-          <w:rFonts w:cstheme="minorHAnsi"/>
-        </w:rPr>
-        <w:t>Install Ollama locally.</w:t>
-      </w:r>
-    </w:p>
-    <w:p>
-      <w:pPr>
-        <w:spacing w:after="0"/>
-        <w:rPr>
-          <w:rFonts w:cstheme="minorHAnsi"/>
-        </w:rPr>
-      </w:pPr>
-    </w:p>
-    <w:p>
-      <w:pPr>
-        <w:spacing w:after="0"/>
+        <w:t xml:space="preserve">Step 1 – Install </w:t>
+      </w:r>
+      <w:proofErr w:type="spellStart"/>
+      <w:r>
         <w:rPr>
           <w:rFonts w:cstheme="minorHAnsi"/>
           <w:b/>
           <w:bCs/>
         </w:rPr>
-      </w:pPr>
-      <w:r>
+        <w:t>Ollama</w:t>
+      </w:r>
+      <w:proofErr w:type="spellEnd"/>
+    </w:p>
+    <w:p>
+      <w:pPr>
+        <w:spacing w:after="0"/>
+        <w:rPr>
+          <w:rFonts w:cstheme="minorHAnsi"/>
+        </w:rPr>
+      </w:pPr>
+      <w:r>
+        <w:rPr>
+          <w:rFonts w:cstheme="minorHAnsi"/>
+        </w:rPr>
+        <w:t xml:space="preserve">Install </w:t>
+      </w:r>
+      <w:proofErr w:type="spellStart"/>
+      <w:r>
+        <w:rPr>
+          <w:rFonts w:cstheme="minorHAnsi"/>
+        </w:rPr>
+        <w:t>Ollama</w:t>
+      </w:r>
+      <w:proofErr w:type="spellEnd"/>
+      <w:r>
+        <w:rPr>
+          <w:rFonts w:cstheme="minorHAnsi"/>
+        </w:rPr>
+        <w:t xml:space="preserve"> locally.</w:t>
+      </w:r>
+    </w:p>
+    <w:p>
+      <w:pPr>
+        <w:spacing w:after="0"/>
+        <w:rPr>
+          <w:rFonts w:cstheme="minorHAnsi"/>
+        </w:rPr>
+      </w:pPr>
+    </w:p>
+    <w:p>
+      <w:pPr>
+        <w:spacing w:after="0"/>
         <w:rPr>
           <w:rFonts w:cstheme="minorHAnsi"/>
           <w:b/>
           <w:bCs/>
         </w:rPr>
+      </w:pPr>
+      <w:r>
+        <w:rPr>
+          <w:rFonts w:cstheme="minorHAnsi"/>
+          <w:b/>
+          <w:bCs/>
+        </w:rPr>
         <w:t>Step 2 – Verify Installation</w:t>
       </w:r>
     </w:p>
@@ -4824,11 +5156,19 @@
           <w:rFonts w:ascii="Cascadia Code" w:hAnsi="Cascadia Code" w:cs="Cascadia Code"/>
         </w:rPr>
       </w:pPr>
-      <w:r>
-        <w:rPr>
-          <w:rFonts w:ascii="Cascadia Code" w:hAnsi="Cascadia Code" w:cs="Cascadia Code"/>
-        </w:rPr>
-        <w:t>ollama --version</w:t>
+      <w:proofErr w:type="spellStart"/>
+      <w:r>
+        <w:rPr>
+          <w:rFonts w:ascii="Cascadia Code" w:hAnsi="Cascadia Code" w:cs="Cascadia Code"/>
+        </w:rPr>
+        <w:t>ollama</w:t>
+      </w:r>
+      <w:proofErr w:type="spellEnd"/>
+      <w:r>
+        <w:rPr>
+          <w:rFonts w:ascii="Cascadia Code" w:hAnsi="Cascadia Code" w:cs="Cascadia Code"/>
+        </w:rPr>
+        <w:t xml:space="preserve"> --version</w:t>
       </w:r>
     </w:p>
     <w:p>
@@ -5022,8 +5362,16 @@
               <w:rPr>
                 <w:rFonts w:cstheme="minorHAnsi"/>
               </w:rPr>
-              <w:t>phi3:mini</w:t>
+              <w:t>phi</w:t>
             </w:r>
+            <w:proofErr w:type="gramStart"/>
+            <w:r>
+              <w:rPr>
+                <w:rFonts w:cstheme="minorHAnsi"/>
+              </w:rPr>
+              <w:t>3:mini</w:t>
+            </w:r>
+            <w:proofErr w:type="gramEnd"/>
           </w:p>
         </w:tc>
         <w:tc>
@@ -5183,8 +5531,18 @@
           <w:b/>
           <w:bCs/>
         </w:rPr>
-        <w:t>qwen2.5:1.5b</w:t>
-      </w:r>
+        <w:t>phi</w:t>
+      </w:r>
+      <w:proofErr w:type="gramStart"/>
+      <w:r>
+        <w:rPr>
+          <w:rFonts w:cstheme="minorHAnsi"/>
+          <w:b/>
+          <w:bCs/>
+        </w:rPr>
+        <w:t>3:mini</w:t>
+      </w:r>
+      <w:proofErr w:type="gramEnd"/>
     </w:p>
     <w:p>
       <w:pPr>
@@ -5331,6 +5689,7 @@
         <w:rPr>
           <w:rFonts w:cstheme="minorHAnsi"/>
         </w:rPr>
+        <w:lastRenderedPageBreak/>
         <w:t>Example:</w:t>
       </w:r>
     </w:p>
@@ -5341,12 +5700,19 @@
           <w:rFonts w:ascii="Cascadia Code" w:hAnsi="Cascadia Code" w:cs="Cascadia Code"/>
         </w:rPr>
       </w:pPr>
-      <w:r>
-        <w:rPr>
-          <w:rFonts w:ascii="Cascadia Code" w:hAnsi="Cascadia Code" w:cs="Cascadia Code"/>
-        </w:rPr>
-        <w:lastRenderedPageBreak/>
-        <w:t>ollama pull qwen2.5:1.5b</w:t>
+      <w:proofErr w:type="spellStart"/>
+      <w:r>
+        <w:rPr>
+          <w:rFonts w:ascii="Cascadia Code" w:hAnsi="Cascadia Code" w:cs="Cascadia Code"/>
+        </w:rPr>
+        <w:t>ollama</w:t>
+      </w:r>
+      <w:proofErr w:type="spellEnd"/>
+      <w:r>
+        <w:rPr>
+          <w:rFonts w:ascii="Cascadia Code" w:hAnsi="Cascadia Code" w:cs="Cascadia Code"/>
+        </w:rPr>
+        <w:t xml:space="preserve"> pull qwen2.5:1.5b</w:t>
       </w:r>
     </w:p>
     <w:p>
@@ -5370,6 +5736,7 @@
           <w:rFonts w:ascii="Cascadia Code" w:hAnsi="Cascadia Code" w:cs="Cascadia Code"/>
         </w:rPr>
       </w:pPr>
+      <w:proofErr w:type="spellStart"/>
       <w:r>
         <w:rPr>
           <w:rFonts w:ascii="Cascadia Code" w:hAnsi="Cascadia Code" w:cs="Cascadia Code"/>
@@ -5380,7 +5747,14 @@
         <w:rPr>
           <w:rFonts w:ascii="Cascadia Code" w:hAnsi="Cascadia Code" w:cs="Cascadia Code"/>
         </w:rPr>
-        <w:t>llama list</w:t>
+        <w:t>llama</w:t>
+      </w:r>
+      <w:proofErr w:type="spellEnd"/>
+      <w:r>
+        <w:rPr>
+          <w:rFonts w:ascii="Cascadia Code" w:hAnsi="Cascadia Code" w:cs="Cascadia Code"/>
+        </w:rPr>
+        <w:t xml:space="preserve"> list</w:t>
       </w:r>
     </w:p>
     <w:p>
@@ -5448,11 +5822,19 @@
           <w:rFonts w:ascii="Cascadia Code" w:hAnsi="Cascadia Code" w:cs="Cascadia Code"/>
         </w:rPr>
       </w:pPr>
-      <w:r>
-        <w:rPr>
-          <w:rFonts w:ascii="Cascadia Code" w:hAnsi="Cascadia Code" w:cs="Cascadia Code"/>
-        </w:rPr>
-        <w:t>ollama serve</w:t>
+      <w:proofErr w:type="spellStart"/>
+      <w:r>
+        <w:rPr>
+          <w:rFonts w:ascii="Cascadia Code" w:hAnsi="Cascadia Code" w:cs="Cascadia Code"/>
+        </w:rPr>
+        <w:t>ollama</w:t>
+      </w:r>
+      <w:proofErr w:type="spellEnd"/>
+      <w:r>
+        <w:rPr>
+          <w:rFonts w:ascii="Cascadia Code" w:hAnsi="Cascadia Code" w:cs="Cascadia Code"/>
+        </w:rPr>
+        <w:t xml:space="preserve"> serve</w:t>
       </w:r>
     </w:p>
     <w:p>
@@ -5520,7 +5902,25 @@
           <w:b/>
           <w:bCs/>
         </w:rPr>
-        <w:t>Prepare Offline npm Dependencies</w:t>
+        <w:t xml:space="preserve">Prepare Offline </w:t>
+      </w:r>
+      <w:proofErr w:type="spellStart"/>
+      <w:r>
+        <w:rPr>
+          <w:rFonts w:cstheme="minorHAnsi"/>
+          <w:b/>
+          <w:bCs/>
+        </w:rPr>
+        <w:t>npm</w:t>
+      </w:r>
+      <w:proofErr w:type="spellEnd"/>
+      <w:r>
+        <w:rPr>
+          <w:rFonts w:cstheme="minorHAnsi"/>
+          <w:b/>
+          <w:bCs/>
+        </w:rPr>
+        <w:t xml:space="preserve"> Dependencies</w:t>
       </w:r>
     </w:p>
     <w:p>
@@ -5563,11 +5963,19 @@
           <w:rFonts w:cstheme="minorHAnsi"/>
         </w:rPr>
       </w:pPr>
-      <w:r>
-        <w:rPr>
-          <w:rFonts w:cstheme="minorHAnsi"/>
-        </w:rPr>
-        <w:t>npm install will fail</w:t>
+      <w:proofErr w:type="spellStart"/>
+      <w:r>
+        <w:rPr>
+          <w:rFonts w:cstheme="minorHAnsi"/>
+        </w:rPr>
+        <w:t>npm</w:t>
+      </w:r>
+      <w:proofErr w:type="spellEnd"/>
+      <w:r>
+        <w:rPr>
+          <w:rFonts w:cstheme="minorHAnsi"/>
+        </w:rPr>
+        <w:t xml:space="preserve"> install will fail</w:t>
       </w:r>
     </w:p>
     <w:p>
@@ -5661,11 +6069,19 @@
           <w:rFonts w:cstheme="minorHAnsi"/>
         </w:rPr>
       </w:pPr>
-      <w:r>
-        <w:rPr>
-          <w:rFonts w:cstheme="minorHAnsi"/>
-        </w:rPr>
-        <w:t>npm cache MUST already exist</w:t>
+      <w:proofErr w:type="spellStart"/>
+      <w:r>
+        <w:rPr>
+          <w:rFonts w:cstheme="minorHAnsi"/>
+        </w:rPr>
+        <w:t>npm</w:t>
+      </w:r>
+      <w:proofErr w:type="spellEnd"/>
+      <w:r>
+        <w:rPr>
+          <w:rFonts w:cstheme="minorHAnsi"/>
+        </w:rPr>
+        <w:t xml:space="preserve"> cache MUST already exist</w:t>
       </w:r>
     </w:p>
     <w:p>
@@ -5680,11 +6096,19 @@
           <w:rFonts w:cstheme="minorHAnsi"/>
         </w:rPr>
       </w:pPr>
-      <w:r>
-        <w:rPr>
-          <w:rFonts w:cstheme="minorHAnsi"/>
-        </w:rPr>
-        <w:t>node_modules MUST already exist</w:t>
+      <w:proofErr w:type="spellStart"/>
+      <w:r>
+        <w:rPr>
+          <w:rFonts w:cstheme="minorHAnsi"/>
+        </w:rPr>
+        <w:t>node_modules</w:t>
+      </w:r>
+      <w:proofErr w:type="spellEnd"/>
+      <w:r>
+        <w:rPr>
+          <w:rFonts w:cstheme="minorHAnsi"/>
+        </w:rPr>
+        <w:t xml:space="preserve"> MUST already exist</w:t>
       </w:r>
     </w:p>
     <w:p>
@@ -5800,7 +6224,21 @@
         <w:rPr>
           <w:rFonts w:ascii="Cascadia Code" w:hAnsi="Cascadia Code" w:cs="Cascadia Code"/>
         </w:rPr>
-        <w:t>├── prisma/</w:t>
+        <w:t xml:space="preserve">├── </w:t>
+      </w:r>
+      <w:proofErr w:type="spellStart"/>
+      <w:r>
+        <w:rPr>
+          <w:rFonts w:ascii="Cascadia Code" w:hAnsi="Cascadia Code" w:cs="Cascadia Code"/>
+        </w:rPr>
+        <w:t>prisma</w:t>
+      </w:r>
+      <w:proofErr w:type="spellEnd"/>
+      <w:r>
+        <w:rPr>
+          <w:rFonts w:ascii="Cascadia Code" w:hAnsi="Cascadia Code" w:cs="Cascadia Code"/>
+        </w:rPr>
+        <w:t>/</w:t>
       </w:r>
     </w:p>
     <w:p>
@@ -5842,78 +6280,150 @@
         <w:rPr>
           <w:rFonts w:ascii="Cascadia Code" w:hAnsi="Cascadia Code" w:cs="Cascadia Code"/>
         </w:rPr>
-        <w:t>├── node_modules/</w:t>
-      </w:r>
-    </w:p>
-    <w:p>
-      <w:pPr>
-        <w:spacing w:after="0"/>
-        <w:rPr>
-          <w:rFonts w:ascii="Cascadia Code" w:hAnsi="Cascadia Code" w:cs="Cascadia Code"/>
-        </w:rPr>
-      </w:pPr>
-      <w:r>
-        <w:rPr>
-          <w:rFonts w:ascii="Cascadia Code" w:hAnsi="Cascadia Code" w:cs="Cascadia Code"/>
-        </w:rPr>
-        <w:t>├── package.json</w:t>
-      </w:r>
-    </w:p>
-    <w:p>
-      <w:pPr>
-        <w:spacing w:after="0"/>
-        <w:rPr>
-          <w:rFonts w:ascii="Cascadia Code" w:hAnsi="Cascadia Code" w:cs="Cascadia Code"/>
-        </w:rPr>
-      </w:pPr>
-      <w:r>
-        <w:rPr>
-          <w:rFonts w:ascii="Cascadia Code" w:hAnsi="Cascadia Code" w:cs="Cascadia Code"/>
-        </w:rPr>
-        <w:t>├── package-lock.json</w:t>
-      </w:r>
-    </w:p>
-    <w:p>
-      <w:pPr>
-        <w:spacing w:after="0"/>
-        <w:rPr>
-          <w:rFonts w:ascii="Cascadia Code" w:hAnsi="Cascadia Code" w:cs="Cascadia Code"/>
-        </w:rPr>
-      </w:pPr>
-      <w:r>
-        <w:rPr>
-          <w:rFonts w:ascii="Cascadia Code" w:hAnsi="Cascadia Code" w:cs="Cascadia Code"/>
-        </w:rPr>
-        <w:t>├── Dockerfile</w:t>
-      </w:r>
-    </w:p>
-    <w:p>
-      <w:pPr>
-        <w:spacing w:after="0"/>
-        <w:rPr>
-          <w:rFonts w:ascii="Cascadia Code" w:hAnsi="Cascadia Code" w:cs="Cascadia Code"/>
-        </w:rPr>
-      </w:pPr>
-      <w:r>
-        <w:rPr>
-          <w:rFonts w:ascii="Cascadia Code" w:hAnsi="Cascadia Code" w:cs="Cascadia Code"/>
-        </w:rPr>
-        <w:t>├── docker-compose.yml</w:t>
-      </w:r>
-    </w:p>
-    <w:p>
-      <w:pPr>
-        <w:spacing w:after="0"/>
-        <w:rPr>
-          <w:rFonts w:ascii="Cascadia Code" w:hAnsi="Cascadia Code" w:cs="Cascadia Code"/>
-        </w:rPr>
-      </w:pPr>
-      <w:r>
-        <w:rPr>
-          <w:rFonts w:ascii="Cascadia Code" w:hAnsi="Cascadia Code" w:cs="Cascadia Code"/>
-        </w:rPr>
-        <w:t>├── .env.example</w:t>
-      </w:r>
+        <w:t xml:space="preserve">├── </w:t>
+      </w:r>
+      <w:proofErr w:type="spellStart"/>
+      <w:r>
+        <w:rPr>
+          <w:rFonts w:ascii="Cascadia Code" w:hAnsi="Cascadia Code" w:cs="Cascadia Code"/>
+        </w:rPr>
+        <w:t>node_modules</w:t>
+      </w:r>
+      <w:proofErr w:type="spellEnd"/>
+      <w:r>
+        <w:rPr>
+          <w:rFonts w:ascii="Cascadia Code" w:hAnsi="Cascadia Code" w:cs="Cascadia Code"/>
+        </w:rPr>
+        <w:t>/</w:t>
+      </w:r>
+    </w:p>
+    <w:p>
+      <w:pPr>
+        <w:spacing w:after="0"/>
+        <w:rPr>
+          <w:rFonts w:ascii="Cascadia Code" w:hAnsi="Cascadia Code" w:cs="Cascadia Code"/>
+        </w:rPr>
+      </w:pPr>
+      <w:r>
+        <w:rPr>
+          <w:rFonts w:ascii="Cascadia Code" w:hAnsi="Cascadia Code" w:cs="Cascadia Code"/>
+        </w:rPr>
+        <w:t xml:space="preserve">├── </w:t>
+      </w:r>
+      <w:proofErr w:type="spellStart"/>
+      <w:proofErr w:type="gramStart"/>
+      <w:r>
+        <w:rPr>
+          <w:rFonts w:ascii="Cascadia Code" w:hAnsi="Cascadia Code" w:cs="Cascadia Code"/>
+        </w:rPr>
+        <w:t>package.json</w:t>
+      </w:r>
+      <w:proofErr w:type="spellEnd"/>
+      <w:proofErr w:type="gramEnd"/>
+    </w:p>
+    <w:p>
+      <w:pPr>
+        <w:spacing w:after="0"/>
+        <w:rPr>
+          <w:rFonts w:ascii="Cascadia Code" w:hAnsi="Cascadia Code" w:cs="Cascadia Code"/>
+        </w:rPr>
+      </w:pPr>
+      <w:r>
+        <w:rPr>
+          <w:rFonts w:ascii="Cascadia Code" w:hAnsi="Cascadia Code" w:cs="Cascadia Code"/>
+        </w:rPr>
+        <w:t>├── package-</w:t>
+      </w:r>
+      <w:proofErr w:type="spellStart"/>
+      <w:proofErr w:type="gramStart"/>
+      <w:r>
+        <w:rPr>
+          <w:rFonts w:ascii="Cascadia Code" w:hAnsi="Cascadia Code" w:cs="Cascadia Code"/>
+        </w:rPr>
+        <w:t>lock.json</w:t>
+      </w:r>
+      <w:proofErr w:type="spellEnd"/>
+      <w:proofErr w:type="gramEnd"/>
+    </w:p>
+    <w:p>
+      <w:pPr>
+        <w:spacing w:after="0"/>
+        <w:rPr>
+          <w:rFonts w:ascii="Cascadia Code" w:hAnsi="Cascadia Code" w:cs="Cascadia Code"/>
+        </w:rPr>
+      </w:pPr>
+      <w:r>
+        <w:rPr>
+          <w:rFonts w:ascii="Cascadia Code" w:hAnsi="Cascadia Code" w:cs="Cascadia Code"/>
+        </w:rPr>
+        <w:t xml:space="preserve">├── </w:t>
+      </w:r>
+      <w:proofErr w:type="spellStart"/>
+      <w:r>
+        <w:rPr>
+          <w:rFonts w:ascii="Cascadia Code" w:hAnsi="Cascadia Code" w:cs="Cascadia Code"/>
+        </w:rPr>
+        <w:t>Dockerfile</w:t>
+      </w:r>
+      <w:proofErr w:type="spellEnd"/>
+    </w:p>
+    <w:p>
+      <w:pPr>
+        <w:spacing w:after="0"/>
+        <w:rPr>
+          <w:rFonts w:ascii="Cascadia Code" w:hAnsi="Cascadia Code" w:cs="Cascadia Code"/>
+        </w:rPr>
+      </w:pPr>
+      <w:r>
+        <w:rPr>
+          <w:rFonts w:ascii="Cascadia Code" w:hAnsi="Cascadia Code" w:cs="Cascadia Code"/>
+        </w:rPr>
+        <w:t>├── docker-</w:t>
+      </w:r>
+      <w:proofErr w:type="spellStart"/>
+      <w:r>
+        <w:rPr>
+          <w:rFonts w:ascii="Cascadia Code" w:hAnsi="Cascadia Code" w:cs="Cascadia Code"/>
+        </w:rPr>
+        <w:t>compose.yml</w:t>
+      </w:r>
+      <w:proofErr w:type="spellEnd"/>
+    </w:p>
+    <w:p>
+      <w:pPr>
+        <w:spacing w:after="0"/>
+        <w:rPr>
+          <w:rFonts w:ascii="Cascadia Code" w:hAnsi="Cascadia Code" w:cs="Cascadia Code"/>
+        </w:rPr>
+      </w:pPr>
+      <w:r>
+        <w:rPr>
+          <w:rFonts w:ascii="Cascadia Code" w:hAnsi="Cascadia Code" w:cs="Cascadia Code"/>
+        </w:rPr>
+        <w:t>├─</w:t>
+      </w:r>
+      <w:proofErr w:type="gramStart"/>
+      <w:r>
+        <w:rPr>
+          <w:rFonts w:ascii="Cascadia Code" w:hAnsi="Cascadia Code" w:cs="Cascadia Code"/>
+        </w:rPr>
+        <w:t>─ .</w:t>
+      </w:r>
+      <w:proofErr w:type="spellStart"/>
+      <w:r>
+        <w:rPr>
+          <w:rFonts w:ascii="Cascadia Code" w:hAnsi="Cascadia Code" w:cs="Cascadia Code"/>
+        </w:rPr>
+        <w:t>env</w:t>
+      </w:r>
+      <w:proofErr w:type="gramEnd"/>
+      <w:r>
+        <w:rPr>
+          <w:rFonts w:ascii="Cascadia Code" w:hAnsi="Cascadia Code" w:cs="Cascadia Code"/>
+        </w:rPr>
+        <w:t>.example</w:t>
+      </w:r>
+      <w:proofErr w:type="spellEnd"/>
     </w:p>
     <w:p>
       <w:pPr>
@@ -5972,125 +6482,259 @@
           <w:rFonts w:ascii="Cascadia Code" w:hAnsi="Cascadia Code" w:cs="Cascadia Code"/>
         </w:rPr>
       </w:pPr>
-      <w:r>
-        <w:rPr>
-          <w:rFonts w:ascii="Cascadia Code" w:hAnsi="Cascadia Code" w:cs="Cascadia Code"/>
-        </w:rPr>
-        <w:t>npm install better-auth</w:t>
-      </w:r>
-    </w:p>
-    <w:p>
-      <w:pPr>
-        <w:spacing w:after="0"/>
-        <w:rPr>
-          <w:rFonts w:ascii="Cascadia Code" w:hAnsi="Cascadia Code" w:cs="Cascadia Code"/>
-        </w:rPr>
-      </w:pPr>
-      <w:r>
-        <w:rPr>
-          <w:rFonts w:ascii="Cascadia Code" w:hAnsi="Cascadia Code" w:cs="Cascadia Code"/>
-        </w:rPr>
-        <w:t>npm install @prisma/client</w:t>
-      </w:r>
-    </w:p>
-    <w:p>
-      <w:pPr>
-        <w:spacing w:after="0"/>
-        <w:rPr>
-          <w:rFonts w:ascii="Cascadia Code" w:hAnsi="Cascadia Code" w:cs="Cascadia Code"/>
-        </w:rPr>
-      </w:pPr>
-      <w:r>
-        <w:rPr>
-          <w:rFonts w:ascii="Cascadia Code" w:hAnsi="Cascadia Code" w:cs="Cascadia Code"/>
-        </w:rPr>
-        <w:t>npm install prisma</w:t>
-      </w:r>
-    </w:p>
-    <w:p>
-      <w:pPr>
-        <w:spacing w:after="0"/>
-        <w:rPr>
-          <w:rFonts w:ascii="Cascadia Code" w:hAnsi="Cascadia Code" w:cs="Cascadia Code"/>
-        </w:rPr>
-      </w:pPr>
-      <w:r>
-        <w:rPr>
-          <w:rFonts w:ascii="Cascadia Code" w:hAnsi="Cascadia Code" w:cs="Cascadia Code"/>
-        </w:rPr>
-        <w:t>npm install pg</w:t>
-      </w:r>
-    </w:p>
-    <w:p>
-      <w:pPr>
-        <w:spacing w:after="0"/>
-        <w:rPr>
-          <w:rFonts w:ascii="Cascadia Code" w:hAnsi="Cascadia Code" w:cs="Cascadia Code"/>
-        </w:rPr>
-      </w:pPr>
-      <w:r>
-        <w:rPr>
-          <w:rFonts w:ascii="Cascadia Code" w:hAnsi="Cascadia Code" w:cs="Cascadia Code"/>
-        </w:rPr>
-        <w:t>npm install bcryptjs</w:t>
-      </w:r>
-    </w:p>
-    <w:p>
-      <w:pPr>
-        <w:spacing w:after="0"/>
-        <w:rPr>
-          <w:rFonts w:ascii="Cascadia Code" w:hAnsi="Cascadia Code" w:cs="Cascadia Code"/>
-        </w:rPr>
-      </w:pPr>
-      <w:r>
-        <w:rPr>
-          <w:rFonts w:ascii="Cascadia Code" w:hAnsi="Cascadia Code" w:cs="Cascadia Code"/>
-        </w:rPr>
-        <w:t>npm install zod</w:t>
-      </w:r>
-    </w:p>
-    <w:p>
-      <w:pPr>
-        <w:spacing w:after="0"/>
-        <w:rPr>
-          <w:rFonts w:ascii="Cascadia Code" w:hAnsi="Cascadia Code" w:cs="Cascadia Code"/>
-        </w:rPr>
-      </w:pPr>
+      <w:proofErr w:type="spellStart"/>
+      <w:r>
+        <w:rPr>
+          <w:rFonts w:ascii="Cascadia Code" w:hAnsi="Cascadia Code" w:cs="Cascadia Code"/>
+        </w:rPr>
+        <w:t>npm</w:t>
+      </w:r>
+      <w:proofErr w:type="spellEnd"/>
+      <w:r>
+        <w:rPr>
+          <w:rFonts w:ascii="Cascadia Code" w:hAnsi="Cascadia Code" w:cs="Cascadia Code"/>
+        </w:rPr>
+        <w:t xml:space="preserve"> install better-auth</w:t>
+      </w:r>
+    </w:p>
+    <w:p>
+      <w:pPr>
+        <w:spacing w:after="0"/>
+        <w:rPr>
+          <w:rFonts w:ascii="Cascadia Code" w:hAnsi="Cascadia Code" w:cs="Cascadia Code"/>
+        </w:rPr>
+      </w:pPr>
+      <w:proofErr w:type="spellStart"/>
+      <w:r>
+        <w:rPr>
+          <w:rFonts w:ascii="Cascadia Code" w:hAnsi="Cascadia Code" w:cs="Cascadia Code"/>
+        </w:rPr>
+        <w:t>npm</w:t>
+      </w:r>
+      <w:proofErr w:type="spellEnd"/>
+      <w:r>
+        <w:rPr>
+          <w:rFonts w:ascii="Cascadia Code" w:hAnsi="Cascadia Code" w:cs="Cascadia Code"/>
+        </w:rPr>
+        <w:t xml:space="preserve"> install @prisma/client</w:t>
+      </w:r>
+    </w:p>
+    <w:p>
+      <w:pPr>
+        <w:spacing w:after="0"/>
+        <w:rPr>
+          <w:rFonts w:ascii="Cascadia Code" w:hAnsi="Cascadia Code" w:cs="Cascadia Code"/>
+        </w:rPr>
+      </w:pPr>
+      <w:proofErr w:type="spellStart"/>
+      <w:r>
+        <w:rPr>
+          <w:rFonts w:ascii="Cascadia Code" w:hAnsi="Cascadia Code" w:cs="Cascadia Code"/>
+        </w:rPr>
+        <w:t>npm</w:t>
+      </w:r>
+      <w:proofErr w:type="spellEnd"/>
+      <w:r>
+        <w:rPr>
+          <w:rFonts w:ascii="Cascadia Code" w:hAnsi="Cascadia Code" w:cs="Cascadia Code"/>
+        </w:rPr>
+        <w:t xml:space="preserve"> install </w:t>
+      </w:r>
+      <w:proofErr w:type="spellStart"/>
+      <w:r>
+        <w:rPr>
+          <w:rFonts w:ascii="Cascadia Code" w:hAnsi="Cascadia Code" w:cs="Cascadia Code"/>
+        </w:rPr>
+        <w:t>prisma</w:t>
+      </w:r>
+      <w:proofErr w:type="spellEnd"/>
+    </w:p>
+    <w:p>
+      <w:pPr>
+        <w:spacing w:after="0"/>
+        <w:rPr>
+          <w:rFonts w:ascii="Cascadia Code" w:hAnsi="Cascadia Code" w:cs="Cascadia Code"/>
+        </w:rPr>
+      </w:pPr>
+      <w:proofErr w:type="spellStart"/>
+      <w:r>
+        <w:rPr>
+          <w:rFonts w:ascii="Cascadia Code" w:hAnsi="Cascadia Code" w:cs="Cascadia Code"/>
+        </w:rPr>
+        <w:t>npm</w:t>
+      </w:r>
+      <w:proofErr w:type="spellEnd"/>
+      <w:r>
+        <w:rPr>
+          <w:rFonts w:ascii="Cascadia Code" w:hAnsi="Cascadia Code" w:cs="Cascadia Code"/>
+        </w:rPr>
+        <w:t xml:space="preserve"> install </w:t>
+      </w:r>
+      <w:proofErr w:type="spellStart"/>
+      <w:r>
+        <w:rPr>
+          <w:rFonts w:ascii="Cascadia Code" w:hAnsi="Cascadia Code" w:cs="Cascadia Code"/>
+        </w:rPr>
+        <w:t>pg</w:t>
+      </w:r>
+      <w:proofErr w:type="spellEnd"/>
+    </w:p>
+    <w:p>
+      <w:pPr>
+        <w:spacing w:after="0"/>
+        <w:rPr>
+          <w:rFonts w:ascii="Cascadia Code" w:hAnsi="Cascadia Code" w:cs="Cascadia Code"/>
+        </w:rPr>
+      </w:pPr>
+      <w:proofErr w:type="spellStart"/>
+      <w:r>
+        <w:rPr>
+          <w:rFonts w:ascii="Cascadia Code" w:hAnsi="Cascadia Code" w:cs="Cascadia Code"/>
+        </w:rPr>
+        <w:t>npm</w:t>
+      </w:r>
+      <w:proofErr w:type="spellEnd"/>
+      <w:r>
+        <w:rPr>
+          <w:rFonts w:ascii="Cascadia Code" w:hAnsi="Cascadia Code" w:cs="Cascadia Code"/>
+        </w:rPr>
+        <w:t xml:space="preserve"> install </w:t>
+      </w:r>
+      <w:proofErr w:type="spellStart"/>
+      <w:r>
+        <w:rPr>
+          <w:rFonts w:ascii="Cascadia Code" w:hAnsi="Cascadia Code" w:cs="Cascadia Code"/>
+        </w:rPr>
+        <w:t>bcryptjs</w:t>
+      </w:r>
+      <w:proofErr w:type="spellEnd"/>
+    </w:p>
+    <w:p>
+      <w:pPr>
+        <w:spacing w:after="0"/>
+        <w:rPr>
+          <w:rFonts w:ascii="Cascadia Code" w:hAnsi="Cascadia Code" w:cs="Cascadia Code"/>
+        </w:rPr>
+      </w:pPr>
+      <w:proofErr w:type="spellStart"/>
       <w:r>
         <w:rPr>
           <w:rFonts w:ascii="Cascadia Code" w:hAnsi="Cascadia Code" w:cs="Cascadia Code"/>
         </w:rPr>
         <w:lastRenderedPageBreak/>
-        <w:t>npm install swagger-ui-react</w:t>
-      </w:r>
-    </w:p>
-    <w:p>
-      <w:pPr>
-        <w:spacing w:after="0"/>
-        <w:rPr>
-          <w:rFonts w:ascii="Cascadia Code" w:hAnsi="Cascadia Code" w:cs="Cascadia Code"/>
-        </w:rPr>
-      </w:pPr>
-      <w:r>
-        <w:rPr>
-          <w:rFonts w:ascii="Cascadia Code" w:hAnsi="Cascadia Code" w:cs="Cascadia Code"/>
-        </w:rPr>
-        <w:t>npm install swagger-jsdoc</w:t>
-      </w:r>
-    </w:p>
-    <w:p>
-      <w:pPr>
-        <w:spacing w:after="0"/>
-        <w:rPr>
-          <w:rFonts w:ascii="Cascadia Code" w:hAnsi="Cascadia Code" w:cs="Cascadia Code"/>
-        </w:rPr>
-      </w:pPr>
-      <w:r>
-        <w:rPr>
-          <w:rFonts w:ascii="Cascadia Code" w:hAnsi="Cascadia Code" w:cs="Cascadia Code"/>
-        </w:rPr>
-        <w:t>npm install dotenv</w:t>
-      </w:r>
+        <w:t>npm</w:t>
+      </w:r>
+      <w:proofErr w:type="spellEnd"/>
+      <w:r>
+        <w:rPr>
+          <w:rFonts w:ascii="Cascadia Code" w:hAnsi="Cascadia Code" w:cs="Cascadia Code"/>
+        </w:rPr>
+        <w:t xml:space="preserve"> install </w:t>
+      </w:r>
+      <w:proofErr w:type="spellStart"/>
+      <w:r>
+        <w:rPr>
+          <w:rFonts w:ascii="Cascadia Code" w:hAnsi="Cascadia Code" w:cs="Cascadia Code"/>
+        </w:rPr>
+        <w:t>zod</w:t>
+      </w:r>
+      <w:proofErr w:type="spellEnd"/>
+    </w:p>
+    <w:p>
+      <w:pPr>
+        <w:spacing w:after="0"/>
+        <w:rPr>
+          <w:rFonts w:ascii="Cascadia Code" w:hAnsi="Cascadia Code" w:cs="Cascadia Code"/>
+        </w:rPr>
+      </w:pPr>
+      <w:proofErr w:type="spellStart"/>
+      <w:r>
+        <w:rPr>
+          <w:rFonts w:ascii="Cascadia Code" w:hAnsi="Cascadia Code" w:cs="Cascadia Code"/>
+        </w:rPr>
+        <w:t>npm</w:t>
+      </w:r>
+      <w:proofErr w:type="spellEnd"/>
+      <w:r>
+        <w:rPr>
+          <w:rFonts w:ascii="Cascadia Code" w:hAnsi="Cascadia Code" w:cs="Cascadia Code"/>
+        </w:rPr>
+        <w:t xml:space="preserve"> install swagger-</w:t>
+      </w:r>
+      <w:proofErr w:type="spellStart"/>
+      <w:r>
+        <w:rPr>
+          <w:rFonts w:ascii="Cascadia Code" w:hAnsi="Cascadia Code" w:cs="Cascadia Code"/>
+        </w:rPr>
+        <w:t>ui</w:t>
+      </w:r>
+      <w:proofErr w:type="spellEnd"/>
+      <w:r>
+        <w:rPr>
+          <w:rFonts w:ascii="Cascadia Code" w:hAnsi="Cascadia Code" w:cs="Cascadia Code"/>
+        </w:rPr>
+        <w:t>-react</w:t>
+      </w:r>
+    </w:p>
+    <w:p>
+      <w:pPr>
+        <w:spacing w:after="0"/>
+        <w:rPr>
+          <w:rFonts w:ascii="Cascadia Code" w:hAnsi="Cascadia Code" w:cs="Cascadia Code"/>
+        </w:rPr>
+      </w:pPr>
+      <w:proofErr w:type="spellStart"/>
+      <w:r>
+        <w:rPr>
+          <w:rFonts w:ascii="Cascadia Code" w:hAnsi="Cascadia Code" w:cs="Cascadia Code"/>
+        </w:rPr>
+        <w:t>npm</w:t>
+      </w:r>
+      <w:proofErr w:type="spellEnd"/>
+      <w:r>
+        <w:rPr>
+          <w:rFonts w:ascii="Cascadia Code" w:hAnsi="Cascadia Code" w:cs="Cascadia Code"/>
+        </w:rPr>
+        <w:t xml:space="preserve"> install swagger-</w:t>
+      </w:r>
+      <w:proofErr w:type="spellStart"/>
+      <w:r>
+        <w:rPr>
+          <w:rFonts w:ascii="Cascadia Code" w:hAnsi="Cascadia Code" w:cs="Cascadia Code"/>
+        </w:rPr>
+        <w:t>jsdoc</w:t>
+      </w:r>
+      <w:proofErr w:type="spellEnd"/>
+    </w:p>
+    <w:p>
+      <w:pPr>
+        <w:spacing w:after="0"/>
+        <w:rPr>
+          <w:rFonts w:ascii="Cascadia Code" w:hAnsi="Cascadia Code" w:cs="Cascadia Code"/>
+        </w:rPr>
+      </w:pPr>
+      <w:proofErr w:type="spellStart"/>
+      <w:r>
+        <w:rPr>
+          <w:rFonts w:ascii="Cascadia Code" w:hAnsi="Cascadia Code" w:cs="Cascadia Code"/>
+        </w:rPr>
+        <w:t>npm</w:t>
+      </w:r>
+      <w:proofErr w:type="spellEnd"/>
+      <w:r>
+        <w:rPr>
+          <w:rFonts w:ascii="Cascadia Code" w:hAnsi="Cascadia Code" w:cs="Cascadia Code"/>
+        </w:rPr>
+        <w:t xml:space="preserve"> install </w:t>
+      </w:r>
+      <w:proofErr w:type="spellStart"/>
+      <w:r>
+        <w:rPr>
+          <w:rFonts w:ascii="Cascadia Code" w:hAnsi="Cascadia Code" w:cs="Cascadia Code"/>
+        </w:rPr>
+        <w:t>dotenv</w:t>
+      </w:r>
+      <w:proofErr w:type="spellEnd"/>
     </w:p>
     <w:p>
       <w:pPr>
@@ -6125,81 +6769,159 @@
           <w:rFonts w:ascii="Cascadia Code" w:hAnsi="Cascadia Code" w:cs="Cascadia Code"/>
         </w:rPr>
       </w:pPr>
-      <w:r>
-        <w:rPr>
-          <w:rFonts w:ascii="Cascadia Code" w:hAnsi="Cascadia Code" w:cs="Cascadia Code"/>
-        </w:rPr>
-        <w:t>npm install -D jest</w:t>
-      </w:r>
-    </w:p>
-    <w:p>
-      <w:pPr>
-        <w:spacing w:after="0"/>
-        <w:rPr>
-          <w:rFonts w:ascii="Cascadia Code" w:hAnsi="Cascadia Code" w:cs="Cascadia Code"/>
-        </w:rPr>
-      </w:pPr>
-      <w:r>
-        <w:rPr>
-          <w:rFonts w:ascii="Cascadia Code" w:hAnsi="Cascadia Code" w:cs="Cascadia Code"/>
-        </w:rPr>
-        <w:t>npm install -D ts-jest</w:t>
-      </w:r>
-    </w:p>
-    <w:p>
-      <w:pPr>
-        <w:spacing w:after="0"/>
-        <w:rPr>
-          <w:rFonts w:ascii="Cascadia Code" w:hAnsi="Cascadia Code" w:cs="Cascadia Code"/>
-        </w:rPr>
-      </w:pPr>
-      <w:r>
-        <w:rPr>
-          <w:rFonts w:ascii="Cascadia Code" w:hAnsi="Cascadia Code" w:cs="Cascadia Code"/>
-        </w:rPr>
-        <w:t>npm install -D @types/jest</w:t>
-      </w:r>
-    </w:p>
-    <w:p>
-      <w:pPr>
-        <w:spacing w:after="0"/>
-        <w:rPr>
-          <w:rFonts w:ascii="Cascadia Code" w:hAnsi="Cascadia Code" w:cs="Cascadia Code"/>
-        </w:rPr>
-      </w:pPr>
-      <w:r>
-        <w:rPr>
-          <w:rFonts w:ascii="Cascadia Code" w:hAnsi="Cascadia Code" w:cs="Cascadia Code"/>
-        </w:rPr>
-        <w:t>npm install -D jest-environment-jsdom</w:t>
-      </w:r>
-    </w:p>
-    <w:p>
-      <w:pPr>
-        <w:spacing w:after="0"/>
-        <w:rPr>
-          <w:rFonts w:ascii="Cascadia Code" w:hAnsi="Cascadia Code" w:cs="Cascadia Code"/>
-        </w:rPr>
-      </w:pPr>
-      <w:r>
-        <w:rPr>
-          <w:rFonts w:ascii="Cascadia Code" w:hAnsi="Cascadia Code" w:cs="Cascadia Code"/>
-        </w:rPr>
-        <w:t>npm install -D supertest</w:t>
-      </w:r>
-    </w:p>
-    <w:p>
-      <w:pPr>
-        <w:spacing w:after="0"/>
-        <w:rPr>
-          <w:rFonts w:ascii="Cascadia Code" w:hAnsi="Cascadia Code" w:cs="Cascadia Code"/>
-        </w:rPr>
-      </w:pPr>
-      <w:r>
-        <w:rPr>
-          <w:rFonts w:ascii="Cascadia Code" w:hAnsi="Cascadia Code" w:cs="Cascadia Code"/>
-        </w:rPr>
-        <w:t>npm install -D @types/supertest</w:t>
+      <w:proofErr w:type="spellStart"/>
+      <w:r>
+        <w:rPr>
+          <w:rFonts w:ascii="Cascadia Code" w:hAnsi="Cascadia Code" w:cs="Cascadia Code"/>
+        </w:rPr>
+        <w:t>npm</w:t>
+      </w:r>
+      <w:proofErr w:type="spellEnd"/>
+      <w:r>
+        <w:rPr>
+          <w:rFonts w:ascii="Cascadia Code" w:hAnsi="Cascadia Code" w:cs="Cascadia Code"/>
+        </w:rPr>
+        <w:t xml:space="preserve"> install -D jest</w:t>
+      </w:r>
+    </w:p>
+    <w:p>
+      <w:pPr>
+        <w:spacing w:after="0"/>
+        <w:rPr>
+          <w:rFonts w:ascii="Cascadia Code" w:hAnsi="Cascadia Code" w:cs="Cascadia Code"/>
+        </w:rPr>
+      </w:pPr>
+      <w:proofErr w:type="spellStart"/>
+      <w:r>
+        <w:rPr>
+          <w:rFonts w:ascii="Cascadia Code" w:hAnsi="Cascadia Code" w:cs="Cascadia Code"/>
+        </w:rPr>
+        <w:t>npm</w:t>
+      </w:r>
+      <w:proofErr w:type="spellEnd"/>
+      <w:r>
+        <w:rPr>
+          <w:rFonts w:ascii="Cascadia Code" w:hAnsi="Cascadia Code" w:cs="Cascadia Code"/>
+        </w:rPr>
+        <w:t xml:space="preserve"> install -D </w:t>
+      </w:r>
+      <w:proofErr w:type="spellStart"/>
+      <w:r>
+        <w:rPr>
+          <w:rFonts w:ascii="Cascadia Code" w:hAnsi="Cascadia Code" w:cs="Cascadia Code"/>
+        </w:rPr>
+        <w:t>ts</w:t>
+      </w:r>
+      <w:proofErr w:type="spellEnd"/>
+      <w:r>
+        <w:rPr>
+          <w:rFonts w:ascii="Cascadia Code" w:hAnsi="Cascadia Code" w:cs="Cascadia Code"/>
+        </w:rPr>
+        <w:t>-jest</w:t>
+      </w:r>
+    </w:p>
+    <w:p>
+      <w:pPr>
+        <w:spacing w:after="0"/>
+        <w:rPr>
+          <w:rFonts w:ascii="Cascadia Code" w:hAnsi="Cascadia Code" w:cs="Cascadia Code"/>
+        </w:rPr>
+      </w:pPr>
+      <w:proofErr w:type="spellStart"/>
+      <w:r>
+        <w:rPr>
+          <w:rFonts w:ascii="Cascadia Code" w:hAnsi="Cascadia Code" w:cs="Cascadia Code"/>
+        </w:rPr>
+        <w:t>npm</w:t>
+      </w:r>
+      <w:proofErr w:type="spellEnd"/>
+      <w:r>
+        <w:rPr>
+          <w:rFonts w:ascii="Cascadia Code" w:hAnsi="Cascadia Code" w:cs="Cascadia Code"/>
+        </w:rPr>
+        <w:t xml:space="preserve"> install -D @types/jest</w:t>
+      </w:r>
+    </w:p>
+    <w:p>
+      <w:pPr>
+        <w:spacing w:after="0"/>
+        <w:rPr>
+          <w:rFonts w:ascii="Cascadia Code" w:hAnsi="Cascadia Code" w:cs="Cascadia Code"/>
+        </w:rPr>
+      </w:pPr>
+      <w:proofErr w:type="spellStart"/>
+      <w:r>
+        <w:rPr>
+          <w:rFonts w:ascii="Cascadia Code" w:hAnsi="Cascadia Code" w:cs="Cascadia Code"/>
+        </w:rPr>
+        <w:t>npm</w:t>
+      </w:r>
+      <w:proofErr w:type="spellEnd"/>
+      <w:r>
+        <w:rPr>
+          <w:rFonts w:ascii="Cascadia Code" w:hAnsi="Cascadia Code" w:cs="Cascadia Code"/>
+        </w:rPr>
+        <w:t xml:space="preserve"> install -D jest-environment-</w:t>
+      </w:r>
+      <w:proofErr w:type="spellStart"/>
+      <w:r>
+        <w:rPr>
+          <w:rFonts w:ascii="Cascadia Code" w:hAnsi="Cascadia Code" w:cs="Cascadia Code"/>
+        </w:rPr>
+        <w:t>jsdom</w:t>
+      </w:r>
+      <w:proofErr w:type="spellEnd"/>
+    </w:p>
+    <w:p>
+      <w:pPr>
+        <w:spacing w:after="0"/>
+        <w:rPr>
+          <w:rFonts w:ascii="Cascadia Code" w:hAnsi="Cascadia Code" w:cs="Cascadia Code"/>
+        </w:rPr>
+      </w:pPr>
+      <w:proofErr w:type="spellStart"/>
+      <w:r>
+        <w:rPr>
+          <w:rFonts w:ascii="Cascadia Code" w:hAnsi="Cascadia Code" w:cs="Cascadia Code"/>
+        </w:rPr>
+        <w:t>npm</w:t>
+      </w:r>
+      <w:proofErr w:type="spellEnd"/>
+      <w:r>
+        <w:rPr>
+          <w:rFonts w:ascii="Cascadia Code" w:hAnsi="Cascadia Code" w:cs="Cascadia Code"/>
+        </w:rPr>
+        <w:t xml:space="preserve"> install -D </w:t>
+      </w:r>
+      <w:proofErr w:type="spellStart"/>
+      <w:r>
+        <w:rPr>
+          <w:rFonts w:ascii="Cascadia Code" w:hAnsi="Cascadia Code" w:cs="Cascadia Code"/>
+        </w:rPr>
+        <w:t>supertest</w:t>
+      </w:r>
+      <w:proofErr w:type="spellEnd"/>
+    </w:p>
+    <w:p>
+      <w:pPr>
+        <w:spacing w:after="0"/>
+        <w:rPr>
+          <w:rFonts w:ascii="Cascadia Code" w:hAnsi="Cascadia Code" w:cs="Cascadia Code"/>
+        </w:rPr>
+      </w:pPr>
+      <w:proofErr w:type="spellStart"/>
+      <w:r>
+        <w:rPr>
+          <w:rFonts w:ascii="Cascadia Code" w:hAnsi="Cascadia Code" w:cs="Cascadia Code"/>
+        </w:rPr>
+        <w:t>npm</w:t>
+      </w:r>
+      <w:proofErr w:type="spellEnd"/>
+      <w:r>
+        <w:rPr>
+          <w:rFonts w:ascii="Cascadia Code" w:hAnsi="Cascadia Code" w:cs="Cascadia Code"/>
+        </w:rPr>
+        <w:t xml:space="preserve"> install -D @types/supertest</w:t>
       </w:r>
     </w:p>
     <w:p>
@@ -6271,6 +6993,7 @@
           <w:bCs/>
         </w:rPr>
       </w:pPr>
+      <w:proofErr w:type="spellStart"/>
       <w:r>
         <w:rPr>
           <w:rFonts w:cstheme="minorHAnsi"/>
@@ -6279,6 +7002,7 @@
         </w:rPr>
         <w:t>prisma.config.ts</w:t>
       </w:r>
+      <w:proofErr w:type="spellEnd"/>
       <w:r>
         <w:rPr>
           <w:rFonts w:cstheme="minorHAnsi"/>
@@ -6309,57 +7033,157 @@
         <w:rPr>
           <w:rFonts w:ascii="Cascadia Code" w:hAnsi="Cascadia Code" w:cs="Cascadia Code"/>
         </w:rPr>
-        <w:t>import "dotenv/config";</w:t>
-      </w:r>
-    </w:p>
-    <w:p>
-      <w:pPr>
-        <w:spacing w:after="0"/>
-        <w:rPr>
-          <w:rFonts w:ascii="Cascadia Code" w:hAnsi="Cascadia Code" w:cs="Cascadia Code"/>
-        </w:rPr>
-      </w:pPr>
-      <w:r>
-        <w:rPr>
-          <w:rFonts w:ascii="Cascadia Code" w:hAnsi="Cascadia Code" w:cs="Cascadia Code"/>
-        </w:rPr>
-        <w:t>import { defineConfig, env } from "prisma/config";</w:t>
-      </w:r>
-    </w:p>
-    <w:p>
-      <w:pPr>
-        <w:spacing w:after="0"/>
-        <w:rPr>
-          <w:rFonts w:ascii="Cascadia Code" w:hAnsi="Cascadia Code" w:cs="Cascadia Code"/>
-        </w:rPr>
-      </w:pPr>
-    </w:p>
-    <w:p>
-      <w:pPr>
-        <w:spacing w:after="0"/>
-        <w:rPr>
-          <w:rFonts w:ascii="Cascadia Code" w:hAnsi="Cascadia Code" w:cs="Cascadia Code"/>
-        </w:rPr>
-      </w:pPr>
-      <w:r>
-        <w:rPr>
-          <w:rFonts w:ascii="Cascadia Code" w:hAnsi="Cascadia Code" w:cs="Cascadia Code"/>
-        </w:rPr>
-        <w:t>export default defineConfig({</w:t>
-      </w:r>
-    </w:p>
-    <w:p>
-      <w:pPr>
-        <w:spacing w:after="0"/>
-        <w:rPr>
-          <w:rFonts w:ascii="Cascadia Code" w:hAnsi="Cascadia Code" w:cs="Cascadia Code"/>
-        </w:rPr>
-      </w:pPr>
-      <w:r>
-        <w:rPr>
-          <w:rFonts w:ascii="Cascadia Code" w:hAnsi="Cascadia Code" w:cs="Cascadia Code"/>
-        </w:rPr>
-        <w:t xml:space="preserve">  schema: "prisma/schema.prisma",</w:t>
+        <w:t>import "</w:t>
+      </w:r>
+      <w:proofErr w:type="spellStart"/>
+      <w:r>
+        <w:rPr>
+          <w:rFonts w:ascii="Cascadia Code" w:hAnsi="Cascadia Code" w:cs="Cascadia Code"/>
+        </w:rPr>
+        <w:t>dotenv</w:t>
+      </w:r>
+      <w:proofErr w:type="spellEnd"/>
+      <w:r>
+        <w:rPr>
+          <w:rFonts w:ascii="Cascadia Code" w:hAnsi="Cascadia Code" w:cs="Cascadia Code"/>
+        </w:rPr>
+        <w:t>/config";</w:t>
+      </w:r>
+    </w:p>
+    <w:p>
+      <w:pPr>
+        <w:spacing w:after="0"/>
+        <w:rPr>
+          <w:rFonts w:ascii="Cascadia Code" w:hAnsi="Cascadia Code" w:cs="Cascadia Code"/>
+        </w:rPr>
+      </w:pPr>
+      <w:r>
+        <w:rPr>
+          <w:rFonts w:ascii="Cascadia Code" w:hAnsi="Cascadia Code" w:cs="Cascadia Code"/>
+        </w:rPr>
+        <w:t xml:space="preserve">import </w:t>
+      </w:r>
+      <w:proofErr w:type="gramStart"/>
+      <w:r>
+        <w:rPr>
+          <w:rFonts w:ascii="Cascadia Code" w:hAnsi="Cascadia Code" w:cs="Cascadia Code"/>
+        </w:rPr>
+        <w:t xml:space="preserve">{ </w:t>
+      </w:r>
+      <w:proofErr w:type="spellStart"/>
+      <w:r>
+        <w:rPr>
+          <w:rFonts w:ascii="Cascadia Code" w:hAnsi="Cascadia Code" w:cs="Cascadia Code"/>
+        </w:rPr>
+        <w:t>defineConfig</w:t>
+      </w:r>
+      <w:proofErr w:type="spellEnd"/>
+      <w:proofErr w:type="gramEnd"/>
+      <w:r>
+        <w:rPr>
+          <w:rFonts w:ascii="Cascadia Code" w:hAnsi="Cascadia Code" w:cs="Cascadia Code"/>
+        </w:rPr>
+        <w:t>, env } from "</w:t>
+      </w:r>
+      <w:proofErr w:type="spellStart"/>
+      <w:r>
+        <w:rPr>
+          <w:rFonts w:ascii="Cascadia Code" w:hAnsi="Cascadia Code" w:cs="Cascadia Code"/>
+        </w:rPr>
+        <w:t>prisma</w:t>
+      </w:r>
+      <w:proofErr w:type="spellEnd"/>
+      <w:r>
+        <w:rPr>
+          <w:rFonts w:ascii="Cascadia Code" w:hAnsi="Cascadia Code" w:cs="Cascadia Code"/>
+        </w:rPr>
+        <w:t>/config";</w:t>
+      </w:r>
+    </w:p>
+    <w:p>
+      <w:pPr>
+        <w:spacing w:after="0"/>
+        <w:rPr>
+          <w:rFonts w:ascii="Cascadia Code" w:hAnsi="Cascadia Code" w:cs="Cascadia Code"/>
+        </w:rPr>
+      </w:pPr>
+    </w:p>
+    <w:p>
+      <w:pPr>
+        <w:spacing w:after="0"/>
+        <w:rPr>
+          <w:rFonts w:ascii="Cascadia Code" w:hAnsi="Cascadia Code" w:cs="Cascadia Code"/>
+        </w:rPr>
+      </w:pPr>
+      <w:r>
+        <w:rPr>
+          <w:rFonts w:ascii="Cascadia Code" w:hAnsi="Cascadia Code" w:cs="Cascadia Code"/>
+        </w:rPr>
+        <w:t xml:space="preserve">export default </w:t>
+      </w:r>
+      <w:proofErr w:type="spellStart"/>
+      <w:proofErr w:type="gramStart"/>
+      <w:r>
+        <w:rPr>
+          <w:rFonts w:ascii="Cascadia Code" w:hAnsi="Cascadia Code" w:cs="Cascadia Code"/>
+        </w:rPr>
+        <w:t>defineConfig</w:t>
+      </w:r>
+      <w:proofErr w:type="spellEnd"/>
+      <w:r>
+        <w:rPr>
+          <w:rFonts w:ascii="Cascadia Code" w:hAnsi="Cascadia Code" w:cs="Cascadia Code"/>
+        </w:rPr>
+        <w:t>(</w:t>
+      </w:r>
+      <w:proofErr w:type="gramEnd"/>
+      <w:r>
+        <w:rPr>
+          <w:rFonts w:ascii="Cascadia Code" w:hAnsi="Cascadia Code" w:cs="Cascadia Code"/>
+        </w:rPr>
+        <w:t>{</w:t>
+      </w:r>
+    </w:p>
+    <w:p>
+      <w:pPr>
+        <w:spacing w:after="0"/>
+        <w:rPr>
+          <w:rFonts w:ascii="Cascadia Code" w:hAnsi="Cascadia Code" w:cs="Cascadia Code"/>
+        </w:rPr>
+      </w:pPr>
+      <w:r>
+        <w:rPr>
+          <w:rFonts w:ascii="Cascadia Code" w:hAnsi="Cascadia Code" w:cs="Cascadia Code"/>
+        </w:rPr>
+        <w:t xml:space="preserve">  schema: "</w:t>
+      </w:r>
+      <w:proofErr w:type="spellStart"/>
+      <w:r>
+        <w:rPr>
+          <w:rFonts w:ascii="Cascadia Code" w:hAnsi="Cascadia Code" w:cs="Cascadia Code"/>
+        </w:rPr>
+        <w:t>prisma</w:t>
+      </w:r>
+      <w:proofErr w:type="spellEnd"/>
+      <w:r>
+        <w:rPr>
+          <w:rFonts w:ascii="Cascadia Code" w:hAnsi="Cascadia Code" w:cs="Cascadia Code"/>
+        </w:rPr>
+        <w:t>/</w:t>
+      </w:r>
+      <w:proofErr w:type="spellStart"/>
+      <w:r>
+        <w:rPr>
+          <w:rFonts w:ascii="Cascadia Code" w:hAnsi="Cascadia Code" w:cs="Cascadia Code"/>
+        </w:rPr>
+        <w:t>schema.prisma</w:t>
+      </w:r>
+      <w:proofErr w:type="spellEnd"/>
+      <w:r>
+        <w:rPr>
+          <w:rFonts w:ascii="Cascadia Code" w:hAnsi="Cascadia Code" w:cs="Cascadia Code"/>
+        </w:rPr>
+        <w:t>",</w:t>
       </w:r>
     </w:p>
     <w:p>
@@ -6387,7 +7211,21 @@
         <w:rPr>
           <w:rFonts w:ascii="Cascadia Code" w:hAnsi="Cascadia Code" w:cs="Cascadia Code"/>
         </w:rPr>
-        <w:t xml:space="preserve">    path: "prisma/migrations",</w:t>
+        <w:t xml:space="preserve">    path: "</w:t>
+      </w:r>
+      <w:proofErr w:type="spellStart"/>
+      <w:r>
+        <w:rPr>
+          <w:rFonts w:ascii="Cascadia Code" w:hAnsi="Cascadia Code" w:cs="Cascadia Code"/>
+        </w:rPr>
+        <w:t>prisma</w:t>
+      </w:r>
+      <w:proofErr w:type="spellEnd"/>
+      <w:r>
+        <w:rPr>
+          <w:rFonts w:ascii="Cascadia Code" w:hAnsi="Cascadia Code" w:cs="Cascadia Code"/>
+        </w:rPr>
+        <w:t>/migrations",</w:t>
       </w:r>
     </w:p>
     <w:p>
@@ -6415,7 +7253,21 @@
         <w:rPr>
           <w:rFonts w:ascii="Cascadia Code" w:hAnsi="Cascadia Code" w:cs="Cascadia Code"/>
         </w:rPr>
-        <w:t xml:space="preserve">  datasource: {</w:t>
+        <w:t xml:space="preserve">  </w:t>
+      </w:r>
+      <w:proofErr w:type="spellStart"/>
+      <w:r>
+        <w:rPr>
+          <w:rFonts w:ascii="Cascadia Code" w:hAnsi="Cascadia Code" w:cs="Cascadia Code"/>
+        </w:rPr>
+        <w:t>datasource</w:t>
+      </w:r>
+      <w:proofErr w:type="spellEnd"/>
+      <w:r>
+        <w:rPr>
+          <w:rFonts w:ascii="Cascadia Code" w:hAnsi="Cascadia Code" w:cs="Cascadia Code"/>
+        </w:rPr>
+        <w:t>: {</w:t>
       </w:r>
     </w:p>
     <w:p>
@@ -6501,12 +7353,28 @@
           <w:rFonts w:cstheme="minorHAnsi"/>
         </w:rPr>
       </w:pPr>
-      <w:r>
-        <w:rPr>
-          <w:rFonts w:cstheme="minorHAnsi"/>
-        </w:rPr>
-        <w:t>prisma/schema.prisma</w:t>
-      </w:r>
+      <w:proofErr w:type="spellStart"/>
+      <w:r>
+        <w:rPr>
+          <w:rFonts w:cstheme="minorHAnsi"/>
+        </w:rPr>
+        <w:t>prisma</w:t>
+      </w:r>
+      <w:proofErr w:type="spellEnd"/>
+      <w:r>
+        <w:rPr>
+          <w:rFonts w:cstheme="minorHAnsi"/>
+        </w:rPr>
+        <w:t>/</w:t>
+      </w:r>
+      <w:proofErr w:type="spellStart"/>
+      <w:r>
+        <w:rPr>
+          <w:rFonts w:cstheme="minorHAnsi"/>
+        </w:rPr>
+        <w:t>schema.prisma</w:t>
+      </w:r>
+      <w:proofErr w:type="spellEnd"/>
       <w:r>
         <w:rPr>
           <w:rFonts w:cstheme="minorHAnsi"/>
@@ -6547,21 +7415,63 @@
         <w:rPr>
           <w:rFonts w:ascii="Cascadia Code" w:hAnsi="Cascadia Code" w:cs="Cascadia Code"/>
         </w:rPr>
-        <w:t xml:space="preserve">  provider = "prisma-client"</w:t>
-      </w:r>
-    </w:p>
-    <w:p>
-      <w:pPr>
-        <w:spacing w:after="0"/>
-        <w:rPr>
-          <w:rFonts w:ascii="Cascadia Code" w:hAnsi="Cascadia Code" w:cs="Cascadia Code"/>
-        </w:rPr>
-      </w:pPr>
-      <w:r>
-        <w:rPr>
-          <w:rFonts w:ascii="Cascadia Code" w:hAnsi="Cascadia Code" w:cs="Cascadia Code"/>
-        </w:rPr>
-        <w:t xml:space="preserve">  output   = "../generated/prisma"</w:t>
+        <w:t xml:space="preserve">  provider = "</w:t>
+      </w:r>
+      <w:proofErr w:type="spellStart"/>
+      <w:r>
+        <w:rPr>
+          <w:rFonts w:ascii="Cascadia Code" w:hAnsi="Cascadia Code" w:cs="Cascadia Code"/>
+        </w:rPr>
+        <w:t>prisma</w:t>
+      </w:r>
+      <w:proofErr w:type="spellEnd"/>
+      <w:r>
+        <w:rPr>
+          <w:rFonts w:ascii="Cascadia Code" w:hAnsi="Cascadia Code" w:cs="Cascadia Code"/>
+        </w:rPr>
+        <w:t>-client"</w:t>
+      </w:r>
+    </w:p>
+    <w:p>
+      <w:pPr>
+        <w:spacing w:after="0"/>
+        <w:rPr>
+          <w:rFonts w:ascii="Cascadia Code" w:hAnsi="Cascadia Code" w:cs="Cascadia Code"/>
+        </w:rPr>
+      </w:pPr>
+      <w:r>
+        <w:rPr>
+          <w:rFonts w:ascii="Cascadia Code" w:hAnsi="Cascadia Code" w:cs="Cascadia Code"/>
+        </w:rPr>
+        <w:t xml:space="preserve">  output   = </w:t>
+      </w:r>
+      <w:proofErr w:type="gramStart"/>
+      <w:r>
+        <w:rPr>
+          <w:rFonts w:ascii="Cascadia Code" w:hAnsi="Cascadia Code" w:cs="Cascadia Code"/>
+        </w:rPr>
+        <w:t>"..</w:t>
+      </w:r>
+      <w:proofErr w:type="gramEnd"/>
+      <w:r>
+        <w:rPr>
+          <w:rFonts w:ascii="Cascadia Code" w:hAnsi="Cascadia Code" w:cs="Cascadia Code"/>
+        </w:rPr>
+        <w:t>/generated/</w:t>
+      </w:r>
+      <w:proofErr w:type="spellStart"/>
+      <w:r>
+        <w:rPr>
+          <w:rFonts w:ascii="Cascadia Code" w:hAnsi="Cascadia Code" w:cs="Cascadia Code"/>
+        </w:rPr>
+        <w:t>prisma</w:t>
+      </w:r>
+      <w:proofErr w:type="spellEnd"/>
+      <w:r>
+        <w:rPr>
+          <w:rFonts w:ascii="Cascadia Code" w:hAnsi="Cascadia Code" w:cs="Cascadia Code"/>
+        </w:rPr>
+        <w:t>"</w:t>
       </w:r>
     </w:p>
     <w:p>
@@ -6593,25 +7503,61 @@
           <w:rFonts w:ascii="Cascadia Code" w:hAnsi="Cascadia Code" w:cs="Cascadia Code"/>
         </w:rPr>
       </w:pPr>
-      <w:r>
-        <w:rPr>
-          <w:rFonts w:ascii="Cascadia Code" w:hAnsi="Cascadia Code" w:cs="Cascadia Code"/>
-        </w:rPr>
-        <w:t>datasource db {</w:t>
-      </w:r>
-    </w:p>
-    <w:p>
-      <w:pPr>
-        <w:spacing w:after="0"/>
-        <w:rPr>
-          <w:rFonts w:ascii="Cascadia Code" w:hAnsi="Cascadia Code" w:cs="Cascadia Code"/>
-        </w:rPr>
-      </w:pPr>
-      <w:r>
-        <w:rPr>
-          <w:rFonts w:ascii="Cascadia Code" w:hAnsi="Cascadia Code" w:cs="Cascadia Code"/>
-        </w:rPr>
-        <w:t xml:space="preserve">  provider = "postgresql"</w:t>
+      <w:proofErr w:type="spellStart"/>
+      <w:r>
+        <w:rPr>
+          <w:rFonts w:ascii="Cascadia Code" w:hAnsi="Cascadia Code" w:cs="Cascadia Code"/>
+        </w:rPr>
+        <w:t>datasource</w:t>
+      </w:r>
+      <w:proofErr w:type="spellEnd"/>
+      <w:r>
+        <w:rPr>
+          <w:rFonts w:ascii="Cascadia Code" w:hAnsi="Cascadia Code" w:cs="Cascadia Code"/>
+        </w:rPr>
+        <w:t xml:space="preserve"> </w:t>
+      </w:r>
+      <w:proofErr w:type="spellStart"/>
+      <w:r>
+        <w:rPr>
+          <w:rFonts w:ascii="Cascadia Code" w:hAnsi="Cascadia Code" w:cs="Cascadia Code"/>
+        </w:rPr>
+        <w:t>db</w:t>
+      </w:r>
+      <w:proofErr w:type="spellEnd"/>
+      <w:r>
+        <w:rPr>
+          <w:rFonts w:ascii="Cascadia Code" w:hAnsi="Cascadia Code" w:cs="Cascadia Code"/>
+        </w:rPr>
+        <w:t xml:space="preserve"> {</w:t>
+      </w:r>
+    </w:p>
+    <w:p>
+      <w:pPr>
+        <w:spacing w:after="0"/>
+        <w:rPr>
+          <w:rFonts w:ascii="Cascadia Code" w:hAnsi="Cascadia Code" w:cs="Cascadia Code"/>
+        </w:rPr>
+      </w:pPr>
+      <w:r>
+        <w:rPr>
+          <w:rFonts w:ascii="Cascadia Code" w:hAnsi="Cascadia Code" w:cs="Cascadia Code"/>
+        </w:rPr>
+        <w:t xml:space="preserve">  provider = "</w:t>
+      </w:r>
+      <w:proofErr w:type="spellStart"/>
+      <w:r>
+        <w:rPr>
+          <w:rFonts w:ascii="Cascadia Code" w:hAnsi="Cascadia Code" w:cs="Cascadia Code"/>
+        </w:rPr>
+        <w:t>postgresql</w:t>
+      </w:r>
+      <w:proofErr w:type="spellEnd"/>
+      <w:r>
+        <w:rPr>
+          <w:rFonts w:ascii="Cascadia Code" w:hAnsi="Cascadia Code" w:cs="Cascadia Code"/>
+        </w:rPr>
+        <w:t>"</w:t>
       </w:r>
     </w:p>
     <w:p>
@@ -6661,7 +7607,21 @@
         <w:rPr>
           <w:rFonts w:ascii="Cascadia Code" w:hAnsi="Cascadia Code" w:cs="Cascadia Code"/>
         </w:rPr>
-        <w:t xml:space="preserve">  id        String   @id @default(cuid())</w:t>
+        <w:t xml:space="preserve">  id        String   @id @default(</w:t>
+      </w:r>
+      <w:proofErr w:type="gramStart"/>
+      <w:r>
+        <w:rPr>
+          <w:rFonts w:ascii="Cascadia Code" w:hAnsi="Cascadia Code" w:cs="Cascadia Code"/>
+        </w:rPr>
+        <w:t>cuid(</w:t>
+      </w:r>
+      <w:proofErr w:type="gramEnd"/>
+      <w:r>
+        <w:rPr>
+          <w:rFonts w:ascii="Cascadia Code" w:hAnsi="Cascadia Code" w:cs="Cascadia Code"/>
+        </w:rPr>
+        <w:t>))</w:t>
       </w:r>
     </w:p>
     <w:p>
@@ -6689,21 +7649,71 @@
         <w:rPr>
           <w:rFonts w:ascii="Cascadia Code" w:hAnsi="Cascadia Code" w:cs="Cascadia Code"/>
         </w:rPr>
-        <w:t xml:space="preserve">  password  String</w:t>
-      </w:r>
-    </w:p>
-    <w:p>
-      <w:pPr>
-        <w:spacing w:after="0"/>
-        <w:rPr>
-          <w:rFonts w:ascii="Cascadia Code" w:hAnsi="Cascadia Code" w:cs="Cascadia Code"/>
-        </w:rPr>
-      </w:pPr>
-      <w:r>
-        <w:rPr>
-          <w:rFonts w:ascii="Cascadia Code" w:hAnsi="Cascadia Code" w:cs="Cascadia Code"/>
-        </w:rPr>
-        <w:t xml:space="preserve">  createdAt DateTime @default(now())</w:t>
+        <w:t xml:space="preserve">  </w:t>
+      </w:r>
+      <w:proofErr w:type="gramStart"/>
+      <w:r>
+        <w:rPr>
+          <w:rFonts w:ascii="Cascadia Code" w:hAnsi="Cascadia Code" w:cs="Cascadia Code"/>
+        </w:rPr>
+        <w:t>password  String</w:t>
+      </w:r>
+      <w:proofErr w:type="gramEnd"/>
+    </w:p>
+    <w:p>
+      <w:pPr>
+        <w:spacing w:after="0"/>
+        <w:rPr>
+          <w:rFonts w:ascii="Cascadia Code" w:hAnsi="Cascadia Code" w:cs="Cascadia Code"/>
+        </w:rPr>
+      </w:pPr>
+      <w:r>
+        <w:rPr>
+          <w:rFonts w:ascii="Cascadia Code" w:hAnsi="Cascadia Code" w:cs="Cascadia Code"/>
+        </w:rPr>
+        <w:t xml:space="preserve">  </w:t>
+      </w:r>
+      <w:proofErr w:type="spellStart"/>
+      <w:r>
+        <w:rPr>
+          <w:rFonts w:ascii="Cascadia Code" w:hAnsi="Cascadia Code" w:cs="Cascadia Code"/>
+        </w:rPr>
+        <w:t>createdAt</w:t>
+      </w:r>
+      <w:proofErr w:type="spellEnd"/>
+      <w:r>
+        <w:rPr>
+          <w:rFonts w:ascii="Cascadia Code" w:hAnsi="Cascadia Code" w:cs="Cascadia Code"/>
+        </w:rPr>
+        <w:t xml:space="preserve"> </w:t>
+      </w:r>
+      <w:proofErr w:type="spellStart"/>
+      <w:r>
+        <w:rPr>
+          <w:rFonts w:ascii="Cascadia Code" w:hAnsi="Cascadia Code" w:cs="Cascadia Code"/>
+        </w:rPr>
+        <w:t>DateTime</w:t>
+      </w:r>
+      <w:proofErr w:type="spellEnd"/>
+      <w:r>
+        <w:rPr>
+          <w:rFonts w:ascii="Cascadia Code" w:hAnsi="Cascadia Code" w:cs="Cascadia Code"/>
+        </w:rPr>
+        <w:t xml:space="preserve"> @default(</w:t>
+      </w:r>
+      <w:proofErr w:type="gramStart"/>
+      <w:r>
+        <w:rPr>
+          <w:rFonts w:ascii="Cascadia Code" w:hAnsi="Cascadia Code" w:cs="Cascadia Code"/>
+        </w:rPr>
+        <w:t>now(</w:t>
+      </w:r>
+      <w:proofErr w:type="gramEnd"/>
+      <w:r>
+        <w:rPr>
+          <w:rFonts w:ascii="Cascadia Code" w:hAnsi="Cascadia Code" w:cs="Cascadia Code"/>
+        </w:rPr>
+        <w:t>))</w:t>
       </w:r>
     </w:p>
     <w:p>
@@ -6754,11 +7764,33 @@
           <w:rFonts w:ascii="Cascadia Code" w:hAnsi="Cascadia Code" w:cs="Cascadia Code"/>
         </w:rPr>
       </w:pPr>
-      <w:r>
-        <w:rPr>
-          <w:rFonts w:ascii="Cascadia Code" w:hAnsi="Cascadia Code" w:cs="Cascadia Code"/>
-        </w:rPr>
-        <w:t>npx prisma generate</w:t>
+      <w:proofErr w:type="spellStart"/>
+      <w:r>
+        <w:rPr>
+          <w:rFonts w:ascii="Cascadia Code" w:hAnsi="Cascadia Code" w:cs="Cascadia Code"/>
+        </w:rPr>
+        <w:t>npx</w:t>
+      </w:r>
+      <w:proofErr w:type="spellEnd"/>
+      <w:r>
+        <w:rPr>
+          <w:rFonts w:ascii="Cascadia Code" w:hAnsi="Cascadia Code" w:cs="Cascadia Code"/>
+        </w:rPr>
+        <w:t xml:space="preserve"> </w:t>
+      </w:r>
+      <w:proofErr w:type="spellStart"/>
+      <w:r>
+        <w:rPr>
+          <w:rFonts w:ascii="Cascadia Code" w:hAnsi="Cascadia Code" w:cs="Cascadia Code"/>
+        </w:rPr>
+        <w:t>prisma</w:t>
+      </w:r>
+      <w:proofErr w:type="spellEnd"/>
+      <w:r>
+        <w:rPr>
+          <w:rFonts w:ascii="Cascadia Code" w:hAnsi="Cascadia Code" w:cs="Cascadia Code"/>
+        </w:rPr>
+        <w:t xml:space="preserve"> generate</w:t>
       </w:r>
     </w:p>
     <w:p>
@@ -6794,12 +7826,42 @@
           <w:rFonts w:ascii="Cascadia Code" w:hAnsi="Cascadia Code" w:cs="Cascadia Code"/>
         </w:rPr>
       </w:pPr>
-      <w:r>
-        <w:rPr>
-          <w:rFonts w:ascii="Cascadia Code" w:hAnsi="Cascadia Code" w:cs="Cascadia Code"/>
-        </w:rPr>
-        <w:t>npx prisma migrate dev --name init</w:t>
-      </w:r>
+      <w:proofErr w:type="spellStart"/>
+      <w:r>
+        <w:rPr>
+          <w:rFonts w:ascii="Cascadia Code" w:hAnsi="Cascadia Code" w:cs="Cascadia Code"/>
+        </w:rPr>
+        <w:t>npx</w:t>
+      </w:r>
+      <w:proofErr w:type="spellEnd"/>
+      <w:r>
+        <w:rPr>
+          <w:rFonts w:ascii="Cascadia Code" w:hAnsi="Cascadia Code" w:cs="Cascadia Code"/>
+        </w:rPr>
+        <w:t xml:space="preserve"> </w:t>
+      </w:r>
+      <w:proofErr w:type="spellStart"/>
+      <w:r>
+        <w:rPr>
+          <w:rFonts w:ascii="Cascadia Code" w:hAnsi="Cascadia Code" w:cs="Cascadia Code"/>
+        </w:rPr>
+        <w:t>prisma</w:t>
+      </w:r>
+      <w:proofErr w:type="spellEnd"/>
+      <w:r>
+        <w:rPr>
+          <w:rFonts w:ascii="Cascadia Code" w:hAnsi="Cascadia Code" w:cs="Cascadia Code"/>
+        </w:rPr>
+        <w:t xml:space="preserve"> migrate dev --name </w:t>
+      </w:r>
+      <w:proofErr w:type="spellStart"/>
+      <w:r>
+        <w:rPr>
+          <w:rFonts w:ascii="Cascadia Code" w:hAnsi="Cascadia Code" w:cs="Cascadia Code"/>
+        </w:rPr>
+        <w:t>init</w:t>
+      </w:r>
+      <w:proofErr w:type="spellEnd"/>
     </w:p>
     <w:p>
       <w:pPr>
@@ -6830,7 +7892,25 @@
           <w:b/>
           <w:bCs/>
         </w:rPr>
-        <w:t>Create Offline node_modules Backup</w:t>
+        <w:t xml:space="preserve">Create Offline </w:t>
+      </w:r>
+      <w:proofErr w:type="spellStart"/>
+      <w:r>
+        <w:rPr>
+          <w:rFonts w:cstheme="minorHAnsi"/>
+          <w:b/>
+          <w:bCs/>
+        </w:rPr>
+        <w:t>node_modules</w:t>
+      </w:r>
+      <w:proofErr w:type="spellEnd"/>
+      <w:r>
+        <w:rPr>
+          <w:rFonts w:cstheme="minorHAnsi"/>
+          <w:b/>
+          <w:bCs/>
+        </w:rPr>
+        <w:t xml:space="preserve"> Backup</w:t>
       </w:r>
     </w:p>
     <w:p>
@@ -6887,12 +7967,14 @@
           <w:rFonts w:cstheme="minorHAnsi"/>
         </w:rPr>
       </w:pPr>
+      <w:proofErr w:type="spellStart"/>
       <w:r>
         <w:rPr>
           <w:rFonts w:cstheme="minorHAnsi"/>
         </w:rPr>
         <w:t>node_modules</w:t>
       </w:r>
+      <w:proofErr w:type="spellEnd"/>
     </w:p>
     <w:p>
       <w:pPr>
@@ -6910,8 +7992,18 @@
         <w:rPr>
           <w:rFonts w:cstheme="minorHAnsi"/>
         </w:rPr>
-        <w:t>package-lock.json</w:t>
-      </w:r>
+        <w:t>package-</w:t>
+      </w:r>
+      <w:proofErr w:type="spellStart"/>
+      <w:proofErr w:type="gramStart"/>
+      <w:r>
+        <w:rPr>
+          <w:rFonts w:cstheme="minorHAnsi"/>
+        </w:rPr>
+        <w:t>lock.json</w:t>
+      </w:r>
+      <w:proofErr w:type="spellEnd"/>
+      <w:proofErr w:type="gramEnd"/>
     </w:p>
     <w:p>
       <w:pPr>
@@ -6944,11 +8036,19 @@
           <w:rFonts w:cstheme="minorHAnsi"/>
         </w:rPr>
       </w:pPr>
-      <w:r>
-        <w:rPr>
-          <w:rFonts w:cstheme="minorHAnsi"/>
-        </w:rPr>
-        <w:t>npm cache</w:t>
+      <w:proofErr w:type="spellStart"/>
+      <w:r>
+        <w:rPr>
+          <w:rFonts w:cstheme="minorHAnsi"/>
+        </w:rPr>
+        <w:t>npm</w:t>
+      </w:r>
+      <w:proofErr w:type="spellEnd"/>
+      <w:r>
+        <w:rPr>
+          <w:rFonts w:cstheme="minorHAnsi"/>
+        </w:rPr>
+        <w:t xml:space="preserve"> cache</w:t>
       </w:r>
     </w:p>
     <w:p>
@@ -7021,7 +8121,25 @@
           <w:b/>
           <w:bCs/>
         </w:rPr>
-        <w:t>Backup npm Cache</w:t>
+        <w:t xml:space="preserve">Backup </w:t>
+      </w:r>
+      <w:proofErr w:type="spellStart"/>
+      <w:r>
+        <w:rPr>
+          <w:rFonts w:cstheme="minorHAnsi"/>
+          <w:b/>
+          <w:bCs/>
+        </w:rPr>
+        <w:t>npm</w:t>
+      </w:r>
+      <w:proofErr w:type="spellEnd"/>
+      <w:r>
+        <w:rPr>
+          <w:rFonts w:cstheme="minorHAnsi"/>
+          <w:b/>
+          <w:bCs/>
+        </w:rPr>
+        <w:t xml:space="preserve"> Cache</w:t>
       </w:r>
     </w:p>
     <w:p>
@@ -7045,11 +8163,19 @@
           <w:rFonts w:ascii="Cascadia Code" w:hAnsi="Cascadia Code" w:cs="Cascadia Code"/>
         </w:rPr>
       </w:pPr>
-      <w:r>
-        <w:rPr>
-          <w:rFonts w:ascii="Cascadia Code" w:hAnsi="Cascadia Code" w:cs="Cascadia Code"/>
-        </w:rPr>
-        <w:t>npm cache verify</w:t>
+      <w:proofErr w:type="spellStart"/>
+      <w:r>
+        <w:rPr>
+          <w:rFonts w:ascii="Cascadia Code" w:hAnsi="Cascadia Code" w:cs="Cascadia Code"/>
+        </w:rPr>
+        <w:t>npm</w:t>
+      </w:r>
+      <w:proofErr w:type="spellEnd"/>
+      <w:r>
+        <w:rPr>
+          <w:rFonts w:ascii="Cascadia Code" w:hAnsi="Cascadia Code" w:cs="Cascadia Code"/>
+        </w:rPr>
+        <w:t xml:space="preserve"> cache verify</w:t>
       </w:r>
     </w:p>
     <w:p>
@@ -7081,33 +8207,105 @@
           <w:rFonts w:ascii="Cascadia Code" w:hAnsi="Cascadia Code" w:cs="Cascadia Code"/>
         </w:rPr>
       </w:pPr>
-      <w:r>
-        <w:rPr>
-          <w:rFonts w:ascii="Cascadia Code" w:hAnsi="Cascadia Code" w:cs="Cascadia Code"/>
-        </w:rPr>
-        <w:t>npm config get cache</w:t>
-      </w:r>
-    </w:p>
-    <w:p>
-      <w:pPr>
-        <w:spacing w:after="0"/>
-        <w:rPr>
-          <w:rFonts w:cstheme="minorHAnsi"/>
-        </w:rPr>
-      </w:pPr>
-    </w:p>
-    <w:p>
-      <w:pPr>
-        <w:spacing w:after="0"/>
-        <w:rPr>
-          <w:rFonts w:cstheme="minorHAnsi"/>
-        </w:rPr>
-      </w:pPr>
-      <w:r>
-        <w:rPr>
-          <w:rFonts w:cstheme="minorHAnsi"/>
-        </w:rPr>
-        <w:t>Copy cache directory to all computers if necessary.</w:t>
+      <w:proofErr w:type="spellStart"/>
+      <w:r>
+        <w:rPr>
+          <w:rFonts w:ascii="Cascadia Code" w:hAnsi="Cascadia Code" w:cs="Cascadia Code"/>
+        </w:rPr>
+        <w:t>npm</w:t>
+      </w:r>
+      <w:proofErr w:type="spellEnd"/>
+      <w:r>
+        <w:rPr>
+          <w:rFonts w:ascii="Cascadia Code" w:hAnsi="Cascadia Code" w:cs="Cascadia Code"/>
+        </w:rPr>
+        <w:t xml:space="preserve"> config get cache</w:t>
+      </w:r>
+    </w:p>
+    <w:p>
+      <w:pPr>
+        <w:spacing w:after="0"/>
+        <w:rPr>
+          <w:rFonts w:cstheme="minorHAnsi"/>
+        </w:rPr>
+      </w:pPr>
+    </w:p>
+    <w:p>
+      <w:pPr>
+        <w:spacing w:after="0"/>
+        <w:rPr>
+          <w:rFonts w:cstheme="minorHAnsi"/>
+        </w:rPr>
+      </w:pPr>
+      <w:r>
+        <w:rPr>
+          <w:rFonts w:cstheme="minorHAnsi"/>
+        </w:rPr>
+        <w:t>Copy cache directory to all computers if necessary</w:t>
+      </w:r>
+      <w:r>
+        <w:rPr>
+          <w:rFonts w:cstheme="minorHAnsi"/>
+        </w:rPr>
+        <w:t xml:space="preserve"> (</w:t>
+      </w:r>
+      <w:r>
+        <w:rPr>
+          <w:rFonts w:cstheme="minorHAnsi"/>
+        </w:rPr>
+        <w:t>C:\Users\</w:t>
+      </w:r>
+      <w:r>
+        <w:rPr>
+          <w:rFonts w:cstheme="minorHAnsi"/>
+        </w:rPr>
+        <w:t>&lt;user&gt;</w:t>
+      </w:r>
+      <w:r>
+        <w:rPr>
+          <w:rFonts w:cstheme="minorHAnsi"/>
+        </w:rPr>
+        <w:t>\</w:t>
+      </w:r>
+      <w:proofErr w:type="spellStart"/>
+      <w:r>
+        <w:rPr>
+          <w:rFonts w:cstheme="minorHAnsi"/>
+        </w:rPr>
+        <w:t>AppData</w:t>
+      </w:r>
+      <w:proofErr w:type="spellEnd"/>
+      <w:r>
+        <w:rPr>
+          <w:rFonts w:cstheme="minorHAnsi"/>
+        </w:rPr>
+        <w:t>\Local</w:t>
+      </w:r>
+      <w:r>
+        <w:rPr>
+          <w:rFonts w:cstheme="minorHAnsi"/>
+        </w:rPr>
+        <w:t>\</w:t>
+      </w:r>
+      <w:proofErr w:type="spellStart"/>
+      <w:r>
+        <w:rPr>
+          <w:rFonts w:cstheme="minorHAnsi"/>
+        </w:rPr>
+        <w:t>npm</w:t>
+      </w:r>
+      <w:proofErr w:type="spellEnd"/>
+      <w:r>
+        <w:rPr>
+          <w:rFonts w:cstheme="minorHAnsi"/>
+        </w:rPr>
+        <w:t>-cache)</w:t>
+      </w:r>
+      <w:r>
+        <w:rPr>
+          <w:rFonts w:cstheme="minorHAnsi"/>
+        </w:rPr>
+        <w:t>.</w:t>
       </w:r>
     </w:p>
     <w:p>
@@ -7163,11 +8361,19 @@
           <w:rFonts w:ascii="Cascadia Code" w:hAnsi="Cascadia Code" w:cs="Cascadia Code"/>
         </w:rPr>
       </w:pPr>
-      <w:r>
-        <w:rPr>
-          <w:rFonts w:ascii="Cascadia Code" w:hAnsi="Cascadia Code" w:cs="Cascadia Code"/>
-        </w:rPr>
-        <w:t>npm install better-auth</w:t>
+      <w:proofErr w:type="spellStart"/>
+      <w:r>
+        <w:rPr>
+          <w:rFonts w:ascii="Cascadia Code" w:hAnsi="Cascadia Code" w:cs="Cascadia Code"/>
+        </w:rPr>
+        <w:t>npm</w:t>
+      </w:r>
+      <w:proofErr w:type="spellEnd"/>
+      <w:r>
+        <w:rPr>
+          <w:rFonts w:ascii="Cascadia Code" w:hAnsi="Cascadia Code" w:cs="Cascadia Code"/>
+        </w:rPr>
+        <w:t xml:space="preserve"> install better-auth</w:t>
       </w:r>
     </w:p>
     <w:p>
@@ -7203,43 +8409,115 @@
         <w:rPr>
           <w:rFonts w:ascii="Cascadia Code" w:hAnsi="Cascadia Code" w:cs="Cascadia Code"/>
         </w:rPr>
-        <w:t>import { betterAuth } from 'better-auth'</w:t>
-      </w:r>
-    </w:p>
-    <w:p>
-      <w:pPr>
-        <w:spacing w:after="0"/>
-        <w:rPr>
-          <w:rFonts w:ascii="Cascadia Code" w:hAnsi="Cascadia Code" w:cs="Cascadia Code"/>
-        </w:rPr>
-      </w:pPr>
-    </w:p>
-    <w:p>
-      <w:pPr>
-        <w:spacing w:after="0"/>
-        <w:rPr>
-          <w:rFonts w:ascii="Cascadia Code" w:hAnsi="Cascadia Code" w:cs="Cascadia Code"/>
-        </w:rPr>
-      </w:pPr>
-      <w:r>
-        <w:rPr>
-          <w:rFonts w:ascii="Cascadia Code" w:hAnsi="Cascadia Code" w:cs="Cascadia Code"/>
-        </w:rPr>
-        <w:t>export const auth = betterAuth({</w:t>
-      </w:r>
-    </w:p>
-    <w:p>
-      <w:pPr>
-        <w:spacing w:after="0"/>
-        <w:rPr>
-          <w:rFonts w:ascii="Cascadia Code" w:hAnsi="Cascadia Code" w:cs="Cascadia Code"/>
-        </w:rPr>
-      </w:pPr>
-      <w:r>
-        <w:rPr>
-          <w:rFonts w:ascii="Cascadia Code" w:hAnsi="Cascadia Code" w:cs="Cascadia Code"/>
-        </w:rPr>
-        <w:t xml:space="preserve">  emailAndPassword: {</w:t>
+        <w:t xml:space="preserve">import </w:t>
+      </w:r>
+      <w:proofErr w:type="gramStart"/>
+      <w:r>
+        <w:rPr>
+          <w:rFonts w:ascii="Cascadia Code" w:hAnsi="Cascadia Code" w:cs="Cascadia Code"/>
+        </w:rPr>
+        <w:t xml:space="preserve">{ </w:t>
+      </w:r>
+      <w:proofErr w:type="spellStart"/>
+      <w:r>
+        <w:rPr>
+          <w:rFonts w:ascii="Cascadia Code" w:hAnsi="Cascadia Code" w:cs="Cascadia Code"/>
+        </w:rPr>
+        <w:t>betterAuth</w:t>
+      </w:r>
+      <w:proofErr w:type="spellEnd"/>
+      <w:proofErr w:type="gramEnd"/>
+      <w:r>
+        <w:rPr>
+          <w:rFonts w:ascii="Cascadia Code" w:hAnsi="Cascadia Code" w:cs="Cascadia Code"/>
+        </w:rPr>
+        <w:t xml:space="preserve"> } from 'better-auth'</w:t>
+      </w:r>
+    </w:p>
+    <w:p>
+      <w:pPr>
+        <w:spacing w:after="0"/>
+        <w:rPr>
+          <w:rFonts w:ascii="Cascadia Code" w:hAnsi="Cascadia Code" w:cs="Cascadia Code"/>
+        </w:rPr>
+      </w:pPr>
+    </w:p>
+    <w:p>
+      <w:pPr>
+        <w:spacing w:after="0"/>
+        <w:rPr>
+          <w:rFonts w:ascii="Cascadia Code" w:hAnsi="Cascadia Code" w:cs="Cascadia Code"/>
+        </w:rPr>
+      </w:pPr>
+      <w:r>
+        <w:rPr>
+          <w:rFonts w:ascii="Cascadia Code" w:hAnsi="Cascadia Code" w:cs="Cascadia Code"/>
+        </w:rPr>
+        <w:t xml:space="preserve">export </w:t>
+      </w:r>
+      <w:proofErr w:type="spellStart"/>
+      <w:r>
+        <w:rPr>
+          <w:rFonts w:ascii="Cascadia Code" w:hAnsi="Cascadia Code" w:cs="Cascadia Code"/>
+        </w:rPr>
+        <w:t>const</w:t>
+      </w:r>
+      <w:proofErr w:type="spellEnd"/>
+      <w:r>
+        <w:rPr>
+          <w:rFonts w:ascii="Cascadia Code" w:hAnsi="Cascadia Code" w:cs="Cascadia Code"/>
+        </w:rPr>
+        <w:t xml:space="preserve"> auth = </w:t>
+      </w:r>
+      <w:proofErr w:type="spellStart"/>
+      <w:proofErr w:type="gramStart"/>
+      <w:r>
+        <w:rPr>
+          <w:rFonts w:ascii="Cascadia Code" w:hAnsi="Cascadia Code" w:cs="Cascadia Code"/>
+        </w:rPr>
+        <w:t>betterAuth</w:t>
+      </w:r>
+      <w:proofErr w:type="spellEnd"/>
+      <w:r>
+        <w:rPr>
+          <w:rFonts w:ascii="Cascadia Code" w:hAnsi="Cascadia Code" w:cs="Cascadia Code"/>
+        </w:rPr>
+        <w:t>(</w:t>
+      </w:r>
+      <w:proofErr w:type="gramEnd"/>
+      <w:r>
+        <w:rPr>
+          <w:rFonts w:ascii="Cascadia Code" w:hAnsi="Cascadia Code" w:cs="Cascadia Code"/>
+        </w:rPr>
+        <w:t>{</w:t>
+      </w:r>
+    </w:p>
+    <w:p>
+      <w:pPr>
+        <w:spacing w:after="0"/>
+        <w:rPr>
+          <w:rFonts w:ascii="Cascadia Code" w:hAnsi="Cascadia Code" w:cs="Cascadia Code"/>
+        </w:rPr>
+      </w:pPr>
+      <w:r>
+        <w:rPr>
+          <w:rFonts w:ascii="Cascadia Code" w:hAnsi="Cascadia Code" w:cs="Cascadia Code"/>
+        </w:rPr>
+        <w:t xml:space="preserve">  </w:t>
+      </w:r>
+      <w:proofErr w:type="spellStart"/>
+      <w:r>
+        <w:rPr>
+          <w:rFonts w:ascii="Cascadia Code" w:hAnsi="Cascadia Code" w:cs="Cascadia Code"/>
+        </w:rPr>
+        <w:t>emailAndPassword</w:t>
+      </w:r>
+      <w:proofErr w:type="spellEnd"/>
+      <w:r>
+        <w:rPr>
+          <w:rFonts w:ascii="Cascadia Code" w:hAnsi="Cascadia Code" w:cs="Cascadia Code"/>
+        </w:rPr>
+        <w:t>: {</w:t>
       </w:r>
     </w:p>
     <w:p>
@@ -7325,6 +8603,7 @@
           <w:bCs/>
         </w:rPr>
       </w:pPr>
+      <w:proofErr w:type="gramStart"/>
       <w:r>
         <w:rPr>
           <w:rFonts w:cstheme="minorHAnsi"/>
@@ -7333,6 +8612,7 @@
         </w:rPr>
         <w:t>Example .env</w:t>
       </w:r>
+      <w:proofErr w:type="gramEnd"/>
     </w:p>
     <w:p>
       <w:pPr>
@@ -7448,7 +8728,21 @@
         <w:rPr>
           <w:rFonts w:ascii="Cascadia Code" w:hAnsi="Cascadia Code" w:cs="Cascadia Code"/>
         </w:rPr>
-        <w:t>/app/api/</w:t>
+        <w:t>/app/</w:t>
+      </w:r>
+      <w:proofErr w:type="spellStart"/>
+      <w:r>
+        <w:rPr>
+          <w:rFonts w:ascii="Cascadia Code" w:hAnsi="Cascadia Code" w:cs="Cascadia Code"/>
+        </w:rPr>
+        <w:t>api</w:t>
+      </w:r>
+      <w:proofErr w:type="spellEnd"/>
+      <w:r>
+        <w:rPr>
+          <w:rFonts w:ascii="Cascadia Code" w:hAnsi="Cascadia Code" w:cs="Cascadia Code"/>
+        </w:rPr>
+        <w:t>/</w:t>
       </w:r>
     </w:p>
     <w:p>
@@ -7655,7 +8949,15 @@
               </w:rPr>
             </w:pPr>
             <w:r>
-              <w:t>/api/blogs</w:t>
+              <w:t>/</w:t>
+            </w:r>
+            <w:proofErr w:type="spellStart"/>
+            <w:r>
+              <w:t>api</w:t>
+            </w:r>
+            <w:proofErr w:type="spellEnd"/>
+            <w:r>
+              <w:t>/blogs</w:t>
             </w:r>
           </w:p>
         </w:tc>
@@ -7708,7 +9010,15 @@
               </w:rPr>
             </w:pPr>
             <w:r>
-              <w:t>/api/blogs</w:t>
+              <w:t>/</w:t>
+            </w:r>
+            <w:proofErr w:type="spellStart"/>
+            <w:r>
+              <w:t>api</w:t>
+            </w:r>
+            <w:proofErr w:type="spellEnd"/>
+            <w:r>
+              <w:t>/blogs</w:t>
             </w:r>
           </w:p>
         </w:tc>
@@ -7758,7 +9068,15 @@
               </w:rPr>
             </w:pPr>
             <w:r>
-              <w:t>/api/blogs/:id</w:t>
+              <w:t>/</w:t>
+            </w:r>
+            <w:proofErr w:type="spellStart"/>
+            <w:r>
+              <w:t>api</w:t>
+            </w:r>
+            <w:proofErr w:type="spellEnd"/>
+            <w:r>
+              <w:t>/blogs/:id</w:t>
             </w:r>
           </w:p>
         </w:tc>
@@ -7809,7 +9127,15 @@
               </w:rPr>
             </w:pPr>
             <w:r>
-              <w:t>/api/blogs/:id</w:t>
+              <w:t>/</w:t>
+            </w:r>
+            <w:proofErr w:type="spellStart"/>
+            <w:r>
+              <w:t>api</w:t>
+            </w:r>
+            <w:proofErr w:type="spellEnd"/>
+            <w:r>
+              <w:t>/blogs/:id</w:t>
             </w:r>
           </w:p>
         </w:tc>
@@ -7868,12 +9194,42 @@
           <w:rFonts w:ascii="Cascadia Code" w:hAnsi="Cascadia Code" w:cs="Cascadia Code"/>
         </w:rPr>
       </w:pPr>
-      <w:r>
-        <w:rPr>
-          <w:rFonts w:ascii="Cascadia Code" w:hAnsi="Cascadia Code" w:cs="Cascadia Code"/>
-        </w:rPr>
-        <w:t>npm install swagger-ui-react swagger-jsdoc</w:t>
-      </w:r>
+      <w:proofErr w:type="spellStart"/>
+      <w:r>
+        <w:rPr>
+          <w:rFonts w:ascii="Cascadia Code" w:hAnsi="Cascadia Code" w:cs="Cascadia Code"/>
+        </w:rPr>
+        <w:t>npm</w:t>
+      </w:r>
+      <w:proofErr w:type="spellEnd"/>
+      <w:r>
+        <w:rPr>
+          <w:rFonts w:ascii="Cascadia Code" w:hAnsi="Cascadia Code" w:cs="Cascadia Code"/>
+        </w:rPr>
+        <w:t xml:space="preserve"> install swagger-</w:t>
+      </w:r>
+      <w:proofErr w:type="spellStart"/>
+      <w:r>
+        <w:rPr>
+          <w:rFonts w:ascii="Cascadia Code" w:hAnsi="Cascadia Code" w:cs="Cascadia Code"/>
+        </w:rPr>
+        <w:t>ui</w:t>
+      </w:r>
+      <w:proofErr w:type="spellEnd"/>
+      <w:r>
+        <w:rPr>
+          <w:rFonts w:ascii="Cascadia Code" w:hAnsi="Cascadia Code" w:cs="Cascadia Code"/>
+        </w:rPr>
+        <w:t>-react swagger-</w:t>
+      </w:r>
+      <w:proofErr w:type="spellStart"/>
+      <w:r>
+        <w:rPr>
+          <w:rFonts w:ascii="Cascadia Code" w:hAnsi="Cascadia Code" w:cs="Cascadia Code"/>
+        </w:rPr>
+        <w:t>jsdoc</w:t>
+      </w:r>
+      <w:proofErr w:type="spellEnd"/>
     </w:p>
     <w:p>
       <w:pPr>
@@ -7908,7 +9264,21 @@
         <w:rPr>
           <w:rFonts w:ascii="Cascadia Code" w:hAnsi="Cascadia Code" w:cs="Cascadia Code"/>
         </w:rPr>
-        <w:t>/api/docs</w:t>
+        <w:t>/</w:t>
+      </w:r>
+      <w:proofErr w:type="spellStart"/>
+      <w:r>
+        <w:rPr>
+          <w:rFonts w:ascii="Cascadia Code" w:hAnsi="Cascadia Code" w:cs="Cascadia Code"/>
+        </w:rPr>
+        <w:t>api</w:t>
+      </w:r>
+      <w:proofErr w:type="spellEnd"/>
+      <w:r>
+        <w:rPr>
+          <w:rFonts w:ascii="Cascadia Code" w:hAnsi="Cascadia Code" w:cs="Cascadia Code"/>
+        </w:rPr>
+        <w:t>/docs</w:t>
       </w:r>
     </w:p>
     <w:p>
@@ -7964,6 +9334,7 @@
           <w:rFonts w:ascii="Cascadia Code" w:hAnsi="Cascadia Code" w:cs="Cascadia Code"/>
         </w:rPr>
       </w:pPr>
+      <w:proofErr w:type="spellStart"/>
       <w:r>
         <w:rPr>
           <w:rStyle w:val="17"/>
@@ -7971,6 +9342,7 @@
         </w:rPr>
         <w:t>npm</w:t>
       </w:r>
+      <w:proofErr w:type="spellEnd"/>
       <w:r>
         <w:rPr>
           <w:rFonts w:ascii="Cascadia Code" w:hAnsi="Cascadia Code" w:cs="Cascadia Code"/>
@@ -7988,7 +9360,21 @@
         <w:rPr>
           <w:rFonts w:ascii="Cascadia Code" w:hAnsi="Cascadia Code" w:cs="Cascadia Code"/>
         </w:rPr>
-        <w:t xml:space="preserve"> jest ts-jest @types/jest</w:t>
+        <w:t xml:space="preserve"> jest </w:t>
+      </w:r>
+      <w:proofErr w:type="spellStart"/>
+      <w:r>
+        <w:rPr>
+          <w:rFonts w:ascii="Cascadia Code" w:hAnsi="Cascadia Code" w:cs="Cascadia Code"/>
+        </w:rPr>
+        <w:t>ts</w:t>
+      </w:r>
+      <w:proofErr w:type="spellEnd"/>
+      <w:r>
+        <w:rPr>
+          <w:rFonts w:ascii="Cascadia Code" w:hAnsi="Cascadia Code" w:cs="Cascadia Code"/>
+        </w:rPr>
+        <w:t>-jest @types/jest</w:t>
       </w:r>
     </w:p>
     <w:p>
@@ -8008,72 +9394,177 @@
       <w:pPr>
         <w:spacing w:after="0"/>
       </w:pPr>
-      <w:r>
-        <w:t>jest.config.ts:</w:t>
-      </w:r>
-    </w:p>
-    <w:p>
-      <w:pPr>
-        <w:spacing w:after="0"/>
-        <w:rPr>
-          <w:rFonts w:ascii="Cascadia Code" w:hAnsi="Cascadia Code" w:cs="Cascadia Code"/>
-        </w:rPr>
-      </w:pPr>
-      <w:r>
-        <w:rPr>
-          <w:rFonts w:ascii="Cascadia Code" w:hAnsi="Cascadia Code" w:cs="Cascadia Code"/>
-        </w:rPr>
-        <w:t>import type { Config } from "jest";</w:t>
-      </w:r>
-    </w:p>
-    <w:p>
-      <w:pPr>
-        <w:spacing w:after="0"/>
-        <w:rPr>
-          <w:rFonts w:ascii="Cascadia Code" w:hAnsi="Cascadia Code" w:cs="Cascadia Code"/>
-        </w:rPr>
-      </w:pPr>
-      <w:r>
-        <w:rPr>
-          <w:rFonts w:ascii="Cascadia Code" w:hAnsi="Cascadia Code" w:cs="Cascadia Code"/>
-        </w:rPr>
-        <w:t>import nextJest from "next/jest.js";</w:t>
-      </w:r>
-    </w:p>
-    <w:p>
-      <w:pPr>
-        <w:spacing w:after="0"/>
-        <w:rPr>
-          <w:rFonts w:ascii="Cascadia Code" w:hAnsi="Cascadia Code" w:cs="Cascadia Code"/>
-        </w:rPr>
-      </w:pPr>
-    </w:p>
-    <w:p>
-      <w:pPr>
-        <w:spacing w:after="0"/>
-        <w:rPr>
-          <w:rFonts w:ascii="Cascadia Code" w:hAnsi="Cascadia Code" w:cs="Cascadia Code"/>
-        </w:rPr>
-      </w:pPr>
-      <w:r>
-        <w:rPr>
-          <w:rFonts w:ascii="Cascadia Code" w:hAnsi="Cascadia Code" w:cs="Cascadia Code"/>
-        </w:rPr>
-        <w:t>const createJestConfig = nextJest({</w:t>
-      </w:r>
-    </w:p>
-    <w:p>
-      <w:pPr>
-        <w:spacing w:after="0"/>
-        <w:rPr>
-          <w:rFonts w:ascii="Cascadia Code" w:hAnsi="Cascadia Code" w:cs="Cascadia Code"/>
-        </w:rPr>
-      </w:pPr>
-      <w:r>
-        <w:rPr>
-          <w:rFonts w:ascii="Cascadia Code" w:hAnsi="Cascadia Code" w:cs="Cascadia Code"/>
-        </w:rPr>
-        <w:t xml:space="preserve">  dir: "./",</w:t>
+      <w:proofErr w:type="spellStart"/>
+      <w:r>
+        <w:t>jest.config.ts</w:t>
+      </w:r>
+      <w:proofErr w:type="spellEnd"/>
+      <w:r>
+        <w:t>:</w:t>
+      </w:r>
+    </w:p>
+    <w:p>
+      <w:pPr>
+        <w:spacing w:after="0"/>
+        <w:rPr>
+          <w:rFonts w:ascii="Cascadia Code" w:hAnsi="Cascadia Code" w:cs="Cascadia Code"/>
+        </w:rPr>
+      </w:pPr>
+      <w:r>
+        <w:rPr>
+          <w:rFonts w:ascii="Cascadia Code" w:hAnsi="Cascadia Code" w:cs="Cascadia Code"/>
+        </w:rPr>
+        <w:t xml:space="preserve">import type </w:t>
+      </w:r>
+      <w:proofErr w:type="gramStart"/>
+      <w:r>
+        <w:rPr>
+          <w:rFonts w:ascii="Cascadia Code" w:hAnsi="Cascadia Code" w:cs="Cascadia Code"/>
+        </w:rPr>
+        <w:t>{ Config</w:t>
+      </w:r>
+      <w:proofErr w:type="gramEnd"/>
+      <w:r>
+        <w:rPr>
+          <w:rFonts w:ascii="Cascadia Code" w:hAnsi="Cascadia Code" w:cs="Cascadia Code"/>
+        </w:rPr>
+        <w:t xml:space="preserve"> } from "jest";</w:t>
+      </w:r>
+    </w:p>
+    <w:p>
+      <w:pPr>
+        <w:spacing w:after="0"/>
+        <w:rPr>
+          <w:rFonts w:ascii="Cascadia Code" w:hAnsi="Cascadia Code" w:cs="Cascadia Code"/>
+        </w:rPr>
+      </w:pPr>
+      <w:r>
+        <w:rPr>
+          <w:rFonts w:ascii="Cascadia Code" w:hAnsi="Cascadia Code" w:cs="Cascadia Code"/>
+        </w:rPr>
+        <w:t xml:space="preserve">import </w:t>
+      </w:r>
+      <w:proofErr w:type="spellStart"/>
+      <w:r>
+        <w:rPr>
+          <w:rFonts w:ascii="Cascadia Code" w:hAnsi="Cascadia Code" w:cs="Cascadia Code"/>
+        </w:rPr>
+        <w:t>nextJest</w:t>
+      </w:r>
+      <w:proofErr w:type="spellEnd"/>
+      <w:r>
+        <w:rPr>
+          <w:rFonts w:ascii="Cascadia Code" w:hAnsi="Cascadia Code" w:cs="Cascadia Code"/>
+        </w:rPr>
+        <w:t xml:space="preserve"> from "next/jest.js";</w:t>
+      </w:r>
+    </w:p>
+    <w:p>
+      <w:pPr>
+        <w:spacing w:after="0"/>
+        <w:rPr>
+          <w:rFonts w:ascii="Cascadia Code" w:hAnsi="Cascadia Code" w:cs="Cascadia Code"/>
+        </w:rPr>
+      </w:pPr>
+    </w:p>
+    <w:p>
+      <w:pPr>
+        <w:spacing w:after="0"/>
+        <w:rPr>
+          <w:rFonts w:ascii="Cascadia Code" w:hAnsi="Cascadia Code" w:cs="Cascadia Code"/>
+        </w:rPr>
+      </w:pPr>
+      <w:proofErr w:type="spellStart"/>
+      <w:r>
+        <w:rPr>
+          <w:rFonts w:ascii="Cascadia Code" w:hAnsi="Cascadia Code" w:cs="Cascadia Code"/>
+        </w:rPr>
+        <w:t>const</w:t>
+      </w:r>
+      <w:proofErr w:type="spellEnd"/>
+      <w:r>
+        <w:rPr>
+          <w:rFonts w:ascii="Cascadia Code" w:hAnsi="Cascadia Code" w:cs="Cascadia Code"/>
+        </w:rPr>
+        <w:t xml:space="preserve"> </w:t>
+      </w:r>
+      <w:proofErr w:type="spellStart"/>
+      <w:r>
+        <w:rPr>
+          <w:rFonts w:ascii="Cascadia Code" w:hAnsi="Cascadia Code" w:cs="Cascadia Code"/>
+        </w:rPr>
+        <w:t>createJestConfig</w:t>
+      </w:r>
+      <w:proofErr w:type="spellEnd"/>
+      <w:r>
+        <w:rPr>
+          <w:rFonts w:ascii="Cascadia Code" w:hAnsi="Cascadia Code" w:cs="Cascadia Code"/>
+        </w:rPr>
+        <w:t xml:space="preserve"> = </w:t>
+      </w:r>
+      <w:proofErr w:type="spellStart"/>
+      <w:proofErr w:type="gramStart"/>
+      <w:r>
+        <w:rPr>
+          <w:rFonts w:ascii="Cascadia Code" w:hAnsi="Cascadia Code" w:cs="Cascadia Code"/>
+        </w:rPr>
+        <w:t>nextJest</w:t>
+      </w:r>
+      <w:proofErr w:type="spellEnd"/>
+      <w:r>
+        <w:rPr>
+          <w:rFonts w:ascii="Cascadia Code" w:hAnsi="Cascadia Code" w:cs="Cascadia Code"/>
+        </w:rPr>
+        <w:t>(</w:t>
+      </w:r>
+      <w:proofErr w:type="gramEnd"/>
+      <w:r>
+        <w:rPr>
+          <w:rFonts w:ascii="Cascadia Code" w:hAnsi="Cascadia Code" w:cs="Cascadia Code"/>
+        </w:rPr>
+        <w:t>{</w:t>
+      </w:r>
+    </w:p>
+    <w:p>
+      <w:pPr>
+        <w:spacing w:after="0"/>
+        <w:rPr>
+          <w:rFonts w:ascii="Cascadia Code" w:hAnsi="Cascadia Code" w:cs="Cascadia Code"/>
+        </w:rPr>
+      </w:pPr>
+      <w:r>
+        <w:rPr>
+          <w:rFonts w:ascii="Cascadia Code" w:hAnsi="Cascadia Code" w:cs="Cascadia Code"/>
+        </w:rPr>
+        <w:t xml:space="preserve">  </w:t>
+      </w:r>
+      <w:proofErr w:type="spellStart"/>
+      <w:r>
+        <w:rPr>
+          <w:rFonts w:ascii="Cascadia Code" w:hAnsi="Cascadia Code" w:cs="Cascadia Code"/>
+        </w:rPr>
+        <w:t>dir</w:t>
+      </w:r>
+      <w:proofErr w:type="spellEnd"/>
+      <w:r>
+        <w:rPr>
+          <w:rFonts w:ascii="Cascadia Code" w:hAnsi="Cascadia Code" w:cs="Cascadia Code"/>
+        </w:rPr>
+        <w:t xml:space="preserve">: </w:t>
+      </w:r>
+      <w:proofErr w:type="gramStart"/>
+      <w:r>
+        <w:rPr>
+          <w:rFonts w:ascii="Cascadia Code" w:hAnsi="Cascadia Code" w:cs="Cascadia Code"/>
+        </w:rPr>
+        <w:t>"./</w:t>
+      </w:r>
+      <w:proofErr w:type="gramEnd"/>
+      <w:r>
+        <w:rPr>
+          <w:rFonts w:ascii="Cascadia Code" w:hAnsi="Cascadia Code" w:cs="Cascadia Code"/>
+        </w:rPr>
+        <w:t>",</w:t>
       </w:r>
     </w:p>
     <w:p>
@@ -8105,81 +9596,209 @@
           <w:rFonts w:ascii="Cascadia Code" w:hAnsi="Cascadia Code" w:cs="Cascadia Code"/>
         </w:rPr>
       </w:pPr>
-      <w:r>
-        <w:rPr>
-          <w:rFonts w:ascii="Cascadia Code" w:hAnsi="Cascadia Code" w:cs="Cascadia Code"/>
-        </w:rPr>
-        <w:t>const config: Config = {</w:t>
-      </w:r>
-    </w:p>
-    <w:p>
-      <w:pPr>
-        <w:spacing w:after="0"/>
-        <w:rPr>
-          <w:rFonts w:ascii="Cascadia Code" w:hAnsi="Cascadia Code" w:cs="Cascadia Code"/>
-        </w:rPr>
-      </w:pPr>
-      <w:r>
-        <w:rPr>
-          <w:rFonts w:ascii="Cascadia Code" w:hAnsi="Cascadia Code" w:cs="Cascadia Code"/>
-        </w:rPr>
-        <w:t xml:space="preserve">  coverageProvider: "v8",</w:t>
-      </w:r>
-    </w:p>
-    <w:p>
-      <w:pPr>
-        <w:spacing w:after="0"/>
-        <w:rPr>
-          <w:rFonts w:ascii="Cascadia Code" w:hAnsi="Cascadia Code" w:cs="Cascadia Code"/>
-        </w:rPr>
-      </w:pPr>
-      <w:r>
-        <w:rPr>
-          <w:rFonts w:ascii="Cascadia Code" w:hAnsi="Cascadia Code" w:cs="Cascadia Code"/>
-        </w:rPr>
-        <w:t xml:space="preserve">  testEnvironment: "node",</w:t>
-      </w:r>
-    </w:p>
-    <w:p>
-      <w:pPr>
-        <w:spacing w:after="0"/>
-        <w:rPr>
-          <w:rFonts w:ascii="Cascadia Code" w:hAnsi="Cascadia Code" w:cs="Cascadia Code"/>
-        </w:rPr>
-      </w:pPr>
-      <w:r>
-        <w:rPr>
-          <w:rFonts w:ascii="Cascadia Code" w:hAnsi="Cascadia Code" w:cs="Cascadia Code"/>
-        </w:rPr>
-        <w:t xml:space="preserve">  setupFilesAfterEnv: ["&lt;rootDir&gt;/jest.setup.ts"],</w:t>
-      </w:r>
-    </w:p>
-    <w:p>
-      <w:pPr>
-        <w:spacing w:after="0"/>
-        <w:rPr>
-          <w:rFonts w:ascii="Cascadia Code" w:hAnsi="Cascadia Code" w:cs="Cascadia Code"/>
-        </w:rPr>
-      </w:pPr>
-      <w:r>
-        <w:rPr>
-          <w:rFonts w:ascii="Cascadia Code" w:hAnsi="Cascadia Code" w:cs="Cascadia Code"/>
-        </w:rPr>
-        <w:t xml:space="preserve">  moduleNameMapper: {</w:t>
-      </w:r>
-    </w:p>
-    <w:p>
-      <w:pPr>
-        <w:spacing w:after="0"/>
-        <w:rPr>
-          <w:rFonts w:ascii="Cascadia Code" w:hAnsi="Cascadia Code" w:cs="Cascadia Code"/>
-        </w:rPr>
-      </w:pPr>
-      <w:r>
-        <w:rPr>
-          <w:rFonts w:ascii="Cascadia Code" w:hAnsi="Cascadia Code" w:cs="Cascadia Code"/>
-        </w:rPr>
-        <w:t xml:space="preserve">    "^@/(.*)$": "&lt;rootDir&gt;/$1",</w:t>
+      <w:proofErr w:type="spellStart"/>
+      <w:r>
+        <w:rPr>
+          <w:rFonts w:ascii="Cascadia Code" w:hAnsi="Cascadia Code" w:cs="Cascadia Code"/>
+        </w:rPr>
+        <w:t>const</w:t>
+      </w:r>
+      <w:proofErr w:type="spellEnd"/>
+      <w:r>
+        <w:rPr>
+          <w:rFonts w:ascii="Cascadia Code" w:hAnsi="Cascadia Code" w:cs="Cascadia Code"/>
+        </w:rPr>
+        <w:t xml:space="preserve"> config: Config = {</w:t>
+      </w:r>
+    </w:p>
+    <w:p>
+      <w:pPr>
+        <w:spacing w:after="0"/>
+        <w:rPr>
+          <w:rFonts w:ascii="Cascadia Code" w:hAnsi="Cascadia Code" w:cs="Cascadia Code"/>
+        </w:rPr>
+      </w:pPr>
+      <w:r>
+        <w:rPr>
+          <w:rFonts w:ascii="Cascadia Code" w:hAnsi="Cascadia Code" w:cs="Cascadia Code"/>
+        </w:rPr>
+        <w:t xml:space="preserve">  </w:t>
+      </w:r>
+      <w:proofErr w:type="spellStart"/>
+      <w:r>
+        <w:rPr>
+          <w:rFonts w:ascii="Cascadia Code" w:hAnsi="Cascadia Code" w:cs="Cascadia Code"/>
+        </w:rPr>
+        <w:t>coverageProvider</w:t>
+      </w:r>
+      <w:proofErr w:type="spellEnd"/>
+      <w:r>
+        <w:rPr>
+          <w:rFonts w:ascii="Cascadia Code" w:hAnsi="Cascadia Code" w:cs="Cascadia Code"/>
+        </w:rPr>
+        <w:t>: "v8",</w:t>
+      </w:r>
+    </w:p>
+    <w:p>
+      <w:pPr>
+        <w:spacing w:after="0"/>
+        <w:rPr>
+          <w:rFonts w:ascii="Cascadia Code" w:hAnsi="Cascadia Code" w:cs="Cascadia Code"/>
+        </w:rPr>
+      </w:pPr>
+      <w:r>
+        <w:rPr>
+          <w:rFonts w:ascii="Cascadia Code" w:hAnsi="Cascadia Code" w:cs="Cascadia Code"/>
+        </w:rPr>
+        <w:t xml:space="preserve">  </w:t>
+      </w:r>
+      <w:proofErr w:type="spellStart"/>
+      <w:r>
+        <w:rPr>
+          <w:rFonts w:ascii="Cascadia Code" w:hAnsi="Cascadia Code" w:cs="Cascadia Code"/>
+        </w:rPr>
+        <w:t>testEnvironment</w:t>
+      </w:r>
+      <w:proofErr w:type="spellEnd"/>
+      <w:r>
+        <w:rPr>
+          <w:rFonts w:ascii="Cascadia Code" w:hAnsi="Cascadia Code" w:cs="Cascadia Code"/>
+        </w:rPr>
+        <w:t>: "node",</w:t>
+      </w:r>
+    </w:p>
+    <w:p>
+      <w:pPr>
+        <w:spacing w:after="0"/>
+        <w:rPr>
+          <w:rFonts w:ascii="Cascadia Code" w:hAnsi="Cascadia Code" w:cs="Cascadia Code"/>
+        </w:rPr>
+      </w:pPr>
+      <w:r>
+        <w:rPr>
+          <w:rFonts w:ascii="Cascadia Code" w:hAnsi="Cascadia Code" w:cs="Cascadia Code"/>
+        </w:rPr>
+        <w:t xml:space="preserve">  </w:t>
+      </w:r>
+      <w:proofErr w:type="spellStart"/>
+      <w:r>
+        <w:rPr>
+          <w:rFonts w:ascii="Cascadia Code" w:hAnsi="Cascadia Code" w:cs="Cascadia Code"/>
+        </w:rPr>
+        <w:t>setupFilesAfterEnv</w:t>
+      </w:r>
+      <w:proofErr w:type="spellEnd"/>
+      <w:r>
+        <w:rPr>
+          <w:rFonts w:ascii="Cascadia Code" w:hAnsi="Cascadia Code" w:cs="Cascadia Code"/>
+        </w:rPr>
+        <w:t>: ["&lt;</w:t>
+      </w:r>
+      <w:proofErr w:type="spellStart"/>
+      <w:r>
+        <w:rPr>
+          <w:rFonts w:ascii="Cascadia Code" w:hAnsi="Cascadia Code" w:cs="Cascadia Code"/>
+        </w:rPr>
+        <w:t>rootDir</w:t>
+      </w:r>
+      <w:proofErr w:type="spellEnd"/>
+      <w:r>
+        <w:rPr>
+          <w:rFonts w:ascii="Cascadia Code" w:hAnsi="Cascadia Code" w:cs="Cascadia Code"/>
+        </w:rPr>
+        <w:t>&gt;/</w:t>
+      </w:r>
+      <w:proofErr w:type="spellStart"/>
+      <w:proofErr w:type="gramStart"/>
+      <w:r>
+        <w:rPr>
+          <w:rFonts w:ascii="Cascadia Code" w:hAnsi="Cascadia Code" w:cs="Cascadia Code"/>
+        </w:rPr>
+        <w:t>jest.setup</w:t>
+      </w:r>
+      <w:proofErr w:type="gramEnd"/>
+      <w:r>
+        <w:rPr>
+          <w:rFonts w:ascii="Cascadia Code" w:hAnsi="Cascadia Code" w:cs="Cascadia Code"/>
+        </w:rPr>
+        <w:t>.ts</w:t>
+      </w:r>
+      <w:proofErr w:type="spellEnd"/>
+      <w:r>
+        <w:rPr>
+          <w:rFonts w:ascii="Cascadia Code" w:hAnsi="Cascadia Code" w:cs="Cascadia Code"/>
+        </w:rPr>
+        <w:t>"],</w:t>
+      </w:r>
+    </w:p>
+    <w:p>
+      <w:pPr>
+        <w:spacing w:after="0"/>
+        <w:rPr>
+          <w:rFonts w:ascii="Cascadia Code" w:hAnsi="Cascadia Code" w:cs="Cascadia Code"/>
+        </w:rPr>
+      </w:pPr>
+      <w:r>
+        <w:rPr>
+          <w:rFonts w:ascii="Cascadia Code" w:hAnsi="Cascadia Code" w:cs="Cascadia Code"/>
+        </w:rPr>
+        <w:t xml:space="preserve">  </w:t>
+      </w:r>
+      <w:proofErr w:type="spellStart"/>
+      <w:r>
+        <w:rPr>
+          <w:rFonts w:ascii="Cascadia Code" w:hAnsi="Cascadia Code" w:cs="Cascadia Code"/>
+        </w:rPr>
+        <w:t>moduleNameMapper</w:t>
+      </w:r>
+      <w:proofErr w:type="spellEnd"/>
+      <w:r>
+        <w:rPr>
+          <w:rFonts w:ascii="Cascadia Code" w:hAnsi="Cascadia Code" w:cs="Cascadia Code"/>
+        </w:rPr>
+        <w:t>: {</w:t>
+      </w:r>
+    </w:p>
+    <w:p>
+      <w:pPr>
+        <w:spacing w:after="0"/>
+        <w:rPr>
+          <w:rFonts w:ascii="Cascadia Code" w:hAnsi="Cascadia Code" w:cs="Cascadia Code"/>
+        </w:rPr>
+      </w:pPr>
+      <w:r>
+        <w:rPr>
+          <w:rFonts w:ascii="Cascadia Code" w:hAnsi="Cascadia Code" w:cs="Cascadia Code"/>
+        </w:rPr>
+        <w:t xml:space="preserve">    "^@</w:t>
+      </w:r>
+      <w:proofErr w:type="gramStart"/>
+      <w:r>
+        <w:rPr>
+          <w:rFonts w:ascii="Cascadia Code" w:hAnsi="Cascadia Code" w:cs="Cascadia Code"/>
+        </w:rPr>
+        <w:t>/(</w:t>
+      </w:r>
+      <w:proofErr w:type="gramEnd"/>
+      <w:r>
+        <w:rPr>
+          <w:rFonts w:ascii="Cascadia Code" w:hAnsi="Cascadia Code" w:cs="Cascadia Code"/>
+        </w:rPr>
+        <w:t>.*)$": "&lt;</w:t>
+      </w:r>
+      <w:proofErr w:type="spellStart"/>
+      <w:r>
+        <w:rPr>
+          <w:rFonts w:ascii="Cascadia Code" w:hAnsi="Cascadia Code" w:cs="Cascadia Code"/>
+        </w:rPr>
+        <w:t>rootDir</w:t>
+      </w:r>
+      <w:proofErr w:type="spellEnd"/>
+      <w:r>
+        <w:rPr>
+          <w:rFonts w:ascii="Cascadia Code" w:hAnsi="Cascadia Code" w:cs="Cascadia Code"/>
+        </w:rPr>
+        <w:t>&gt;/$1",</w:t>
       </w:r>
     </w:p>
     <w:p>
@@ -8207,63 +9826,227 @@
         <w:rPr>
           <w:rFonts w:ascii="Cascadia Code" w:hAnsi="Cascadia Code" w:cs="Cascadia Code"/>
         </w:rPr>
-        <w:t xml:space="preserve">  testMatch: ["**/__tests__/**/*.test.[jt]s?(x)"],</w:t>
-      </w:r>
-    </w:p>
-    <w:p>
-      <w:pPr>
-        <w:spacing w:after="0"/>
-        <w:rPr>
-          <w:rFonts w:ascii="Cascadia Code" w:hAnsi="Cascadia Code" w:cs="Cascadia Code"/>
-        </w:rPr>
-      </w:pPr>
-      <w:r>
-        <w:rPr>
-          <w:rFonts w:ascii="Cascadia Code" w:hAnsi="Cascadia Code" w:cs="Cascadia Code"/>
-        </w:rPr>
-        <w:t xml:space="preserve">  testPathIgnorePatterns: ["&lt;rootDir&gt;/node_modules/", "&lt;rootDir&gt;/.next/"],</w:t>
-      </w:r>
-    </w:p>
-    <w:p>
-      <w:pPr>
-        <w:spacing w:after="0"/>
-        <w:rPr>
-          <w:rFonts w:ascii="Cascadia Code" w:hAnsi="Cascadia Code" w:cs="Cascadia Code"/>
-        </w:rPr>
-      </w:pPr>
-      <w:r>
-        <w:rPr>
-          <w:rFonts w:ascii="Cascadia Code" w:hAnsi="Cascadia Code" w:cs="Cascadia Code"/>
-        </w:rPr>
-        <w:t xml:space="preserve">  collectCoverageFrom: [</w:t>
-      </w:r>
-    </w:p>
-    <w:p>
-      <w:pPr>
-        <w:spacing w:after="0"/>
-        <w:rPr>
-          <w:rFonts w:ascii="Cascadia Code" w:hAnsi="Cascadia Code" w:cs="Cascadia Code"/>
-        </w:rPr>
-      </w:pPr>
-      <w:r>
-        <w:rPr>
-          <w:rFonts w:ascii="Cascadia Code" w:hAnsi="Cascadia Code" w:cs="Cascadia Code"/>
-        </w:rPr>
-        <w:t xml:space="preserve">    "app/**/*.{ts,tsx}",</w:t>
-      </w:r>
-    </w:p>
-    <w:p>
-      <w:pPr>
-        <w:spacing w:after="0"/>
-        <w:rPr>
-          <w:rFonts w:ascii="Cascadia Code" w:hAnsi="Cascadia Code" w:cs="Cascadia Code"/>
-        </w:rPr>
-      </w:pPr>
-      <w:r>
-        <w:rPr>
-          <w:rFonts w:ascii="Cascadia Code" w:hAnsi="Cascadia Code" w:cs="Cascadia Code"/>
-        </w:rPr>
-        <w:t xml:space="preserve">    "lib/**/*.{ts,tsx}",</w:t>
+        <w:t xml:space="preserve">  </w:t>
+      </w:r>
+      <w:proofErr w:type="spellStart"/>
+      <w:r>
+        <w:rPr>
+          <w:rFonts w:ascii="Cascadia Code" w:hAnsi="Cascadia Code" w:cs="Cascadia Code"/>
+        </w:rPr>
+        <w:t>testMatch</w:t>
+      </w:r>
+      <w:proofErr w:type="spellEnd"/>
+      <w:r>
+        <w:rPr>
+          <w:rFonts w:ascii="Cascadia Code" w:hAnsi="Cascadia Code" w:cs="Cascadia Code"/>
+        </w:rPr>
+        <w:t>: ["**/__tests__/**/*.</w:t>
+      </w:r>
+      <w:proofErr w:type="gramStart"/>
+      <w:r>
+        <w:rPr>
+          <w:rFonts w:ascii="Cascadia Code" w:hAnsi="Cascadia Code" w:cs="Cascadia Code"/>
+        </w:rPr>
+        <w:t>test.[</w:t>
+      </w:r>
+      <w:proofErr w:type="spellStart"/>
+      <w:proofErr w:type="gramEnd"/>
+      <w:r>
+        <w:rPr>
+          <w:rFonts w:ascii="Cascadia Code" w:hAnsi="Cascadia Code" w:cs="Cascadia Code"/>
+        </w:rPr>
+        <w:t>jt</w:t>
+      </w:r>
+      <w:proofErr w:type="spellEnd"/>
+      <w:r>
+        <w:rPr>
+          <w:rFonts w:ascii="Cascadia Code" w:hAnsi="Cascadia Code" w:cs="Cascadia Code"/>
+        </w:rPr>
+        <w:t>]s?(x)"],</w:t>
+      </w:r>
+    </w:p>
+    <w:p>
+      <w:pPr>
+        <w:spacing w:after="0"/>
+        <w:rPr>
+          <w:rFonts w:ascii="Cascadia Code" w:hAnsi="Cascadia Code" w:cs="Cascadia Code"/>
+        </w:rPr>
+      </w:pPr>
+      <w:r>
+        <w:rPr>
+          <w:rFonts w:ascii="Cascadia Code" w:hAnsi="Cascadia Code" w:cs="Cascadia Code"/>
+        </w:rPr>
+        <w:t xml:space="preserve">  </w:t>
+      </w:r>
+      <w:proofErr w:type="spellStart"/>
+      <w:r>
+        <w:rPr>
+          <w:rFonts w:ascii="Cascadia Code" w:hAnsi="Cascadia Code" w:cs="Cascadia Code"/>
+        </w:rPr>
+        <w:t>testPathIgnorePatterns</w:t>
+      </w:r>
+      <w:proofErr w:type="spellEnd"/>
+      <w:r>
+        <w:rPr>
+          <w:rFonts w:ascii="Cascadia Code" w:hAnsi="Cascadia Code" w:cs="Cascadia Code"/>
+        </w:rPr>
+        <w:t>: ["&lt;</w:t>
+      </w:r>
+      <w:proofErr w:type="spellStart"/>
+      <w:r>
+        <w:rPr>
+          <w:rFonts w:ascii="Cascadia Code" w:hAnsi="Cascadia Code" w:cs="Cascadia Code"/>
+        </w:rPr>
+        <w:t>rootDir</w:t>
+      </w:r>
+      <w:proofErr w:type="spellEnd"/>
+      <w:r>
+        <w:rPr>
+          <w:rFonts w:ascii="Cascadia Code" w:hAnsi="Cascadia Code" w:cs="Cascadia Code"/>
+        </w:rPr>
+        <w:t>&gt;/</w:t>
+      </w:r>
+      <w:proofErr w:type="spellStart"/>
+      <w:r>
+        <w:rPr>
+          <w:rFonts w:ascii="Cascadia Code" w:hAnsi="Cascadia Code" w:cs="Cascadia Code"/>
+        </w:rPr>
+        <w:t>node_modules</w:t>
+      </w:r>
+      <w:proofErr w:type="spellEnd"/>
+      <w:r>
+        <w:rPr>
+          <w:rFonts w:ascii="Cascadia Code" w:hAnsi="Cascadia Code" w:cs="Cascadia Code"/>
+        </w:rPr>
+        <w:t>/", "&lt;</w:t>
+      </w:r>
+      <w:proofErr w:type="spellStart"/>
+      <w:r>
+        <w:rPr>
+          <w:rFonts w:ascii="Cascadia Code" w:hAnsi="Cascadia Code" w:cs="Cascadia Code"/>
+        </w:rPr>
+        <w:t>rootDir</w:t>
+      </w:r>
+      <w:proofErr w:type="spellEnd"/>
+      <w:r>
+        <w:rPr>
+          <w:rFonts w:ascii="Cascadia Code" w:hAnsi="Cascadia Code" w:cs="Cascadia Code"/>
+        </w:rPr>
+        <w:t>&gt;</w:t>
+      </w:r>
+      <w:proofErr w:type="gramStart"/>
+      <w:r>
+        <w:rPr>
+          <w:rFonts w:ascii="Cascadia Code" w:hAnsi="Cascadia Code" w:cs="Cascadia Code"/>
+        </w:rPr>
+        <w:t>/.next</w:t>
+      </w:r>
+      <w:proofErr w:type="gramEnd"/>
+      <w:r>
+        <w:rPr>
+          <w:rFonts w:ascii="Cascadia Code" w:hAnsi="Cascadia Code" w:cs="Cascadia Code"/>
+        </w:rPr>
+        <w:t>/"],</w:t>
+      </w:r>
+    </w:p>
+    <w:p>
+      <w:pPr>
+        <w:spacing w:after="0"/>
+        <w:rPr>
+          <w:rFonts w:ascii="Cascadia Code" w:hAnsi="Cascadia Code" w:cs="Cascadia Code"/>
+        </w:rPr>
+      </w:pPr>
+      <w:r>
+        <w:rPr>
+          <w:rFonts w:ascii="Cascadia Code" w:hAnsi="Cascadia Code" w:cs="Cascadia Code"/>
+        </w:rPr>
+        <w:t xml:space="preserve">  </w:t>
+      </w:r>
+      <w:proofErr w:type="spellStart"/>
+      <w:r>
+        <w:rPr>
+          <w:rFonts w:ascii="Cascadia Code" w:hAnsi="Cascadia Code" w:cs="Cascadia Code"/>
+        </w:rPr>
+        <w:t>collectCoverageFrom</w:t>
+      </w:r>
+      <w:proofErr w:type="spellEnd"/>
+      <w:r>
+        <w:rPr>
+          <w:rFonts w:ascii="Cascadia Code" w:hAnsi="Cascadia Code" w:cs="Cascadia Code"/>
+        </w:rPr>
+        <w:t>: [</w:t>
+      </w:r>
+    </w:p>
+    <w:p>
+      <w:pPr>
+        <w:spacing w:after="0"/>
+        <w:rPr>
+          <w:rFonts w:ascii="Cascadia Code" w:hAnsi="Cascadia Code" w:cs="Cascadia Code"/>
+        </w:rPr>
+      </w:pPr>
+      <w:r>
+        <w:rPr>
+          <w:rFonts w:ascii="Cascadia Code" w:hAnsi="Cascadia Code" w:cs="Cascadia Code"/>
+        </w:rPr>
+        <w:t xml:space="preserve">    "app/**/</w:t>
+      </w:r>
+      <w:proofErr w:type="gramStart"/>
+      <w:r>
+        <w:rPr>
+          <w:rFonts w:ascii="Cascadia Code" w:hAnsi="Cascadia Code" w:cs="Cascadia Code"/>
+        </w:rPr>
+        <w:t>*.{</w:t>
+      </w:r>
+      <w:proofErr w:type="spellStart"/>
+      <w:proofErr w:type="gramEnd"/>
+      <w:r>
+        <w:rPr>
+          <w:rFonts w:ascii="Cascadia Code" w:hAnsi="Cascadia Code" w:cs="Cascadia Code"/>
+        </w:rPr>
+        <w:t>ts,tsx</w:t>
+      </w:r>
+      <w:proofErr w:type="spellEnd"/>
+      <w:r>
+        <w:rPr>
+          <w:rFonts w:ascii="Cascadia Code" w:hAnsi="Cascadia Code" w:cs="Cascadia Code"/>
+        </w:rPr>
+        <w:t>}",</w:t>
+      </w:r>
+    </w:p>
+    <w:p>
+      <w:pPr>
+        <w:spacing w:after="0"/>
+        <w:rPr>
+          <w:rFonts w:ascii="Cascadia Code" w:hAnsi="Cascadia Code" w:cs="Cascadia Code"/>
+        </w:rPr>
+      </w:pPr>
+      <w:r>
+        <w:rPr>
+          <w:rFonts w:ascii="Cascadia Code" w:hAnsi="Cascadia Code" w:cs="Cascadia Code"/>
+        </w:rPr>
+        <w:t xml:space="preserve">    "lib/**/</w:t>
+      </w:r>
+      <w:proofErr w:type="gramStart"/>
+      <w:r>
+        <w:rPr>
+          <w:rFonts w:ascii="Cascadia Code" w:hAnsi="Cascadia Code" w:cs="Cascadia Code"/>
+        </w:rPr>
+        <w:t>*.{</w:t>
+      </w:r>
+      <w:proofErr w:type="spellStart"/>
+      <w:proofErr w:type="gramEnd"/>
+      <w:r>
+        <w:rPr>
+          <w:rFonts w:ascii="Cascadia Code" w:hAnsi="Cascadia Code" w:cs="Cascadia Code"/>
+        </w:rPr>
+        <w:t>ts,tsx</w:t>
+      </w:r>
+      <w:proofErr w:type="spellEnd"/>
+      <w:r>
+        <w:rPr>
+          <w:rFonts w:ascii="Cascadia Code" w:hAnsi="Cascadia Code" w:cs="Cascadia Code"/>
+        </w:rPr>
+        <w:t>}",</w:t>
       </w:r>
     </w:p>
     <w:p>
@@ -8278,49 +10061,141 @@
           <w:rFonts w:ascii="Cascadia Code" w:hAnsi="Cascadia Code" w:cs="Cascadia Code"/>
         </w:rPr>
         <w:lastRenderedPageBreak/>
-        <w:t xml:space="preserve">    "components/**/*.{ts,tsx}",</w:t>
-      </w:r>
-    </w:p>
-    <w:p>
-      <w:pPr>
-        <w:spacing w:after="0"/>
-        <w:rPr>
-          <w:rFonts w:ascii="Cascadia Code" w:hAnsi="Cascadia Code" w:cs="Cascadia Code"/>
-        </w:rPr>
-      </w:pPr>
-      <w:r>
-        <w:rPr>
-          <w:rFonts w:ascii="Cascadia Code" w:hAnsi="Cascadia Code" w:cs="Cascadia Code"/>
-        </w:rPr>
-        <w:t xml:space="preserve">    "!**/*.d.ts",</w:t>
-      </w:r>
-    </w:p>
-    <w:p>
-      <w:pPr>
-        <w:spacing w:after="0"/>
-        <w:rPr>
-          <w:rFonts w:ascii="Cascadia Code" w:hAnsi="Cascadia Code" w:cs="Cascadia Code"/>
-        </w:rPr>
-      </w:pPr>
-      <w:r>
-        <w:rPr>
-          <w:rFonts w:ascii="Cascadia Code" w:hAnsi="Cascadia Code" w:cs="Cascadia Code"/>
-        </w:rPr>
-        <w:t xml:space="preserve">    "!**/node_modules/**",</w:t>
-      </w:r>
-    </w:p>
-    <w:p>
-      <w:pPr>
-        <w:spacing w:after="0"/>
-        <w:rPr>
-          <w:rFonts w:ascii="Cascadia Code" w:hAnsi="Cascadia Code" w:cs="Cascadia Code"/>
-        </w:rPr>
-      </w:pPr>
-      <w:r>
-        <w:rPr>
-          <w:rFonts w:ascii="Cascadia Code" w:hAnsi="Cascadia Code" w:cs="Cascadia Code"/>
-        </w:rPr>
-        <w:t xml:space="preserve">    "!**/.next/**",</w:t>
+        <w:t xml:space="preserve">    "components/**/</w:t>
+      </w:r>
+      <w:proofErr w:type="gramStart"/>
+      <w:r>
+        <w:rPr>
+          <w:rFonts w:ascii="Cascadia Code" w:hAnsi="Cascadia Code" w:cs="Cascadia Code"/>
+        </w:rPr>
+        <w:t>*.{</w:t>
+      </w:r>
+      <w:proofErr w:type="spellStart"/>
+      <w:proofErr w:type="gramEnd"/>
+      <w:r>
+        <w:rPr>
+          <w:rFonts w:ascii="Cascadia Code" w:hAnsi="Cascadia Code" w:cs="Cascadia Code"/>
+        </w:rPr>
+        <w:t>ts,tsx</w:t>
+      </w:r>
+      <w:proofErr w:type="spellEnd"/>
+      <w:r>
+        <w:rPr>
+          <w:rFonts w:ascii="Cascadia Code" w:hAnsi="Cascadia Code" w:cs="Cascadia Code"/>
+        </w:rPr>
+        <w:t>}",</w:t>
+      </w:r>
+    </w:p>
+    <w:p>
+      <w:pPr>
+        <w:spacing w:after="0"/>
+        <w:rPr>
+          <w:rFonts w:ascii="Cascadia Code" w:hAnsi="Cascadia Code" w:cs="Cascadia Code"/>
+        </w:rPr>
+      </w:pPr>
+      <w:r>
+        <w:rPr>
+          <w:rFonts w:ascii="Cascadia Code" w:hAnsi="Cascadia Code" w:cs="Cascadia Code"/>
+        </w:rPr>
+        <w:t xml:space="preserve">    </w:t>
+      </w:r>
+      <w:proofErr w:type="gramStart"/>
+      <w:r>
+        <w:rPr>
+          <w:rFonts w:ascii="Cascadia Code" w:hAnsi="Cascadia Code" w:cs="Cascadia Code"/>
+        </w:rPr>
+        <w:t>"!*</w:t>
+      </w:r>
+      <w:proofErr w:type="gramEnd"/>
+      <w:r>
+        <w:rPr>
+          <w:rFonts w:ascii="Cascadia Code" w:hAnsi="Cascadia Code" w:cs="Cascadia Code"/>
+        </w:rPr>
+        <w:t>*/*.</w:t>
+      </w:r>
+      <w:proofErr w:type="spellStart"/>
+      <w:r>
+        <w:rPr>
+          <w:rFonts w:ascii="Cascadia Code" w:hAnsi="Cascadia Code" w:cs="Cascadia Code"/>
+        </w:rPr>
+        <w:t>d.ts</w:t>
+      </w:r>
+      <w:proofErr w:type="spellEnd"/>
+      <w:r>
+        <w:rPr>
+          <w:rFonts w:ascii="Cascadia Code" w:hAnsi="Cascadia Code" w:cs="Cascadia Code"/>
+        </w:rPr>
+        <w:t>",</w:t>
+      </w:r>
+    </w:p>
+    <w:p>
+      <w:pPr>
+        <w:spacing w:after="0"/>
+        <w:rPr>
+          <w:rFonts w:ascii="Cascadia Code" w:hAnsi="Cascadia Code" w:cs="Cascadia Code"/>
+        </w:rPr>
+      </w:pPr>
+      <w:r>
+        <w:rPr>
+          <w:rFonts w:ascii="Cascadia Code" w:hAnsi="Cascadia Code" w:cs="Cascadia Code"/>
+        </w:rPr>
+        <w:t xml:space="preserve">    </w:t>
+      </w:r>
+      <w:proofErr w:type="gramStart"/>
+      <w:r>
+        <w:rPr>
+          <w:rFonts w:ascii="Cascadia Code" w:hAnsi="Cascadia Code" w:cs="Cascadia Code"/>
+        </w:rPr>
+        <w:t>"!*</w:t>
+      </w:r>
+      <w:proofErr w:type="gramEnd"/>
+      <w:r>
+        <w:rPr>
+          <w:rFonts w:ascii="Cascadia Code" w:hAnsi="Cascadia Code" w:cs="Cascadia Code"/>
+        </w:rPr>
+        <w:t>*/</w:t>
+      </w:r>
+      <w:proofErr w:type="spellStart"/>
+      <w:r>
+        <w:rPr>
+          <w:rFonts w:ascii="Cascadia Code" w:hAnsi="Cascadia Code" w:cs="Cascadia Code"/>
+        </w:rPr>
+        <w:t>node_modules</w:t>
+      </w:r>
+      <w:proofErr w:type="spellEnd"/>
+      <w:r>
+        <w:rPr>
+          <w:rFonts w:ascii="Cascadia Code" w:hAnsi="Cascadia Code" w:cs="Cascadia Code"/>
+        </w:rPr>
+        <w:t>/**",</w:t>
+      </w:r>
+    </w:p>
+    <w:p>
+      <w:pPr>
+        <w:spacing w:after="0"/>
+        <w:rPr>
+          <w:rFonts w:ascii="Cascadia Code" w:hAnsi="Cascadia Code" w:cs="Cascadia Code"/>
+        </w:rPr>
+      </w:pPr>
+      <w:r>
+        <w:rPr>
+          <w:rFonts w:ascii="Cascadia Code" w:hAnsi="Cascadia Code" w:cs="Cascadia Code"/>
+        </w:rPr>
+        <w:t xml:space="preserve">    </w:t>
+      </w:r>
+      <w:proofErr w:type="gramStart"/>
+      <w:r>
+        <w:rPr>
+          <w:rFonts w:ascii="Cascadia Code" w:hAnsi="Cascadia Code" w:cs="Cascadia Code"/>
+        </w:rPr>
+        <w:t>"!*</w:t>
+      </w:r>
+      <w:proofErr w:type="gramEnd"/>
+      <w:r>
+        <w:rPr>
+          <w:rFonts w:ascii="Cascadia Code" w:hAnsi="Cascadia Code" w:cs="Cascadia Code"/>
+        </w:rPr>
+        <w:t>*/.next/**",</w:t>
       </w:r>
     </w:p>
     <w:p>
@@ -8348,21 +10223,63 @@
         <w:rPr>
           <w:rFonts w:ascii="Cascadia Code" w:hAnsi="Cascadia Code" w:cs="Cascadia Code"/>
         </w:rPr>
-        <w:t xml:space="preserve">  coverageDirectory: "coverage",</w:t>
-      </w:r>
-    </w:p>
-    <w:p>
-      <w:pPr>
-        <w:spacing w:after="0"/>
-        <w:rPr>
-          <w:rFonts w:ascii="Cascadia Code" w:hAnsi="Cascadia Code" w:cs="Cascadia Code"/>
-        </w:rPr>
-      </w:pPr>
-      <w:r>
-        <w:rPr>
-          <w:rFonts w:ascii="Cascadia Code" w:hAnsi="Cascadia Code" w:cs="Cascadia Code"/>
-        </w:rPr>
-        <w:t xml:space="preserve">  coverageReporters: ["text", "lcov", "html"],</w:t>
+        <w:t xml:space="preserve">  </w:t>
+      </w:r>
+      <w:proofErr w:type="spellStart"/>
+      <w:r>
+        <w:rPr>
+          <w:rFonts w:ascii="Cascadia Code" w:hAnsi="Cascadia Code" w:cs="Cascadia Code"/>
+        </w:rPr>
+        <w:t>coverageDirectory</w:t>
+      </w:r>
+      <w:proofErr w:type="spellEnd"/>
+      <w:r>
+        <w:rPr>
+          <w:rFonts w:ascii="Cascadia Code" w:hAnsi="Cascadia Code" w:cs="Cascadia Code"/>
+        </w:rPr>
+        <w:t>: "coverage",</w:t>
+      </w:r>
+    </w:p>
+    <w:p>
+      <w:pPr>
+        <w:spacing w:after="0"/>
+        <w:rPr>
+          <w:rFonts w:ascii="Cascadia Code" w:hAnsi="Cascadia Code" w:cs="Cascadia Code"/>
+        </w:rPr>
+      </w:pPr>
+      <w:r>
+        <w:rPr>
+          <w:rFonts w:ascii="Cascadia Code" w:hAnsi="Cascadia Code" w:cs="Cascadia Code"/>
+        </w:rPr>
+        <w:t xml:space="preserve">  </w:t>
+      </w:r>
+      <w:proofErr w:type="spellStart"/>
+      <w:r>
+        <w:rPr>
+          <w:rFonts w:ascii="Cascadia Code" w:hAnsi="Cascadia Code" w:cs="Cascadia Code"/>
+        </w:rPr>
+        <w:t>coverageReporters</w:t>
+      </w:r>
+      <w:proofErr w:type="spellEnd"/>
+      <w:r>
+        <w:rPr>
+          <w:rFonts w:ascii="Cascadia Code" w:hAnsi="Cascadia Code" w:cs="Cascadia Code"/>
+        </w:rPr>
+        <w:t>: ["text", "</w:t>
+      </w:r>
+      <w:proofErr w:type="spellStart"/>
+      <w:r>
+        <w:rPr>
+          <w:rFonts w:ascii="Cascadia Code" w:hAnsi="Cascadia Code" w:cs="Cascadia Code"/>
+        </w:rPr>
+        <w:t>lcov</w:t>
+      </w:r>
+      <w:proofErr w:type="spellEnd"/>
+      <w:r>
+        <w:rPr>
+          <w:rFonts w:ascii="Cascadia Code" w:hAnsi="Cascadia Code" w:cs="Cascadia Code"/>
+        </w:rPr>
+        <w:t>", "html"],</w:t>
       </w:r>
     </w:p>
     <w:p>
@@ -8398,93 +10315,363 @@
         <w:rPr>
           <w:rFonts w:ascii="Cascadia Code" w:hAnsi="Cascadia Code" w:cs="Cascadia Code"/>
         </w:rPr>
-        <w:t>export default createJestConfig(config);</w:t>
-      </w:r>
-    </w:p>
-    <w:p>
-      <w:pPr>
-        <w:spacing w:after="0"/>
-        <w:rPr>
-          <w:rFonts w:cstheme="minorHAnsi"/>
-        </w:rPr>
-      </w:pPr>
-    </w:p>
-    <w:p>
-      <w:pPr>
-        <w:spacing w:after="0"/>
-        <w:rPr>
-          <w:rFonts w:cstheme="minorHAnsi"/>
-        </w:rPr>
-      </w:pPr>
-      <w:r>
-        <w:rPr>
-          <w:rFonts w:cstheme="minorHAnsi"/>
-        </w:rPr>
-        <w:t>Create jest setup (jest.setup.ts):</w:t>
-      </w:r>
-    </w:p>
-    <w:p>
-      <w:pPr>
-        <w:spacing w:after="0"/>
-        <w:rPr>
-          <w:rFonts w:ascii="Cascadia Code" w:hAnsi="Cascadia Code" w:cs="Cascadia Code"/>
-        </w:rPr>
-      </w:pPr>
-      <w:r>
-        <w:rPr>
-          <w:rFonts w:ascii="Cascadia Code" w:hAnsi="Cascadia Code" w:cs="Cascadia Code"/>
-        </w:rPr>
-        <w:t>import "@testing-library/jest-dom";</w:t>
-      </w:r>
-    </w:p>
-    <w:p>
-      <w:pPr>
-        <w:spacing w:after="0"/>
-        <w:rPr>
-          <w:rFonts w:ascii="Cascadia Code" w:hAnsi="Cascadia Code" w:cs="Cascadia Code"/>
-        </w:rPr>
-      </w:pPr>
-      <w:r>
-        <w:rPr>
-          <w:rFonts w:ascii="Cascadia Code" w:hAnsi="Cascadia Code" w:cs="Cascadia Code"/>
-        </w:rPr>
-        <w:t>import { TextEncoder, TextDecoder } from "util";</w:t>
-      </w:r>
-    </w:p>
-    <w:p>
-      <w:pPr>
-        <w:spacing w:after="0"/>
-        <w:rPr>
-          <w:rFonts w:ascii="Cascadia Code" w:hAnsi="Cascadia Code" w:cs="Cascadia Code"/>
-        </w:rPr>
-      </w:pPr>
-    </w:p>
-    <w:p>
-      <w:pPr>
-        <w:spacing w:after="0"/>
-        <w:rPr>
-          <w:rFonts w:ascii="Cascadia Code" w:hAnsi="Cascadia Code" w:cs="Cascadia Code"/>
-        </w:rPr>
-      </w:pPr>
-      <w:r>
-        <w:rPr>
-          <w:rFonts w:ascii="Cascadia Code" w:hAnsi="Cascadia Code" w:cs="Cascadia Code"/>
-        </w:rPr>
-        <w:t>(globalThis as unknown as { TextEncoder: typeof TextEncoder }).TextEncoder = TextEncoder;</w:t>
-      </w:r>
-    </w:p>
-    <w:p>
-      <w:pPr>
-        <w:spacing w:after="0"/>
-        <w:rPr>
-          <w:rFonts w:ascii="Cascadia Code" w:hAnsi="Cascadia Code" w:cs="Cascadia Code"/>
-        </w:rPr>
-      </w:pPr>
-      <w:r>
-        <w:rPr>
-          <w:rFonts w:ascii="Cascadia Code" w:hAnsi="Cascadia Code" w:cs="Cascadia Code"/>
-        </w:rPr>
-        <w:t>(globalThis as unknown as { TextDecoder: typeof TextDecoder }).TextDecoder = TextDecoder;</w:t>
+        <w:t xml:space="preserve">export default </w:t>
+      </w:r>
+      <w:proofErr w:type="spellStart"/>
+      <w:r>
+        <w:rPr>
+          <w:rFonts w:ascii="Cascadia Code" w:hAnsi="Cascadia Code" w:cs="Cascadia Code"/>
+        </w:rPr>
+        <w:t>createJestConfig</w:t>
+      </w:r>
+      <w:proofErr w:type="spellEnd"/>
+      <w:r>
+        <w:rPr>
+          <w:rFonts w:ascii="Cascadia Code" w:hAnsi="Cascadia Code" w:cs="Cascadia Code"/>
+        </w:rPr>
+        <w:t>(config);</w:t>
+      </w:r>
+    </w:p>
+    <w:p>
+      <w:pPr>
+        <w:spacing w:after="0"/>
+        <w:rPr>
+          <w:rFonts w:cstheme="minorHAnsi"/>
+        </w:rPr>
+      </w:pPr>
+    </w:p>
+    <w:p>
+      <w:pPr>
+        <w:spacing w:after="0"/>
+        <w:rPr>
+          <w:rFonts w:cstheme="minorHAnsi"/>
+        </w:rPr>
+      </w:pPr>
+      <w:r>
+        <w:rPr>
+          <w:rFonts w:cstheme="minorHAnsi"/>
+        </w:rPr>
+        <w:t>Create jest setup (</w:t>
+      </w:r>
+      <w:proofErr w:type="spellStart"/>
+      <w:proofErr w:type="gramStart"/>
+      <w:r>
+        <w:rPr>
+          <w:rFonts w:cstheme="minorHAnsi"/>
+        </w:rPr>
+        <w:t>jest.setup</w:t>
+      </w:r>
+      <w:proofErr w:type="gramEnd"/>
+      <w:r>
+        <w:rPr>
+          <w:rFonts w:cstheme="minorHAnsi"/>
+        </w:rPr>
+        <w:t>.ts</w:t>
+      </w:r>
+      <w:proofErr w:type="spellEnd"/>
+      <w:r>
+        <w:rPr>
+          <w:rFonts w:cstheme="minorHAnsi"/>
+        </w:rPr>
+        <w:t>):</w:t>
+      </w:r>
+    </w:p>
+    <w:p>
+      <w:pPr>
+        <w:spacing w:after="0"/>
+        <w:rPr>
+          <w:rFonts w:ascii="Cascadia Code" w:hAnsi="Cascadia Code" w:cs="Cascadia Code"/>
+        </w:rPr>
+      </w:pPr>
+      <w:r>
+        <w:rPr>
+          <w:rFonts w:ascii="Cascadia Code" w:hAnsi="Cascadia Code" w:cs="Cascadia Code"/>
+        </w:rPr>
+        <w:t>import "@testing-library/jest-</w:t>
+      </w:r>
+      <w:proofErr w:type="spellStart"/>
+      <w:r>
+        <w:rPr>
+          <w:rFonts w:ascii="Cascadia Code" w:hAnsi="Cascadia Code" w:cs="Cascadia Code"/>
+        </w:rPr>
+        <w:t>dom</w:t>
+      </w:r>
+      <w:proofErr w:type="spellEnd"/>
+      <w:r>
+        <w:rPr>
+          <w:rFonts w:ascii="Cascadia Code" w:hAnsi="Cascadia Code" w:cs="Cascadia Code"/>
+        </w:rPr>
+        <w:t>";</w:t>
+      </w:r>
+    </w:p>
+    <w:p>
+      <w:pPr>
+        <w:spacing w:after="0"/>
+        <w:rPr>
+          <w:rFonts w:ascii="Cascadia Code" w:hAnsi="Cascadia Code" w:cs="Cascadia Code"/>
+        </w:rPr>
+      </w:pPr>
+      <w:r>
+        <w:rPr>
+          <w:rFonts w:ascii="Cascadia Code" w:hAnsi="Cascadia Code" w:cs="Cascadia Code"/>
+        </w:rPr>
+        <w:t xml:space="preserve">import </w:t>
+      </w:r>
+      <w:proofErr w:type="gramStart"/>
+      <w:r>
+        <w:rPr>
+          <w:rFonts w:ascii="Cascadia Code" w:hAnsi="Cascadia Code" w:cs="Cascadia Code"/>
+        </w:rPr>
+        <w:t xml:space="preserve">{ </w:t>
+      </w:r>
+      <w:proofErr w:type="spellStart"/>
+      <w:r>
+        <w:rPr>
+          <w:rFonts w:ascii="Cascadia Code" w:hAnsi="Cascadia Code" w:cs="Cascadia Code"/>
+        </w:rPr>
+        <w:t>TextEncoder</w:t>
+      </w:r>
+      <w:proofErr w:type="spellEnd"/>
+      <w:proofErr w:type="gramEnd"/>
+      <w:r>
+        <w:rPr>
+          <w:rFonts w:ascii="Cascadia Code" w:hAnsi="Cascadia Code" w:cs="Cascadia Code"/>
+        </w:rPr>
+        <w:t xml:space="preserve">, </w:t>
+      </w:r>
+      <w:proofErr w:type="spellStart"/>
+      <w:r>
+        <w:rPr>
+          <w:rFonts w:ascii="Cascadia Code" w:hAnsi="Cascadia Code" w:cs="Cascadia Code"/>
+        </w:rPr>
+        <w:t>TextDecoder</w:t>
+      </w:r>
+      <w:proofErr w:type="spellEnd"/>
+      <w:r>
+        <w:rPr>
+          <w:rFonts w:ascii="Cascadia Code" w:hAnsi="Cascadia Code" w:cs="Cascadia Code"/>
+        </w:rPr>
+        <w:t xml:space="preserve"> } from "util";</w:t>
+      </w:r>
+    </w:p>
+    <w:p>
+      <w:pPr>
+        <w:spacing w:after="0"/>
+        <w:rPr>
+          <w:rFonts w:ascii="Cascadia Code" w:hAnsi="Cascadia Code" w:cs="Cascadia Code"/>
+        </w:rPr>
+      </w:pPr>
+    </w:p>
+    <w:p>
+      <w:pPr>
+        <w:spacing w:after="0"/>
+        <w:rPr>
+          <w:rFonts w:ascii="Cascadia Code" w:hAnsi="Cascadia Code" w:cs="Cascadia Code"/>
+        </w:rPr>
+      </w:pPr>
+      <w:r>
+        <w:rPr>
+          <w:rFonts w:ascii="Cascadia Code" w:hAnsi="Cascadia Code" w:cs="Cascadia Code"/>
+        </w:rPr>
+        <w:t>(</w:t>
+      </w:r>
+      <w:proofErr w:type="spellStart"/>
+      <w:r>
+        <w:rPr>
+          <w:rFonts w:ascii="Cascadia Code" w:hAnsi="Cascadia Code" w:cs="Cascadia Code"/>
+        </w:rPr>
+        <w:t>globalThis</w:t>
+      </w:r>
+      <w:proofErr w:type="spellEnd"/>
+      <w:r>
+        <w:rPr>
+          <w:rFonts w:ascii="Cascadia Code" w:hAnsi="Cascadia Code" w:cs="Cascadia Code"/>
+        </w:rPr>
+        <w:t xml:space="preserve"> as unknown as </w:t>
+      </w:r>
+      <w:proofErr w:type="gramStart"/>
+      <w:r>
+        <w:rPr>
+          <w:rFonts w:ascii="Cascadia Code" w:hAnsi="Cascadia Code" w:cs="Cascadia Code"/>
+        </w:rPr>
+        <w:t xml:space="preserve">{ </w:t>
+      </w:r>
+      <w:proofErr w:type="spellStart"/>
+      <w:r>
+        <w:rPr>
+          <w:rFonts w:ascii="Cascadia Code" w:hAnsi="Cascadia Code" w:cs="Cascadia Code"/>
+        </w:rPr>
+        <w:t>TextEncoder</w:t>
+      </w:r>
+      <w:proofErr w:type="spellEnd"/>
+      <w:proofErr w:type="gramEnd"/>
+      <w:r>
+        <w:rPr>
+          <w:rFonts w:ascii="Cascadia Code" w:hAnsi="Cascadia Code" w:cs="Cascadia Code"/>
+        </w:rPr>
+        <w:t xml:space="preserve">: </w:t>
+      </w:r>
+      <w:proofErr w:type="spellStart"/>
+      <w:r>
+        <w:rPr>
+          <w:rFonts w:ascii="Cascadia Code" w:hAnsi="Cascadia Code" w:cs="Cascadia Code"/>
+        </w:rPr>
+        <w:t>typeof</w:t>
+      </w:r>
+      <w:proofErr w:type="spellEnd"/>
+      <w:r>
+        <w:rPr>
+          <w:rFonts w:ascii="Cascadia Code" w:hAnsi="Cascadia Code" w:cs="Cascadia Code"/>
+        </w:rPr>
+        <w:t xml:space="preserve"> </w:t>
+      </w:r>
+      <w:proofErr w:type="spellStart"/>
+      <w:r>
+        <w:rPr>
+          <w:rFonts w:ascii="Cascadia Code" w:hAnsi="Cascadia Code" w:cs="Cascadia Code"/>
+        </w:rPr>
+        <w:t>TextEncoder</w:t>
+      </w:r>
+      <w:proofErr w:type="spellEnd"/>
+      <w:r>
+        <w:rPr>
+          <w:rFonts w:ascii="Cascadia Code" w:hAnsi="Cascadia Code" w:cs="Cascadia Code"/>
+        </w:rPr>
+        <w:t xml:space="preserve"> }).</w:t>
+      </w:r>
+      <w:proofErr w:type="spellStart"/>
+      <w:r>
+        <w:rPr>
+          <w:rFonts w:ascii="Cascadia Code" w:hAnsi="Cascadia Code" w:cs="Cascadia Code"/>
+        </w:rPr>
+        <w:t>TextEncoder</w:t>
+      </w:r>
+      <w:proofErr w:type="spellEnd"/>
+      <w:r>
+        <w:rPr>
+          <w:rFonts w:ascii="Cascadia Code" w:hAnsi="Cascadia Code" w:cs="Cascadia Code"/>
+        </w:rPr>
+        <w:t xml:space="preserve"> = </w:t>
+      </w:r>
+      <w:proofErr w:type="spellStart"/>
+      <w:r>
+        <w:rPr>
+          <w:rFonts w:ascii="Cascadia Code" w:hAnsi="Cascadia Code" w:cs="Cascadia Code"/>
+        </w:rPr>
+        <w:t>TextEncoder</w:t>
+      </w:r>
+      <w:proofErr w:type="spellEnd"/>
+      <w:r>
+        <w:rPr>
+          <w:rFonts w:ascii="Cascadia Code" w:hAnsi="Cascadia Code" w:cs="Cascadia Code"/>
+        </w:rPr>
+        <w:t>;</w:t>
+      </w:r>
+    </w:p>
+    <w:p>
+      <w:pPr>
+        <w:spacing w:after="0"/>
+        <w:rPr>
+          <w:rFonts w:ascii="Cascadia Code" w:hAnsi="Cascadia Code" w:cs="Cascadia Code"/>
+        </w:rPr>
+      </w:pPr>
+      <w:r>
+        <w:rPr>
+          <w:rFonts w:ascii="Cascadia Code" w:hAnsi="Cascadia Code" w:cs="Cascadia Code"/>
+        </w:rPr>
+        <w:t>(</w:t>
+      </w:r>
+      <w:proofErr w:type="spellStart"/>
+      <w:r>
+        <w:rPr>
+          <w:rFonts w:ascii="Cascadia Code" w:hAnsi="Cascadia Code" w:cs="Cascadia Code"/>
+        </w:rPr>
+        <w:t>globalThis</w:t>
+      </w:r>
+      <w:proofErr w:type="spellEnd"/>
+      <w:r>
+        <w:rPr>
+          <w:rFonts w:ascii="Cascadia Code" w:hAnsi="Cascadia Code" w:cs="Cascadia Code"/>
+        </w:rPr>
+        <w:t xml:space="preserve"> as unknown as </w:t>
+      </w:r>
+      <w:proofErr w:type="gramStart"/>
+      <w:r>
+        <w:rPr>
+          <w:rFonts w:ascii="Cascadia Code" w:hAnsi="Cascadia Code" w:cs="Cascadia Code"/>
+        </w:rPr>
+        <w:t xml:space="preserve">{ </w:t>
+      </w:r>
+      <w:proofErr w:type="spellStart"/>
+      <w:r>
+        <w:rPr>
+          <w:rFonts w:ascii="Cascadia Code" w:hAnsi="Cascadia Code" w:cs="Cascadia Code"/>
+        </w:rPr>
+        <w:t>TextDecoder</w:t>
+      </w:r>
+      <w:proofErr w:type="spellEnd"/>
+      <w:proofErr w:type="gramEnd"/>
+      <w:r>
+        <w:rPr>
+          <w:rFonts w:ascii="Cascadia Code" w:hAnsi="Cascadia Code" w:cs="Cascadia Code"/>
+        </w:rPr>
+        <w:t xml:space="preserve">: </w:t>
+      </w:r>
+      <w:proofErr w:type="spellStart"/>
+      <w:r>
+        <w:rPr>
+          <w:rFonts w:ascii="Cascadia Code" w:hAnsi="Cascadia Code" w:cs="Cascadia Code"/>
+        </w:rPr>
+        <w:t>typeof</w:t>
+      </w:r>
+      <w:proofErr w:type="spellEnd"/>
+      <w:r>
+        <w:rPr>
+          <w:rFonts w:ascii="Cascadia Code" w:hAnsi="Cascadia Code" w:cs="Cascadia Code"/>
+        </w:rPr>
+        <w:t xml:space="preserve"> </w:t>
+      </w:r>
+      <w:proofErr w:type="spellStart"/>
+      <w:r>
+        <w:rPr>
+          <w:rFonts w:ascii="Cascadia Code" w:hAnsi="Cascadia Code" w:cs="Cascadia Code"/>
+        </w:rPr>
+        <w:t>TextDecoder</w:t>
+      </w:r>
+      <w:proofErr w:type="spellEnd"/>
+      <w:r>
+        <w:rPr>
+          <w:rFonts w:ascii="Cascadia Code" w:hAnsi="Cascadia Code" w:cs="Cascadia Code"/>
+        </w:rPr>
+        <w:t xml:space="preserve"> }).</w:t>
+      </w:r>
+      <w:proofErr w:type="spellStart"/>
+      <w:r>
+        <w:rPr>
+          <w:rFonts w:ascii="Cascadia Code" w:hAnsi="Cascadia Code" w:cs="Cascadia Code"/>
+        </w:rPr>
+        <w:t>TextDecoder</w:t>
+      </w:r>
+      <w:proofErr w:type="spellEnd"/>
+      <w:r>
+        <w:rPr>
+          <w:rFonts w:ascii="Cascadia Code" w:hAnsi="Cascadia Code" w:cs="Cascadia Code"/>
+        </w:rPr>
+        <w:t xml:space="preserve"> = </w:t>
+      </w:r>
+      <w:proofErr w:type="spellStart"/>
+      <w:r>
+        <w:rPr>
+          <w:rFonts w:ascii="Cascadia Code" w:hAnsi="Cascadia Code" w:cs="Cascadia Code"/>
+        </w:rPr>
+        <w:t>TextDecoder</w:t>
+      </w:r>
+      <w:proofErr w:type="spellEnd"/>
+      <w:r>
+        <w:rPr>
+          <w:rFonts w:ascii="Cascadia Code" w:hAnsi="Cascadia Code" w:cs="Cascadia Code"/>
+        </w:rPr>
+        <w:t>;</w:t>
       </w:r>
     </w:p>
     <w:p>
@@ -8522,11 +10709,19 @@
           <w:rFonts w:ascii="Cascadia Code" w:hAnsi="Cascadia Code" w:cs="Cascadia Code"/>
         </w:rPr>
       </w:pPr>
-      <w:r>
-        <w:rPr>
-          <w:rFonts w:ascii="Cascadia Code" w:hAnsi="Cascadia Code" w:cs="Cascadia Code"/>
-        </w:rPr>
-        <w:t>npm run test</w:t>
+      <w:proofErr w:type="spellStart"/>
+      <w:r>
+        <w:rPr>
+          <w:rFonts w:ascii="Cascadia Code" w:hAnsi="Cascadia Code" w:cs="Cascadia Code"/>
+        </w:rPr>
+        <w:t>npm</w:t>
+      </w:r>
+      <w:proofErr w:type="spellEnd"/>
+      <w:r>
+        <w:rPr>
+          <w:rFonts w:ascii="Cascadia Code" w:hAnsi="Cascadia Code" w:cs="Cascadia Code"/>
+        </w:rPr>
+        <w:t xml:space="preserve"> run test</w:t>
       </w:r>
     </w:p>
     <w:p>
@@ -8552,481 +10747,623 @@
           <w:bCs/>
         </w:rPr>
       </w:pPr>
+      <w:proofErr w:type="spellStart"/>
       <w:r>
         <w:rPr>
           <w:rFonts w:cstheme="minorHAnsi"/>
           <w:b/>
           <w:bCs/>
         </w:rPr>
-        <w:t>Dockerfile Setup</w:t>
-      </w:r>
-    </w:p>
-    <w:p>
-      <w:pPr>
-        <w:spacing w:after="0"/>
-        <w:rPr>
-          <w:rFonts w:cstheme="minorHAnsi"/>
-        </w:rPr>
-      </w:pPr>
-      <w:r>
-        <w:rPr>
-          <w:rFonts w:cstheme="minorHAnsi"/>
-        </w:rPr>
-        <w:t>Dockerfile:</w:t>
-      </w:r>
-    </w:p>
-    <w:p>
-      <w:pPr>
-        <w:spacing w:after="0"/>
-        <w:rPr>
-          <w:rFonts w:ascii="Cascadia Code" w:hAnsi="Cascadia Code" w:cs="Cascadia Code"/>
-        </w:rPr>
-      </w:pPr>
-      <w:r>
-        <w:rPr>
-          <w:rFonts w:ascii="Cascadia Code" w:hAnsi="Cascadia Code" w:cs="Cascadia Code"/>
-        </w:rPr>
-        <w:t>FROM node:22-alpine</w:t>
-      </w:r>
-    </w:p>
-    <w:p>
-      <w:pPr>
-        <w:spacing w:after="0"/>
-        <w:rPr>
-          <w:rFonts w:ascii="Cascadia Code" w:hAnsi="Cascadia Code" w:cs="Cascadia Code"/>
-        </w:rPr>
-      </w:pPr>
-    </w:p>
-    <w:p>
-      <w:pPr>
-        <w:spacing w:after="0"/>
-        <w:rPr>
-          <w:rFonts w:ascii="Cascadia Code" w:hAnsi="Cascadia Code" w:cs="Cascadia Code"/>
-        </w:rPr>
-      </w:pPr>
-      <w:r>
-        <w:rPr>
-          <w:rFonts w:ascii="Cascadia Code" w:hAnsi="Cascadia Code" w:cs="Cascadia Code"/>
-        </w:rPr>
-        <w:t>WORKDIR /app</w:t>
-      </w:r>
-    </w:p>
-    <w:p>
-      <w:pPr>
-        <w:spacing w:after="0"/>
-        <w:rPr>
-          <w:rFonts w:ascii="Cascadia Code" w:hAnsi="Cascadia Code" w:cs="Cascadia Code"/>
-        </w:rPr>
-      </w:pPr>
-    </w:p>
-    <w:p>
-      <w:pPr>
-        <w:spacing w:after="0"/>
-        <w:rPr>
-          <w:rFonts w:ascii="Cascadia Code" w:hAnsi="Cascadia Code" w:cs="Cascadia Code"/>
-        </w:rPr>
-      </w:pPr>
-      <w:r>
-        <w:rPr>
-          <w:rFonts w:ascii="Cascadia Code" w:hAnsi="Cascadia Code" w:cs="Cascadia Code"/>
-        </w:rPr>
-        <w:t>COPY package*.json ./</w:t>
-      </w:r>
-    </w:p>
-    <w:p>
-      <w:pPr>
-        <w:spacing w:after="0"/>
-        <w:rPr>
-          <w:rFonts w:ascii="Cascadia Code" w:hAnsi="Cascadia Code" w:cs="Cascadia Code"/>
-        </w:rPr>
-      </w:pPr>
-    </w:p>
-    <w:p>
-      <w:pPr>
-        <w:spacing w:after="0"/>
-        <w:rPr>
-          <w:rFonts w:ascii="Cascadia Code" w:hAnsi="Cascadia Code" w:cs="Cascadia Code"/>
-        </w:rPr>
-      </w:pPr>
-      <w:r>
-        <w:rPr>
-          <w:rFonts w:ascii="Cascadia Code" w:hAnsi="Cascadia Code" w:cs="Cascadia Code"/>
-        </w:rPr>
-        <w:t>RUN npm install</w:t>
-      </w:r>
-    </w:p>
-    <w:p>
-      <w:pPr>
-        <w:spacing w:after="0"/>
-        <w:rPr>
-          <w:rFonts w:ascii="Cascadia Code" w:hAnsi="Cascadia Code" w:cs="Cascadia Code"/>
-        </w:rPr>
-      </w:pPr>
-    </w:p>
-    <w:p>
-      <w:pPr>
-        <w:spacing w:after="0"/>
-        <w:rPr>
-          <w:rFonts w:ascii="Cascadia Code" w:hAnsi="Cascadia Code" w:cs="Cascadia Code"/>
-        </w:rPr>
-      </w:pPr>
-      <w:r>
-        <w:rPr>
-          <w:rFonts w:ascii="Cascadia Code" w:hAnsi="Cascadia Code" w:cs="Cascadia Code"/>
-        </w:rPr>
-        <w:t>COPY . .</w:t>
-      </w:r>
-    </w:p>
-    <w:p>
-      <w:pPr>
-        <w:spacing w:after="0"/>
-        <w:rPr>
-          <w:rFonts w:ascii="Cascadia Code" w:hAnsi="Cascadia Code" w:cs="Cascadia Code"/>
-        </w:rPr>
-      </w:pPr>
-    </w:p>
-    <w:p>
-      <w:pPr>
-        <w:spacing w:after="0"/>
-        <w:rPr>
-          <w:rFonts w:ascii="Cascadia Code" w:hAnsi="Cascadia Code" w:cs="Cascadia Code"/>
-        </w:rPr>
-      </w:pPr>
-      <w:r>
-        <w:rPr>
-          <w:rFonts w:ascii="Cascadia Code" w:hAnsi="Cascadia Code" w:cs="Cascadia Code"/>
-        </w:rPr>
-        <w:t>RUN npm run build</w:t>
-      </w:r>
-    </w:p>
-    <w:p>
-      <w:pPr>
-        <w:spacing w:after="0"/>
-        <w:rPr>
-          <w:rFonts w:ascii="Cascadia Code" w:hAnsi="Cascadia Code" w:cs="Cascadia Code"/>
-        </w:rPr>
-      </w:pPr>
-    </w:p>
-    <w:p>
-      <w:pPr>
-        <w:spacing w:after="0"/>
-        <w:rPr>
-          <w:rFonts w:ascii="Cascadia Code" w:hAnsi="Cascadia Code" w:cs="Cascadia Code"/>
-        </w:rPr>
-      </w:pPr>
-      <w:r>
-        <w:rPr>
-          <w:rFonts w:ascii="Cascadia Code" w:hAnsi="Cascadia Code" w:cs="Cascadia Code"/>
-        </w:rPr>
-        <w:t>EXPOSE 3000</w:t>
-      </w:r>
-    </w:p>
-    <w:p>
-      <w:pPr>
-        <w:spacing w:after="0"/>
-        <w:rPr>
-          <w:rFonts w:ascii="Cascadia Code" w:hAnsi="Cascadia Code" w:cs="Cascadia Code"/>
-        </w:rPr>
-      </w:pPr>
-    </w:p>
-    <w:p>
-      <w:pPr>
-        <w:spacing w:after="0"/>
-        <w:rPr>
-          <w:rFonts w:ascii="Cascadia Code" w:hAnsi="Cascadia Code" w:cs="Cascadia Code"/>
-        </w:rPr>
-      </w:pPr>
-      <w:r>
-        <w:rPr>
-          <w:rFonts w:ascii="Cascadia Code" w:hAnsi="Cascadia Code" w:cs="Cascadia Code"/>
-        </w:rPr>
-        <w:t>CMD ["npm", "start"]</w:t>
-      </w:r>
-    </w:p>
-    <w:p>
-      <w:pPr>
-        <w:spacing w:after="0"/>
-        <w:rPr>
-          <w:rFonts w:cstheme="minorHAnsi"/>
-        </w:rPr>
-      </w:pPr>
-    </w:p>
-    <w:p>
-      <w:pPr>
-        <w:spacing w:after="0"/>
-        <w:rPr>
-          <w:rFonts w:cstheme="minorHAnsi"/>
-        </w:rPr>
-      </w:pPr>
-      <w:r>
-        <w:rPr>
-          <w:rFonts w:cstheme="minorHAnsi"/>
-        </w:rPr>
-        <w:t>docker-compose.yml</w:t>
-      </w:r>
-      <w:r>
-        <w:rPr>
-          <w:rFonts w:cstheme="minorHAnsi"/>
-        </w:rPr>
-        <w:t>:</w:t>
-      </w:r>
-    </w:p>
-    <w:p>
-      <w:pPr>
-        <w:spacing w:after="0"/>
-        <w:rPr>
-          <w:rFonts w:ascii="Cascadia Code" w:hAnsi="Cascadia Code" w:cs="Cascadia Code"/>
-        </w:rPr>
-      </w:pPr>
-      <w:r>
-        <w:rPr>
-          <w:rFonts w:ascii="Cascadia Code" w:hAnsi="Cascadia Code" w:cs="Cascadia Code"/>
-        </w:rPr>
-        <w:t>services:</w:t>
-      </w:r>
-    </w:p>
-    <w:p>
-      <w:pPr>
-        <w:spacing w:after="0"/>
-        <w:rPr>
-          <w:rFonts w:ascii="Cascadia Code" w:hAnsi="Cascadia Code" w:cs="Cascadia Code"/>
-        </w:rPr>
-      </w:pPr>
-      <w:r>
-        <w:rPr>
-          <w:rFonts w:ascii="Cascadia Code" w:hAnsi="Cascadia Code" w:cs="Cascadia Code"/>
-        </w:rPr>
-        <w:t xml:space="preserve">  app:</w:t>
-      </w:r>
-    </w:p>
-    <w:p>
-      <w:pPr>
-        <w:spacing w:after="0"/>
-        <w:rPr>
-          <w:rFonts w:ascii="Cascadia Code" w:hAnsi="Cascadia Code" w:cs="Cascadia Code"/>
-        </w:rPr>
-      </w:pPr>
-      <w:r>
-        <w:rPr>
-          <w:rFonts w:ascii="Cascadia Code" w:hAnsi="Cascadia Code" w:cs="Cascadia Code"/>
-        </w:rPr>
-        <w:t xml:space="preserve">    build: .</w:t>
-      </w:r>
-    </w:p>
-    <w:p>
-      <w:pPr>
-        <w:spacing w:after="0"/>
-        <w:rPr>
-          <w:rFonts w:ascii="Cascadia Code" w:hAnsi="Cascadia Code" w:cs="Cascadia Code"/>
-        </w:rPr>
-      </w:pPr>
-      <w:r>
-        <w:rPr>
-          <w:rFonts w:ascii="Cascadia Code" w:hAnsi="Cascadia Code" w:cs="Cascadia Code"/>
-        </w:rPr>
-        <w:t xml:space="preserve">    ports:</w:t>
-      </w:r>
-    </w:p>
-    <w:p>
-      <w:pPr>
-        <w:spacing w:after="0"/>
-        <w:rPr>
-          <w:rFonts w:ascii="Cascadia Code" w:hAnsi="Cascadia Code" w:cs="Cascadia Code"/>
-        </w:rPr>
-      </w:pPr>
-      <w:r>
-        <w:rPr>
-          <w:rFonts w:ascii="Cascadia Code" w:hAnsi="Cascadia Code" w:cs="Cascadia Code"/>
-        </w:rPr>
-        <w:t xml:space="preserve">      - "3000:3000"</w:t>
-      </w:r>
-    </w:p>
-    <w:p>
-      <w:pPr>
-        <w:spacing w:after="0"/>
-        <w:rPr>
-          <w:rFonts w:ascii="Cascadia Code" w:hAnsi="Cascadia Code" w:cs="Cascadia Code"/>
-        </w:rPr>
-      </w:pPr>
-      <w:r>
-        <w:rPr>
-          <w:rFonts w:ascii="Cascadia Code" w:hAnsi="Cascadia Code" w:cs="Cascadia Code"/>
-        </w:rPr>
-        <w:t xml:space="preserve">    environment:</w:t>
-      </w:r>
-    </w:p>
-    <w:p>
-      <w:pPr>
-        <w:spacing w:after="0"/>
-        <w:rPr>
-          <w:rFonts w:ascii="Cascadia Code" w:hAnsi="Cascadia Code" w:cs="Cascadia Code"/>
-        </w:rPr>
-      </w:pPr>
-      <w:r>
-        <w:rPr>
-          <w:rFonts w:ascii="Cascadia Code" w:hAnsi="Cascadia Code" w:cs="Cascadia Code"/>
-        </w:rPr>
-        <w:t xml:space="preserve">      DATABASE_URL: postgresql://postgres:postgres@db:5432/wads_exam</w:t>
-      </w:r>
-    </w:p>
-    <w:p>
-      <w:pPr>
-        <w:spacing w:after="0"/>
-        <w:rPr>
-          <w:rFonts w:ascii="Cascadia Code" w:hAnsi="Cascadia Code" w:cs="Cascadia Code"/>
-        </w:rPr>
-      </w:pPr>
-    </w:p>
-    <w:p>
-      <w:pPr>
-        <w:spacing w:after="0"/>
-        <w:rPr>
-          <w:rFonts w:ascii="Cascadia Code" w:hAnsi="Cascadia Code" w:cs="Cascadia Code"/>
-        </w:rPr>
-      </w:pPr>
-      <w:r>
-        <w:rPr>
-          <w:rFonts w:ascii="Cascadia Code" w:hAnsi="Cascadia Code" w:cs="Cascadia Code"/>
-        </w:rPr>
-        <w:lastRenderedPageBreak/>
-        <w:t xml:space="preserve">  db:</w:t>
-      </w:r>
-    </w:p>
-    <w:p>
-      <w:pPr>
-        <w:spacing w:after="0"/>
-        <w:rPr>
-          <w:rFonts w:ascii="Cascadia Code" w:hAnsi="Cascadia Code" w:cs="Cascadia Code"/>
-        </w:rPr>
-      </w:pPr>
-      <w:r>
-        <w:rPr>
-          <w:rFonts w:ascii="Cascadia Code" w:hAnsi="Cascadia Code" w:cs="Cascadia Code"/>
-        </w:rPr>
-        <w:t xml:space="preserve">    image: postgres:16</w:t>
-      </w:r>
-    </w:p>
-    <w:p>
-      <w:pPr>
-        <w:spacing w:after="0"/>
-        <w:rPr>
-          <w:rFonts w:ascii="Cascadia Code" w:hAnsi="Cascadia Code" w:cs="Cascadia Code"/>
-        </w:rPr>
-      </w:pPr>
-      <w:r>
-        <w:rPr>
-          <w:rFonts w:ascii="Cascadia Code" w:hAnsi="Cascadia Code" w:cs="Cascadia Code"/>
-        </w:rPr>
-        <w:t xml:space="preserve">    restart: always</w:t>
-      </w:r>
-    </w:p>
-    <w:p>
-      <w:pPr>
-        <w:spacing w:after="0"/>
-        <w:rPr>
-          <w:rFonts w:ascii="Cascadia Code" w:hAnsi="Cascadia Code" w:cs="Cascadia Code"/>
-        </w:rPr>
-      </w:pPr>
-      <w:r>
-        <w:rPr>
-          <w:rFonts w:ascii="Cascadia Code" w:hAnsi="Cascadia Code" w:cs="Cascadia Code"/>
-        </w:rPr>
-        <w:t xml:space="preserve">    environment:</w:t>
-      </w:r>
-    </w:p>
-    <w:p>
-      <w:pPr>
-        <w:spacing w:after="0"/>
-        <w:rPr>
-          <w:rFonts w:ascii="Cascadia Code" w:hAnsi="Cascadia Code" w:cs="Cascadia Code"/>
-        </w:rPr>
-      </w:pPr>
-      <w:r>
-        <w:rPr>
-          <w:rFonts w:ascii="Cascadia Code" w:hAnsi="Cascadia Code" w:cs="Cascadia Code"/>
-        </w:rPr>
-        <w:t xml:space="preserve">      POSTGRES_USER: postgres</w:t>
-      </w:r>
-    </w:p>
-    <w:p>
-      <w:pPr>
-        <w:spacing w:after="0"/>
-        <w:rPr>
-          <w:rFonts w:ascii="Cascadia Code" w:hAnsi="Cascadia Code" w:cs="Cascadia Code"/>
-        </w:rPr>
-      </w:pPr>
-      <w:r>
-        <w:rPr>
-          <w:rFonts w:ascii="Cascadia Code" w:hAnsi="Cascadia Code" w:cs="Cascadia Code"/>
-        </w:rPr>
-        <w:t xml:space="preserve">      POSTGRES_PASSWORD: postgres</w:t>
-      </w:r>
-    </w:p>
-    <w:p>
-      <w:pPr>
-        <w:spacing w:after="0"/>
-        <w:rPr>
-          <w:rFonts w:ascii="Cascadia Code" w:hAnsi="Cascadia Code" w:cs="Cascadia Code"/>
-        </w:rPr>
-      </w:pPr>
-      <w:r>
-        <w:rPr>
-          <w:rFonts w:ascii="Cascadia Code" w:hAnsi="Cascadia Code" w:cs="Cascadia Code"/>
-        </w:rPr>
-        <w:t xml:space="preserve">      POSTGRES_DB: wads_exam</w:t>
-      </w:r>
-    </w:p>
-    <w:p>
-      <w:pPr>
-        <w:spacing w:after="0"/>
-        <w:rPr>
-          <w:rFonts w:ascii="Cascadia Code" w:hAnsi="Cascadia Code" w:cs="Cascadia Code"/>
-        </w:rPr>
-      </w:pPr>
-      <w:r>
-        <w:rPr>
-          <w:rFonts w:ascii="Cascadia Code" w:hAnsi="Cascadia Code" w:cs="Cascadia Code"/>
-        </w:rPr>
-        <w:t xml:space="preserve">    ports:</w:t>
-      </w:r>
-    </w:p>
-    <w:p>
-      <w:pPr>
-        <w:spacing w:after="0"/>
-        <w:rPr>
-          <w:rFonts w:ascii="Cascadia Code" w:hAnsi="Cascadia Code" w:cs="Cascadia Code"/>
-        </w:rPr>
-      </w:pPr>
-      <w:r>
-        <w:rPr>
-          <w:rFonts w:ascii="Cascadia Code" w:hAnsi="Cascadia Code" w:cs="Cascadia Code"/>
-        </w:rPr>
-        <w:t xml:space="preserve">      - "5432:5432"</w:t>
-      </w:r>
-    </w:p>
-    <w:p>
-      <w:pPr>
-        <w:spacing w:after="0"/>
-        <w:rPr>
-          <w:rFonts w:cstheme="minorHAnsi"/>
-        </w:rPr>
-      </w:pPr>
-    </w:p>
-    <w:p>
-      <w:pPr>
-        <w:spacing w:after="0"/>
+        <w:t>Dockerfile</w:t>
+      </w:r>
+      <w:proofErr w:type="spellEnd"/>
+      <w:r>
         <w:rPr>
           <w:rFonts w:cstheme="minorHAnsi"/>
           <w:b/>
           <w:bCs/>
         </w:rPr>
-      </w:pPr>
-      <w:r>
+        <w:t xml:space="preserve"> Setup</w:t>
+      </w:r>
+    </w:p>
+    <w:p>
+      <w:pPr>
+        <w:spacing w:after="0"/>
+        <w:rPr>
+          <w:rFonts w:cstheme="minorHAnsi"/>
+        </w:rPr>
+      </w:pPr>
+      <w:proofErr w:type="spellStart"/>
+      <w:r>
+        <w:rPr>
+          <w:rFonts w:cstheme="minorHAnsi"/>
+        </w:rPr>
+        <w:t>Dockerfile</w:t>
+      </w:r>
+      <w:proofErr w:type="spellEnd"/>
+      <w:r>
+        <w:rPr>
+          <w:rFonts w:cstheme="minorHAnsi"/>
+        </w:rPr>
+        <w:t>:</w:t>
+      </w:r>
+    </w:p>
+    <w:p>
+      <w:pPr>
+        <w:spacing w:after="0"/>
+        <w:rPr>
+          <w:rFonts w:ascii="Cascadia Code" w:hAnsi="Cascadia Code" w:cs="Cascadia Code"/>
+        </w:rPr>
+      </w:pPr>
+      <w:r>
+        <w:rPr>
+          <w:rFonts w:ascii="Cascadia Code" w:hAnsi="Cascadia Code" w:cs="Cascadia Code"/>
+        </w:rPr>
+        <w:t>FROM node:22-alpine</w:t>
+      </w:r>
+    </w:p>
+    <w:p>
+      <w:pPr>
+        <w:spacing w:after="0"/>
+        <w:rPr>
+          <w:rFonts w:ascii="Cascadia Code" w:hAnsi="Cascadia Code" w:cs="Cascadia Code"/>
+        </w:rPr>
+      </w:pPr>
+    </w:p>
+    <w:p>
+      <w:pPr>
+        <w:spacing w:after="0"/>
+        <w:rPr>
+          <w:rFonts w:ascii="Cascadia Code" w:hAnsi="Cascadia Code" w:cs="Cascadia Code"/>
+        </w:rPr>
+      </w:pPr>
+      <w:r>
+        <w:rPr>
+          <w:rFonts w:ascii="Cascadia Code" w:hAnsi="Cascadia Code" w:cs="Cascadia Code"/>
+        </w:rPr>
+        <w:t>WORKDIR /app</w:t>
+      </w:r>
+    </w:p>
+    <w:p>
+      <w:pPr>
+        <w:spacing w:after="0"/>
+        <w:rPr>
+          <w:rFonts w:ascii="Cascadia Code" w:hAnsi="Cascadia Code" w:cs="Cascadia Code"/>
+        </w:rPr>
+      </w:pPr>
+    </w:p>
+    <w:p>
+      <w:pPr>
+        <w:spacing w:after="0"/>
+        <w:rPr>
+          <w:rFonts w:ascii="Cascadia Code" w:hAnsi="Cascadia Code" w:cs="Cascadia Code"/>
+        </w:rPr>
+      </w:pPr>
+      <w:r>
+        <w:rPr>
+          <w:rFonts w:ascii="Cascadia Code" w:hAnsi="Cascadia Code" w:cs="Cascadia Code"/>
+        </w:rPr>
+        <w:t>COPY package</w:t>
+      </w:r>
+      <w:proofErr w:type="gramStart"/>
+      <w:r>
+        <w:rPr>
+          <w:rFonts w:ascii="Cascadia Code" w:hAnsi="Cascadia Code" w:cs="Cascadia Code"/>
+        </w:rPr>
+        <w:t>*.json</w:t>
+      </w:r>
+      <w:proofErr w:type="gramEnd"/>
+      <w:r>
+        <w:rPr>
+          <w:rFonts w:ascii="Cascadia Code" w:hAnsi="Cascadia Code" w:cs="Cascadia Code"/>
+        </w:rPr>
+        <w:t xml:space="preserve"> ./</w:t>
+      </w:r>
+    </w:p>
+    <w:p>
+      <w:pPr>
+        <w:spacing w:after="0"/>
+        <w:rPr>
+          <w:rFonts w:ascii="Cascadia Code" w:hAnsi="Cascadia Code" w:cs="Cascadia Code"/>
+        </w:rPr>
+      </w:pPr>
+    </w:p>
+    <w:p>
+      <w:pPr>
+        <w:spacing w:after="0"/>
+        <w:rPr>
+          <w:rFonts w:ascii="Cascadia Code" w:hAnsi="Cascadia Code" w:cs="Cascadia Code"/>
+        </w:rPr>
+      </w:pPr>
+      <w:r>
+        <w:rPr>
+          <w:rFonts w:ascii="Cascadia Code" w:hAnsi="Cascadia Code" w:cs="Cascadia Code"/>
+        </w:rPr>
+        <w:t xml:space="preserve">RUN </w:t>
+      </w:r>
+      <w:proofErr w:type="spellStart"/>
+      <w:r>
+        <w:rPr>
+          <w:rFonts w:ascii="Cascadia Code" w:hAnsi="Cascadia Code" w:cs="Cascadia Code"/>
+        </w:rPr>
+        <w:t>npm</w:t>
+      </w:r>
+      <w:proofErr w:type="spellEnd"/>
+      <w:r>
+        <w:rPr>
+          <w:rFonts w:ascii="Cascadia Code" w:hAnsi="Cascadia Code" w:cs="Cascadia Code"/>
+        </w:rPr>
+        <w:t xml:space="preserve"> install</w:t>
+      </w:r>
+    </w:p>
+    <w:p>
+      <w:pPr>
+        <w:spacing w:after="0"/>
+        <w:rPr>
+          <w:rFonts w:ascii="Cascadia Code" w:hAnsi="Cascadia Code" w:cs="Cascadia Code"/>
+        </w:rPr>
+      </w:pPr>
+    </w:p>
+    <w:p>
+      <w:pPr>
+        <w:spacing w:after="0"/>
+        <w:rPr>
+          <w:rFonts w:ascii="Cascadia Code" w:hAnsi="Cascadia Code" w:cs="Cascadia Code"/>
+        </w:rPr>
+      </w:pPr>
+      <w:proofErr w:type="gramStart"/>
+      <w:r>
+        <w:rPr>
+          <w:rFonts w:ascii="Cascadia Code" w:hAnsi="Cascadia Code" w:cs="Cascadia Code"/>
+        </w:rPr>
+        <w:t>COPY .</w:t>
+      </w:r>
+      <w:proofErr w:type="gramEnd"/>
+      <w:r>
+        <w:rPr>
+          <w:rFonts w:ascii="Cascadia Code" w:hAnsi="Cascadia Code" w:cs="Cascadia Code"/>
+        </w:rPr>
+        <w:t xml:space="preserve"> .</w:t>
+      </w:r>
+    </w:p>
+    <w:p>
+      <w:pPr>
+        <w:spacing w:after="0"/>
+        <w:rPr>
+          <w:rFonts w:ascii="Cascadia Code" w:hAnsi="Cascadia Code" w:cs="Cascadia Code"/>
+        </w:rPr>
+      </w:pPr>
+    </w:p>
+    <w:p>
+      <w:pPr>
+        <w:spacing w:after="0"/>
+        <w:rPr>
+          <w:rFonts w:ascii="Cascadia Code" w:hAnsi="Cascadia Code" w:cs="Cascadia Code"/>
+        </w:rPr>
+      </w:pPr>
+      <w:r>
+        <w:rPr>
+          <w:rFonts w:ascii="Cascadia Code" w:hAnsi="Cascadia Code" w:cs="Cascadia Code"/>
+        </w:rPr>
+        <w:t xml:space="preserve">RUN </w:t>
+      </w:r>
+      <w:proofErr w:type="spellStart"/>
+      <w:r>
+        <w:rPr>
+          <w:rFonts w:ascii="Cascadia Code" w:hAnsi="Cascadia Code" w:cs="Cascadia Code"/>
+        </w:rPr>
+        <w:t>npm</w:t>
+      </w:r>
+      <w:proofErr w:type="spellEnd"/>
+      <w:r>
+        <w:rPr>
+          <w:rFonts w:ascii="Cascadia Code" w:hAnsi="Cascadia Code" w:cs="Cascadia Code"/>
+        </w:rPr>
+        <w:t xml:space="preserve"> run build</w:t>
+      </w:r>
+    </w:p>
+    <w:p>
+      <w:pPr>
+        <w:spacing w:after="0"/>
+        <w:rPr>
+          <w:rFonts w:ascii="Cascadia Code" w:hAnsi="Cascadia Code" w:cs="Cascadia Code"/>
+        </w:rPr>
+      </w:pPr>
+    </w:p>
+    <w:p>
+      <w:pPr>
+        <w:spacing w:after="0"/>
+        <w:rPr>
+          <w:rFonts w:ascii="Cascadia Code" w:hAnsi="Cascadia Code" w:cs="Cascadia Code"/>
+        </w:rPr>
+      </w:pPr>
+      <w:r>
+        <w:rPr>
+          <w:rFonts w:ascii="Cascadia Code" w:hAnsi="Cascadia Code" w:cs="Cascadia Code"/>
+        </w:rPr>
+        <w:t>EXPOSE 3000</w:t>
+      </w:r>
+    </w:p>
+    <w:p>
+      <w:pPr>
+        <w:spacing w:after="0"/>
+        <w:rPr>
+          <w:rFonts w:ascii="Cascadia Code" w:hAnsi="Cascadia Code" w:cs="Cascadia Code"/>
+        </w:rPr>
+      </w:pPr>
+    </w:p>
+    <w:p>
+      <w:pPr>
+        <w:spacing w:after="0"/>
+        <w:rPr>
+          <w:rFonts w:ascii="Cascadia Code" w:hAnsi="Cascadia Code" w:cs="Cascadia Code"/>
+        </w:rPr>
+      </w:pPr>
+      <w:r>
+        <w:rPr>
+          <w:rFonts w:ascii="Cascadia Code" w:hAnsi="Cascadia Code" w:cs="Cascadia Code"/>
+        </w:rPr>
+        <w:t>CMD ["</w:t>
+      </w:r>
+      <w:proofErr w:type="spellStart"/>
+      <w:r>
+        <w:rPr>
+          <w:rFonts w:ascii="Cascadia Code" w:hAnsi="Cascadia Code" w:cs="Cascadia Code"/>
+        </w:rPr>
+        <w:t>npm</w:t>
+      </w:r>
+      <w:proofErr w:type="spellEnd"/>
+      <w:r>
+        <w:rPr>
+          <w:rFonts w:ascii="Cascadia Code" w:hAnsi="Cascadia Code" w:cs="Cascadia Code"/>
+        </w:rPr>
+        <w:t>", "start"]</w:t>
+      </w:r>
+    </w:p>
+    <w:p>
+      <w:pPr>
+        <w:spacing w:after="0"/>
+        <w:rPr>
+          <w:rFonts w:cstheme="minorHAnsi"/>
+        </w:rPr>
+      </w:pPr>
+    </w:p>
+    <w:p>
+      <w:pPr>
+        <w:spacing w:after="0"/>
+        <w:rPr>
+          <w:rFonts w:cstheme="minorHAnsi"/>
+        </w:rPr>
+      </w:pPr>
+      <w:r>
+        <w:rPr>
+          <w:rFonts w:cstheme="minorHAnsi"/>
+        </w:rPr>
+        <w:t>docker-</w:t>
+      </w:r>
+      <w:proofErr w:type="spellStart"/>
+      <w:r>
+        <w:rPr>
+          <w:rFonts w:cstheme="minorHAnsi"/>
+        </w:rPr>
+        <w:t>compose.yml</w:t>
+      </w:r>
+      <w:proofErr w:type="spellEnd"/>
+      <w:r>
+        <w:rPr>
+          <w:rFonts w:cstheme="minorHAnsi"/>
+        </w:rPr>
+        <w:t>:</w:t>
+      </w:r>
+    </w:p>
+    <w:p>
+      <w:pPr>
+        <w:spacing w:after="0"/>
+        <w:rPr>
+          <w:rFonts w:ascii="Cascadia Code" w:hAnsi="Cascadia Code" w:cs="Cascadia Code"/>
+        </w:rPr>
+      </w:pPr>
+      <w:r>
+        <w:rPr>
+          <w:rFonts w:ascii="Cascadia Code" w:hAnsi="Cascadia Code" w:cs="Cascadia Code"/>
+        </w:rPr>
+        <w:t>services:</w:t>
+      </w:r>
+    </w:p>
+    <w:p>
+      <w:pPr>
+        <w:spacing w:after="0"/>
+        <w:rPr>
+          <w:rFonts w:ascii="Cascadia Code" w:hAnsi="Cascadia Code" w:cs="Cascadia Code"/>
+        </w:rPr>
+      </w:pPr>
+      <w:r>
+        <w:rPr>
+          <w:rFonts w:ascii="Cascadia Code" w:hAnsi="Cascadia Code" w:cs="Cascadia Code"/>
+        </w:rPr>
+        <w:t xml:space="preserve">  app:</w:t>
+      </w:r>
+    </w:p>
+    <w:p>
+      <w:pPr>
+        <w:spacing w:after="0"/>
+        <w:rPr>
+          <w:rFonts w:ascii="Cascadia Code" w:hAnsi="Cascadia Code" w:cs="Cascadia Code"/>
+        </w:rPr>
+      </w:pPr>
+      <w:r>
+        <w:rPr>
+          <w:rFonts w:ascii="Cascadia Code" w:hAnsi="Cascadia Code" w:cs="Cascadia Code"/>
+        </w:rPr>
+        <w:t xml:space="preserve">    build</w:t>
+      </w:r>
+      <w:proofErr w:type="gramStart"/>
+      <w:r>
+        <w:rPr>
+          <w:rFonts w:ascii="Cascadia Code" w:hAnsi="Cascadia Code" w:cs="Cascadia Code"/>
+        </w:rPr>
+        <w:t>: .</w:t>
+      </w:r>
+      <w:proofErr w:type="gramEnd"/>
+    </w:p>
+    <w:p>
+      <w:pPr>
+        <w:spacing w:after="0"/>
+        <w:rPr>
+          <w:rFonts w:ascii="Cascadia Code" w:hAnsi="Cascadia Code" w:cs="Cascadia Code"/>
+        </w:rPr>
+      </w:pPr>
+      <w:r>
+        <w:rPr>
+          <w:rFonts w:ascii="Cascadia Code" w:hAnsi="Cascadia Code" w:cs="Cascadia Code"/>
+        </w:rPr>
+        <w:t xml:space="preserve">    ports:</w:t>
+      </w:r>
+    </w:p>
+    <w:p>
+      <w:pPr>
+        <w:spacing w:after="0"/>
+        <w:rPr>
+          <w:rFonts w:ascii="Cascadia Code" w:hAnsi="Cascadia Code" w:cs="Cascadia Code"/>
+        </w:rPr>
+      </w:pPr>
+      <w:r>
+        <w:rPr>
+          <w:rFonts w:ascii="Cascadia Code" w:hAnsi="Cascadia Code" w:cs="Cascadia Code"/>
+        </w:rPr>
+        <w:t xml:space="preserve">      - "3000:3000"</w:t>
+      </w:r>
+    </w:p>
+    <w:p>
+      <w:pPr>
+        <w:spacing w:after="0"/>
+        <w:rPr>
+          <w:rFonts w:ascii="Cascadia Code" w:hAnsi="Cascadia Code" w:cs="Cascadia Code"/>
+        </w:rPr>
+      </w:pPr>
+      <w:r>
+        <w:rPr>
+          <w:rFonts w:ascii="Cascadia Code" w:hAnsi="Cascadia Code" w:cs="Cascadia Code"/>
+        </w:rPr>
+        <w:t xml:space="preserve">    environment:</w:t>
+      </w:r>
+    </w:p>
+    <w:p>
+      <w:pPr>
+        <w:spacing w:after="0"/>
+        <w:rPr>
+          <w:rFonts w:ascii="Cascadia Code" w:hAnsi="Cascadia Code" w:cs="Cascadia Code"/>
+        </w:rPr>
+      </w:pPr>
+      <w:r>
+        <w:rPr>
+          <w:rFonts w:ascii="Cascadia Code" w:hAnsi="Cascadia Code" w:cs="Cascadia Code"/>
+        </w:rPr>
+        <w:t xml:space="preserve">      DATABASE_URL: postgresql://postgres:postgres@db:5432/wads_exam</w:t>
+      </w:r>
+    </w:p>
+    <w:p>
+      <w:pPr>
+        <w:spacing w:after="0"/>
+        <w:rPr>
+          <w:rFonts w:ascii="Cascadia Code" w:hAnsi="Cascadia Code" w:cs="Cascadia Code"/>
+        </w:rPr>
+      </w:pPr>
+    </w:p>
+    <w:p>
+      <w:pPr>
+        <w:spacing w:after="0"/>
+        <w:rPr>
+          <w:rFonts w:ascii="Cascadia Code" w:hAnsi="Cascadia Code" w:cs="Cascadia Code"/>
+        </w:rPr>
+      </w:pPr>
+      <w:r>
+        <w:rPr>
+          <w:rFonts w:ascii="Cascadia Code" w:hAnsi="Cascadia Code" w:cs="Cascadia Code"/>
+        </w:rPr>
+        <w:lastRenderedPageBreak/>
+        <w:t xml:space="preserve">  </w:t>
+      </w:r>
+      <w:proofErr w:type="spellStart"/>
+      <w:r>
+        <w:rPr>
+          <w:rFonts w:ascii="Cascadia Code" w:hAnsi="Cascadia Code" w:cs="Cascadia Code"/>
+        </w:rPr>
+        <w:t>db</w:t>
+      </w:r>
+      <w:proofErr w:type="spellEnd"/>
+      <w:r>
+        <w:rPr>
+          <w:rFonts w:ascii="Cascadia Code" w:hAnsi="Cascadia Code" w:cs="Cascadia Code"/>
+        </w:rPr>
+        <w:t>:</w:t>
+      </w:r>
+    </w:p>
+    <w:p>
+      <w:pPr>
+        <w:spacing w:after="0"/>
+        <w:rPr>
+          <w:rFonts w:ascii="Cascadia Code" w:hAnsi="Cascadia Code" w:cs="Cascadia Code"/>
+        </w:rPr>
+      </w:pPr>
+      <w:r>
+        <w:rPr>
+          <w:rFonts w:ascii="Cascadia Code" w:hAnsi="Cascadia Code" w:cs="Cascadia Code"/>
+        </w:rPr>
+        <w:t xml:space="preserve">    image: postgres:16</w:t>
+      </w:r>
+      <w:r>
+        <w:rPr>
+          <w:rFonts w:ascii="Cascadia Code" w:hAnsi="Cascadia Code" w:cs="Cascadia Code"/>
+        </w:rPr>
+        <w:t>-alpine</w:t>
+      </w:r>
+    </w:p>
+    <w:p>
+      <w:pPr>
+        <w:spacing w:after="0"/>
+        <w:rPr>
+          <w:rFonts w:ascii="Cascadia Code" w:hAnsi="Cascadia Code" w:cs="Cascadia Code"/>
+        </w:rPr>
+      </w:pPr>
+      <w:r>
+        <w:rPr>
+          <w:rFonts w:ascii="Cascadia Code" w:hAnsi="Cascadia Code" w:cs="Cascadia Code"/>
+        </w:rPr>
+        <w:t xml:space="preserve">    restart: always</w:t>
+      </w:r>
+    </w:p>
+    <w:p>
+      <w:pPr>
+        <w:spacing w:after="0"/>
+        <w:rPr>
+          <w:rFonts w:ascii="Cascadia Code" w:hAnsi="Cascadia Code" w:cs="Cascadia Code"/>
+        </w:rPr>
+      </w:pPr>
+      <w:r>
+        <w:rPr>
+          <w:rFonts w:ascii="Cascadia Code" w:hAnsi="Cascadia Code" w:cs="Cascadia Code"/>
+        </w:rPr>
+        <w:t xml:space="preserve">    environment:</w:t>
+      </w:r>
+    </w:p>
+    <w:p>
+      <w:pPr>
+        <w:spacing w:after="0"/>
+        <w:rPr>
+          <w:rFonts w:ascii="Cascadia Code" w:hAnsi="Cascadia Code" w:cs="Cascadia Code"/>
+        </w:rPr>
+      </w:pPr>
+      <w:r>
+        <w:rPr>
+          <w:rFonts w:ascii="Cascadia Code" w:hAnsi="Cascadia Code" w:cs="Cascadia Code"/>
+        </w:rPr>
+        <w:t xml:space="preserve">      POSTGRES_USER: </w:t>
+      </w:r>
+      <w:proofErr w:type="spellStart"/>
+      <w:r>
+        <w:rPr>
+          <w:rFonts w:ascii="Cascadia Code" w:hAnsi="Cascadia Code" w:cs="Cascadia Code"/>
+        </w:rPr>
+        <w:t>postgres</w:t>
+      </w:r>
+      <w:proofErr w:type="spellEnd"/>
+    </w:p>
+    <w:p>
+      <w:pPr>
+        <w:spacing w:after="0"/>
+        <w:rPr>
+          <w:rFonts w:ascii="Cascadia Code" w:hAnsi="Cascadia Code" w:cs="Cascadia Code"/>
+        </w:rPr>
+      </w:pPr>
+      <w:r>
+        <w:rPr>
+          <w:rFonts w:ascii="Cascadia Code" w:hAnsi="Cascadia Code" w:cs="Cascadia Code"/>
+        </w:rPr>
+        <w:t xml:space="preserve">      POSTGRES_PASSWORD: </w:t>
+      </w:r>
+      <w:proofErr w:type="spellStart"/>
+      <w:r>
+        <w:rPr>
+          <w:rFonts w:ascii="Cascadia Code" w:hAnsi="Cascadia Code" w:cs="Cascadia Code"/>
+        </w:rPr>
+        <w:t>postgres</w:t>
+      </w:r>
+      <w:proofErr w:type="spellEnd"/>
+    </w:p>
+    <w:p>
+      <w:pPr>
+        <w:spacing w:after="0"/>
+        <w:rPr>
+          <w:rFonts w:ascii="Cascadia Code" w:hAnsi="Cascadia Code" w:cs="Cascadia Code"/>
+        </w:rPr>
+      </w:pPr>
+      <w:r>
+        <w:rPr>
+          <w:rFonts w:ascii="Cascadia Code" w:hAnsi="Cascadia Code" w:cs="Cascadia Code"/>
+        </w:rPr>
+        <w:t xml:space="preserve">      POSTGRES_DB: </w:t>
+      </w:r>
+      <w:proofErr w:type="spellStart"/>
+      <w:r>
+        <w:rPr>
+          <w:rFonts w:ascii="Cascadia Code" w:hAnsi="Cascadia Code" w:cs="Cascadia Code"/>
+        </w:rPr>
+        <w:t>wads_exam</w:t>
+      </w:r>
+      <w:proofErr w:type="spellEnd"/>
+    </w:p>
+    <w:p>
+      <w:pPr>
+        <w:spacing w:after="0"/>
+        <w:rPr>
+          <w:rFonts w:ascii="Cascadia Code" w:hAnsi="Cascadia Code" w:cs="Cascadia Code"/>
+        </w:rPr>
+      </w:pPr>
+      <w:r>
+        <w:rPr>
+          <w:rFonts w:ascii="Cascadia Code" w:hAnsi="Cascadia Code" w:cs="Cascadia Code"/>
+        </w:rPr>
+        <w:t xml:space="preserve">    ports:</w:t>
+      </w:r>
+    </w:p>
+    <w:p>
+      <w:pPr>
+        <w:spacing w:after="0"/>
+        <w:rPr>
+          <w:rFonts w:ascii="Cascadia Code" w:hAnsi="Cascadia Code" w:cs="Cascadia Code"/>
+        </w:rPr>
+      </w:pPr>
+      <w:r>
+        <w:rPr>
+          <w:rFonts w:ascii="Cascadia Code" w:hAnsi="Cascadia Code" w:cs="Cascadia Code"/>
+        </w:rPr>
+        <w:t xml:space="preserve">      - "5432:5432"</w:t>
+      </w:r>
+    </w:p>
+    <w:p>
+      <w:pPr>
+        <w:spacing w:after="0"/>
+        <w:rPr>
+          <w:rFonts w:cstheme="minorHAnsi"/>
+        </w:rPr>
+      </w:pPr>
+    </w:p>
+    <w:p>
+      <w:pPr>
+        <w:spacing w:after="0"/>
         <w:rPr>
           <w:rFonts w:cstheme="minorHAnsi"/>
           <w:b/>
           <w:bCs/>
         </w:rPr>
+      </w:pPr>
+      <w:r>
+        <w:rPr>
+          <w:rFonts w:cstheme="minorHAnsi"/>
+          <w:b/>
+          <w:bCs/>
+        </w:rPr>
         <w:t>IMPORTANT FOR FINAL EXAM</w:t>
       </w:r>
     </w:p>
@@ -9092,6 +11429,12 @@
           <w:rFonts w:ascii="Cascadia Code" w:hAnsi="Cascadia Code" w:cs="Cascadia Code"/>
         </w:rPr>
         <w:t>docker pull postgres:16</w:t>
+      </w:r>
+      <w:r>
+        <w:rPr>
+          <w:rFonts w:ascii="Cascadia Code" w:hAnsi="Cascadia Code" w:cs="Cascadia Code"/>
+        </w:rPr>
+        <w:t>-alpine</w:t>
       </w:r>
     </w:p>
     <w:p>
@@ -9243,7 +11586,23 @@
         <w:rPr>
           <w:rFonts w:ascii="Cascadia Code" w:hAnsi="Cascadia Code" w:cs="Cascadia Code"/>
         </w:rPr>
-        <w:t>git config --global user.email "student@email.com"</w:t>
+        <w:t xml:space="preserve">git config --global </w:t>
+      </w:r>
+      <w:proofErr w:type="spellStart"/>
+      <w:proofErr w:type="gramStart"/>
+      <w:r>
+        <w:rPr>
+          <w:rFonts w:ascii="Cascadia Code" w:hAnsi="Cascadia Code" w:cs="Cascadia Code"/>
+        </w:rPr>
+        <w:t>user.email</w:t>
+      </w:r>
+      <w:proofErr w:type="spellEnd"/>
+      <w:proofErr w:type="gramEnd"/>
+      <w:r>
+        <w:rPr>
+          <w:rFonts w:ascii="Cascadia Code" w:hAnsi="Cascadia Code" w:cs="Cascadia Code"/>
+        </w:rPr>
+        <w:t xml:space="preserve"> "student@email.com"</w:t>
       </w:r>
     </w:p>
     <w:p>
@@ -9285,30 +11644,48 @@
         <w:rPr>
           <w:rFonts w:ascii="Cascadia Code" w:hAnsi="Cascadia Code" w:cs="Cascadia Code"/>
         </w:rPr>
-        <w:t>git init</w:t>
-      </w:r>
-    </w:p>
-    <w:p>
-      <w:pPr>
-        <w:spacing w:after="0"/>
-        <w:rPr>
-          <w:rFonts w:cstheme="minorHAnsi"/>
-        </w:rPr>
-      </w:pPr>
-    </w:p>
-    <w:p>
-      <w:pPr>
-        <w:spacing w:after="0"/>
-        <w:rPr>
-          <w:rFonts w:cstheme="minorHAnsi"/>
-        </w:rPr>
-      </w:pPr>
-      <w:r>
-        <w:rPr>
-          <w:rFonts w:cstheme="minorHAnsi"/>
-        </w:rPr>
-        <w:t>Recommended .gitignore</w:t>
-      </w:r>
+        <w:t xml:space="preserve">git </w:t>
+      </w:r>
+      <w:proofErr w:type="spellStart"/>
+      <w:r>
+        <w:rPr>
+          <w:rFonts w:ascii="Cascadia Code" w:hAnsi="Cascadia Code" w:cs="Cascadia Code"/>
+        </w:rPr>
+        <w:t>init</w:t>
+      </w:r>
+      <w:proofErr w:type="spellEnd"/>
+    </w:p>
+    <w:p>
+      <w:pPr>
+        <w:spacing w:after="0"/>
+        <w:rPr>
+          <w:rFonts w:cstheme="minorHAnsi"/>
+        </w:rPr>
+      </w:pPr>
+    </w:p>
+    <w:p>
+      <w:pPr>
+        <w:spacing w:after="0"/>
+        <w:rPr>
+          <w:rFonts w:cstheme="minorHAnsi"/>
+        </w:rPr>
+      </w:pPr>
+      <w:proofErr w:type="gramStart"/>
+      <w:r>
+        <w:rPr>
+          <w:rFonts w:cstheme="minorHAnsi"/>
+        </w:rPr>
+        <w:t>Recommended .</w:t>
+      </w:r>
+      <w:proofErr w:type="spellStart"/>
+      <w:r>
+        <w:rPr>
+          <w:rFonts w:cstheme="minorHAnsi"/>
+        </w:rPr>
+        <w:t>gitignore</w:t>
+      </w:r>
+      <w:proofErr w:type="spellEnd"/>
+      <w:proofErr w:type="gramEnd"/>
       <w:r>
         <w:rPr>
           <w:rFonts w:cstheme="minorHAnsi"/>
@@ -9323,40 +11700,46 @@
           <w:rFonts w:ascii="Cascadia Code" w:hAnsi="Cascadia Code" w:cs="Cascadia Code"/>
         </w:rPr>
       </w:pPr>
+      <w:proofErr w:type="spellStart"/>
       <w:r>
         <w:rPr>
           <w:rFonts w:ascii="Cascadia Code" w:hAnsi="Cascadia Code" w:cs="Cascadia Code"/>
         </w:rPr>
         <w:t>node_modules</w:t>
       </w:r>
-    </w:p>
-    <w:p>
-      <w:pPr>
-        <w:spacing w:after="0"/>
-        <w:rPr>
-          <w:rFonts w:ascii="Cascadia Code" w:hAnsi="Cascadia Code" w:cs="Cascadia Code"/>
-        </w:rPr>
-      </w:pPr>
+      <w:proofErr w:type="spellEnd"/>
+    </w:p>
+    <w:p>
+      <w:pPr>
+        <w:spacing w:after="0"/>
+        <w:rPr>
+          <w:rFonts w:ascii="Cascadia Code" w:hAnsi="Cascadia Code" w:cs="Cascadia Code"/>
+        </w:rPr>
+      </w:pPr>
+      <w:proofErr w:type="gramStart"/>
       <w:r>
         <w:rPr>
           <w:rFonts w:ascii="Cascadia Code" w:hAnsi="Cascadia Code" w:cs="Cascadia Code"/>
         </w:rPr>
         <w:t>.next</w:t>
       </w:r>
-    </w:p>
-    <w:p>
-      <w:pPr>
-        <w:spacing w:after="0"/>
-        <w:rPr>
-          <w:rFonts w:ascii="Cascadia Code" w:hAnsi="Cascadia Code" w:cs="Cascadia Code"/>
-        </w:rPr>
-      </w:pPr>
+      <w:proofErr w:type="gramEnd"/>
+    </w:p>
+    <w:p>
+      <w:pPr>
+        <w:spacing w:after="0"/>
+        <w:rPr>
+          <w:rFonts w:ascii="Cascadia Code" w:hAnsi="Cascadia Code" w:cs="Cascadia Code"/>
+        </w:rPr>
+      </w:pPr>
+      <w:proofErr w:type="gramStart"/>
       <w:r>
         <w:rPr>
           <w:rFonts w:ascii="Cascadia Code" w:hAnsi="Cascadia Code" w:cs="Cascadia Code"/>
         </w:rPr>
         <w:t>.env</w:t>
       </w:r>
+      <w:proofErr w:type="gramEnd"/>
     </w:p>
     <w:p>
       <w:pPr>
@@ -9509,7 +11892,21 @@
         <w:rPr>
           <w:rFonts w:cstheme="minorHAnsi"/>
         </w:rPr>
-        <w:t>Online Ollama endpoint is allowed</w:t>
+        <w:t xml:space="preserve">Online </w:t>
+      </w:r>
+      <w:proofErr w:type="spellStart"/>
+      <w:r>
+        <w:rPr>
+          <w:rFonts w:cstheme="minorHAnsi"/>
+        </w:rPr>
+        <w:t>Ollama</w:t>
+      </w:r>
+      <w:proofErr w:type="spellEnd"/>
+      <w:r>
+        <w:rPr>
+          <w:rFonts w:cstheme="minorHAnsi"/>
+        </w:rPr>
+        <w:t xml:space="preserve"> endpoint is allowed</w:t>
       </w:r>
     </w:p>
     <w:p>
@@ -9701,11 +12098,19 @@
           <w:rFonts w:cstheme="minorHAnsi"/>
         </w:rPr>
       </w:pPr>
-      <w:r>
-        <w:rPr>
-          <w:rFonts w:cstheme="minorHAnsi"/>
-        </w:rPr>
-        <w:t>npm install is allowed</w:t>
+      <w:proofErr w:type="spellStart"/>
+      <w:r>
+        <w:rPr>
+          <w:rFonts w:cstheme="minorHAnsi"/>
+        </w:rPr>
+        <w:t>npm</w:t>
+      </w:r>
+      <w:proofErr w:type="spellEnd"/>
+      <w:r>
+        <w:rPr>
+          <w:rFonts w:cstheme="minorHAnsi"/>
+        </w:rPr>
+        <w:t xml:space="preserve"> install is allowed</w:t>
       </w:r>
     </w:p>
     <w:p>
@@ -9884,6 +12289,7 @@
           <w:rFonts w:ascii="Cascadia Code" w:hAnsi="Cascadia Code" w:cs="Cascadia Code"/>
         </w:rPr>
       </w:pPr>
+      <w:proofErr w:type="spellStart"/>
       <w:r>
         <w:rPr>
           <w:rStyle w:val="17"/>
@@ -9891,6 +12297,7 @@
         </w:rPr>
         <w:t>npm</w:t>
       </w:r>
+      <w:proofErr w:type="spellEnd"/>
       <w:r>
         <w:rPr>
           <w:rFonts w:ascii="Cascadia Code" w:hAnsi="Cascadia Code" w:cs="Cascadia Code"/>
@@ -9925,36 +12332,60 @@
         <w:rPr>
           <w:rFonts w:ascii="Cascadia Code" w:hAnsi="Cascadia Code" w:cs="Cascadia Code"/>
         </w:rPr>
-        <w:t>NEXT_PUBLIC_FIREBASE_API_KEY=xxxxx</w:t>
-      </w:r>
-    </w:p>
-    <w:p>
-      <w:pPr>
-        <w:spacing w:after="0"/>
-        <w:rPr>
-          <w:rFonts w:ascii="Cascadia Code" w:hAnsi="Cascadia Code" w:cs="Cascadia Code"/>
-        </w:rPr>
-      </w:pPr>
-      <w:r>
-        <w:rPr>
-          <w:rFonts w:ascii="Cascadia Code" w:hAnsi="Cascadia Code" w:cs="Cascadia Code"/>
-        </w:rPr>
-        <w:t>NEXT_PUBLIC_FIREBASE_AUTH_DOMAIN=xxxxx</w:t>
-      </w:r>
-    </w:p>
-    <w:p>
-      <w:pPr>
-        <w:spacing w:after="0"/>
-        <w:rPr>
-          <w:rFonts w:ascii="Cascadia Code" w:hAnsi="Cascadia Code" w:cs="Cascadia Code"/>
-        </w:rPr>
-      </w:pPr>
-      <w:r>
-        <w:rPr>
-          <w:rFonts w:ascii="Cascadia Code" w:hAnsi="Cascadia Code" w:cs="Cascadia Code"/>
-        </w:rPr>
-        <w:t>NEXT_PUBLIC_FIREBASE_PROJECT_ID=xxxxx</w:t>
-      </w:r>
+        <w:t>NEXT_PUBLIC_FIREBASE_API_KEY=</w:t>
+      </w:r>
+      <w:proofErr w:type="spellStart"/>
+      <w:r>
+        <w:rPr>
+          <w:rFonts w:ascii="Cascadia Code" w:hAnsi="Cascadia Code" w:cs="Cascadia Code"/>
+        </w:rPr>
+        <w:t>xxxxx</w:t>
+      </w:r>
+      <w:proofErr w:type="spellEnd"/>
+    </w:p>
+    <w:p>
+      <w:pPr>
+        <w:spacing w:after="0"/>
+        <w:rPr>
+          <w:rFonts w:ascii="Cascadia Code" w:hAnsi="Cascadia Code" w:cs="Cascadia Code"/>
+        </w:rPr>
+      </w:pPr>
+      <w:r>
+        <w:rPr>
+          <w:rFonts w:ascii="Cascadia Code" w:hAnsi="Cascadia Code" w:cs="Cascadia Code"/>
+        </w:rPr>
+        <w:t>NEXT_PUBLIC_FIREBASE_AUTH_DOMAIN=</w:t>
+      </w:r>
+      <w:proofErr w:type="spellStart"/>
+      <w:r>
+        <w:rPr>
+          <w:rFonts w:ascii="Cascadia Code" w:hAnsi="Cascadia Code" w:cs="Cascadia Code"/>
+        </w:rPr>
+        <w:t>xxxxx</w:t>
+      </w:r>
+      <w:proofErr w:type="spellEnd"/>
+    </w:p>
+    <w:p>
+      <w:pPr>
+        <w:spacing w:after="0"/>
+        <w:rPr>
+          <w:rFonts w:ascii="Cascadia Code" w:hAnsi="Cascadia Code" w:cs="Cascadia Code"/>
+        </w:rPr>
+      </w:pPr>
+      <w:r>
+        <w:rPr>
+          <w:rFonts w:ascii="Cascadia Code" w:hAnsi="Cascadia Code" w:cs="Cascadia Code"/>
+        </w:rPr>
+        <w:t>NEXT_PUBLIC_FIREBASE_PROJECT_ID=</w:t>
+      </w:r>
+      <w:proofErr w:type="spellStart"/>
+      <w:r>
+        <w:rPr>
+          <w:rFonts w:ascii="Cascadia Code" w:hAnsi="Cascadia Code" w:cs="Cascadia Code"/>
+        </w:rPr>
+        <w:t>xxxxx</w:t>
+      </w:r>
+      <w:proofErr w:type="spellEnd"/>
     </w:p>
     <w:p>
       <w:pPr>
@@ -9993,7 +12424,25 @@
           <w:b/>
           <w:bCs/>
         </w:rPr>
-        <w:t>Online Ollama Integration</w:t>
+        <w:t xml:space="preserve">Online </w:t>
+      </w:r>
+      <w:proofErr w:type="spellStart"/>
+      <w:r>
+        <w:rPr>
+          <w:rFonts w:cstheme="minorHAnsi"/>
+          <w:b/>
+          <w:bCs/>
+        </w:rPr>
+        <w:t>Ollama</w:t>
+      </w:r>
+      <w:proofErr w:type="spellEnd"/>
+      <w:r>
+        <w:rPr>
+          <w:rFonts w:cstheme="minorHAnsi"/>
+          <w:b/>
+          <w:bCs/>
+        </w:rPr>
+        <w:t xml:space="preserve"> Integration</w:t>
       </w:r>
     </w:p>
     <w:p>
@@ -10086,11 +12535,47 @@
           <w:rFonts w:ascii="Cascadia Code" w:hAnsi="Cascadia Code" w:cs="Cascadia Code"/>
         </w:rPr>
       </w:pPr>
-      <w:r>
-        <w:rPr>
-          <w:rFonts w:ascii="Cascadia Code" w:hAnsi="Cascadia Code" w:cs="Cascadia Code"/>
-        </w:rPr>
-        <w:t>const response = await fetch('https://ollama.csbihub.id/api/generate', {</w:t>
+      <w:proofErr w:type="spellStart"/>
+      <w:r>
+        <w:rPr>
+          <w:rFonts w:ascii="Cascadia Code" w:hAnsi="Cascadia Code" w:cs="Cascadia Code"/>
+        </w:rPr>
+        <w:t>const</w:t>
+      </w:r>
+      <w:proofErr w:type="spellEnd"/>
+      <w:r>
+        <w:rPr>
+          <w:rFonts w:ascii="Cascadia Code" w:hAnsi="Cascadia Code" w:cs="Cascadia Code"/>
+        </w:rPr>
+        <w:t xml:space="preserve"> response = await </w:t>
+      </w:r>
+      <w:proofErr w:type="gramStart"/>
+      <w:r>
+        <w:rPr>
+          <w:rFonts w:ascii="Cascadia Code" w:hAnsi="Cascadia Code" w:cs="Cascadia Code"/>
+        </w:rPr>
+        <w:t>fetch(</w:t>
+      </w:r>
+      <w:proofErr w:type="gramEnd"/>
+      <w:r>
+        <w:rPr>
+          <w:rFonts w:ascii="Cascadia Code" w:hAnsi="Cascadia Code" w:cs="Cascadia Code"/>
+        </w:rPr>
+        <w:t>'https://ollama.csbihub.id/</w:t>
+      </w:r>
+      <w:proofErr w:type="spellStart"/>
+      <w:r>
+        <w:rPr>
+          <w:rFonts w:ascii="Cascadia Code" w:hAnsi="Cascadia Code" w:cs="Cascadia Code"/>
+        </w:rPr>
+        <w:t>api</w:t>
+      </w:r>
+      <w:proofErr w:type="spellEnd"/>
+      <w:r>
+        <w:rPr>
+          <w:rFonts w:ascii="Cascadia Code" w:hAnsi="Cascadia Code" w:cs="Cascadia Code"/>
+        </w:rPr>
+        <w:t>/generate', {</w:t>
       </w:r>
     </w:p>
     <w:p>
@@ -10161,7 +12646,21 @@
         <w:rPr>
           <w:rFonts w:ascii="Cascadia Code" w:hAnsi="Cascadia Code" w:cs="Cascadia Code"/>
         </w:rPr>
-        <w:t xml:space="preserve">  body: JSON.stringify({</w:t>
+        <w:t xml:space="preserve">  body: </w:t>
+      </w:r>
+      <w:proofErr w:type="spellStart"/>
+      <w:r>
+        <w:rPr>
+          <w:rFonts w:ascii="Cascadia Code" w:hAnsi="Cascadia Code" w:cs="Cascadia Code"/>
+        </w:rPr>
+        <w:t>JSON.stringify</w:t>
+      </w:r>
+      <w:proofErr w:type="spellEnd"/>
+      <w:r>
+        <w:rPr>
+          <w:rFonts w:ascii="Cascadia Code" w:hAnsi="Cascadia Code" w:cs="Cascadia Code"/>
+        </w:rPr>
+        <w:t>({</w:t>
       </w:r>
     </w:p>
     <w:p>
@@ -10189,7 +12688,21 @@
         <w:rPr>
           <w:rFonts w:ascii="Cascadia Code" w:hAnsi="Cascadia Code" w:cs="Cascadia Code"/>
         </w:rPr>
-        <w:t xml:space="preserve">    prompt: 'Summarize this todo list',</w:t>
+        <w:t xml:space="preserve">    prompt: 'Summarize this </w:t>
+      </w:r>
+      <w:proofErr w:type="spellStart"/>
+      <w:r>
+        <w:rPr>
+          <w:rFonts w:ascii="Cascadia Code" w:hAnsi="Cascadia Code" w:cs="Cascadia Code"/>
+        </w:rPr>
+        <w:t>todo</w:t>
+      </w:r>
+      <w:proofErr w:type="spellEnd"/>
+      <w:r>
+        <w:rPr>
+          <w:rFonts w:ascii="Cascadia Code" w:hAnsi="Cascadia Code" w:cs="Cascadia Code"/>
+        </w:rPr>
+        <w:t xml:space="preserve"> list',</w:t>
       </w:r>
     </w:p>
     <w:p>
@@ -10461,12 +12974,28 @@
           <w:rFonts w:ascii="Cascadia Code" w:hAnsi="Cascadia Code" w:cs="Cascadia Code"/>
         </w:rPr>
       </w:pPr>
-      <w:r>
-        <w:rPr>
-          <w:rFonts w:ascii="Cascadia Code" w:hAnsi="Cascadia Code" w:cs="Cascadia Code"/>
-        </w:rPr>
-        <w:t>npm install zod</w:t>
-      </w:r>
+      <w:proofErr w:type="spellStart"/>
+      <w:r>
+        <w:rPr>
+          <w:rFonts w:ascii="Cascadia Code" w:hAnsi="Cascadia Code" w:cs="Cascadia Code"/>
+        </w:rPr>
+        <w:t>npm</w:t>
+      </w:r>
+      <w:proofErr w:type="spellEnd"/>
+      <w:r>
+        <w:rPr>
+          <w:rFonts w:ascii="Cascadia Code" w:hAnsi="Cascadia Code" w:cs="Cascadia Code"/>
+        </w:rPr>
+        <w:t xml:space="preserve"> install </w:t>
+      </w:r>
+      <w:proofErr w:type="spellStart"/>
+      <w:r>
+        <w:rPr>
+          <w:rFonts w:ascii="Cascadia Code" w:hAnsi="Cascadia Code" w:cs="Cascadia Code"/>
+        </w:rPr>
+        <w:t>zod</w:t>
+      </w:r>
+      <w:proofErr w:type="spellEnd"/>
     </w:p>
     <w:p>
       <w:pPr>
@@ -10567,7 +13096,21 @@
         <w:rPr>
           <w:rFonts w:ascii="Cascadia Code" w:hAnsi="Cascadia Code" w:cs="Cascadia Code"/>
         </w:rPr>
-        <w:t>├── prisma/</w:t>
+        <w:t xml:space="preserve">├── </w:t>
+      </w:r>
+      <w:proofErr w:type="spellStart"/>
+      <w:r>
+        <w:rPr>
+          <w:rFonts w:ascii="Cascadia Code" w:hAnsi="Cascadia Code" w:cs="Cascadia Code"/>
+        </w:rPr>
+        <w:t>prisma</w:t>
+      </w:r>
+      <w:proofErr w:type="spellEnd"/>
+      <w:r>
+        <w:rPr>
+          <w:rFonts w:ascii="Cascadia Code" w:hAnsi="Cascadia Code" w:cs="Cascadia Code"/>
+        </w:rPr>
+        <w:t>/</w:t>
       </w:r>
     </w:p>
     <w:p>
@@ -10637,78 +13180,128 @@
         <w:rPr>
           <w:rFonts w:ascii="Cascadia Code" w:hAnsi="Cascadia Code" w:cs="Cascadia Code"/>
         </w:rPr>
-        <w:t>├── package.json</w:t>
-      </w:r>
-    </w:p>
-    <w:p>
-      <w:pPr>
-        <w:spacing w:after="0"/>
-        <w:rPr>
-          <w:rFonts w:ascii="Cascadia Code" w:hAnsi="Cascadia Code" w:cs="Cascadia Code"/>
-        </w:rPr>
-      </w:pPr>
-      <w:r>
-        <w:rPr>
-          <w:rFonts w:ascii="Cascadia Code" w:hAnsi="Cascadia Code" w:cs="Cascadia Code"/>
-        </w:rPr>
-        <w:t>├── Dockerfile</w:t>
-      </w:r>
-    </w:p>
-    <w:p>
-      <w:pPr>
-        <w:spacing w:after="0"/>
-        <w:rPr>
-          <w:rFonts w:ascii="Cascadia Code" w:hAnsi="Cascadia Code" w:cs="Cascadia Code"/>
-        </w:rPr>
-      </w:pPr>
-      <w:r>
-        <w:rPr>
-          <w:rFonts w:ascii="Cascadia Code" w:hAnsi="Cascadia Code" w:cs="Cascadia Code"/>
-        </w:rPr>
-        <w:t>├── docker-compose.yml</w:t>
-      </w:r>
-    </w:p>
-    <w:p>
-      <w:pPr>
-        <w:spacing w:after="0"/>
-        <w:rPr>
-          <w:rFonts w:ascii="Cascadia Code" w:hAnsi="Cascadia Code" w:cs="Cascadia Code"/>
-        </w:rPr>
-      </w:pPr>
-      <w:r>
-        <w:rPr>
-          <w:rFonts w:ascii="Cascadia Code" w:hAnsi="Cascadia Code" w:cs="Cascadia Code"/>
-        </w:rPr>
-        <w:t>├── prisma.config.ts</w:t>
-      </w:r>
-    </w:p>
-    <w:p>
-      <w:pPr>
-        <w:spacing w:after="0"/>
-        <w:rPr>
-          <w:rFonts w:ascii="Cascadia Code" w:hAnsi="Cascadia Code" w:cs="Cascadia Code"/>
-        </w:rPr>
-      </w:pPr>
-      <w:r>
-        <w:rPr>
-          <w:rFonts w:ascii="Cascadia Code" w:hAnsi="Cascadia Code" w:cs="Cascadia Code"/>
-        </w:rPr>
-        <w:t>├── jest.config.ts</w:t>
-      </w:r>
-    </w:p>
-    <w:p>
-      <w:pPr>
-        <w:spacing w:after="0"/>
-        <w:rPr>
-          <w:rFonts w:ascii="Cascadia Code" w:hAnsi="Cascadia Code" w:cs="Cascadia Code"/>
-        </w:rPr>
-      </w:pPr>
-      <w:r>
-        <w:rPr>
-          <w:rFonts w:ascii="Cascadia Code" w:hAnsi="Cascadia Code" w:cs="Cascadia Code"/>
-        </w:rPr>
-        <w:t>├── .env</w:t>
-      </w:r>
+        <w:t xml:space="preserve">├── </w:t>
+      </w:r>
+      <w:proofErr w:type="spellStart"/>
+      <w:proofErr w:type="gramStart"/>
+      <w:r>
+        <w:rPr>
+          <w:rFonts w:ascii="Cascadia Code" w:hAnsi="Cascadia Code" w:cs="Cascadia Code"/>
+        </w:rPr>
+        <w:t>package.json</w:t>
+      </w:r>
+      <w:proofErr w:type="spellEnd"/>
+      <w:proofErr w:type="gramEnd"/>
+    </w:p>
+    <w:p>
+      <w:pPr>
+        <w:spacing w:after="0"/>
+        <w:rPr>
+          <w:rFonts w:ascii="Cascadia Code" w:hAnsi="Cascadia Code" w:cs="Cascadia Code"/>
+        </w:rPr>
+      </w:pPr>
+      <w:r>
+        <w:rPr>
+          <w:rFonts w:ascii="Cascadia Code" w:hAnsi="Cascadia Code" w:cs="Cascadia Code"/>
+        </w:rPr>
+        <w:t xml:space="preserve">├── </w:t>
+      </w:r>
+      <w:proofErr w:type="spellStart"/>
+      <w:r>
+        <w:rPr>
+          <w:rFonts w:ascii="Cascadia Code" w:hAnsi="Cascadia Code" w:cs="Cascadia Code"/>
+        </w:rPr>
+        <w:t>Dockerfile</w:t>
+      </w:r>
+      <w:proofErr w:type="spellEnd"/>
+    </w:p>
+    <w:p>
+      <w:pPr>
+        <w:spacing w:after="0"/>
+        <w:rPr>
+          <w:rFonts w:ascii="Cascadia Code" w:hAnsi="Cascadia Code" w:cs="Cascadia Code"/>
+        </w:rPr>
+      </w:pPr>
+      <w:r>
+        <w:rPr>
+          <w:rFonts w:ascii="Cascadia Code" w:hAnsi="Cascadia Code" w:cs="Cascadia Code"/>
+        </w:rPr>
+        <w:t>├── docker-</w:t>
+      </w:r>
+      <w:proofErr w:type="spellStart"/>
+      <w:r>
+        <w:rPr>
+          <w:rFonts w:ascii="Cascadia Code" w:hAnsi="Cascadia Code" w:cs="Cascadia Code"/>
+        </w:rPr>
+        <w:t>compose.yml</w:t>
+      </w:r>
+      <w:proofErr w:type="spellEnd"/>
+    </w:p>
+    <w:p>
+      <w:pPr>
+        <w:spacing w:after="0"/>
+        <w:rPr>
+          <w:rFonts w:ascii="Cascadia Code" w:hAnsi="Cascadia Code" w:cs="Cascadia Code"/>
+        </w:rPr>
+      </w:pPr>
+      <w:r>
+        <w:rPr>
+          <w:rFonts w:ascii="Cascadia Code" w:hAnsi="Cascadia Code" w:cs="Cascadia Code"/>
+        </w:rPr>
+        <w:t xml:space="preserve">├── </w:t>
+      </w:r>
+      <w:proofErr w:type="spellStart"/>
+      <w:r>
+        <w:rPr>
+          <w:rFonts w:ascii="Cascadia Code" w:hAnsi="Cascadia Code" w:cs="Cascadia Code"/>
+        </w:rPr>
+        <w:t>prisma.config.ts</w:t>
+      </w:r>
+      <w:proofErr w:type="spellEnd"/>
+    </w:p>
+    <w:p>
+      <w:pPr>
+        <w:spacing w:after="0"/>
+        <w:rPr>
+          <w:rFonts w:ascii="Cascadia Code" w:hAnsi="Cascadia Code" w:cs="Cascadia Code"/>
+        </w:rPr>
+      </w:pPr>
+      <w:r>
+        <w:rPr>
+          <w:rFonts w:ascii="Cascadia Code" w:hAnsi="Cascadia Code" w:cs="Cascadia Code"/>
+        </w:rPr>
+        <w:t xml:space="preserve">├── </w:t>
+      </w:r>
+      <w:proofErr w:type="spellStart"/>
+      <w:r>
+        <w:rPr>
+          <w:rFonts w:ascii="Cascadia Code" w:hAnsi="Cascadia Code" w:cs="Cascadia Code"/>
+        </w:rPr>
+        <w:t>jest.config.ts</w:t>
+      </w:r>
+      <w:proofErr w:type="spellEnd"/>
+    </w:p>
+    <w:p>
+      <w:pPr>
+        <w:spacing w:after="0"/>
+        <w:rPr>
+          <w:rFonts w:ascii="Cascadia Code" w:hAnsi="Cascadia Code" w:cs="Cascadia Code"/>
+        </w:rPr>
+      </w:pPr>
+      <w:r>
+        <w:rPr>
+          <w:rFonts w:ascii="Cascadia Code" w:hAnsi="Cascadia Code" w:cs="Cascadia Code"/>
+        </w:rPr>
+        <w:t>├─</w:t>
+      </w:r>
+      <w:proofErr w:type="gramStart"/>
+      <w:r>
+        <w:rPr>
+          <w:rFonts w:ascii="Cascadia Code" w:hAnsi="Cascadia Code" w:cs="Cascadia Code"/>
+        </w:rPr>
+        <w:t>─ .env</w:t>
+      </w:r>
+      <w:proofErr w:type="gramEnd"/>
     </w:p>
     <w:p>
       <w:pPr>
@@ -10777,11 +13370,33 @@
           <w:rFonts w:ascii="Cascadia Code" w:hAnsi="Cascadia Code" w:cs="Cascadia Code"/>
         </w:rPr>
       </w:pPr>
-      <w:r>
-        <w:rPr>
-          <w:rFonts w:ascii="Cascadia Code" w:hAnsi="Cascadia Code" w:cs="Cascadia Code"/>
-        </w:rPr>
-        <w:t>npx prisma generate</w:t>
+      <w:proofErr w:type="spellStart"/>
+      <w:r>
+        <w:rPr>
+          <w:rFonts w:ascii="Cascadia Code" w:hAnsi="Cascadia Code" w:cs="Cascadia Code"/>
+        </w:rPr>
+        <w:t>npx</w:t>
+      </w:r>
+      <w:proofErr w:type="spellEnd"/>
+      <w:r>
+        <w:rPr>
+          <w:rFonts w:ascii="Cascadia Code" w:hAnsi="Cascadia Code" w:cs="Cascadia Code"/>
+        </w:rPr>
+        <w:t xml:space="preserve"> </w:t>
+      </w:r>
+      <w:proofErr w:type="spellStart"/>
+      <w:r>
+        <w:rPr>
+          <w:rFonts w:ascii="Cascadia Code" w:hAnsi="Cascadia Code" w:cs="Cascadia Code"/>
+        </w:rPr>
+        <w:t>prisma</w:t>
+      </w:r>
+      <w:proofErr w:type="spellEnd"/>
+      <w:r>
+        <w:rPr>
+          <w:rFonts w:ascii="Cascadia Code" w:hAnsi="Cascadia Code" w:cs="Cascadia Code"/>
+        </w:rPr>
+        <w:t xml:space="preserve"> generate</w:t>
       </w:r>
     </w:p>
     <w:p>
@@ -10953,11 +13568,19 @@
           <w:rFonts w:cstheme="minorHAnsi"/>
         </w:rPr>
       </w:pPr>
-      <w:r>
-        <w:rPr>
-          <w:rFonts w:cstheme="minorHAnsi"/>
-        </w:rPr>
-        <w:t>Dockerfile exists</w:t>
+      <w:proofErr w:type="spellStart"/>
+      <w:r>
+        <w:rPr>
+          <w:rFonts w:cstheme="minorHAnsi"/>
+        </w:rPr>
+        <w:t>Dockerfile</w:t>
+      </w:r>
+      <w:proofErr w:type="spellEnd"/>
+      <w:r>
+        <w:rPr>
+          <w:rFonts w:cstheme="minorHAnsi"/>
+        </w:rPr>
+        <w:t xml:space="preserve"> exists</w:t>
       </w:r>
     </w:p>
     <w:p>
@@ -10972,11 +13595,21 @@
           <w:rFonts w:cstheme="minorHAnsi"/>
         </w:rPr>
       </w:pPr>
-      <w:r>
-        <w:rPr>
-          <w:rFonts w:cstheme="minorHAnsi"/>
-        </w:rPr>
-        <w:t>package.json exists</w:t>
+      <w:proofErr w:type="spellStart"/>
+      <w:proofErr w:type="gramStart"/>
+      <w:r>
+        <w:rPr>
+          <w:rFonts w:cstheme="minorHAnsi"/>
+        </w:rPr>
+        <w:t>package.json</w:t>
+      </w:r>
+      <w:proofErr w:type="spellEnd"/>
+      <w:proofErr w:type="gramEnd"/>
+      <w:r>
+        <w:rPr>
+          <w:rFonts w:cstheme="minorHAnsi"/>
+        </w:rPr>
+        <w:t xml:space="preserve"> exists</w:t>
       </w:r>
     </w:p>
     <w:p>
@@ -11002,60 +13635,86 @@
           <w:b/>
           <w:bCs/>
         </w:rPr>
-        <w:t>Problem: Ollama Not Responding</w:t>
-      </w:r>
-    </w:p>
-    <w:p>
-      <w:pPr>
-        <w:spacing w:after="0"/>
-        <w:rPr>
-          <w:rFonts w:cstheme="minorHAnsi"/>
-        </w:rPr>
-      </w:pPr>
-      <w:r>
-        <w:rPr>
-          <w:rFonts w:cstheme="minorHAnsi"/>
-        </w:rPr>
-        <w:t>Run:</w:t>
-      </w:r>
-    </w:p>
-    <w:p>
-      <w:pPr>
-        <w:spacing w:after="0"/>
-        <w:rPr>
-          <w:rFonts w:ascii="Cascadia Code" w:hAnsi="Cascadia Code" w:cs="Cascadia Code"/>
-        </w:rPr>
-      </w:pPr>
-      <w:r>
-        <w:rPr>
-          <w:rFonts w:ascii="Cascadia Code" w:hAnsi="Cascadia Code" w:cs="Cascadia Code"/>
-        </w:rPr>
-        <w:t>ollama serve</w:t>
-      </w:r>
-    </w:p>
-    <w:p>
-      <w:pPr>
-        <w:spacing w:after="0"/>
-        <w:rPr>
-          <w:rFonts w:cstheme="minorHAnsi"/>
-        </w:rPr>
-      </w:pPr>
-    </w:p>
-    <w:p>
-      <w:pPr>
-        <w:spacing w:after="0"/>
+        <w:t xml:space="preserve">Problem: </w:t>
+      </w:r>
+      <w:proofErr w:type="spellStart"/>
+      <w:r>
         <w:rPr>
           <w:rFonts w:cstheme="minorHAnsi"/>
           <w:b/>
           <w:bCs/>
         </w:rPr>
-      </w:pPr>
+        <w:t>Ollama</w:t>
+      </w:r>
+      <w:proofErr w:type="spellEnd"/>
       <w:r>
         <w:rPr>
           <w:rFonts w:cstheme="minorHAnsi"/>
           <w:b/>
           <w:bCs/>
         </w:rPr>
+        <w:t xml:space="preserve"> Not Responding</w:t>
+      </w:r>
+    </w:p>
+    <w:p>
+      <w:pPr>
+        <w:spacing w:after="0"/>
+        <w:rPr>
+          <w:rFonts w:cstheme="minorHAnsi"/>
+        </w:rPr>
+      </w:pPr>
+      <w:r>
+        <w:rPr>
+          <w:rFonts w:cstheme="minorHAnsi"/>
+        </w:rPr>
+        <w:t>Run:</w:t>
+      </w:r>
+    </w:p>
+    <w:p>
+      <w:pPr>
+        <w:spacing w:after="0"/>
+        <w:rPr>
+          <w:rFonts w:ascii="Cascadia Code" w:hAnsi="Cascadia Code" w:cs="Cascadia Code"/>
+        </w:rPr>
+      </w:pPr>
+      <w:proofErr w:type="spellStart"/>
+      <w:r>
+        <w:rPr>
+          <w:rFonts w:ascii="Cascadia Code" w:hAnsi="Cascadia Code" w:cs="Cascadia Code"/>
+        </w:rPr>
+        <w:t>ollama</w:t>
+      </w:r>
+      <w:proofErr w:type="spellEnd"/>
+      <w:r>
+        <w:rPr>
+          <w:rFonts w:ascii="Cascadia Code" w:hAnsi="Cascadia Code" w:cs="Cascadia Code"/>
+        </w:rPr>
+        <w:t xml:space="preserve"> serve</w:t>
+      </w:r>
+    </w:p>
+    <w:p>
+      <w:pPr>
+        <w:spacing w:after="0"/>
+        <w:rPr>
+          <w:rFonts w:cstheme="minorHAnsi"/>
+        </w:rPr>
+      </w:pPr>
+    </w:p>
+    <w:p>
+      <w:pPr>
+        <w:spacing w:after="0"/>
+        <w:rPr>
+          <w:rFonts w:cstheme="minorHAnsi"/>
+          <w:b/>
+          <w:bCs/>
+        </w:rPr>
+      </w:pPr>
+      <w:r>
+        <w:rPr>
+          <w:rFonts w:cstheme="minorHAnsi"/>
+          <w:b/>
+          <w:bCs/>
+        </w:rPr>
         <w:t>Problem: Port Already Used</w:t>
       </w:r>
     </w:p>
@@ -11084,7 +13743,35 @@
         <w:rPr>
           <w:rFonts w:ascii="Cascadia Code" w:hAnsi="Cascadia Code" w:cs="Cascadia Code"/>
         </w:rPr>
-        <w:t>netstat -ano | findstr :3000</w:t>
+        <w:t>netstat -</w:t>
+      </w:r>
+      <w:proofErr w:type="spellStart"/>
+      <w:r>
+        <w:rPr>
+          <w:rFonts w:ascii="Cascadia Code" w:hAnsi="Cascadia Code" w:cs="Cascadia Code"/>
+        </w:rPr>
+        <w:t>ano</w:t>
+      </w:r>
+      <w:proofErr w:type="spellEnd"/>
+      <w:r>
+        <w:rPr>
+          <w:rFonts w:ascii="Cascadia Code" w:hAnsi="Cascadia Code" w:cs="Cascadia Code"/>
+        </w:rPr>
+        <w:t xml:space="preserve"> | </w:t>
+      </w:r>
+      <w:proofErr w:type="spellStart"/>
+      <w:r>
+        <w:rPr>
+          <w:rFonts w:ascii="Cascadia Code" w:hAnsi="Cascadia Code" w:cs="Cascadia Code"/>
+        </w:rPr>
+        <w:t>findstr</w:t>
+      </w:r>
+      <w:proofErr w:type="spellEnd"/>
+      <w:r>
+        <w:rPr>
+          <w:rFonts w:ascii="Cascadia Code" w:hAnsi="Cascadia Code" w:cs="Cascadia Code"/>
+        </w:rPr>
+        <w:t xml:space="preserve"> :3000</w:t>
       </w:r>
     </w:p>
     <w:p>

--- a/exam-docs/Lab-computer-setup.docx
+++ b/exam-docs/Lab-computer-setup.docx
@@ -98,44 +98,8 @@
           <w:rFonts w:cstheme="minorHAnsi"/>
         </w:rPr>
         <w:tab/>
-        <w:t xml:space="preserve">: Ida </w:t>
-      </w:r>
-      <w:proofErr w:type="spellStart"/>
-      <w:r>
-        <w:rPr>
-          <w:rFonts w:cstheme="minorHAnsi"/>
-        </w:rPr>
-        <w:t>Bagus</w:t>
-      </w:r>
-      <w:proofErr w:type="spellEnd"/>
-      <w:r>
-        <w:rPr>
-          <w:rFonts w:cstheme="minorHAnsi"/>
-        </w:rPr>
-        <w:t xml:space="preserve"> </w:t>
-      </w:r>
-      <w:proofErr w:type="spellStart"/>
-      <w:r>
-        <w:rPr>
-          <w:rFonts w:cstheme="minorHAnsi"/>
-        </w:rPr>
-        <w:t>Kerthyayana</w:t>
-      </w:r>
-      <w:proofErr w:type="spellEnd"/>
-      <w:r>
-        <w:rPr>
-          <w:rFonts w:cstheme="minorHAnsi"/>
-        </w:rPr>
-        <w:t xml:space="preserve"> </w:t>
-      </w:r>
-      <w:proofErr w:type="spellStart"/>
-      <w:r>
-        <w:rPr>
-          <w:rFonts w:cstheme="minorHAnsi"/>
-        </w:rPr>
-        <w:t>Manuaba</w:t>
-      </w:r>
-      <w:proofErr w:type="spellEnd"/>
+        <w:t>: Ida Bagus Kerthyayana Manuaba</w:t>
+      </w:r>
     </w:p>
     <w:p>
       <w:pPr>
@@ -212,21 +176,7 @@
           <w:rFonts w:cstheme="minorHAnsi"/>
         </w:rPr>
         <w:tab/>
-        <w:t xml:space="preserve">: Computer Science, </w:t>
-      </w:r>
-      <w:proofErr w:type="spellStart"/>
-      <w:r>
-        <w:rPr>
-          <w:rFonts w:cstheme="minorHAnsi"/>
-        </w:rPr>
-        <w:t>Binus</w:t>
-      </w:r>
-      <w:proofErr w:type="spellEnd"/>
-      <w:r>
-        <w:rPr>
-          <w:rFonts w:cstheme="minorHAnsi"/>
-        </w:rPr>
-        <w:t xml:space="preserve"> University International</w:t>
+        <w:t>: Computer Science, Binus University International</w:t>
       </w:r>
     </w:p>
     <w:p>
@@ -316,21 +266,7 @@
         <w:rPr>
           <w:rFonts w:cstheme="minorHAnsi"/>
         </w:rPr>
-        <w:t xml:space="preserve">: </w:t>
-      </w:r>
-      <w:proofErr w:type="spellStart"/>
-      <w:r>
-        <w:rPr>
-          <w:rFonts w:cstheme="minorHAnsi"/>
-        </w:rPr>
-        <w:t>Todo</w:t>
-      </w:r>
-      <w:proofErr w:type="spellEnd"/>
-      <w:r>
-        <w:rPr>
-          <w:rFonts w:cstheme="minorHAnsi"/>
-        </w:rPr>
-        <w:t xml:space="preserve"> List Web App</w:t>
+        <w:t>: Todo List Web App</w:t>
       </w:r>
     </w:p>
     <w:p>
@@ -576,19 +512,11 @@
           <w:rFonts w:cstheme="minorHAnsi"/>
         </w:rPr>
       </w:pPr>
-      <w:proofErr w:type="spellStart"/>
-      <w:r>
-        <w:rPr>
-          <w:rFonts w:cstheme="minorHAnsi"/>
-        </w:rPr>
-        <w:t>Ollama</w:t>
-      </w:r>
-      <w:proofErr w:type="spellEnd"/>
-      <w:r>
-        <w:rPr>
-          <w:rFonts w:cstheme="minorHAnsi"/>
-        </w:rPr>
-        <w:t xml:space="preserve"> </w:t>
+      <w:r>
+        <w:rPr>
+          <w:rFonts w:cstheme="minorHAnsi"/>
+        </w:rPr>
+        <w:t xml:space="preserve">Ollama </w:t>
       </w:r>
       <w:r>
         <w:rPr>
@@ -1779,18 +1707,8 @@
                 <w:b/>
                 <w:bCs/>
               </w:rPr>
-              <w:t xml:space="preserve">Git + </w:t>
+              <w:t>Git + Github</w:t>
             </w:r>
-            <w:proofErr w:type="spellStart"/>
-            <w:r>
-              <w:rPr>
-                <w:rFonts w:cstheme="minorHAnsi"/>
-                <w:b/>
-                <w:bCs/>
-              </w:rPr>
-              <w:t>Github</w:t>
-            </w:r>
-            <w:proofErr w:type="spellEnd"/>
           </w:p>
         </w:tc>
         <w:tc>
@@ -1865,7 +1783,6 @@
                 <w:bCs/>
               </w:rPr>
             </w:pPr>
-            <w:proofErr w:type="spellStart"/>
             <w:r>
               <w:rPr>
                 <w:rFonts w:cstheme="minorHAnsi"/>
@@ -1874,7 +1791,6 @@
               </w:rPr>
               <w:t>Ollama</w:t>
             </w:r>
-            <w:proofErr w:type="spellEnd"/>
           </w:p>
         </w:tc>
         <w:tc>
@@ -2280,19 +2196,11 @@
           <w:rFonts w:cstheme="minorHAnsi"/>
         </w:rPr>
       </w:pPr>
-      <w:proofErr w:type="spellStart"/>
-      <w:r>
-        <w:rPr>
-          <w:rFonts w:cstheme="minorHAnsi"/>
-        </w:rPr>
-        <w:t>pgAdmin</w:t>
-      </w:r>
-      <w:proofErr w:type="spellEnd"/>
-      <w:r>
-        <w:rPr>
-          <w:rFonts w:cstheme="minorHAnsi"/>
-        </w:rPr>
-        <w:t xml:space="preserve">: </w:t>
+      <w:r>
+        <w:rPr>
+          <w:rFonts w:cstheme="minorHAnsi"/>
+        </w:rPr>
+        <w:t xml:space="preserve">pgAdmin: </w:t>
       </w:r>
       <w:hyperlink r:id="rId11" w:history="1">
         <w:r>
@@ -2514,19 +2422,11 @@
           <w:rFonts w:cstheme="minorHAnsi"/>
         </w:rPr>
       </w:pPr>
-      <w:proofErr w:type="spellStart"/>
-      <w:r>
-        <w:rPr>
-          <w:rFonts w:cstheme="minorHAnsi"/>
-        </w:rPr>
-        <w:t>Ollama</w:t>
-      </w:r>
-      <w:proofErr w:type="spellEnd"/>
-      <w:r>
-        <w:rPr>
-          <w:rFonts w:cstheme="minorHAnsi"/>
-        </w:rPr>
-        <w:t xml:space="preserve">: </w:t>
+      <w:r>
+        <w:rPr>
+          <w:rFonts w:cstheme="minorHAnsi"/>
+        </w:rPr>
+        <w:t xml:space="preserve">Ollama: </w:t>
       </w:r>
       <w:hyperlink r:id="rId18" w:history="1">
         <w:r>
@@ -2775,21 +2675,7 @@
         <w:rPr>
           <w:rFonts w:cstheme="minorHAnsi"/>
         </w:rPr>
-        <w:t xml:space="preserve">Pre-downloaded </w:t>
-      </w:r>
-      <w:proofErr w:type="spellStart"/>
-      <w:r>
-        <w:rPr>
-          <w:rFonts w:cstheme="minorHAnsi"/>
-        </w:rPr>
-        <w:t>npm</w:t>
-      </w:r>
-      <w:proofErr w:type="spellEnd"/>
-      <w:r>
-        <w:rPr>
-          <w:rFonts w:cstheme="minorHAnsi"/>
-        </w:rPr>
-        <w:t xml:space="preserve"> cache</w:t>
+        <w:t>Pre-downloaded npm cache</w:t>
       </w:r>
     </w:p>
     <w:p>
@@ -2843,19 +2729,11 @@
           <w:rFonts w:cstheme="minorHAnsi"/>
         </w:rPr>
       </w:pPr>
-      <w:proofErr w:type="spellStart"/>
-      <w:r>
-        <w:rPr>
-          <w:rFonts w:cstheme="minorHAnsi"/>
-        </w:rPr>
-        <w:t>Ollama</w:t>
-      </w:r>
-      <w:proofErr w:type="spellEnd"/>
-      <w:r>
-        <w:rPr>
-          <w:rFonts w:cstheme="minorHAnsi"/>
-        </w:rPr>
-        <w:t xml:space="preserve"> model</w:t>
+      <w:r>
+        <w:rPr>
+          <w:rFonts w:cstheme="minorHAnsi"/>
+        </w:rPr>
+        <w:t>Ollama model</w:t>
       </w:r>
     </w:p>
     <w:p>
@@ -2987,19 +2865,11 @@
           <w:rFonts w:cstheme="minorHAnsi"/>
         </w:rPr>
       </w:pPr>
-      <w:proofErr w:type="spellStart"/>
-      <w:r>
-        <w:rPr>
-          <w:rFonts w:cstheme="minorHAnsi"/>
-        </w:rPr>
-        <w:t>Dockerizing</w:t>
-      </w:r>
-      <w:proofErr w:type="spellEnd"/>
-      <w:r>
-        <w:rPr>
-          <w:rFonts w:cstheme="minorHAnsi"/>
-        </w:rPr>
-        <w:t xml:space="preserve"> application</w:t>
+      <w:r>
+        <w:rPr>
+          <w:rFonts w:cstheme="minorHAnsi"/>
+        </w:rPr>
+        <w:t>Dockerizing application</w:t>
       </w:r>
     </w:p>
     <w:p>
@@ -3181,21 +3051,7 @@
         <w:rPr>
           <w:rFonts w:cstheme="minorHAnsi"/>
         </w:rPr>
-        <w:t xml:space="preserve">Install </w:t>
-      </w:r>
-      <w:proofErr w:type="spellStart"/>
-      <w:r>
-        <w:rPr>
-          <w:rFonts w:cstheme="minorHAnsi"/>
-        </w:rPr>
-        <w:t>npm</w:t>
-      </w:r>
-      <w:proofErr w:type="spellEnd"/>
-      <w:r>
-        <w:rPr>
-          <w:rFonts w:cstheme="minorHAnsi"/>
-        </w:rPr>
-        <w:t xml:space="preserve"> automatically</w:t>
+        <w:t>Install npm automatically</w:t>
       </w:r>
     </w:p>
     <w:p>
@@ -3259,19 +3115,11 @@
           <w:rFonts w:ascii="Cascadia Code" w:hAnsi="Cascadia Code" w:cs="Cascadia Code"/>
         </w:rPr>
       </w:pPr>
-      <w:proofErr w:type="spellStart"/>
-      <w:r>
-        <w:rPr>
-          <w:rFonts w:ascii="Cascadia Code" w:hAnsi="Cascadia Code" w:cs="Cascadia Code"/>
-        </w:rPr>
-        <w:t>npm</w:t>
-      </w:r>
-      <w:proofErr w:type="spellEnd"/>
-      <w:r>
-        <w:rPr>
-          <w:rFonts w:ascii="Cascadia Code" w:hAnsi="Cascadia Code" w:cs="Cascadia Code"/>
-        </w:rPr>
-        <w:t xml:space="preserve"> -v</w:t>
+      <w:r>
+        <w:rPr>
+          <w:rFonts w:ascii="Cascadia Code" w:hAnsi="Cascadia Code" w:cs="Cascadia Code"/>
+        </w:rPr>
+        <w:t>npm -v</w:t>
       </w:r>
     </w:p>
     <w:p>
@@ -3613,21 +3461,7 @@
         <w:rPr>
           <w:rFonts w:cstheme="minorHAnsi"/>
         </w:rPr>
-        <w:t xml:space="preserve">Remember </w:t>
-      </w:r>
-      <w:proofErr w:type="spellStart"/>
-      <w:r>
-        <w:rPr>
-          <w:rFonts w:cstheme="minorHAnsi"/>
-        </w:rPr>
-        <w:t>postgres</w:t>
-      </w:r>
-      <w:proofErr w:type="spellEnd"/>
-      <w:r>
-        <w:rPr>
-          <w:rFonts w:cstheme="minorHAnsi"/>
-        </w:rPr>
-        <w:t xml:space="preserve"> password</w:t>
+        <w:t>Remember postgres password</w:t>
       </w:r>
     </w:p>
     <w:p>
@@ -3674,16 +3508,8 @@
         <w:rPr>
           <w:rFonts w:ascii="Cascadia Code" w:hAnsi="Cascadia Code" w:cs="Cascadia Code"/>
         </w:rPr>
-        <w:t xml:space="preserve">Username: </w:t>
-      </w:r>
-      <w:proofErr w:type="spellStart"/>
-      <w:r>
-        <w:rPr>
-          <w:rFonts w:ascii="Cascadia Code" w:hAnsi="Cascadia Code" w:cs="Cascadia Code"/>
-        </w:rPr>
-        <w:t>postgres</w:t>
-      </w:r>
-      <w:proofErr w:type="spellEnd"/>
+        <w:t>Username: postgres</w:t>
+      </w:r>
     </w:p>
     <w:p>
       <w:pPr>
@@ -3742,39 +3568,21 @@
           <w:b/>
           <w:bCs/>
         </w:rPr>
-        <w:t xml:space="preserve">Install </w:t>
-      </w:r>
-      <w:proofErr w:type="spellStart"/>
-      <w:r>
-        <w:rPr>
-          <w:rFonts w:cstheme="minorHAnsi"/>
-          <w:b/>
-          <w:bCs/>
-        </w:rPr>
-        <w:t>pgAdmin</w:t>
-      </w:r>
-      <w:proofErr w:type="spellEnd"/>
-    </w:p>
-    <w:p>
-      <w:pPr>
-        <w:spacing w:after="0"/>
-        <w:rPr>
-          <w:rFonts w:cstheme="minorHAnsi"/>
-        </w:rPr>
-      </w:pPr>
-      <w:proofErr w:type="spellStart"/>
-      <w:r>
-        <w:rPr>
-          <w:rFonts w:cstheme="minorHAnsi"/>
-        </w:rPr>
-        <w:t>pgAdmin</w:t>
-      </w:r>
-      <w:proofErr w:type="spellEnd"/>
-      <w:r>
-        <w:rPr>
-          <w:rFonts w:cstheme="minorHAnsi"/>
-        </w:rPr>
-        <w:t xml:space="preserve"> will be used for:</w:t>
+        <w:t>Install pgAdmin</w:t>
+      </w:r>
+    </w:p>
+    <w:p>
+      <w:pPr>
+        <w:spacing w:after="0"/>
+        <w:rPr>
+          <w:rFonts w:cstheme="minorHAnsi"/>
+        </w:rPr>
+      </w:pPr>
+      <w:r>
+        <w:rPr>
+          <w:rFonts w:cstheme="minorHAnsi"/>
+        </w:rPr>
+        <w:t>pgAdmin will be used for:</w:t>
       </w:r>
     </w:p>
     <w:p>
@@ -3878,56 +3686,46 @@
           <w:b/>
           <w:bCs/>
         </w:rPr>
-        <w:t xml:space="preserve">Step 1 – Install </w:t>
-      </w:r>
-      <w:proofErr w:type="spellStart"/>
-      <w:r>
+        <w:t>Step 1 – Install pgAdmin</w:t>
+      </w:r>
+    </w:p>
+    <w:p>
+      <w:pPr>
+        <w:spacing w:after="0"/>
+        <w:rPr>
+          <w:rFonts w:cstheme="minorHAnsi"/>
+        </w:rPr>
+      </w:pPr>
+      <w:r>
+        <w:rPr>
+          <w:rFonts w:cstheme="minorHAnsi"/>
+        </w:rPr>
+        <w:t>Use default installation settings.</w:t>
+      </w:r>
+    </w:p>
+    <w:p>
+      <w:pPr>
+        <w:spacing w:after="0"/>
+        <w:rPr>
+          <w:rFonts w:cstheme="minorHAnsi"/>
+        </w:rPr>
+      </w:pPr>
+    </w:p>
+    <w:p>
+      <w:pPr>
+        <w:spacing w:after="0"/>
         <w:rPr>
           <w:rFonts w:cstheme="minorHAnsi"/>
           <w:b/>
           <w:bCs/>
         </w:rPr>
-        <w:t>pgAdmin</w:t>
-      </w:r>
-      <w:proofErr w:type="spellEnd"/>
-    </w:p>
-    <w:p>
-      <w:pPr>
-        <w:spacing w:after="0"/>
-        <w:rPr>
-          <w:rFonts w:cstheme="minorHAnsi"/>
-        </w:rPr>
-      </w:pPr>
-      <w:r>
-        <w:rPr>
-          <w:rFonts w:cstheme="minorHAnsi"/>
-        </w:rPr>
-        <w:t>Use default installation settings.</w:t>
-      </w:r>
-    </w:p>
-    <w:p>
-      <w:pPr>
-        <w:spacing w:after="0"/>
-        <w:rPr>
-          <w:rFonts w:cstheme="minorHAnsi"/>
-        </w:rPr>
-      </w:pPr>
-    </w:p>
-    <w:p>
-      <w:pPr>
-        <w:spacing w:after="0"/>
+      </w:pPr>
+      <w:r>
         <w:rPr>
           <w:rFonts w:cstheme="minorHAnsi"/>
           <w:b/>
           <w:bCs/>
         </w:rPr>
-      </w:pPr>
-      <w:r>
-        <w:rPr>
-          <w:rFonts w:cstheme="minorHAnsi"/>
-          <w:b/>
-          <w:bCs/>
-        </w:rPr>
         <w:t>Step 2 – Add PostgreSQL Server</w:t>
       </w:r>
     </w:p>
@@ -3942,21 +3740,7 @@
         <w:rPr>
           <w:rFonts w:cstheme="minorHAnsi"/>
         </w:rPr>
-        <w:t xml:space="preserve">Inside </w:t>
-      </w:r>
-      <w:proofErr w:type="spellStart"/>
-      <w:r>
-        <w:rPr>
-          <w:rFonts w:cstheme="minorHAnsi"/>
-        </w:rPr>
-        <w:t>pgAdmin</w:t>
-      </w:r>
-      <w:proofErr w:type="spellEnd"/>
-      <w:r>
-        <w:rPr>
-          <w:rFonts w:cstheme="minorHAnsi"/>
-        </w:rPr>
-        <w:t>:</w:t>
+        <w:t>Inside pgAdmin:</w:t>
       </w:r>
     </w:p>
     <w:p>
@@ -4032,16 +3816,8 @@
         <w:rPr>
           <w:rFonts w:cstheme="minorHAnsi"/>
         </w:rPr>
-        <w:t xml:space="preserve">Username: </w:t>
-      </w:r>
-      <w:proofErr w:type="spellStart"/>
-      <w:r>
-        <w:rPr>
-          <w:rFonts w:cstheme="minorHAnsi"/>
-        </w:rPr>
-        <w:t>postgres</w:t>
-      </w:r>
-      <w:proofErr w:type="spellEnd"/>
+        <w:t>Username: postgres</w:t>
+      </w:r>
     </w:p>
     <w:p>
       <w:pPr>
@@ -4766,11 +4542,9 @@
                 <w:rFonts w:cstheme="minorHAnsi"/>
               </w:rPr>
             </w:pPr>
-            <w:proofErr w:type="spellStart"/>
             <w:r>
               <w:t>ESLint</w:t>
             </w:r>
-            <w:proofErr w:type="spellEnd"/>
           </w:p>
         </w:tc>
         <w:tc>
@@ -4953,25 +4727,7 @@
           <w:b/>
           <w:bCs/>
         </w:rPr>
-        <w:t xml:space="preserve">Install </w:t>
-      </w:r>
-      <w:proofErr w:type="spellStart"/>
-      <w:r>
-        <w:rPr>
-          <w:rFonts w:cstheme="minorHAnsi"/>
-          <w:b/>
-          <w:bCs/>
-        </w:rPr>
-        <w:t>Ollama</w:t>
-      </w:r>
-      <w:proofErr w:type="spellEnd"/>
-      <w:r>
-        <w:rPr>
-          <w:rFonts w:cstheme="minorHAnsi"/>
-          <w:b/>
-          <w:bCs/>
-        </w:rPr>
-        <w:t xml:space="preserve"> (Final Exam)</w:t>
+        <w:t>Install Ollama (Final Exam)</w:t>
       </w:r>
     </w:p>
     <w:p>
@@ -5024,33 +4780,11 @@
           <w:rFonts w:cstheme="minorHAnsi"/>
         </w:rPr>
       </w:pPr>
-      <w:proofErr w:type="gramStart"/>
-      <w:r>
-        <w:rPr>
-          <w:rFonts w:cstheme="minorHAnsi"/>
-        </w:rPr>
-        <w:t>Therefore</w:t>
-      </w:r>
-      <w:proofErr w:type="gramEnd"/>
-      <w:r>
-        <w:rPr>
-          <w:rFonts w:cstheme="minorHAnsi"/>
-        </w:rPr>
-        <w:t xml:space="preserve"> </w:t>
-      </w:r>
-      <w:proofErr w:type="spellStart"/>
-      <w:r>
-        <w:rPr>
-          <w:rFonts w:cstheme="minorHAnsi"/>
-        </w:rPr>
-        <w:t>Ollama</w:t>
-      </w:r>
-      <w:proofErr w:type="spellEnd"/>
-      <w:r>
-        <w:rPr>
-          <w:rFonts w:cstheme="minorHAnsi"/>
-        </w:rPr>
-        <w:t xml:space="preserve"> and model files must already exist on every lab computer.</w:t>
+      <w:r>
+        <w:rPr>
+          <w:rFonts w:cstheme="minorHAnsi"/>
+        </w:rPr>
+        <w:t>Therefore Ollama and model files must already exist on every lab computer.</w:t>
       </w:r>
     </w:p>
     <w:p>
@@ -5082,70 +4816,46 @@
           <w:b/>
           <w:bCs/>
         </w:rPr>
-        <w:t xml:space="preserve">Step 1 – Install </w:t>
-      </w:r>
-      <w:proofErr w:type="spellStart"/>
-      <w:r>
+        <w:t>Step 1 – Install Ollama</w:t>
+      </w:r>
+    </w:p>
+    <w:p>
+      <w:pPr>
+        <w:spacing w:after="0"/>
+        <w:rPr>
+          <w:rFonts w:cstheme="minorHAnsi"/>
+        </w:rPr>
+      </w:pPr>
+      <w:r>
+        <w:rPr>
+          <w:rFonts w:cstheme="minorHAnsi"/>
+        </w:rPr>
+        <w:t>Install Ollama locally.</w:t>
+      </w:r>
+    </w:p>
+    <w:p>
+      <w:pPr>
+        <w:spacing w:after="0"/>
+        <w:rPr>
+          <w:rFonts w:cstheme="minorHAnsi"/>
+        </w:rPr>
+      </w:pPr>
+    </w:p>
+    <w:p>
+      <w:pPr>
+        <w:spacing w:after="0"/>
         <w:rPr>
           <w:rFonts w:cstheme="minorHAnsi"/>
           <w:b/>
           <w:bCs/>
         </w:rPr>
-        <w:t>Ollama</w:t>
-      </w:r>
-      <w:proofErr w:type="spellEnd"/>
-    </w:p>
-    <w:p>
-      <w:pPr>
-        <w:spacing w:after="0"/>
-        <w:rPr>
-          <w:rFonts w:cstheme="minorHAnsi"/>
-        </w:rPr>
-      </w:pPr>
-      <w:r>
-        <w:rPr>
-          <w:rFonts w:cstheme="minorHAnsi"/>
-        </w:rPr>
-        <w:t xml:space="preserve">Install </w:t>
-      </w:r>
-      <w:proofErr w:type="spellStart"/>
-      <w:r>
-        <w:rPr>
-          <w:rFonts w:cstheme="minorHAnsi"/>
-        </w:rPr>
-        <w:t>Ollama</w:t>
-      </w:r>
-      <w:proofErr w:type="spellEnd"/>
-      <w:r>
-        <w:rPr>
-          <w:rFonts w:cstheme="minorHAnsi"/>
-        </w:rPr>
-        <w:t xml:space="preserve"> locally.</w:t>
-      </w:r>
-    </w:p>
-    <w:p>
-      <w:pPr>
-        <w:spacing w:after="0"/>
-        <w:rPr>
-          <w:rFonts w:cstheme="minorHAnsi"/>
-        </w:rPr>
-      </w:pPr>
-    </w:p>
-    <w:p>
-      <w:pPr>
-        <w:spacing w:after="0"/>
+      </w:pPr>
+      <w:r>
         <w:rPr>
           <w:rFonts w:cstheme="minorHAnsi"/>
           <w:b/>
           <w:bCs/>
         </w:rPr>
-      </w:pPr>
-      <w:r>
-        <w:rPr>
-          <w:rFonts w:cstheme="minorHAnsi"/>
-          <w:b/>
-          <w:bCs/>
-        </w:rPr>
         <w:t>Step 2 – Verify Installation</w:t>
       </w:r>
     </w:p>
@@ -5156,19 +4866,11 @@
           <w:rFonts w:ascii="Cascadia Code" w:hAnsi="Cascadia Code" w:cs="Cascadia Code"/>
         </w:rPr>
       </w:pPr>
-      <w:proofErr w:type="spellStart"/>
-      <w:r>
-        <w:rPr>
-          <w:rFonts w:ascii="Cascadia Code" w:hAnsi="Cascadia Code" w:cs="Cascadia Code"/>
-        </w:rPr>
-        <w:t>ollama</w:t>
-      </w:r>
-      <w:proofErr w:type="spellEnd"/>
-      <w:r>
-        <w:rPr>
-          <w:rFonts w:ascii="Cascadia Code" w:hAnsi="Cascadia Code" w:cs="Cascadia Code"/>
-        </w:rPr>
-        <w:t xml:space="preserve"> --version</w:t>
+      <w:r>
+        <w:rPr>
+          <w:rFonts w:ascii="Cascadia Code" w:hAnsi="Cascadia Code" w:cs="Cascadia Code"/>
+        </w:rPr>
+        <w:t>ollama --version</w:t>
       </w:r>
     </w:p>
     <w:p>
@@ -5362,16 +5064,8 @@
               <w:rPr>
                 <w:rFonts w:cstheme="minorHAnsi"/>
               </w:rPr>
-              <w:t>phi</w:t>
+              <w:t>phi3:mini</w:t>
             </w:r>
-            <w:proofErr w:type="gramStart"/>
-            <w:r>
-              <w:rPr>
-                <w:rFonts w:cstheme="minorHAnsi"/>
-              </w:rPr>
-              <w:t>3:mini</w:t>
-            </w:r>
-            <w:proofErr w:type="gramEnd"/>
           </w:p>
         </w:tc>
         <w:tc>
@@ -5531,18 +5225,8 @@
           <w:b/>
           <w:bCs/>
         </w:rPr>
-        <w:t>phi</w:t>
-      </w:r>
-      <w:proofErr w:type="gramStart"/>
-      <w:r>
-        <w:rPr>
-          <w:rFonts w:cstheme="minorHAnsi"/>
-          <w:b/>
-          <w:bCs/>
-        </w:rPr>
-        <w:t>3:mini</w:t>
-      </w:r>
-      <w:proofErr w:type="gramEnd"/>
+        <w:t>phi3:mini</w:t>
+      </w:r>
     </w:p>
     <w:p>
       <w:pPr>
@@ -5700,19 +5384,11 @@
           <w:rFonts w:ascii="Cascadia Code" w:hAnsi="Cascadia Code" w:cs="Cascadia Code"/>
         </w:rPr>
       </w:pPr>
-      <w:proofErr w:type="spellStart"/>
-      <w:r>
-        <w:rPr>
-          <w:rFonts w:ascii="Cascadia Code" w:hAnsi="Cascadia Code" w:cs="Cascadia Code"/>
-        </w:rPr>
-        <w:t>ollama</w:t>
-      </w:r>
-      <w:proofErr w:type="spellEnd"/>
-      <w:r>
-        <w:rPr>
-          <w:rFonts w:ascii="Cascadia Code" w:hAnsi="Cascadia Code" w:cs="Cascadia Code"/>
-        </w:rPr>
-        <w:t xml:space="preserve"> pull qwen2.5:1.5b</w:t>
+      <w:r>
+        <w:rPr>
+          <w:rFonts w:ascii="Cascadia Code" w:hAnsi="Cascadia Code" w:cs="Cascadia Code"/>
+        </w:rPr>
+        <w:t>ollama pull qwen2.5:1.5b</w:t>
       </w:r>
     </w:p>
     <w:p>
@@ -5736,7 +5412,6 @@
           <w:rFonts w:ascii="Cascadia Code" w:hAnsi="Cascadia Code" w:cs="Cascadia Code"/>
         </w:rPr>
       </w:pPr>
-      <w:proofErr w:type="spellStart"/>
       <w:r>
         <w:rPr>
           <w:rFonts w:ascii="Cascadia Code" w:hAnsi="Cascadia Code" w:cs="Cascadia Code"/>
@@ -5747,14 +5422,7 @@
         <w:rPr>
           <w:rFonts w:ascii="Cascadia Code" w:hAnsi="Cascadia Code" w:cs="Cascadia Code"/>
         </w:rPr>
-        <w:t>llama</w:t>
-      </w:r>
-      <w:proofErr w:type="spellEnd"/>
-      <w:r>
-        <w:rPr>
-          <w:rFonts w:ascii="Cascadia Code" w:hAnsi="Cascadia Code" w:cs="Cascadia Code"/>
-        </w:rPr>
-        <w:t xml:space="preserve"> list</w:t>
+        <w:t>llama list</w:t>
       </w:r>
     </w:p>
     <w:p>
@@ -5822,19 +5490,11 @@
           <w:rFonts w:ascii="Cascadia Code" w:hAnsi="Cascadia Code" w:cs="Cascadia Code"/>
         </w:rPr>
       </w:pPr>
-      <w:proofErr w:type="spellStart"/>
-      <w:r>
-        <w:rPr>
-          <w:rFonts w:ascii="Cascadia Code" w:hAnsi="Cascadia Code" w:cs="Cascadia Code"/>
-        </w:rPr>
-        <w:t>ollama</w:t>
-      </w:r>
-      <w:proofErr w:type="spellEnd"/>
-      <w:r>
-        <w:rPr>
-          <w:rFonts w:ascii="Cascadia Code" w:hAnsi="Cascadia Code" w:cs="Cascadia Code"/>
-        </w:rPr>
-        <w:t xml:space="preserve"> serve</w:t>
+      <w:r>
+        <w:rPr>
+          <w:rFonts w:ascii="Cascadia Code" w:hAnsi="Cascadia Code" w:cs="Cascadia Code"/>
+        </w:rPr>
+        <w:t>ollama serve</w:t>
       </w:r>
     </w:p>
     <w:p>
@@ -5902,25 +5562,7 @@
           <w:b/>
           <w:bCs/>
         </w:rPr>
-        <w:t xml:space="preserve">Prepare Offline </w:t>
-      </w:r>
-      <w:proofErr w:type="spellStart"/>
-      <w:r>
-        <w:rPr>
-          <w:rFonts w:cstheme="minorHAnsi"/>
-          <w:b/>
-          <w:bCs/>
-        </w:rPr>
-        <w:t>npm</w:t>
-      </w:r>
-      <w:proofErr w:type="spellEnd"/>
-      <w:r>
-        <w:rPr>
-          <w:rFonts w:cstheme="minorHAnsi"/>
-          <w:b/>
-          <w:bCs/>
-        </w:rPr>
-        <w:t xml:space="preserve"> Dependencies</w:t>
+        <w:t>Prepare Offline npm Dependencies</w:t>
       </w:r>
     </w:p>
     <w:p>
@@ -5963,19 +5605,11 @@
           <w:rFonts w:cstheme="minorHAnsi"/>
         </w:rPr>
       </w:pPr>
-      <w:proofErr w:type="spellStart"/>
-      <w:r>
-        <w:rPr>
-          <w:rFonts w:cstheme="minorHAnsi"/>
-        </w:rPr>
-        <w:t>npm</w:t>
-      </w:r>
-      <w:proofErr w:type="spellEnd"/>
-      <w:r>
-        <w:rPr>
-          <w:rFonts w:cstheme="minorHAnsi"/>
-        </w:rPr>
-        <w:t xml:space="preserve"> install will fail</w:t>
+      <w:r>
+        <w:rPr>
+          <w:rFonts w:cstheme="minorHAnsi"/>
+        </w:rPr>
+        <w:t>npm install will fail</w:t>
       </w:r>
     </w:p>
     <w:p>
@@ -6069,19 +5703,11 @@
           <w:rFonts w:cstheme="minorHAnsi"/>
         </w:rPr>
       </w:pPr>
-      <w:proofErr w:type="spellStart"/>
-      <w:r>
-        <w:rPr>
-          <w:rFonts w:cstheme="minorHAnsi"/>
-        </w:rPr>
-        <w:t>npm</w:t>
-      </w:r>
-      <w:proofErr w:type="spellEnd"/>
-      <w:r>
-        <w:rPr>
-          <w:rFonts w:cstheme="minorHAnsi"/>
-        </w:rPr>
-        <w:t xml:space="preserve"> cache MUST already exist</w:t>
+      <w:r>
+        <w:rPr>
+          <w:rFonts w:cstheme="minorHAnsi"/>
+        </w:rPr>
+        <w:t>npm cache MUST already exist</w:t>
       </w:r>
     </w:p>
     <w:p>
@@ -6096,19 +5722,11 @@
           <w:rFonts w:cstheme="minorHAnsi"/>
         </w:rPr>
       </w:pPr>
-      <w:proofErr w:type="spellStart"/>
-      <w:r>
-        <w:rPr>
-          <w:rFonts w:cstheme="minorHAnsi"/>
-        </w:rPr>
-        <w:t>node_modules</w:t>
-      </w:r>
-      <w:proofErr w:type="spellEnd"/>
-      <w:r>
-        <w:rPr>
-          <w:rFonts w:cstheme="minorHAnsi"/>
-        </w:rPr>
-        <w:t xml:space="preserve"> MUST already exist</w:t>
+      <w:r>
+        <w:rPr>
+          <w:rFonts w:cstheme="minorHAnsi"/>
+        </w:rPr>
+        <w:t>node_modules MUST already exist</w:t>
       </w:r>
     </w:p>
     <w:p>
@@ -6224,21 +5842,7 @@
         <w:rPr>
           <w:rFonts w:ascii="Cascadia Code" w:hAnsi="Cascadia Code" w:cs="Cascadia Code"/>
         </w:rPr>
-        <w:t xml:space="preserve">├── </w:t>
-      </w:r>
-      <w:proofErr w:type="spellStart"/>
-      <w:r>
-        <w:rPr>
-          <w:rFonts w:ascii="Cascadia Code" w:hAnsi="Cascadia Code" w:cs="Cascadia Code"/>
-        </w:rPr>
-        <w:t>prisma</w:t>
-      </w:r>
-      <w:proofErr w:type="spellEnd"/>
-      <w:r>
-        <w:rPr>
-          <w:rFonts w:ascii="Cascadia Code" w:hAnsi="Cascadia Code" w:cs="Cascadia Code"/>
-        </w:rPr>
-        <w:t>/</w:t>
+        <w:t>├── prisma/</w:t>
       </w:r>
     </w:p>
     <w:p>
@@ -6280,150 +5884,248 @@
         <w:rPr>
           <w:rFonts w:ascii="Cascadia Code" w:hAnsi="Cascadia Code" w:cs="Cascadia Code"/>
         </w:rPr>
-        <w:t xml:space="preserve">├── </w:t>
-      </w:r>
-      <w:proofErr w:type="spellStart"/>
-      <w:r>
-        <w:rPr>
-          <w:rFonts w:ascii="Cascadia Code" w:hAnsi="Cascadia Code" w:cs="Cascadia Code"/>
-        </w:rPr>
-        <w:t>node_modules</w:t>
-      </w:r>
-      <w:proofErr w:type="spellEnd"/>
-      <w:r>
-        <w:rPr>
-          <w:rFonts w:ascii="Cascadia Code" w:hAnsi="Cascadia Code" w:cs="Cascadia Code"/>
-        </w:rPr>
-        <w:t>/</w:t>
-      </w:r>
-    </w:p>
-    <w:p>
-      <w:pPr>
-        <w:spacing w:after="0"/>
-        <w:rPr>
-          <w:rFonts w:ascii="Cascadia Code" w:hAnsi="Cascadia Code" w:cs="Cascadia Code"/>
-        </w:rPr>
-      </w:pPr>
-      <w:r>
-        <w:rPr>
-          <w:rFonts w:ascii="Cascadia Code" w:hAnsi="Cascadia Code" w:cs="Cascadia Code"/>
-        </w:rPr>
-        <w:t xml:space="preserve">├── </w:t>
-      </w:r>
-      <w:proofErr w:type="spellStart"/>
-      <w:proofErr w:type="gramStart"/>
-      <w:r>
-        <w:rPr>
-          <w:rFonts w:ascii="Cascadia Code" w:hAnsi="Cascadia Code" w:cs="Cascadia Code"/>
-        </w:rPr>
-        <w:t>package.json</w:t>
-      </w:r>
-      <w:proofErr w:type="spellEnd"/>
-      <w:proofErr w:type="gramEnd"/>
-    </w:p>
-    <w:p>
-      <w:pPr>
-        <w:spacing w:after="0"/>
-        <w:rPr>
-          <w:rFonts w:ascii="Cascadia Code" w:hAnsi="Cascadia Code" w:cs="Cascadia Code"/>
-        </w:rPr>
-      </w:pPr>
-      <w:r>
-        <w:rPr>
-          <w:rFonts w:ascii="Cascadia Code" w:hAnsi="Cascadia Code" w:cs="Cascadia Code"/>
-        </w:rPr>
-        <w:t>├── package-</w:t>
-      </w:r>
-      <w:proofErr w:type="spellStart"/>
-      <w:proofErr w:type="gramStart"/>
-      <w:r>
-        <w:rPr>
-          <w:rFonts w:ascii="Cascadia Code" w:hAnsi="Cascadia Code" w:cs="Cascadia Code"/>
-        </w:rPr>
-        <w:t>lock.json</w:t>
-      </w:r>
-      <w:proofErr w:type="spellEnd"/>
-      <w:proofErr w:type="gramEnd"/>
-    </w:p>
-    <w:p>
-      <w:pPr>
-        <w:spacing w:after="0"/>
-        <w:rPr>
-          <w:rFonts w:ascii="Cascadia Code" w:hAnsi="Cascadia Code" w:cs="Cascadia Code"/>
-        </w:rPr>
-      </w:pPr>
-      <w:r>
-        <w:rPr>
-          <w:rFonts w:ascii="Cascadia Code" w:hAnsi="Cascadia Code" w:cs="Cascadia Code"/>
-        </w:rPr>
-        <w:t xml:space="preserve">├── </w:t>
-      </w:r>
-      <w:proofErr w:type="spellStart"/>
-      <w:r>
-        <w:rPr>
-          <w:rFonts w:ascii="Cascadia Code" w:hAnsi="Cascadia Code" w:cs="Cascadia Code"/>
-        </w:rPr>
-        <w:t>Dockerfile</w:t>
-      </w:r>
-      <w:proofErr w:type="spellEnd"/>
-    </w:p>
-    <w:p>
-      <w:pPr>
-        <w:spacing w:after="0"/>
-        <w:rPr>
-          <w:rFonts w:ascii="Cascadia Code" w:hAnsi="Cascadia Code" w:cs="Cascadia Code"/>
-        </w:rPr>
-      </w:pPr>
-      <w:r>
-        <w:rPr>
-          <w:rFonts w:ascii="Cascadia Code" w:hAnsi="Cascadia Code" w:cs="Cascadia Code"/>
-        </w:rPr>
-        <w:t>├── docker-</w:t>
-      </w:r>
-      <w:proofErr w:type="spellStart"/>
-      <w:r>
-        <w:rPr>
-          <w:rFonts w:ascii="Cascadia Code" w:hAnsi="Cascadia Code" w:cs="Cascadia Code"/>
-        </w:rPr>
-        <w:t>compose.yml</w:t>
-      </w:r>
-      <w:proofErr w:type="spellEnd"/>
-    </w:p>
-    <w:p>
-      <w:pPr>
-        <w:spacing w:after="0"/>
-        <w:rPr>
-          <w:rFonts w:ascii="Cascadia Code" w:hAnsi="Cascadia Code" w:cs="Cascadia Code"/>
-        </w:rPr>
-      </w:pPr>
-      <w:r>
-        <w:rPr>
-          <w:rFonts w:ascii="Cascadia Code" w:hAnsi="Cascadia Code" w:cs="Cascadia Code"/>
-        </w:rPr>
-        <w:t>├─</w:t>
-      </w:r>
-      <w:proofErr w:type="gramStart"/>
-      <w:r>
-        <w:rPr>
-          <w:rFonts w:ascii="Cascadia Code" w:hAnsi="Cascadia Code" w:cs="Cascadia Code"/>
-        </w:rPr>
-        <w:t>─ .</w:t>
-      </w:r>
-      <w:proofErr w:type="spellStart"/>
-      <w:r>
-        <w:rPr>
-          <w:rFonts w:ascii="Cascadia Code" w:hAnsi="Cascadia Code" w:cs="Cascadia Code"/>
-        </w:rPr>
-        <w:t>env</w:t>
-      </w:r>
-      <w:proofErr w:type="gramEnd"/>
-      <w:r>
-        <w:rPr>
-          <w:rFonts w:ascii="Cascadia Code" w:hAnsi="Cascadia Code" w:cs="Cascadia Code"/>
-        </w:rPr>
-        <w:t>.example</w:t>
-      </w:r>
-      <w:proofErr w:type="spellEnd"/>
+        <w:t>├── node_modules/</w:t>
+      </w:r>
+    </w:p>
+    <w:p>
+      <w:pPr>
+        <w:spacing w:after="0"/>
+        <w:rPr>
+          <w:rFonts w:ascii="Cascadia Code" w:hAnsi="Cascadia Code" w:cs="Cascadia Code"/>
+        </w:rPr>
+      </w:pPr>
+      <w:r>
+        <w:rPr>
+          <w:rFonts w:ascii="Cascadia Code" w:hAnsi="Cascadia Code" w:cs="Cascadia Code"/>
+        </w:rPr>
+        <w:t>├── package.json</w:t>
+      </w:r>
+    </w:p>
+    <w:p>
+      <w:pPr>
+        <w:spacing w:after="0"/>
+        <w:rPr>
+          <w:rFonts w:ascii="Cascadia Code" w:hAnsi="Cascadia Code" w:cs="Cascadia Code"/>
+        </w:rPr>
+      </w:pPr>
+      <w:r>
+        <w:rPr>
+          <w:rFonts w:ascii="Cascadia Code" w:hAnsi="Cascadia Code" w:cs="Cascadia Code"/>
+        </w:rPr>
+        <w:t>├── package-lock.json</w:t>
+      </w:r>
+    </w:p>
+    <w:p>
+      <w:pPr>
+        <w:spacing w:after="0"/>
+        <w:rPr>
+          <w:rFonts w:ascii="Cascadia Code" w:hAnsi="Cascadia Code" w:cs="Cascadia Code"/>
+        </w:rPr>
+      </w:pPr>
+      <w:r>
+        <w:rPr>
+          <w:rFonts w:ascii="Cascadia Code" w:hAnsi="Cascadia Code" w:cs="Cascadia Code"/>
+        </w:rPr>
+        <w:t>├── Dockerfile</w:t>
+      </w:r>
+    </w:p>
+    <w:p>
+      <w:pPr>
+        <w:spacing w:after="0"/>
+        <w:rPr>
+          <w:rFonts w:ascii="Cascadia Code" w:hAnsi="Cascadia Code" w:cs="Cascadia Code"/>
+        </w:rPr>
+      </w:pPr>
+      <w:r>
+        <w:rPr>
+          <w:rFonts w:ascii="Cascadia Code" w:hAnsi="Cascadia Code" w:cs="Cascadia Code"/>
+        </w:rPr>
+        <w:t>├── docker-compose.yml</w:t>
+      </w:r>
+    </w:p>
+    <w:p>
+      <w:pPr>
+        <w:spacing w:after="0"/>
+        <w:rPr>
+          <w:rFonts w:ascii="Cascadia Code" w:hAnsi="Cascadia Code" w:cs="Cascadia Code"/>
+        </w:rPr>
+      </w:pPr>
+      <w:r>
+        <w:rPr>
+          <w:rFonts w:ascii="Cascadia Code" w:hAnsi="Cascadia Code" w:cs="Cascadia Code"/>
+        </w:rPr>
+        <w:t>├── .env.example</w:t>
+      </w:r>
+    </w:p>
+    <w:p>
+      <w:pPr>
+        <w:spacing w:after="0"/>
+        <w:rPr>
+          <w:rFonts w:cstheme="minorHAnsi"/>
+        </w:rPr>
+      </w:pPr>
+    </w:p>
+    <w:p>
+      <w:pPr>
+        <w:spacing w:after="0"/>
+        <w:rPr>
+          <w:rFonts w:cstheme="minorHAnsi"/>
+        </w:rPr>
+      </w:pPr>
+    </w:p>
+    <w:p>
+      <w:pPr>
+        <w:spacing w:after="0"/>
+        <w:rPr>
+          <w:rFonts w:cstheme="minorHAnsi"/>
+          <w:b/>
+          <w:bCs/>
+        </w:rPr>
+      </w:pPr>
+      <w:r>
+        <w:rPr>
+          <w:rFonts w:cstheme="minorHAnsi"/>
+          <w:b/>
+          <w:bCs/>
+        </w:rPr>
+        <w:t>Before Exam (once, with internet connection):</w:t>
+      </w:r>
+    </w:p>
+    <w:p>
+      <w:pPr>
+        <w:spacing w:after="0"/>
+        <w:rPr>
+          <w:rFonts w:cstheme="minorHAnsi"/>
+        </w:rPr>
+      </w:pPr>
+      <w:r>
+        <w:rPr>
+          <w:rFonts w:cstheme="minorHAnsi"/>
+        </w:rPr>
+        <w:t>cd final-exam-wads</w:t>
+      </w:r>
+    </w:p>
+    <w:p>
+      <w:pPr>
+        <w:spacing w:after="0"/>
+        <w:rPr>
+          <w:rFonts w:cstheme="minorHAnsi"/>
+        </w:rPr>
+      </w:pPr>
+      <w:r>
+        <w:rPr>
+          <w:rFonts w:cstheme="minorHAnsi"/>
+        </w:rPr>
+        <w:t>rm -rf node_modules</w:t>
+      </w:r>
+    </w:p>
+    <w:p>
+      <w:pPr>
+        <w:spacing w:after="0"/>
+        <w:rPr>
+          <w:rFonts w:cstheme="minorHAnsi"/>
+        </w:rPr>
+      </w:pPr>
+      <w:r>
+        <w:rPr>
+          <w:rFonts w:cstheme="minorHAnsi"/>
+        </w:rPr>
+        <w:t>npm ci</w:t>
+      </w:r>
+    </w:p>
+    <w:p>
+      <w:pPr>
+        <w:spacing w:after="0"/>
+        <w:rPr>
+          <w:rFonts w:cstheme="minorHAnsi"/>
+        </w:rPr>
+      </w:pPr>
+      <w:r>
+        <w:rPr>
+          <w:rFonts w:cstheme="minorHAnsi"/>
+        </w:rPr>
+        <w:t>npx prisma generate</w:t>
+      </w:r>
+    </w:p>
+    <w:p>
+      <w:pPr>
+        <w:spacing w:after="0"/>
+        <w:rPr>
+          <w:rFonts w:cstheme="minorHAnsi"/>
+        </w:rPr>
+      </w:pPr>
+    </w:p>
+    <w:p>
+      <w:pPr>
+        <w:spacing w:after="0"/>
+        <w:rPr>
+          <w:rFonts w:cstheme="minorHAnsi"/>
+          <w:b/>
+          <w:bCs/>
+        </w:rPr>
+      </w:pPr>
+      <w:r>
+        <w:rPr>
+          <w:rFonts w:cstheme="minorHAnsi"/>
+          <w:b/>
+          <w:bCs/>
+        </w:rPr>
+        <w:t>During Exam (Internet disconnect):</w:t>
+      </w:r>
+    </w:p>
+    <w:p>
+      <w:pPr>
+        <w:spacing w:after="0"/>
+        <w:rPr>
+          <w:rFonts w:cstheme="minorHAnsi"/>
+        </w:rPr>
+      </w:pPr>
+      <w:r>
+        <w:rPr>
+          <w:rFonts w:cstheme="minorHAnsi"/>
+        </w:rPr>
+        <w:t>npm run dev</w:t>
+      </w:r>
+    </w:p>
+    <w:p>
+      <w:pPr>
+        <w:spacing w:after="0"/>
+        <w:rPr>
+          <w:rFonts w:cstheme="minorHAnsi"/>
+        </w:rPr>
+      </w:pPr>
+      <w:r>
+        <w:rPr>
+          <w:rFonts w:cstheme="minorHAnsi"/>
+        </w:rPr>
+        <w:t>npm test</w:t>
+      </w:r>
+    </w:p>
+    <w:p>
+      <w:pPr>
+        <w:spacing w:after="0"/>
+        <w:rPr>
+          <w:rFonts w:cstheme="minorHAnsi"/>
+        </w:rPr>
+      </w:pPr>
+    </w:p>
+    <w:p>
+      <w:pPr>
+        <w:spacing w:after="0"/>
+        <w:rPr>
+          <w:rFonts w:cstheme="minorHAnsi"/>
+          <w:i/>
+          <w:iCs/>
+        </w:rPr>
+      </w:pPr>
+      <w:r>
+        <w:rPr>
+          <w:rFonts w:cstheme="minorHAnsi"/>
+          <w:i/>
+          <w:iCs/>
+        </w:rPr>
+        <w:t>*) The ZIP contains the entire folder, including node_modules/ and generated/prisma/. Store it on each computer in zip format.</w:t>
+      </w:r>
     </w:p>
     <w:p>
       <w:pPr>
@@ -6482,259 +6184,124 @@
           <w:rFonts w:ascii="Cascadia Code" w:hAnsi="Cascadia Code" w:cs="Cascadia Code"/>
         </w:rPr>
       </w:pPr>
-      <w:proofErr w:type="spellStart"/>
-      <w:r>
-        <w:rPr>
-          <w:rFonts w:ascii="Cascadia Code" w:hAnsi="Cascadia Code" w:cs="Cascadia Code"/>
-        </w:rPr>
-        <w:t>npm</w:t>
-      </w:r>
-      <w:proofErr w:type="spellEnd"/>
-      <w:r>
-        <w:rPr>
-          <w:rFonts w:ascii="Cascadia Code" w:hAnsi="Cascadia Code" w:cs="Cascadia Code"/>
-        </w:rPr>
-        <w:t xml:space="preserve"> install better-auth</w:t>
-      </w:r>
-    </w:p>
-    <w:p>
-      <w:pPr>
-        <w:spacing w:after="0"/>
-        <w:rPr>
-          <w:rFonts w:ascii="Cascadia Code" w:hAnsi="Cascadia Code" w:cs="Cascadia Code"/>
-        </w:rPr>
-      </w:pPr>
-      <w:proofErr w:type="spellStart"/>
-      <w:r>
-        <w:rPr>
-          <w:rFonts w:ascii="Cascadia Code" w:hAnsi="Cascadia Code" w:cs="Cascadia Code"/>
-        </w:rPr>
-        <w:t>npm</w:t>
-      </w:r>
-      <w:proofErr w:type="spellEnd"/>
-      <w:r>
-        <w:rPr>
-          <w:rFonts w:ascii="Cascadia Code" w:hAnsi="Cascadia Code" w:cs="Cascadia Code"/>
-        </w:rPr>
-        <w:t xml:space="preserve"> install @prisma/client</w:t>
-      </w:r>
-    </w:p>
-    <w:p>
-      <w:pPr>
-        <w:spacing w:after="0"/>
-        <w:rPr>
-          <w:rFonts w:ascii="Cascadia Code" w:hAnsi="Cascadia Code" w:cs="Cascadia Code"/>
-        </w:rPr>
-      </w:pPr>
-      <w:proofErr w:type="spellStart"/>
-      <w:r>
-        <w:rPr>
-          <w:rFonts w:ascii="Cascadia Code" w:hAnsi="Cascadia Code" w:cs="Cascadia Code"/>
-        </w:rPr>
-        <w:t>npm</w:t>
-      </w:r>
-      <w:proofErr w:type="spellEnd"/>
-      <w:r>
-        <w:rPr>
-          <w:rFonts w:ascii="Cascadia Code" w:hAnsi="Cascadia Code" w:cs="Cascadia Code"/>
-        </w:rPr>
-        <w:t xml:space="preserve"> install </w:t>
-      </w:r>
-      <w:proofErr w:type="spellStart"/>
-      <w:r>
-        <w:rPr>
-          <w:rFonts w:ascii="Cascadia Code" w:hAnsi="Cascadia Code" w:cs="Cascadia Code"/>
-        </w:rPr>
-        <w:t>prisma</w:t>
-      </w:r>
-      <w:proofErr w:type="spellEnd"/>
-    </w:p>
-    <w:p>
-      <w:pPr>
-        <w:spacing w:after="0"/>
-        <w:rPr>
-          <w:rFonts w:ascii="Cascadia Code" w:hAnsi="Cascadia Code" w:cs="Cascadia Code"/>
-        </w:rPr>
-      </w:pPr>
-      <w:proofErr w:type="spellStart"/>
-      <w:r>
-        <w:rPr>
-          <w:rFonts w:ascii="Cascadia Code" w:hAnsi="Cascadia Code" w:cs="Cascadia Code"/>
-        </w:rPr>
-        <w:t>npm</w:t>
-      </w:r>
-      <w:proofErr w:type="spellEnd"/>
-      <w:r>
-        <w:rPr>
-          <w:rFonts w:ascii="Cascadia Code" w:hAnsi="Cascadia Code" w:cs="Cascadia Code"/>
-        </w:rPr>
-        <w:t xml:space="preserve"> install </w:t>
-      </w:r>
-      <w:proofErr w:type="spellStart"/>
-      <w:r>
-        <w:rPr>
-          <w:rFonts w:ascii="Cascadia Code" w:hAnsi="Cascadia Code" w:cs="Cascadia Code"/>
-        </w:rPr>
-        <w:t>pg</w:t>
-      </w:r>
-      <w:proofErr w:type="spellEnd"/>
-    </w:p>
-    <w:p>
-      <w:pPr>
-        <w:spacing w:after="0"/>
-        <w:rPr>
-          <w:rFonts w:ascii="Cascadia Code" w:hAnsi="Cascadia Code" w:cs="Cascadia Code"/>
-        </w:rPr>
-      </w:pPr>
-      <w:proofErr w:type="spellStart"/>
-      <w:r>
-        <w:rPr>
-          <w:rFonts w:ascii="Cascadia Code" w:hAnsi="Cascadia Code" w:cs="Cascadia Code"/>
-        </w:rPr>
-        <w:t>npm</w:t>
-      </w:r>
-      <w:proofErr w:type="spellEnd"/>
-      <w:r>
-        <w:rPr>
-          <w:rFonts w:ascii="Cascadia Code" w:hAnsi="Cascadia Code" w:cs="Cascadia Code"/>
-        </w:rPr>
-        <w:t xml:space="preserve"> install </w:t>
-      </w:r>
-      <w:proofErr w:type="spellStart"/>
-      <w:r>
-        <w:rPr>
-          <w:rFonts w:ascii="Cascadia Code" w:hAnsi="Cascadia Code" w:cs="Cascadia Code"/>
-        </w:rPr>
-        <w:t>bcryptjs</w:t>
-      </w:r>
-      <w:proofErr w:type="spellEnd"/>
-    </w:p>
-    <w:p>
-      <w:pPr>
-        <w:spacing w:after="0"/>
-        <w:rPr>
-          <w:rFonts w:ascii="Cascadia Code" w:hAnsi="Cascadia Code" w:cs="Cascadia Code"/>
-        </w:rPr>
-      </w:pPr>
-      <w:proofErr w:type="spellStart"/>
-      <w:r>
-        <w:rPr>
-          <w:rFonts w:ascii="Cascadia Code" w:hAnsi="Cascadia Code" w:cs="Cascadia Code"/>
-        </w:rPr>
-        <w:lastRenderedPageBreak/>
-        <w:t>npm</w:t>
-      </w:r>
-      <w:proofErr w:type="spellEnd"/>
-      <w:r>
-        <w:rPr>
-          <w:rFonts w:ascii="Cascadia Code" w:hAnsi="Cascadia Code" w:cs="Cascadia Code"/>
-        </w:rPr>
-        <w:t xml:space="preserve"> install </w:t>
-      </w:r>
-      <w:proofErr w:type="spellStart"/>
-      <w:r>
-        <w:rPr>
-          <w:rFonts w:ascii="Cascadia Code" w:hAnsi="Cascadia Code" w:cs="Cascadia Code"/>
-        </w:rPr>
-        <w:t>zod</w:t>
-      </w:r>
-      <w:proofErr w:type="spellEnd"/>
-    </w:p>
-    <w:p>
-      <w:pPr>
-        <w:spacing w:after="0"/>
-        <w:rPr>
-          <w:rFonts w:ascii="Cascadia Code" w:hAnsi="Cascadia Code" w:cs="Cascadia Code"/>
-        </w:rPr>
-      </w:pPr>
-      <w:proofErr w:type="spellStart"/>
-      <w:r>
-        <w:rPr>
-          <w:rFonts w:ascii="Cascadia Code" w:hAnsi="Cascadia Code" w:cs="Cascadia Code"/>
-        </w:rPr>
-        <w:t>npm</w:t>
-      </w:r>
-      <w:proofErr w:type="spellEnd"/>
-      <w:r>
-        <w:rPr>
-          <w:rFonts w:ascii="Cascadia Code" w:hAnsi="Cascadia Code" w:cs="Cascadia Code"/>
-        </w:rPr>
-        <w:t xml:space="preserve"> install swagger-</w:t>
-      </w:r>
-      <w:proofErr w:type="spellStart"/>
-      <w:r>
-        <w:rPr>
-          <w:rFonts w:ascii="Cascadia Code" w:hAnsi="Cascadia Code" w:cs="Cascadia Code"/>
-        </w:rPr>
-        <w:t>ui</w:t>
-      </w:r>
-      <w:proofErr w:type="spellEnd"/>
-      <w:r>
-        <w:rPr>
-          <w:rFonts w:ascii="Cascadia Code" w:hAnsi="Cascadia Code" w:cs="Cascadia Code"/>
-        </w:rPr>
-        <w:t>-react</w:t>
-      </w:r>
-    </w:p>
-    <w:p>
-      <w:pPr>
-        <w:spacing w:after="0"/>
-        <w:rPr>
-          <w:rFonts w:ascii="Cascadia Code" w:hAnsi="Cascadia Code" w:cs="Cascadia Code"/>
-        </w:rPr>
-      </w:pPr>
-      <w:proofErr w:type="spellStart"/>
-      <w:r>
-        <w:rPr>
-          <w:rFonts w:ascii="Cascadia Code" w:hAnsi="Cascadia Code" w:cs="Cascadia Code"/>
-        </w:rPr>
-        <w:t>npm</w:t>
-      </w:r>
-      <w:proofErr w:type="spellEnd"/>
-      <w:r>
-        <w:rPr>
-          <w:rFonts w:ascii="Cascadia Code" w:hAnsi="Cascadia Code" w:cs="Cascadia Code"/>
-        </w:rPr>
-        <w:t xml:space="preserve"> install swagger-</w:t>
-      </w:r>
-      <w:proofErr w:type="spellStart"/>
-      <w:r>
-        <w:rPr>
-          <w:rFonts w:ascii="Cascadia Code" w:hAnsi="Cascadia Code" w:cs="Cascadia Code"/>
-        </w:rPr>
-        <w:t>jsdoc</w:t>
-      </w:r>
-      <w:proofErr w:type="spellEnd"/>
-    </w:p>
-    <w:p>
-      <w:pPr>
-        <w:spacing w:after="0"/>
-        <w:rPr>
-          <w:rFonts w:ascii="Cascadia Code" w:hAnsi="Cascadia Code" w:cs="Cascadia Code"/>
-        </w:rPr>
-      </w:pPr>
-      <w:proofErr w:type="spellStart"/>
-      <w:r>
-        <w:rPr>
-          <w:rFonts w:ascii="Cascadia Code" w:hAnsi="Cascadia Code" w:cs="Cascadia Code"/>
-        </w:rPr>
-        <w:t>npm</w:t>
-      </w:r>
-      <w:proofErr w:type="spellEnd"/>
-      <w:r>
-        <w:rPr>
-          <w:rFonts w:ascii="Cascadia Code" w:hAnsi="Cascadia Code" w:cs="Cascadia Code"/>
-        </w:rPr>
-        <w:t xml:space="preserve"> install </w:t>
-      </w:r>
-      <w:proofErr w:type="spellStart"/>
-      <w:r>
-        <w:rPr>
-          <w:rFonts w:ascii="Cascadia Code" w:hAnsi="Cascadia Code" w:cs="Cascadia Code"/>
-        </w:rPr>
-        <w:t>dotenv</w:t>
-      </w:r>
-      <w:proofErr w:type="spellEnd"/>
+      <w:r>
+        <w:rPr>
+          <w:rFonts w:ascii="Cascadia Code" w:hAnsi="Cascadia Code" w:cs="Cascadia Code"/>
+        </w:rPr>
+        <w:t>npm install better-auth</w:t>
+      </w:r>
+    </w:p>
+    <w:p>
+      <w:pPr>
+        <w:spacing w:after="0"/>
+        <w:rPr>
+          <w:rFonts w:ascii="Cascadia Code" w:hAnsi="Cascadia Code" w:cs="Cascadia Code"/>
+        </w:rPr>
+      </w:pPr>
+      <w:r>
+        <w:rPr>
+          <w:rFonts w:ascii="Cascadia Code" w:hAnsi="Cascadia Code" w:cs="Cascadia Code"/>
+        </w:rPr>
+        <w:t>npm install @prisma/client</w:t>
+      </w:r>
+    </w:p>
+    <w:p>
+      <w:pPr>
+        <w:spacing w:after="0"/>
+        <w:rPr>
+          <w:rFonts w:ascii="Cascadia Code" w:hAnsi="Cascadia Code" w:cs="Cascadia Code"/>
+        </w:rPr>
+      </w:pPr>
+      <w:r>
+        <w:rPr>
+          <w:rFonts w:ascii="Cascadia Code" w:hAnsi="Cascadia Code" w:cs="Cascadia Code"/>
+        </w:rPr>
+        <w:t>npm install prisma</w:t>
+      </w:r>
+    </w:p>
+    <w:p>
+      <w:pPr>
+        <w:spacing w:after="0"/>
+        <w:rPr>
+          <w:rFonts w:ascii="Cascadia Code" w:hAnsi="Cascadia Code" w:cs="Cascadia Code"/>
+        </w:rPr>
+      </w:pPr>
+      <w:r>
+        <w:rPr>
+          <w:rFonts w:ascii="Cascadia Code" w:hAnsi="Cascadia Code" w:cs="Cascadia Code"/>
+        </w:rPr>
+        <w:t>npm install pg</w:t>
+      </w:r>
+    </w:p>
+    <w:p>
+      <w:pPr>
+        <w:spacing w:after="0"/>
+        <w:rPr>
+          <w:rFonts w:ascii="Cascadia Code" w:hAnsi="Cascadia Code" w:cs="Cascadia Code"/>
+        </w:rPr>
+      </w:pPr>
+      <w:r>
+        <w:rPr>
+          <w:rFonts w:ascii="Cascadia Code" w:hAnsi="Cascadia Code" w:cs="Cascadia Code"/>
+        </w:rPr>
+        <w:t>npm install bcryptjs</w:t>
+      </w:r>
+    </w:p>
+    <w:p>
+      <w:pPr>
+        <w:spacing w:after="0"/>
+        <w:rPr>
+          <w:rFonts w:ascii="Cascadia Code" w:hAnsi="Cascadia Code" w:cs="Cascadia Code"/>
+        </w:rPr>
+      </w:pPr>
+      <w:r>
+        <w:rPr>
+          <w:rFonts w:ascii="Cascadia Code" w:hAnsi="Cascadia Code" w:cs="Cascadia Code"/>
+        </w:rPr>
+        <w:t>npm install zod</w:t>
+      </w:r>
+    </w:p>
+    <w:p>
+      <w:pPr>
+        <w:spacing w:after="0"/>
+        <w:rPr>
+          <w:rFonts w:ascii="Cascadia Code" w:hAnsi="Cascadia Code" w:cs="Cascadia Code"/>
+        </w:rPr>
+      </w:pPr>
+      <w:r>
+        <w:rPr>
+          <w:rFonts w:ascii="Cascadia Code" w:hAnsi="Cascadia Code" w:cs="Cascadia Code"/>
+        </w:rPr>
+        <w:t>npm install swagger-ui-react</w:t>
+      </w:r>
+    </w:p>
+    <w:p>
+      <w:pPr>
+        <w:spacing w:after="0"/>
+        <w:rPr>
+          <w:rFonts w:ascii="Cascadia Code" w:hAnsi="Cascadia Code" w:cs="Cascadia Code"/>
+        </w:rPr>
+      </w:pPr>
+      <w:r>
+        <w:rPr>
+          <w:rFonts w:ascii="Cascadia Code" w:hAnsi="Cascadia Code" w:cs="Cascadia Code"/>
+        </w:rPr>
+        <w:t>npm install swagger-jsdoc</w:t>
+      </w:r>
+    </w:p>
+    <w:p>
+      <w:pPr>
+        <w:spacing w:after="0"/>
+        <w:rPr>
+          <w:rFonts w:ascii="Cascadia Code" w:hAnsi="Cascadia Code" w:cs="Cascadia Code"/>
+        </w:rPr>
+      </w:pPr>
+      <w:r>
+        <w:rPr>
+          <w:rFonts w:ascii="Cascadia Code" w:hAnsi="Cascadia Code" w:cs="Cascadia Code"/>
+        </w:rPr>
+        <w:t>npm install dotenv</w:t>
+      </w:r>
     </w:p>
     <w:p>
       <w:pPr>
@@ -6769,159 +6336,81 @@
           <w:rFonts w:ascii="Cascadia Code" w:hAnsi="Cascadia Code" w:cs="Cascadia Code"/>
         </w:rPr>
       </w:pPr>
-      <w:proofErr w:type="spellStart"/>
-      <w:r>
-        <w:rPr>
-          <w:rFonts w:ascii="Cascadia Code" w:hAnsi="Cascadia Code" w:cs="Cascadia Code"/>
-        </w:rPr>
-        <w:t>npm</w:t>
-      </w:r>
-      <w:proofErr w:type="spellEnd"/>
-      <w:r>
-        <w:rPr>
-          <w:rFonts w:ascii="Cascadia Code" w:hAnsi="Cascadia Code" w:cs="Cascadia Code"/>
-        </w:rPr>
-        <w:t xml:space="preserve"> install -D jest</w:t>
-      </w:r>
-    </w:p>
-    <w:p>
-      <w:pPr>
-        <w:spacing w:after="0"/>
-        <w:rPr>
-          <w:rFonts w:ascii="Cascadia Code" w:hAnsi="Cascadia Code" w:cs="Cascadia Code"/>
-        </w:rPr>
-      </w:pPr>
-      <w:proofErr w:type="spellStart"/>
-      <w:r>
-        <w:rPr>
-          <w:rFonts w:ascii="Cascadia Code" w:hAnsi="Cascadia Code" w:cs="Cascadia Code"/>
-        </w:rPr>
-        <w:t>npm</w:t>
-      </w:r>
-      <w:proofErr w:type="spellEnd"/>
-      <w:r>
-        <w:rPr>
-          <w:rFonts w:ascii="Cascadia Code" w:hAnsi="Cascadia Code" w:cs="Cascadia Code"/>
-        </w:rPr>
-        <w:t xml:space="preserve"> install -D </w:t>
-      </w:r>
-      <w:proofErr w:type="spellStart"/>
-      <w:r>
-        <w:rPr>
-          <w:rFonts w:ascii="Cascadia Code" w:hAnsi="Cascadia Code" w:cs="Cascadia Code"/>
-        </w:rPr>
-        <w:t>ts</w:t>
-      </w:r>
-      <w:proofErr w:type="spellEnd"/>
-      <w:r>
-        <w:rPr>
-          <w:rFonts w:ascii="Cascadia Code" w:hAnsi="Cascadia Code" w:cs="Cascadia Code"/>
-        </w:rPr>
-        <w:t>-jest</w:t>
-      </w:r>
-    </w:p>
-    <w:p>
-      <w:pPr>
-        <w:spacing w:after="0"/>
-        <w:rPr>
-          <w:rFonts w:ascii="Cascadia Code" w:hAnsi="Cascadia Code" w:cs="Cascadia Code"/>
-        </w:rPr>
-      </w:pPr>
-      <w:proofErr w:type="spellStart"/>
-      <w:r>
-        <w:rPr>
-          <w:rFonts w:ascii="Cascadia Code" w:hAnsi="Cascadia Code" w:cs="Cascadia Code"/>
-        </w:rPr>
-        <w:t>npm</w:t>
-      </w:r>
-      <w:proofErr w:type="spellEnd"/>
-      <w:r>
-        <w:rPr>
-          <w:rFonts w:ascii="Cascadia Code" w:hAnsi="Cascadia Code" w:cs="Cascadia Code"/>
-        </w:rPr>
-        <w:t xml:space="preserve"> install -D @types/jest</w:t>
-      </w:r>
-    </w:p>
-    <w:p>
-      <w:pPr>
-        <w:spacing w:after="0"/>
-        <w:rPr>
-          <w:rFonts w:ascii="Cascadia Code" w:hAnsi="Cascadia Code" w:cs="Cascadia Code"/>
-        </w:rPr>
-      </w:pPr>
-      <w:proofErr w:type="spellStart"/>
-      <w:r>
-        <w:rPr>
-          <w:rFonts w:ascii="Cascadia Code" w:hAnsi="Cascadia Code" w:cs="Cascadia Code"/>
-        </w:rPr>
-        <w:t>npm</w:t>
-      </w:r>
-      <w:proofErr w:type="spellEnd"/>
-      <w:r>
-        <w:rPr>
-          <w:rFonts w:ascii="Cascadia Code" w:hAnsi="Cascadia Code" w:cs="Cascadia Code"/>
-        </w:rPr>
-        <w:t xml:space="preserve"> install -D jest-environment-</w:t>
-      </w:r>
-      <w:proofErr w:type="spellStart"/>
-      <w:r>
-        <w:rPr>
-          <w:rFonts w:ascii="Cascadia Code" w:hAnsi="Cascadia Code" w:cs="Cascadia Code"/>
-        </w:rPr>
-        <w:t>jsdom</w:t>
-      </w:r>
-      <w:proofErr w:type="spellEnd"/>
-    </w:p>
-    <w:p>
-      <w:pPr>
-        <w:spacing w:after="0"/>
-        <w:rPr>
-          <w:rFonts w:ascii="Cascadia Code" w:hAnsi="Cascadia Code" w:cs="Cascadia Code"/>
-        </w:rPr>
-      </w:pPr>
-      <w:proofErr w:type="spellStart"/>
-      <w:r>
-        <w:rPr>
-          <w:rFonts w:ascii="Cascadia Code" w:hAnsi="Cascadia Code" w:cs="Cascadia Code"/>
-        </w:rPr>
-        <w:t>npm</w:t>
-      </w:r>
-      <w:proofErr w:type="spellEnd"/>
-      <w:r>
-        <w:rPr>
-          <w:rFonts w:ascii="Cascadia Code" w:hAnsi="Cascadia Code" w:cs="Cascadia Code"/>
-        </w:rPr>
-        <w:t xml:space="preserve"> install -D </w:t>
-      </w:r>
-      <w:proofErr w:type="spellStart"/>
-      <w:r>
-        <w:rPr>
-          <w:rFonts w:ascii="Cascadia Code" w:hAnsi="Cascadia Code" w:cs="Cascadia Code"/>
-        </w:rPr>
-        <w:t>supertest</w:t>
-      </w:r>
-      <w:proofErr w:type="spellEnd"/>
-    </w:p>
-    <w:p>
-      <w:pPr>
-        <w:spacing w:after="0"/>
-        <w:rPr>
-          <w:rFonts w:ascii="Cascadia Code" w:hAnsi="Cascadia Code" w:cs="Cascadia Code"/>
-        </w:rPr>
-      </w:pPr>
-      <w:proofErr w:type="spellStart"/>
-      <w:r>
-        <w:rPr>
-          <w:rFonts w:ascii="Cascadia Code" w:hAnsi="Cascadia Code" w:cs="Cascadia Code"/>
-        </w:rPr>
-        <w:t>npm</w:t>
-      </w:r>
-      <w:proofErr w:type="spellEnd"/>
-      <w:r>
-        <w:rPr>
-          <w:rFonts w:ascii="Cascadia Code" w:hAnsi="Cascadia Code" w:cs="Cascadia Code"/>
-        </w:rPr>
-        <w:t xml:space="preserve"> install -D @types/supertest</w:t>
+      <w:r>
+        <w:rPr>
+          <w:rFonts w:ascii="Cascadia Code" w:hAnsi="Cascadia Code" w:cs="Cascadia Code"/>
+        </w:rPr>
+        <w:t>npm install -D jest</w:t>
+      </w:r>
+    </w:p>
+    <w:p>
+      <w:pPr>
+        <w:spacing w:after="0"/>
+        <w:rPr>
+          <w:rFonts w:ascii="Cascadia Code" w:hAnsi="Cascadia Code" w:cs="Cascadia Code"/>
+        </w:rPr>
+      </w:pPr>
+      <w:r>
+        <w:rPr>
+          <w:rFonts w:ascii="Cascadia Code" w:hAnsi="Cascadia Code" w:cs="Cascadia Code"/>
+        </w:rPr>
+        <w:t>npm install -D ts-jest</w:t>
+      </w:r>
+    </w:p>
+    <w:p>
+      <w:pPr>
+        <w:spacing w:after="0"/>
+        <w:rPr>
+          <w:rFonts w:ascii="Cascadia Code" w:hAnsi="Cascadia Code" w:cs="Cascadia Code"/>
+        </w:rPr>
+      </w:pPr>
+      <w:r>
+        <w:rPr>
+          <w:rFonts w:ascii="Cascadia Code" w:hAnsi="Cascadia Code" w:cs="Cascadia Code"/>
+        </w:rPr>
+        <w:t>npm install -D @types/jest</w:t>
+      </w:r>
+    </w:p>
+    <w:p>
+      <w:pPr>
+        <w:spacing w:after="0"/>
+        <w:rPr>
+          <w:rFonts w:ascii="Cascadia Code" w:hAnsi="Cascadia Code" w:cs="Cascadia Code"/>
+        </w:rPr>
+      </w:pPr>
+      <w:r>
+        <w:rPr>
+          <w:rFonts w:ascii="Cascadia Code" w:hAnsi="Cascadia Code" w:cs="Cascadia Code"/>
+        </w:rPr>
+        <w:t>npm install -D jest-environment-jsdom</w:t>
+      </w:r>
+    </w:p>
+    <w:p>
+      <w:pPr>
+        <w:spacing w:after="0"/>
+        <w:rPr>
+          <w:rFonts w:ascii="Cascadia Code" w:hAnsi="Cascadia Code" w:cs="Cascadia Code"/>
+        </w:rPr>
+      </w:pPr>
+      <w:r>
+        <w:rPr>
+          <w:rFonts w:ascii="Cascadia Code" w:hAnsi="Cascadia Code" w:cs="Cascadia Code"/>
+        </w:rPr>
+        <w:t>npm install -D supertest</w:t>
+      </w:r>
+    </w:p>
+    <w:p>
+      <w:pPr>
+        <w:spacing w:after="0"/>
+        <w:rPr>
+          <w:rFonts w:ascii="Cascadia Code" w:hAnsi="Cascadia Code" w:cs="Cascadia Code"/>
+        </w:rPr>
+      </w:pPr>
+      <w:r>
+        <w:rPr>
+          <w:rFonts w:ascii="Cascadia Code" w:hAnsi="Cascadia Code" w:cs="Cascadia Code"/>
+        </w:rPr>
+        <w:t>npm install -D @types/supertest</w:t>
       </w:r>
     </w:p>
     <w:p>
@@ -6993,7 +6482,6 @@
           <w:bCs/>
         </w:rPr>
       </w:pPr>
-      <w:proofErr w:type="spellStart"/>
       <w:r>
         <w:rPr>
           <w:rFonts w:cstheme="minorHAnsi"/>
@@ -7002,7 +6490,6 @@
         </w:rPr>
         <w:t>prisma.config.ts</w:t>
       </w:r>
-      <w:proofErr w:type="spellEnd"/>
       <w:r>
         <w:rPr>
           <w:rFonts w:cstheme="minorHAnsi"/>
@@ -7033,157 +6520,57 @@
         <w:rPr>
           <w:rFonts w:ascii="Cascadia Code" w:hAnsi="Cascadia Code" w:cs="Cascadia Code"/>
         </w:rPr>
-        <w:t>import "</w:t>
-      </w:r>
-      <w:proofErr w:type="spellStart"/>
-      <w:r>
-        <w:rPr>
-          <w:rFonts w:ascii="Cascadia Code" w:hAnsi="Cascadia Code" w:cs="Cascadia Code"/>
-        </w:rPr>
-        <w:t>dotenv</w:t>
-      </w:r>
-      <w:proofErr w:type="spellEnd"/>
-      <w:r>
-        <w:rPr>
-          <w:rFonts w:ascii="Cascadia Code" w:hAnsi="Cascadia Code" w:cs="Cascadia Code"/>
-        </w:rPr>
-        <w:t>/config";</w:t>
-      </w:r>
-    </w:p>
-    <w:p>
-      <w:pPr>
-        <w:spacing w:after="0"/>
-        <w:rPr>
-          <w:rFonts w:ascii="Cascadia Code" w:hAnsi="Cascadia Code" w:cs="Cascadia Code"/>
-        </w:rPr>
-      </w:pPr>
-      <w:r>
-        <w:rPr>
-          <w:rFonts w:ascii="Cascadia Code" w:hAnsi="Cascadia Code" w:cs="Cascadia Code"/>
-        </w:rPr>
-        <w:t xml:space="preserve">import </w:t>
-      </w:r>
-      <w:proofErr w:type="gramStart"/>
-      <w:r>
-        <w:rPr>
-          <w:rFonts w:ascii="Cascadia Code" w:hAnsi="Cascadia Code" w:cs="Cascadia Code"/>
-        </w:rPr>
-        <w:t xml:space="preserve">{ </w:t>
-      </w:r>
-      <w:proofErr w:type="spellStart"/>
-      <w:r>
-        <w:rPr>
-          <w:rFonts w:ascii="Cascadia Code" w:hAnsi="Cascadia Code" w:cs="Cascadia Code"/>
-        </w:rPr>
-        <w:t>defineConfig</w:t>
-      </w:r>
-      <w:proofErr w:type="spellEnd"/>
-      <w:proofErr w:type="gramEnd"/>
-      <w:r>
-        <w:rPr>
-          <w:rFonts w:ascii="Cascadia Code" w:hAnsi="Cascadia Code" w:cs="Cascadia Code"/>
-        </w:rPr>
-        <w:t>, env } from "</w:t>
-      </w:r>
-      <w:proofErr w:type="spellStart"/>
-      <w:r>
-        <w:rPr>
-          <w:rFonts w:ascii="Cascadia Code" w:hAnsi="Cascadia Code" w:cs="Cascadia Code"/>
-        </w:rPr>
-        <w:t>prisma</w:t>
-      </w:r>
-      <w:proofErr w:type="spellEnd"/>
-      <w:r>
-        <w:rPr>
-          <w:rFonts w:ascii="Cascadia Code" w:hAnsi="Cascadia Code" w:cs="Cascadia Code"/>
-        </w:rPr>
-        <w:t>/config";</w:t>
-      </w:r>
-    </w:p>
-    <w:p>
-      <w:pPr>
-        <w:spacing w:after="0"/>
-        <w:rPr>
-          <w:rFonts w:ascii="Cascadia Code" w:hAnsi="Cascadia Code" w:cs="Cascadia Code"/>
-        </w:rPr>
-      </w:pPr>
-    </w:p>
-    <w:p>
-      <w:pPr>
-        <w:spacing w:after="0"/>
-        <w:rPr>
-          <w:rFonts w:ascii="Cascadia Code" w:hAnsi="Cascadia Code" w:cs="Cascadia Code"/>
-        </w:rPr>
-      </w:pPr>
-      <w:r>
-        <w:rPr>
-          <w:rFonts w:ascii="Cascadia Code" w:hAnsi="Cascadia Code" w:cs="Cascadia Code"/>
-        </w:rPr>
-        <w:t xml:space="preserve">export default </w:t>
-      </w:r>
-      <w:proofErr w:type="spellStart"/>
-      <w:proofErr w:type="gramStart"/>
-      <w:r>
-        <w:rPr>
-          <w:rFonts w:ascii="Cascadia Code" w:hAnsi="Cascadia Code" w:cs="Cascadia Code"/>
-        </w:rPr>
-        <w:t>defineConfig</w:t>
-      </w:r>
-      <w:proofErr w:type="spellEnd"/>
-      <w:r>
-        <w:rPr>
-          <w:rFonts w:ascii="Cascadia Code" w:hAnsi="Cascadia Code" w:cs="Cascadia Code"/>
-        </w:rPr>
-        <w:t>(</w:t>
-      </w:r>
-      <w:proofErr w:type="gramEnd"/>
-      <w:r>
-        <w:rPr>
-          <w:rFonts w:ascii="Cascadia Code" w:hAnsi="Cascadia Code" w:cs="Cascadia Code"/>
-        </w:rPr>
-        <w:t>{</w:t>
-      </w:r>
-    </w:p>
-    <w:p>
-      <w:pPr>
-        <w:spacing w:after="0"/>
-        <w:rPr>
-          <w:rFonts w:ascii="Cascadia Code" w:hAnsi="Cascadia Code" w:cs="Cascadia Code"/>
-        </w:rPr>
-      </w:pPr>
-      <w:r>
-        <w:rPr>
-          <w:rFonts w:ascii="Cascadia Code" w:hAnsi="Cascadia Code" w:cs="Cascadia Code"/>
-        </w:rPr>
-        <w:t xml:space="preserve">  schema: "</w:t>
-      </w:r>
-      <w:proofErr w:type="spellStart"/>
-      <w:r>
-        <w:rPr>
-          <w:rFonts w:ascii="Cascadia Code" w:hAnsi="Cascadia Code" w:cs="Cascadia Code"/>
-        </w:rPr>
-        <w:t>prisma</w:t>
-      </w:r>
-      <w:proofErr w:type="spellEnd"/>
-      <w:r>
-        <w:rPr>
-          <w:rFonts w:ascii="Cascadia Code" w:hAnsi="Cascadia Code" w:cs="Cascadia Code"/>
-        </w:rPr>
-        <w:t>/</w:t>
-      </w:r>
-      <w:proofErr w:type="spellStart"/>
-      <w:r>
-        <w:rPr>
-          <w:rFonts w:ascii="Cascadia Code" w:hAnsi="Cascadia Code" w:cs="Cascadia Code"/>
-        </w:rPr>
-        <w:t>schema.prisma</w:t>
-      </w:r>
-      <w:proofErr w:type="spellEnd"/>
-      <w:r>
-        <w:rPr>
-          <w:rFonts w:ascii="Cascadia Code" w:hAnsi="Cascadia Code" w:cs="Cascadia Code"/>
-        </w:rPr>
-        <w:t>",</w:t>
+        <w:t>import "dotenv/config";</w:t>
+      </w:r>
+    </w:p>
+    <w:p>
+      <w:pPr>
+        <w:spacing w:after="0"/>
+        <w:rPr>
+          <w:rFonts w:ascii="Cascadia Code" w:hAnsi="Cascadia Code" w:cs="Cascadia Code"/>
+        </w:rPr>
+      </w:pPr>
+      <w:r>
+        <w:rPr>
+          <w:rFonts w:ascii="Cascadia Code" w:hAnsi="Cascadia Code" w:cs="Cascadia Code"/>
+        </w:rPr>
+        <w:t>import { defineConfig, env } from "prisma/config";</w:t>
+      </w:r>
+    </w:p>
+    <w:p>
+      <w:pPr>
+        <w:spacing w:after="0"/>
+        <w:rPr>
+          <w:rFonts w:ascii="Cascadia Code" w:hAnsi="Cascadia Code" w:cs="Cascadia Code"/>
+        </w:rPr>
+      </w:pPr>
+    </w:p>
+    <w:p>
+      <w:pPr>
+        <w:spacing w:after="0"/>
+        <w:rPr>
+          <w:rFonts w:ascii="Cascadia Code" w:hAnsi="Cascadia Code" w:cs="Cascadia Code"/>
+        </w:rPr>
+      </w:pPr>
+      <w:r>
+        <w:rPr>
+          <w:rFonts w:ascii="Cascadia Code" w:hAnsi="Cascadia Code" w:cs="Cascadia Code"/>
+        </w:rPr>
+        <w:t>export default defineConfig({</w:t>
+      </w:r>
+    </w:p>
+    <w:p>
+      <w:pPr>
+        <w:spacing w:after="0"/>
+        <w:rPr>
+          <w:rFonts w:ascii="Cascadia Code" w:hAnsi="Cascadia Code" w:cs="Cascadia Code"/>
+        </w:rPr>
+      </w:pPr>
+      <w:r>
+        <w:rPr>
+          <w:rFonts w:ascii="Cascadia Code" w:hAnsi="Cascadia Code" w:cs="Cascadia Code"/>
+        </w:rPr>
+        <w:t xml:space="preserve">  schema: "prisma/schema.prisma",</w:t>
       </w:r>
     </w:p>
     <w:p>
@@ -7211,21 +6598,7 @@
         <w:rPr>
           <w:rFonts w:ascii="Cascadia Code" w:hAnsi="Cascadia Code" w:cs="Cascadia Code"/>
         </w:rPr>
-        <w:t xml:space="preserve">    path: "</w:t>
-      </w:r>
-      <w:proofErr w:type="spellStart"/>
-      <w:r>
-        <w:rPr>
-          <w:rFonts w:ascii="Cascadia Code" w:hAnsi="Cascadia Code" w:cs="Cascadia Code"/>
-        </w:rPr>
-        <w:t>prisma</w:t>
-      </w:r>
-      <w:proofErr w:type="spellEnd"/>
-      <w:r>
-        <w:rPr>
-          <w:rFonts w:ascii="Cascadia Code" w:hAnsi="Cascadia Code" w:cs="Cascadia Code"/>
-        </w:rPr>
-        <w:t>/migrations",</w:t>
+        <w:t xml:space="preserve">    path: "prisma/migrations",</w:t>
       </w:r>
     </w:p>
     <w:p>
@@ -7253,21 +6626,7 @@
         <w:rPr>
           <w:rFonts w:ascii="Cascadia Code" w:hAnsi="Cascadia Code" w:cs="Cascadia Code"/>
         </w:rPr>
-        <w:t xml:space="preserve">  </w:t>
-      </w:r>
-      <w:proofErr w:type="spellStart"/>
-      <w:r>
-        <w:rPr>
-          <w:rFonts w:ascii="Cascadia Code" w:hAnsi="Cascadia Code" w:cs="Cascadia Code"/>
-        </w:rPr>
-        <w:t>datasource</w:t>
-      </w:r>
-      <w:proofErr w:type="spellEnd"/>
-      <w:r>
-        <w:rPr>
-          <w:rFonts w:ascii="Cascadia Code" w:hAnsi="Cascadia Code" w:cs="Cascadia Code"/>
-        </w:rPr>
-        <w:t>: {</w:t>
+        <w:t xml:space="preserve">  datasource: {</w:t>
       </w:r>
     </w:p>
     <w:p>
@@ -7353,28 +6712,12 @@
           <w:rFonts w:cstheme="minorHAnsi"/>
         </w:rPr>
       </w:pPr>
-      <w:proofErr w:type="spellStart"/>
-      <w:r>
-        <w:rPr>
-          <w:rFonts w:cstheme="minorHAnsi"/>
-        </w:rPr>
-        <w:t>prisma</w:t>
-      </w:r>
-      <w:proofErr w:type="spellEnd"/>
-      <w:r>
-        <w:rPr>
-          <w:rFonts w:cstheme="minorHAnsi"/>
-        </w:rPr>
-        <w:t>/</w:t>
-      </w:r>
-      <w:proofErr w:type="spellStart"/>
-      <w:r>
-        <w:rPr>
-          <w:rFonts w:cstheme="minorHAnsi"/>
-        </w:rPr>
-        <w:t>schema.prisma</w:t>
-      </w:r>
-      <w:proofErr w:type="spellEnd"/>
+      <w:r>
+        <w:rPr>
+          <w:rFonts w:cstheme="minorHAnsi"/>
+        </w:rPr>
+        <w:t>prisma/schema.prisma</w:t>
+      </w:r>
       <w:r>
         <w:rPr>
           <w:rFonts w:cstheme="minorHAnsi"/>
@@ -7401,6 +6744,7 @@
         <w:rPr>
           <w:rFonts w:ascii="Cascadia Code" w:hAnsi="Cascadia Code" w:cs="Cascadia Code"/>
         </w:rPr>
+        <w:lastRenderedPageBreak/>
         <w:t>generator client {</w:t>
       </w:r>
     </w:p>
@@ -7415,63 +6759,21 @@
         <w:rPr>
           <w:rFonts w:ascii="Cascadia Code" w:hAnsi="Cascadia Code" w:cs="Cascadia Code"/>
         </w:rPr>
-        <w:t xml:space="preserve">  provider = "</w:t>
-      </w:r>
-      <w:proofErr w:type="spellStart"/>
-      <w:r>
-        <w:rPr>
-          <w:rFonts w:ascii="Cascadia Code" w:hAnsi="Cascadia Code" w:cs="Cascadia Code"/>
-        </w:rPr>
-        <w:t>prisma</w:t>
-      </w:r>
-      <w:proofErr w:type="spellEnd"/>
-      <w:r>
-        <w:rPr>
-          <w:rFonts w:ascii="Cascadia Code" w:hAnsi="Cascadia Code" w:cs="Cascadia Code"/>
-        </w:rPr>
-        <w:t>-client"</w:t>
-      </w:r>
-    </w:p>
-    <w:p>
-      <w:pPr>
-        <w:spacing w:after="0"/>
-        <w:rPr>
-          <w:rFonts w:ascii="Cascadia Code" w:hAnsi="Cascadia Code" w:cs="Cascadia Code"/>
-        </w:rPr>
-      </w:pPr>
-      <w:r>
-        <w:rPr>
-          <w:rFonts w:ascii="Cascadia Code" w:hAnsi="Cascadia Code" w:cs="Cascadia Code"/>
-        </w:rPr>
-        <w:t xml:space="preserve">  output   = </w:t>
-      </w:r>
-      <w:proofErr w:type="gramStart"/>
-      <w:r>
-        <w:rPr>
-          <w:rFonts w:ascii="Cascadia Code" w:hAnsi="Cascadia Code" w:cs="Cascadia Code"/>
-        </w:rPr>
-        <w:t>"..</w:t>
-      </w:r>
-      <w:proofErr w:type="gramEnd"/>
-      <w:r>
-        <w:rPr>
-          <w:rFonts w:ascii="Cascadia Code" w:hAnsi="Cascadia Code" w:cs="Cascadia Code"/>
-        </w:rPr>
-        <w:t>/generated/</w:t>
-      </w:r>
-      <w:proofErr w:type="spellStart"/>
-      <w:r>
-        <w:rPr>
-          <w:rFonts w:ascii="Cascadia Code" w:hAnsi="Cascadia Code" w:cs="Cascadia Code"/>
-        </w:rPr>
-        <w:t>prisma</w:t>
-      </w:r>
-      <w:proofErr w:type="spellEnd"/>
-      <w:r>
-        <w:rPr>
-          <w:rFonts w:ascii="Cascadia Code" w:hAnsi="Cascadia Code" w:cs="Cascadia Code"/>
-        </w:rPr>
-        <w:t>"</w:t>
+        <w:t xml:space="preserve">  provider = "prisma-client"</w:t>
+      </w:r>
+    </w:p>
+    <w:p>
+      <w:pPr>
+        <w:spacing w:after="0"/>
+        <w:rPr>
+          <w:rFonts w:ascii="Cascadia Code" w:hAnsi="Cascadia Code" w:cs="Cascadia Code"/>
+        </w:rPr>
+      </w:pPr>
+      <w:r>
+        <w:rPr>
+          <w:rFonts w:ascii="Cascadia Code" w:hAnsi="Cascadia Code" w:cs="Cascadia Code"/>
+        </w:rPr>
+        <w:t xml:space="preserve">  output   = "../generated/prisma"</w:t>
       </w:r>
     </w:p>
     <w:p>
@@ -7503,61 +6805,25 @@
           <w:rFonts w:ascii="Cascadia Code" w:hAnsi="Cascadia Code" w:cs="Cascadia Code"/>
         </w:rPr>
       </w:pPr>
-      <w:proofErr w:type="spellStart"/>
-      <w:r>
-        <w:rPr>
-          <w:rFonts w:ascii="Cascadia Code" w:hAnsi="Cascadia Code" w:cs="Cascadia Code"/>
-        </w:rPr>
-        <w:t>datasource</w:t>
-      </w:r>
-      <w:proofErr w:type="spellEnd"/>
-      <w:r>
-        <w:rPr>
-          <w:rFonts w:ascii="Cascadia Code" w:hAnsi="Cascadia Code" w:cs="Cascadia Code"/>
-        </w:rPr>
-        <w:t xml:space="preserve"> </w:t>
-      </w:r>
-      <w:proofErr w:type="spellStart"/>
-      <w:r>
-        <w:rPr>
-          <w:rFonts w:ascii="Cascadia Code" w:hAnsi="Cascadia Code" w:cs="Cascadia Code"/>
-        </w:rPr>
-        <w:t>db</w:t>
-      </w:r>
-      <w:proofErr w:type="spellEnd"/>
-      <w:r>
-        <w:rPr>
-          <w:rFonts w:ascii="Cascadia Code" w:hAnsi="Cascadia Code" w:cs="Cascadia Code"/>
-        </w:rPr>
-        <w:t xml:space="preserve"> {</w:t>
-      </w:r>
-    </w:p>
-    <w:p>
-      <w:pPr>
-        <w:spacing w:after="0"/>
-        <w:rPr>
-          <w:rFonts w:ascii="Cascadia Code" w:hAnsi="Cascadia Code" w:cs="Cascadia Code"/>
-        </w:rPr>
-      </w:pPr>
-      <w:r>
-        <w:rPr>
-          <w:rFonts w:ascii="Cascadia Code" w:hAnsi="Cascadia Code" w:cs="Cascadia Code"/>
-        </w:rPr>
-        <w:t xml:space="preserve">  provider = "</w:t>
-      </w:r>
-      <w:proofErr w:type="spellStart"/>
-      <w:r>
-        <w:rPr>
-          <w:rFonts w:ascii="Cascadia Code" w:hAnsi="Cascadia Code" w:cs="Cascadia Code"/>
-        </w:rPr>
-        <w:t>postgresql</w:t>
-      </w:r>
-      <w:proofErr w:type="spellEnd"/>
-      <w:r>
-        <w:rPr>
-          <w:rFonts w:ascii="Cascadia Code" w:hAnsi="Cascadia Code" w:cs="Cascadia Code"/>
-        </w:rPr>
-        <w:t>"</w:t>
+      <w:r>
+        <w:rPr>
+          <w:rFonts w:ascii="Cascadia Code" w:hAnsi="Cascadia Code" w:cs="Cascadia Code"/>
+        </w:rPr>
+        <w:t>datasource db {</w:t>
+      </w:r>
+    </w:p>
+    <w:p>
+      <w:pPr>
+        <w:spacing w:after="0"/>
+        <w:rPr>
+          <w:rFonts w:ascii="Cascadia Code" w:hAnsi="Cascadia Code" w:cs="Cascadia Code"/>
+        </w:rPr>
+      </w:pPr>
+      <w:r>
+        <w:rPr>
+          <w:rFonts w:ascii="Cascadia Code" w:hAnsi="Cascadia Code" w:cs="Cascadia Code"/>
+        </w:rPr>
+        <w:t xml:space="preserve">  provider = "postgresql"</w:t>
       </w:r>
     </w:p>
     <w:p>
@@ -7607,21 +6873,7 @@
         <w:rPr>
           <w:rFonts w:ascii="Cascadia Code" w:hAnsi="Cascadia Code" w:cs="Cascadia Code"/>
         </w:rPr>
-        <w:t xml:space="preserve">  id        String   @id @default(</w:t>
-      </w:r>
-      <w:proofErr w:type="gramStart"/>
-      <w:r>
-        <w:rPr>
-          <w:rFonts w:ascii="Cascadia Code" w:hAnsi="Cascadia Code" w:cs="Cascadia Code"/>
-        </w:rPr>
-        <w:t>cuid(</w:t>
-      </w:r>
-      <w:proofErr w:type="gramEnd"/>
-      <w:r>
-        <w:rPr>
-          <w:rFonts w:ascii="Cascadia Code" w:hAnsi="Cascadia Code" w:cs="Cascadia Code"/>
-        </w:rPr>
-        <w:t>))</w:t>
+        <w:t xml:space="preserve">  id        String   @id @default(cuid())</w:t>
       </w:r>
     </w:p>
     <w:p>
@@ -7649,71 +6901,21 @@
         <w:rPr>
           <w:rFonts w:ascii="Cascadia Code" w:hAnsi="Cascadia Code" w:cs="Cascadia Code"/>
         </w:rPr>
-        <w:t xml:space="preserve">  </w:t>
-      </w:r>
-      <w:proofErr w:type="gramStart"/>
-      <w:r>
-        <w:rPr>
-          <w:rFonts w:ascii="Cascadia Code" w:hAnsi="Cascadia Code" w:cs="Cascadia Code"/>
-        </w:rPr>
-        <w:t>password  String</w:t>
-      </w:r>
-      <w:proofErr w:type="gramEnd"/>
-    </w:p>
-    <w:p>
-      <w:pPr>
-        <w:spacing w:after="0"/>
-        <w:rPr>
-          <w:rFonts w:ascii="Cascadia Code" w:hAnsi="Cascadia Code" w:cs="Cascadia Code"/>
-        </w:rPr>
-      </w:pPr>
-      <w:r>
-        <w:rPr>
-          <w:rFonts w:ascii="Cascadia Code" w:hAnsi="Cascadia Code" w:cs="Cascadia Code"/>
-        </w:rPr>
-        <w:t xml:space="preserve">  </w:t>
-      </w:r>
-      <w:proofErr w:type="spellStart"/>
-      <w:r>
-        <w:rPr>
-          <w:rFonts w:ascii="Cascadia Code" w:hAnsi="Cascadia Code" w:cs="Cascadia Code"/>
-        </w:rPr>
-        <w:t>createdAt</w:t>
-      </w:r>
-      <w:proofErr w:type="spellEnd"/>
-      <w:r>
-        <w:rPr>
-          <w:rFonts w:ascii="Cascadia Code" w:hAnsi="Cascadia Code" w:cs="Cascadia Code"/>
-        </w:rPr>
-        <w:t xml:space="preserve"> </w:t>
-      </w:r>
-      <w:proofErr w:type="spellStart"/>
-      <w:r>
-        <w:rPr>
-          <w:rFonts w:ascii="Cascadia Code" w:hAnsi="Cascadia Code" w:cs="Cascadia Code"/>
-        </w:rPr>
-        <w:t>DateTime</w:t>
-      </w:r>
-      <w:proofErr w:type="spellEnd"/>
-      <w:r>
-        <w:rPr>
-          <w:rFonts w:ascii="Cascadia Code" w:hAnsi="Cascadia Code" w:cs="Cascadia Code"/>
-        </w:rPr>
-        <w:t xml:space="preserve"> @default(</w:t>
-      </w:r>
-      <w:proofErr w:type="gramStart"/>
-      <w:r>
-        <w:rPr>
-          <w:rFonts w:ascii="Cascadia Code" w:hAnsi="Cascadia Code" w:cs="Cascadia Code"/>
-        </w:rPr>
-        <w:t>now(</w:t>
-      </w:r>
-      <w:proofErr w:type="gramEnd"/>
-      <w:r>
-        <w:rPr>
-          <w:rFonts w:ascii="Cascadia Code" w:hAnsi="Cascadia Code" w:cs="Cascadia Code"/>
-        </w:rPr>
-        <w:t>))</w:t>
+        <w:t xml:space="preserve">  password  String</w:t>
+      </w:r>
+    </w:p>
+    <w:p>
+      <w:pPr>
+        <w:spacing w:after="0"/>
+        <w:rPr>
+          <w:rFonts w:ascii="Cascadia Code" w:hAnsi="Cascadia Code" w:cs="Cascadia Code"/>
+        </w:rPr>
+      </w:pPr>
+      <w:r>
+        <w:rPr>
+          <w:rFonts w:ascii="Cascadia Code" w:hAnsi="Cascadia Code" w:cs="Cascadia Code"/>
+        </w:rPr>
+        <w:t xml:space="preserve">  createdAt DateTime @default(now())</w:t>
       </w:r>
     </w:p>
     <w:p>
@@ -7753,7 +6955,6 @@
           <w:b/>
           <w:bCs/>
         </w:rPr>
-        <w:lastRenderedPageBreak/>
         <w:t>Generate Prisma Client:</w:t>
       </w:r>
     </w:p>
@@ -7764,33 +6965,11 @@
           <w:rFonts w:ascii="Cascadia Code" w:hAnsi="Cascadia Code" w:cs="Cascadia Code"/>
         </w:rPr>
       </w:pPr>
-      <w:proofErr w:type="spellStart"/>
-      <w:r>
-        <w:rPr>
-          <w:rFonts w:ascii="Cascadia Code" w:hAnsi="Cascadia Code" w:cs="Cascadia Code"/>
-        </w:rPr>
-        <w:t>npx</w:t>
-      </w:r>
-      <w:proofErr w:type="spellEnd"/>
-      <w:r>
-        <w:rPr>
-          <w:rFonts w:ascii="Cascadia Code" w:hAnsi="Cascadia Code" w:cs="Cascadia Code"/>
-        </w:rPr>
-        <w:t xml:space="preserve"> </w:t>
-      </w:r>
-      <w:proofErr w:type="spellStart"/>
-      <w:r>
-        <w:rPr>
-          <w:rFonts w:ascii="Cascadia Code" w:hAnsi="Cascadia Code" w:cs="Cascadia Code"/>
-        </w:rPr>
-        <w:t>prisma</w:t>
-      </w:r>
-      <w:proofErr w:type="spellEnd"/>
-      <w:r>
-        <w:rPr>
-          <w:rFonts w:ascii="Cascadia Code" w:hAnsi="Cascadia Code" w:cs="Cascadia Code"/>
-        </w:rPr>
-        <w:t xml:space="preserve"> generate</w:t>
+      <w:r>
+        <w:rPr>
+          <w:rFonts w:ascii="Cascadia Code" w:hAnsi="Cascadia Code" w:cs="Cascadia Code"/>
+        </w:rPr>
+        <w:t>npx prisma generate</w:t>
       </w:r>
     </w:p>
     <w:p>
@@ -7826,42 +7005,12 @@
           <w:rFonts w:ascii="Cascadia Code" w:hAnsi="Cascadia Code" w:cs="Cascadia Code"/>
         </w:rPr>
       </w:pPr>
-      <w:proofErr w:type="spellStart"/>
-      <w:r>
-        <w:rPr>
-          <w:rFonts w:ascii="Cascadia Code" w:hAnsi="Cascadia Code" w:cs="Cascadia Code"/>
-        </w:rPr>
-        <w:t>npx</w:t>
-      </w:r>
-      <w:proofErr w:type="spellEnd"/>
-      <w:r>
-        <w:rPr>
-          <w:rFonts w:ascii="Cascadia Code" w:hAnsi="Cascadia Code" w:cs="Cascadia Code"/>
-        </w:rPr>
-        <w:t xml:space="preserve"> </w:t>
-      </w:r>
-      <w:proofErr w:type="spellStart"/>
-      <w:r>
-        <w:rPr>
-          <w:rFonts w:ascii="Cascadia Code" w:hAnsi="Cascadia Code" w:cs="Cascadia Code"/>
-        </w:rPr>
-        <w:t>prisma</w:t>
-      </w:r>
-      <w:proofErr w:type="spellEnd"/>
-      <w:r>
-        <w:rPr>
-          <w:rFonts w:ascii="Cascadia Code" w:hAnsi="Cascadia Code" w:cs="Cascadia Code"/>
-        </w:rPr>
-        <w:t xml:space="preserve"> migrate dev --name </w:t>
-      </w:r>
-      <w:proofErr w:type="spellStart"/>
-      <w:r>
-        <w:rPr>
-          <w:rFonts w:ascii="Cascadia Code" w:hAnsi="Cascadia Code" w:cs="Cascadia Code"/>
-        </w:rPr>
-        <w:t>init</w:t>
-      </w:r>
-      <w:proofErr w:type="spellEnd"/>
+      <w:r>
+        <w:rPr>
+          <w:rFonts w:ascii="Cascadia Code" w:hAnsi="Cascadia Code" w:cs="Cascadia Code"/>
+        </w:rPr>
+        <w:t>npx prisma migrate dev --name init</w:t>
+      </w:r>
     </w:p>
     <w:p>
       <w:pPr>
@@ -7892,25 +7041,7 @@
           <w:b/>
           <w:bCs/>
         </w:rPr>
-        <w:t xml:space="preserve">Create Offline </w:t>
-      </w:r>
-      <w:proofErr w:type="spellStart"/>
-      <w:r>
-        <w:rPr>
-          <w:rFonts w:cstheme="minorHAnsi"/>
-          <w:b/>
-          <w:bCs/>
-        </w:rPr>
-        <w:t>node_modules</w:t>
-      </w:r>
-      <w:proofErr w:type="spellEnd"/>
-      <w:r>
-        <w:rPr>
-          <w:rFonts w:cstheme="minorHAnsi"/>
-          <w:b/>
-          <w:bCs/>
-        </w:rPr>
-        <w:t xml:space="preserve"> Backup</w:t>
+        <w:t>Create Offline node_modules Backup</w:t>
       </w:r>
     </w:p>
     <w:p>
@@ -7967,14 +7098,12 @@
           <w:rFonts w:cstheme="minorHAnsi"/>
         </w:rPr>
       </w:pPr>
-      <w:proofErr w:type="spellStart"/>
       <w:r>
         <w:rPr>
           <w:rFonts w:cstheme="minorHAnsi"/>
         </w:rPr>
         <w:t>node_modules</w:t>
       </w:r>
-      <w:proofErr w:type="spellEnd"/>
     </w:p>
     <w:p>
       <w:pPr>
@@ -7992,18 +7121,8 @@
         <w:rPr>
           <w:rFonts w:cstheme="minorHAnsi"/>
         </w:rPr>
-        <w:t>package-</w:t>
-      </w:r>
-      <w:proofErr w:type="spellStart"/>
-      <w:proofErr w:type="gramStart"/>
-      <w:r>
-        <w:rPr>
-          <w:rFonts w:cstheme="minorHAnsi"/>
-        </w:rPr>
-        <w:t>lock.json</w:t>
-      </w:r>
-      <w:proofErr w:type="spellEnd"/>
-      <w:proofErr w:type="gramEnd"/>
+        <w:t>package-lock.json</w:t>
+      </w:r>
     </w:p>
     <w:p>
       <w:pPr>
@@ -8036,19 +7155,11 @@
           <w:rFonts w:cstheme="minorHAnsi"/>
         </w:rPr>
       </w:pPr>
-      <w:proofErr w:type="spellStart"/>
-      <w:r>
-        <w:rPr>
-          <w:rFonts w:cstheme="minorHAnsi"/>
-        </w:rPr>
-        <w:t>npm</w:t>
-      </w:r>
-      <w:proofErr w:type="spellEnd"/>
-      <w:r>
-        <w:rPr>
-          <w:rFonts w:cstheme="minorHAnsi"/>
-        </w:rPr>
-        <w:t xml:space="preserve"> cache</w:t>
+      <w:r>
+        <w:rPr>
+          <w:rFonts w:cstheme="minorHAnsi"/>
+        </w:rPr>
+        <w:t>npm cache</w:t>
       </w:r>
     </w:p>
     <w:p>
@@ -8121,25 +7232,7 @@
           <w:b/>
           <w:bCs/>
         </w:rPr>
-        <w:t xml:space="preserve">Backup </w:t>
-      </w:r>
-      <w:proofErr w:type="spellStart"/>
-      <w:r>
-        <w:rPr>
-          <w:rFonts w:cstheme="minorHAnsi"/>
-          <w:b/>
-          <w:bCs/>
-        </w:rPr>
-        <w:t>npm</w:t>
-      </w:r>
-      <w:proofErr w:type="spellEnd"/>
-      <w:r>
-        <w:rPr>
-          <w:rFonts w:cstheme="minorHAnsi"/>
-          <w:b/>
-          <w:bCs/>
-        </w:rPr>
-        <w:t xml:space="preserve"> Cache</w:t>
+        <w:t>Backup npm Cache</w:t>
       </w:r>
     </w:p>
     <w:p>
@@ -8163,19 +7256,11 @@
           <w:rFonts w:ascii="Cascadia Code" w:hAnsi="Cascadia Code" w:cs="Cascadia Code"/>
         </w:rPr>
       </w:pPr>
-      <w:proofErr w:type="spellStart"/>
-      <w:r>
-        <w:rPr>
-          <w:rFonts w:ascii="Cascadia Code" w:hAnsi="Cascadia Code" w:cs="Cascadia Code"/>
-        </w:rPr>
-        <w:t>npm</w:t>
-      </w:r>
-      <w:proofErr w:type="spellEnd"/>
-      <w:r>
-        <w:rPr>
-          <w:rFonts w:ascii="Cascadia Code" w:hAnsi="Cascadia Code" w:cs="Cascadia Code"/>
-        </w:rPr>
-        <w:t xml:space="preserve"> cache verify</w:t>
+      <w:r>
+        <w:rPr>
+          <w:rFonts w:ascii="Cascadia Code" w:hAnsi="Cascadia Code" w:cs="Cascadia Code"/>
+        </w:rPr>
+        <w:t>npm cache verify</w:t>
       </w:r>
     </w:p>
     <w:p>
@@ -8207,19 +7292,11 @@
           <w:rFonts w:ascii="Cascadia Code" w:hAnsi="Cascadia Code" w:cs="Cascadia Code"/>
         </w:rPr>
       </w:pPr>
-      <w:proofErr w:type="spellStart"/>
-      <w:r>
-        <w:rPr>
-          <w:rFonts w:ascii="Cascadia Code" w:hAnsi="Cascadia Code" w:cs="Cascadia Code"/>
-        </w:rPr>
-        <w:t>npm</w:t>
-      </w:r>
-      <w:proofErr w:type="spellEnd"/>
-      <w:r>
-        <w:rPr>
-          <w:rFonts w:ascii="Cascadia Code" w:hAnsi="Cascadia Code" w:cs="Cascadia Code"/>
-        </w:rPr>
-        <w:t xml:space="preserve"> config get cache</w:t>
+      <w:r>
+        <w:rPr>
+          <w:rFonts w:ascii="Cascadia Code" w:hAnsi="Cascadia Code" w:cs="Cascadia Code"/>
+        </w:rPr>
+        <w:t>npm config get cache</w:t>
       </w:r>
     </w:p>
     <w:p>
@@ -8265,41 +7342,13 @@
         <w:rPr>
           <w:rFonts w:cstheme="minorHAnsi"/>
         </w:rPr>
-        <w:t>\</w:t>
-      </w:r>
-      <w:proofErr w:type="spellStart"/>
-      <w:r>
-        <w:rPr>
-          <w:rFonts w:cstheme="minorHAnsi"/>
-        </w:rPr>
-        <w:t>AppData</w:t>
-      </w:r>
-      <w:proofErr w:type="spellEnd"/>
-      <w:r>
-        <w:rPr>
-          <w:rFonts w:cstheme="minorHAnsi"/>
-        </w:rPr>
-        <w:t>\Local</w:t>
-      </w:r>
-      <w:r>
-        <w:rPr>
-          <w:rFonts w:cstheme="minorHAnsi"/>
-        </w:rPr>
-        <w:t>\</w:t>
-      </w:r>
-      <w:proofErr w:type="spellStart"/>
-      <w:r>
-        <w:rPr>
-          <w:rFonts w:cstheme="minorHAnsi"/>
-        </w:rPr>
-        <w:t>npm</w:t>
-      </w:r>
-      <w:proofErr w:type="spellEnd"/>
-      <w:r>
-        <w:rPr>
-          <w:rFonts w:cstheme="minorHAnsi"/>
-        </w:rPr>
-        <w:t>-cache)</w:t>
+        <w:t>\AppData\Local</w:t>
+      </w:r>
+      <w:r>
+        <w:rPr>
+          <w:rFonts w:cstheme="minorHAnsi"/>
+        </w:rPr>
+        <w:t>\npm-cache)</w:t>
       </w:r>
       <w:r>
         <w:rPr>
@@ -8361,19 +7410,11 @@
           <w:rFonts w:ascii="Cascadia Code" w:hAnsi="Cascadia Code" w:cs="Cascadia Code"/>
         </w:rPr>
       </w:pPr>
-      <w:proofErr w:type="spellStart"/>
-      <w:r>
-        <w:rPr>
-          <w:rFonts w:ascii="Cascadia Code" w:hAnsi="Cascadia Code" w:cs="Cascadia Code"/>
-        </w:rPr>
-        <w:t>npm</w:t>
-      </w:r>
-      <w:proofErr w:type="spellEnd"/>
-      <w:r>
-        <w:rPr>
-          <w:rFonts w:ascii="Cascadia Code" w:hAnsi="Cascadia Code" w:cs="Cascadia Code"/>
-        </w:rPr>
-        <w:t xml:space="preserve"> install better-auth</w:t>
+      <w:r>
+        <w:rPr>
+          <w:rFonts w:ascii="Cascadia Code" w:hAnsi="Cascadia Code" w:cs="Cascadia Code"/>
+        </w:rPr>
+        <w:t>npm install better-auth</w:t>
       </w:r>
     </w:p>
     <w:p>
@@ -8409,115 +7450,43 @@
         <w:rPr>
           <w:rFonts w:ascii="Cascadia Code" w:hAnsi="Cascadia Code" w:cs="Cascadia Code"/>
         </w:rPr>
-        <w:t xml:space="preserve">import </w:t>
-      </w:r>
-      <w:proofErr w:type="gramStart"/>
-      <w:r>
-        <w:rPr>
-          <w:rFonts w:ascii="Cascadia Code" w:hAnsi="Cascadia Code" w:cs="Cascadia Code"/>
-        </w:rPr>
-        <w:t xml:space="preserve">{ </w:t>
-      </w:r>
-      <w:proofErr w:type="spellStart"/>
-      <w:r>
-        <w:rPr>
-          <w:rFonts w:ascii="Cascadia Code" w:hAnsi="Cascadia Code" w:cs="Cascadia Code"/>
-        </w:rPr>
-        <w:t>betterAuth</w:t>
-      </w:r>
-      <w:proofErr w:type="spellEnd"/>
-      <w:proofErr w:type="gramEnd"/>
-      <w:r>
-        <w:rPr>
-          <w:rFonts w:ascii="Cascadia Code" w:hAnsi="Cascadia Code" w:cs="Cascadia Code"/>
-        </w:rPr>
-        <w:t xml:space="preserve"> } from 'better-auth'</w:t>
-      </w:r>
-    </w:p>
-    <w:p>
-      <w:pPr>
-        <w:spacing w:after="0"/>
-        <w:rPr>
-          <w:rFonts w:ascii="Cascadia Code" w:hAnsi="Cascadia Code" w:cs="Cascadia Code"/>
-        </w:rPr>
-      </w:pPr>
-    </w:p>
-    <w:p>
-      <w:pPr>
-        <w:spacing w:after="0"/>
-        <w:rPr>
-          <w:rFonts w:ascii="Cascadia Code" w:hAnsi="Cascadia Code" w:cs="Cascadia Code"/>
-        </w:rPr>
-      </w:pPr>
-      <w:r>
-        <w:rPr>
-          <w:rFonts w:ascii="Cascadia Code" w:hAnsi="Cascadia Code" w:cs="Cascadia Code"/>
-        </w:rPr>
-        <w:t xml:space="preserve">export </w:t>
-      </w:r>
-      <w:proofErr w:type="spellStart"/>
-      <w:r>
-        <w:rPr>
-          <w:rFonts w:ascii="Cascadia Code" w:hAnsi="Cascadia Code" w:cs="Cascadia Code"/>
-        </w:rPr>
-        <w:t>const</w:t>
-      </w:r>
-      <w:proofErr w:type="spellEnd"/>
-      <w:r>
-        <w:rPr>
-          <w:rFonts w:ascii="Cascadia Code" w:hAnsi="Cascadia Code" w:cs="Cascadia Code"/>
-        </w:rPr>
-        <w:t xml:space="preserve"> auth = </w:t>
-      </w:r>
-      <w:proofErr w:type="spellStart"/>
-      <w:proofErr w:type="gramStart"/>
-      <w:r>
-        <w:rPr>
-          <w:rFonts w:ascii="Cascadia Code" w:hAnsi="Cascadia Code" w:cs="Cascadia Code"/>
-        </w:rPr>
-        <w:t>betterAuth</w:t>
-      </w:r>
-      <w:proofErr w:type="spellEnd"/>
-      <w:r>
-        <w:rPr>
-          <w:rFonts w:ascii="Cascadia Code" w:hAnsi="Cascadia Code" w:cs="Cascadia Code"/>
-        </w:rPr>
-        <w:t>(</w:t>
-      </w:r>
-      <w:proofErr w:type="gramEnd"/>
-      <w:r>
-        <w:rPr>
-          <w:rFonts w:ascii="Cascadia Code" w:hAnsi="Cascadia Code" w:cs="Cascadia Code"/>
-        </w:rPr>
-        <w:t>{</w:t>
-      </w:r>
-    </w:p>
-    <w:p>
-      <w:pPr>
-        <w:spacing w:after="0"/>
-        <w:rPr>
-          <w:rFonts w:ascii="Cascadia Code" w:hAnsi="Cascadia Code" w:cs="Cascadia Code"/>
-        </w:rPr>
-      </w:pPr>
-      <w:r>
-        <w:rPr>
-          <w:rFonts w:ascii="Cascadia Code" w:hAnsi="Cascadia Code" w:cs="Cascadia Code"/>
-        </w:rPr>
-        <w:t xml:space="preserve">  </w:t>
-      </w:r>
-      <w:proofErr w:type="spellStart"/>
-      <w:r>
-        <w:rPr>
-          <w:rFonts w:ascii="Cascadia Code" w:hAnsi="Cascadia Code" w:cs="Cascadia Code"/>
-        </w:rPr>
-        <w:t>emailAndPassword</w:t>
-      </w:r>
-      <w:proofErr w:type="spellEnd"/>
-      <w:r>
-        <w:rPr>
-          <w:rFonts w:ascii="Cascadia Code" w:hAnsi="Cascadia Code" w:cs="Cascadia Code"/>
-        </w:rPr>
-        <w:t>: {</w:t>
+        <w:t>import { betterAuth } from 'better-auth'</w:t>
+      </w:r>
+    </w:p>
+    <w:p>
+      <w:pPr>
+        <w:spacing w:after="0"/>
+        <w:rPr>
+          <w:rFonts w:ascii="Cascadia Code" w:hAnsi="Cascadia Code" w:cs="Cascadia Code"/>
+        </w:rPr>
+      </w:pPr>
+    </w:p>
+    <w:p>
+      <w:pPr>
+        <w:spacing w:after="0"/>
+        <w:rPr>
+          <w:rFonts w:ascii="Cascadia Code" w:hAnsi="Cascadia Code" w:cs="Cascadia Code"/>
+        </w:rPr>
+      </w:pPr>
+      <w:r>
+        <w:rPr>
+          <w:rFonts w:ascii="Cascadia Code" w:hAnsi="Cascadia Code" w:cs="Cascadia Code"/>
+        </w:rPr>
+        <w:t>export const auth = betterAuth({</w:t>
+      </w:r>
+    </w:p>
+    <w:p>
+      <w:pPr>
+        <w:spacing w:after="0"/>
+        <w:rPr>
+          <w:rFonts w:ascii="Cascadia Code" w:hAnsi="Cascadia Code" w:cs="Cascadia Code"/>
+        </w:rPr>
+      </w:pPr>
+      <w:r>
+        <w:rPr>
+          <w:rFonts w:ascii="Cascadia Code" w:hAnsi="Cascadia Code" w:cs="Cascadia Code"/>
+        </w:rPr>
+        <w:t xml:space="preserve">  emailAndPassword: {</w:t>
       </w:r>
     </w:p>
     <w:p>
@@ -8603,7 +7572,6 @@
           <w:bCs/>
         </w:rPr>
       </w:pPr>
-      <w:proofErr w:type="gramStart"/>
       <w:r>
         <w:rPr>
           <w:rFonts w:cstheme="minorHAnsi"/>
@@ -8612,7 +7580,6 @@
         </w:rPr>
         <w:t>Example .env</w:t>
       </w:r>
-      <w:proofErr w:type="gramEnd"/>
     </w:p>
     <w:p>
       <w:pPr>
@@ -8713,7 +7680,6 @@
         <w:rPr>
           <w:rFonts w:cstheme="minorHAnsi"/>
         </w:rPr>
-        <w:lastRenderedPageBreak/>
         <w:t>Recommended API structure:</w:t>
       </w:r>
     </w:p>
@@ -8728,21 +7694,7 @@
         <w:rPr>
           <w:rFonts w:ascii="Cascadia Code" w:hAnsi="Cascadia Code" w:cs="Cascadia Code"/>
         </w:rPr>
-        <w:t>/app/</w:t>
-      </w:r>
-      <w:proofErr w:type="spellStart"/>
-      <w:r>
-        <w:rPr>
-          <w:rFonts w:ascii="Cascadia Code" w:hAnsi="Cascadia Code" w:cs="Cascadia Code"/>
-        </w:rPr>
-        <w:t>api</w:t>
-      </w:r>
-      <w:proofErr w:type="spellEnd"/>
-      <w:r>
-        <w:rPr>
-          <w:rFonts w:ascii="Cascadia Code" w:hAnsi="Cascadia Code" w:cs="Cascadia Code"/>
-        </w:rPr>
-        <w:t>/</w:t>
+        <w:t>/app/api/</w:t>
       </w:r>
     </w:p>
     <w:p>
@@ -8949,15 +7901,7 @@
               </w:rPr>
             </w:pPr>
             <w:r>
-              <w:t>/</w:t>
-            </w:r>
-            <w:proofErr w:type="spellStart"/>
-            <w:r>
-              <w:t>api</w:t>
-            </w:r>
-            <w:proofErr w:type="spellEnd"/>
-            <w:r>
-              <w:t>/blogs</w:t>
+              <w:t>/api/blogs</w:t>
             </w:r>
           </w:p>
         </w:tc>
@@ -9010,15 +7954,7 @@
               </w:rPr>
             </w:pPr>
             <w:r>
-              <w:t>/</w:t>
-            </w:r>
-            <w:proofErr w:type="spellStart"/>
-            <w:r>
-              <w:t>api</w:t>
-            </w:r>
-            <w:proofErr w:type="spellEnd"/>
-            <w:r>
-              <w:t>/blogs</w:t>
+              <w:t>/api/blogs</w:t>
             </w:r>
           </w:p>
         </w:tc>
@@ -9068,15 +8004,7 @@
               </w:rPr>
             </w:pPr>
             <w:r>
-              <w:t>/</w:t>
-            </w:r>
-            <w:proofErr w:type="spellStart"/>
-            <w:r>
-              <w:t>api</w:t>
-            </w:r>
-            <w:proofErr w:type="spellEnd"/>
-            <w:r>
-              <w:t>/blogs/:id</w:t>
+              <w:t>/api/blogs/:id</w:t>
             </w:r>
           </w:p>
         </w:tc>
@@ -9127,15 +8055,7 @@
               </w:rPr>
             </w:pPr>
             <w:r>
-              <w:t>/</w:t>
-            </w:r>
-            <w:proofErr w:type="spellStart"/>
-            <w:r>
-              <w:t>api</w:t>
-            </w:r>
-            <w:proofErr w:type="spellEnd"/>
-            <w:r>
-              <w:t>/blogs/:id</w:t>
+              <w:t>/api/blogs/:id</w:t>
             </w:r>
           </w:p>
         </w:tc>
@@ -9194,42 +8114,12 @@
           <w:rFonts w:ascii="Cascadia Code" w:hAnsi="Cascadia Code" w:cs="Cascadia Code"/>
         </w:rPr>
       </w:pPr>
-      <w:proofErr w:type="spellStart"/>
-      <w:r>
-        <w:rPr>
-          <w:rFonts w:ascii="Cascadia Code" w:hAnsi="Cascadia Code" w:cs="Cascadia Code"/>
-        </w:rPr>
-        <w:t>npm</w:t>
-      </w:r>
-      <w:proofErr w:type="spellEnd"/>
-      <w:r>
-        <w:rPr>
-          <w:rFonts w:ascii="Cascadia Code" w:hAnsi="Cascadia Code" w:cs="Cascadia Code"/>
-        </w:rPr>
-        <w:t xml:space="preserve"> install swagger-</w:t>
-      </w:r>
-      <w:proofErr w:type="spellStart"/>
-      <w:r>
-        <w:rPr>
-          <w:rFonts w:ascii="Cascadia Code" w:hAnsi="Cascadia Code" w:cs="Cascadia Code"/>
-        </w:rPr>
-        <w:t>ui</w:t>
-      </w:r>
-      <w:proofErr w:type="spellEnd"/>
-      <w:r>
-        <w:rPr>
-          <w:rFonts w:ascii="Cascadia Code" w:hAnsi="Cascadia Code" w:cs="Cascadia Code"/>
-        </w:rPr>
-        <w:t>-react swagger-</w:t>
-      </w:r>
-      <w:proofErr w:type="spellStart"/>
-      <w:r>
-        <w:rPr>
-          <w:rFonts w:ascii="Cascadia Code" w:hAnsi="Cascadia Code" w:cs="Cascadia Code"/>
-        </w:rPr>
-        <w:t>jsdoc</w:t>
-      </w:r>
-      <w:proofErr w:type="spellEnd"/>
+      <w:r>
+        <w:rPr>
+          <w:rFonts w:ascii="Cascadia Code" w:hAnsi="Cascadia Code" w:cs="Cascadia Code"/>
+        </w:rPr>
+        <w:t>npm install swagger-ui-react swagger-jsdoc</w:t>
+      </w:r>
     </w:p>
     <w:p>
       <w:pPr>
@@ -9264,21 +8154,7 @@
         <w:rPr>
           <w:rFonts w:ascii="Cascadia Code" w:hAnsi="Cascadia Code" w:cs="Cascadia Code"/>
         </w:rPr>
-        <w:t>/</w:t>
-      </w:r>
-      <w:proofErr w:type="spellStart"/>
-      <w:r>
-        <w:rPr>
-          <w:rFonts w:ascii="Cascadia Code" w:hAnsi="Cascadia Code" w:cs="Cascadia Code"/>
-        </w:rPr>
-        <w:t>api</w:t>
-      </w:r>
-      <w:proofErr w:type="spellEnd"/>
-      <w:r>
-        <w:rPr>
-          <w:rFonts w:ascii="Cascadia Code" w:hAnsi="Cascadia Code" w:cs="Cascadia Code"/>
-        </w:rPr>
-        <w:t>/docs</w:t>
+        <w:t>/api/docs</w:t>
       </w:r>
     </w:p>
     <w:p>
@@ -9334,7 +8210,6 @@
           <w:rFonts w:ascii="Cascadia Code" w:hAnsi="Cascadia Code" w:cs="Cascadia Code"/>
         </w:rPr>
       </w:pPr>
-      <w:proofErr w:type="spellStart"/>
       <w:r>
         <w:rPr>
           <w:rStyle w:val="17"/>
@@ -9342,7 +8217,6 @@
         </w:rPr>
         <w:t>npm</w:t>
       </w:r>
-      <w:proofErr w:type="spellEnd"/>
       <w:r>
         <w:rPr>
           <w:rFonts w:ascii="Cascadia Code" w:hAnsi="Cascadia Code" w:cs="Cascadia Code"/>
@@ -9360,21 +8234,7 @@
         <w:rPr>
           <w:rFonts w:ascii="Cascadia Code" w:hAnsi="Cascadia Code" w:cs="Cascadia Code"/>
         </w:rPr>
-        <w:t xml:space="preserve"> jest </w:t>
-      </w:r>
-      <w:proofErr w:type="spellStart"/>
-      <w:r>
-        <w:rPr>
-          <w:rFonts w:ascii="Cascadia Code" w:hAnsi="Cascadia Code" w:cs="Cascadia Code"/>
-        </w:rPr>
-        <w:t>ts</w:t>
-      </w:r>
-      <w:proofErr w:type="spellEnd"/>
-      <w:r>
-        <w:rPr>
-          <w:rFonts w:ascii="Cascadia Code" w:hAnsi="Cascadia Code" w:cs="Cascadia Code"/>
-        </w:rPr>
-        <w:t>-jest @types/jest</w:t>
+        <w:t xml:space="preserve"> jest ts-jest @types/jest</w:t>
       </w:r>
     </w:p>
     <w:p>
@@ -9394,12 +8254,510 @@
       <w:pPr>
         <w:spacing w:after="0"/>
       </w:pPr>
-      <w:proofErr w:type="spellStart"/>
-      <w:r>
-        <w:t>jest.config.ts</w:t>
-      </w:r>
-      <w:proofErr w:type="spellEnd"/>
-      <w:r>
+      <w:r>
+        <w:t>jest.config.ts:</w:t>
+      </w:r>
+    </w:p>
+    <w:p>
+      <w:pPr>
+        <w:spacing w:after="0"/>
+        <w:rPr>
+          <w:rFonts w:ascii="Cascadia Code" w:hAnsi="Cascadia Code" w:cs="Cascadia Code"/>
+        </w:rPr>
+      </w:pPr>
+      <w:r>
+        <w:rPr>
+          <w:rFonts w:ascii="Cascadia Code" w:hAnsi="Cascadia Code" w:cs="Cascadia Code"/>
+        </w:rPr>
+        <w:t>import type { Config } from "jest";</w:t>
+      </w:r>
+    </w:p>
+    <w:p>
+      <w:pPr>
+        <w:spacing w:after="0"/>
+        <w:rPr>
+          <w:rFonts w:ascii="Cascadia Code" w:hAnsi="Cascadia Code" w:cs="Cascadia Code"/>
+        </w:rPr>
+      </w:pPr>
+      <w:r>
+        <w:rPr>
+          <w:rFonts w:ascii="Cascadia Code" w:hAnsi="Cascadia Code" w:cs="Cascadia Code"/>
+        </w:rPr>
+        <w:t>import nextJest from "next/jest.js";</w:t>
+      </w:r>
+    </w:p>
+    <w:p>
+      <w:pPr>
+        <w:spacing w:after="0"/>
+        <w:rPr>
+          <w:rFonts w:ascii="Cascadia Code" w:hAnsi="Cascadia Code" w:cs="Cascadia Code"/>
+        </w:rPr>
+      </w:pPr>
+    </w:p>
+    <w:p>
+      <w:pPr>
+        <w:spacing w:after="0"/>
+        <w:rPr>
+          <w:rFonts w:ascii="Cascadia Code" w:hAnsi="Cascadia Code" w:cs="Cascadia Code"/>
+        </w:rPr>
+      </w:pPr>
+      <w:r>
+        <w:rPr>
+          <w:rFonts w:ascii="Cascadia Code" w:hAnsi="Cascadia Code" w:cs="Cascadia Code"/>
+        </w:rPr>
+        <w:t>const createJestConfig = nextJest({</w:t>
+      </w:r>
+    </w:p>
+    <w:p>
+      <w:pPr>
+        <w:spacing w:after="0"/>
+        <w:rPr>
+          <w:rFonts w:ascii="Cascadia Code" w:hAnsi="Cascadia Code" w:cs="Cascadia Code"/>
+        </w:rPr>
+      </w:pPr>
+      <w:r>
+        <w:rPr>
+          <w:rFonts w:ascii="Cascadia Code" w:hAnsi="Cascadia Code" w:cs="Cascadia Code"/>
+        </w:rPr>
+        <w:t xml:space="preserve">  dir: "./",</w:t>
+      </w:r>
+    </w:p>
+    <w:p>
+      <w:pPr>
+        <w:spacing w:after="0"/>
+        <w:rPr>
+          <w:rFonts w:ascii="Cascadia Code" w:hAnsi="Cascadia Code" w:cs="Cascadia Code"/>
+        </w:rPr>
+      </w:pPr>
+      <w:r>
+        <w:rPr>
+          <w:rFonts w:ascii="Cascadia Code" w:hAnsi="Cascadia Code" w:cs="Cascadia Code"/>
+        </w:rPr>
+        <w:lastRenderedPageBreak/>
+        <w:t>});</w:t>
+      </w:r>
+    </w:p>
+    <w:p>
+      <w:pPr>
+        <w:spacing w:after="0"/>
+        <w:rPr>
+          <w:rFonts w:ascii="Cascadia Code" w:hAnsi="Cascadia Code" w:cs="Cascadia Code"/>
+        </w:rPr>
+      </w:pPr>
+    </w:p>
+    <w:p>
+      <w:pPr>
+        <w:spacing w:after="0"/>
+        <w:rPr>
+          <w:rFonts w:ascii="Cascadia Code" w:hAnsi="Cascadia Code" w:cs="Cascadia Code"/>
+        </w:rPr>
+      </w:pPr>
+      <w:r>
+        <w:rPr>
+          <w:rFonts w:ascii="Cascadia Code" w:hAnsi="Cascadia Code" w:cs="Cascadia Code"/>
+        </w:rPr>
+        <w:t>const config: Config = {</w:t>
+      </w:r>
+    </w:p>
+    <w:p>
+      <w:pPr>
+        <w:spacing w:after="0"/>
+        <w:rPr>
+          <w:rFonts w:ascii="Cascadia Code" w:hAnsi="Cascadia Code" w:cs="Cascadia Code"/>
+        </w:rPr>
+      </w:pPr>
+      <w:r>
+        <w:rPr>
+          <w:rFonts w:ascii="Cascadia Code" w:hAnsi="Cascadia Code" w:cs="Cascadia Code"/>
+        </w:rPr>
+        <w:t xml:space="preserve">  coverageProvider: "v8",</w:t>
+      </w:r>
+    </w:p>
+    <w:p>
+      <w:pPr>
+        <w:spacing w:after="0"/>
+        <w:rPr>
+          <w:rFonts w:ascii="Cascadia Code" w:hAnsi="Cascadia Code" w:cs="Cascadia Code"/>
+        </w:rPr>
+      </w:pPr>
+      <w:r>
+        <w:rPr>
+          <w:rFonts w:ascii="Cascadia Code" w:hAnsi="Cascadia Code" w:cs="Cascadia Code"/>
+        </w:rPr>
+        <w:t xml:space="preserve">  testEnvironment: "node",</w:t>
+      </w:r>
+    </w:p>
+    <w:p>
+      <w:pPr>
+        <w:spacing w:after="0"/>
+        <w:rPr>
+          <w:rFonts w:ascii="Cascadia Code" w:hAnsi="Cascadia Code" w:cs="Cascadia Code"/>
+        </w:rPr>
+      </w:pPr>
+      <w:r>
+        <w:rPr>
+          <w:rFonts w:ascii="Cascadia Code" w:hAnsi="Cascadia Code" w:cs="Cascadia Code"/>
+        </w:rPr>
+        <w:t xml:space="preserve">  setupFilesAfterEnv: ["&lt;rootDir&gt;/jest.setup.ts"],</w:t>
+      </w:r>
+    </w:p>
+    <w:p>
+      <w:pPr>
+        <w:spacing w:after="0"/>
+        <w:rPr>
+          <w:rFonts w:ascii="Cascadia Code" w:hAnsi="Cascadia Code" w:cs="Cascadia Code"/>
+        </w:rPr>
+      </w:pPr>
+      <w:r>
+        <w:rPr>
+          <w:rFonts w:ascii="Cascadia Code" w:hAnsi="Cascadia Code" w:cs="Cascadia Code"/>
+        </w:rPr>
+        <w:t xml:space="preserve">  moduleNameMapper: {</w:t>
+      </w:r>
+    </w:p>
+    <w:p>
+      <w:pPr>
+        <w:spacing w:after="0"/>
+        <w:rPr>
+          <w:rFonts w:ascii="Cascadia Code" w:hAnsi="Cascadia Code" w:cs="Cascadia Code"/>
+        </w:rPr>
+      </w:pPr>
+      <w:r>
+        <w:rPr>
+          <w:rFonts w:ascii="Cascadia Code" w:hAnsi="Cascadia Code" w:cs="Cascadia Code"/>
+        </w:rPr>
+        <w:t xml:space="preserve">    "^@/(.*)$": "&lt;rootDir&gt;/$1",</w:t>
+      </w:r>
+    </w:p>
+    <w:p>
+      <w:pPr>
+        <w:spacing w:after="0"/>
+        <w:rPr>
+          <w:rFonts w:ascii="Cascadia Code" w:hAnsi="Cascadia Code" w:cs="Cascadia Code"/>
+        </w:rPr>
+      </w:pPr>
+      <w:r>
+        <w:rPr>
+          <w:rFonts w:ascii="Cascadia Code" w:hAnsi="Cascadia Code" w:cs="Cascadia Code"/>
+        </w:rPr>
+        <w:t xml:space="preserve">  },</w:t>
+      </w:r>
+    </w:p>
+    <w:p>
+      <w:pPr>
+        <w:spacing w:after="0"/>
+        <w:rPr>
+          <w:rFonts w:ascii="Cascadia Code" w:hAnsi="Cascadia Code" w:cs="Cascadia Code"/>
+        </w:rPr>
+      </w:pPr>
+      <w:r>
+        <w:rPr>
+          <w:rFonts w:ascii="Cascadia Code" w:hAnsi="Cascadia Code" w:cs="Cascadia Code"/>
+        </w:rPr>
+        <w:t xml:space="preserve">  testMatch: ["**/__tests__/**/*.test.[jt]s?(x)"],</w:t>
+      </w:r>
+    </w:p>
+    <w:p>
+      <w:pPr>
+        <w:spacing w:after="0"/>
+        <w:rPr>
+          <w:rFonts w:ascii="Cascadia Code" w:hAnsi="Cascadia Code" w:cs="Cascadia Code"/>
+        </w:rPr>
+      </w:pPr>
+      <w:r>
+        <w:rPr>
+          <w:rFonts w:ascii="Cascadia Code" w:hAnsi="Cascadia Code" w:cs="Cascadia Code"/>
+        </w:rPr>
+        <w:t xml:space="preserve">  testPathIgnorePatterns: ["&lt;rootDir&gt;/node_modules/", "&lt;rootDir&gt;/.next/"],</w:t>
+      </w:r>
+    </w:p>
+    <w:p>
+      <w:pPr>
+        <w:spacing w:after="0"/>
+        <w:rPr>
+          <w:rFonts w:ascii="Cascadia Code" w:hAnsi="Cascadia Code" w:cs="Cascadia Code"/>
+        </w:rPr>
+      </w:pPr>
+      <w:r>
+        <w:rPr>
+          <w:rFonts w:ascii="Cascadia Code" w:hAnsi="Cascadia Code" w:cs="Cascadia Code"/>
+        </w:rPr>
+        <w:t xml:space="preserve">  collectCoverageFrom: [</w:t>
+      </w:r>
+    </w:p>
+    <w:p>
+      <w:pPr>
+        <w:spacing w:after="0"/>
+        <w:rPr>
+          <w:rFonts w:ascii="Cascadia Code" w:hAnsi="Cascadia Code" w:cs="Cascadia Code"/>
+        </w:rPr>
+      </w:pPr>
+      <w:r>
+        <w:rPr>
+          <w:rFonts w:ascii="Cascadia Code" w:hAnsi="Cascadia Code" w:cs="Cascadia Code"/>
+        </w:rPr>
+        <w:t xml:space="preserve">    "app/**/*.{ts,tsx}",</w:t>
+      </w:r>
+    </w:p>
+    <w:p>
+      <w:pPr>
+        <w:spacing w:after="0"/>
+        <w:rPr>
+          <w:rFonts w:ascii="Cascadia Code" w:hAnsi="Cascadia Code" w:cs="Cascadia Code"/>
+        </w:rPr>
+      </w:pPr>
+      <w:r>
+        <w:rPr>
+          <w:rFonts w:ascii="Cascadia Code" w:hAnsi="Cascadia Code" w:cs="Cascadia Code"/>
+        </w:rPr>
+        <w:t xml:space="preserve">    "lib/**/*.{ts,tsx}",</w:t>
+      </w:r>
+    </w:p>
+    <w:p>
+      <w:pPr>
+        <w:spacing w:after="0"/>
+        <w:rPr>
+          <w:rFonts w:ascii="Cascadia Code" w:hAnsi="Cascadia Code" w:cs="Cascadia Code"/>
+        </w:rPr>
+      </w:pPr>
+      <w:r>
+        <w:rPr>
+          <w:rFonts w:ascii="Cascadia Code" w:hAnsi="Cascadia Code" w:cs="Cascadia Code"/>
+        </w:rPr>
+        <w:t xml:space="preserve">    "components/**/*.{ts,tsx}",</w:t>
+      </w:r>
+    </w:p>
+    <w:p>
+      <w:pPr>
+        <w:spacing w:after="0"/>
+        <w:rPr>
+          <w:rFonts w:ascii="Cascadia Code" w:hAnsi="Cascadia Code" w:cs="Cascadia Code"/>
+        </w:rPr>
+      </w:pPr>
+      <w:r>
+        <w:rPr>
+          <w:rFonts w:ascii="Cascadia Code" w:hAnsi="Cascadia Code" w:cs="Cascadia Code"/>
+        </w:rPr>
+        <w:t xml:space="preserve">    "!**/*.d.ts",</w:t>
+      </w:r>
+    </w:p>
+    <w:p>
+      <w:pPr>
+        <w:spacing w:after="0"/>
+        <w:rPr>
+          <w:rFonts w:ascii="Cascadia Code" w:hAnsi="Cascadia Code" w:cs="Cascadia Code"/>
+        </w:rPr>
+      </w:pPr>
+      <w:r>
+        <w:rPr>
+          <w:rFonts w:ascii="Cascadia Code" w:hAnsi="Cascadia Code" w:cs="Cascadia Code"/>
+        </w:rPr>
+        <w:t xml:space="preserve">    "!**/node_modules/**",</w:t>
+      </w:r>
+    </w:p>
+    <w:p>
+      <w:pPr>
+        <w:spacing w:after="0"/>
+        <w:rPr>
+          <w:rFonts w:ascii="Cascadia Code" w:hAnsi="Cascadia Code" w:cs="Cascadia Code"/>
+        </w:rPr>
+      </w:pPr>
+      <w:r>
+        <w:rPr>
+          <w:rFonts w:ascii="Cascadia Code" w:hAnsi="Cascadia Code" w:cs="Cascadia Code"/>
+        </w:rPr>
+        <w:t xml:space="preserve">    "!**/.next/**",</w:t>
+      </w:r>
+    </w:p>
+    <w:p>
+      <w:pPr>
+        <w:spacing w:after="0"/>
+        <w:rPr>
+          <w:rFonts w:ascii="Cascadia Code" w:hAnsi="Cascadia Code" w:cs="Cascadia Code"/>
+        </w:rPr>
+      </w:pPr>
+      <w:r>
+        <w:rPr>
+          <w:rFonts w:ascii="Cascadia Code" w:hAnsi="Cascadia Code" w:cs="Cascadia Code"/>
+        </w:rPr>
+        <w:t xml:space="preserve">  ],</w:t>
+      </w:r>
+    </w:p>
+    <w:p>
+      <w:pPr>
+        <w:spacing w:after="0"/>
+        <w:rPr>
+          <w:rFonts w:ascii="Cascadia Code" w:hAnsi="Cascadia Code" w:cs="Cascadia Code"/>
+        </w:rPr>
+      </w:pPr>
+      <w:r>
+        <w:rPr>
+          <w:rFonts w:ascii="Cascadia Code" w:hAnsi="Cascadia Code" w:cs="Cascadia Code"/>
+        </w:rPr>
+        <w:t xml:space="preserve">  coverageDirectory: "coverage",</w:t>
+      </w:r>
+    </w:p>
+    <w:p>
+      <w:pPr>
+        <w:spacing w:after="0"/>
+        <w:rPr>
+          <w:rFonts w:ascii="Cascadia Code" w:hAnsi="Cascadia Code" w:cs="Cascadia Code"/>
+        </w:rPr>
+      </w:pPr>
+      <w:r>
+        <w:rPr>
+          <w:rFonts w:ascii="Cascadia Code" w:hAnsi="Cascadia Code" w:cs="Cascadia Code"/>
+        </w:rPr>
+        <w:t xml:space="preserve">  coverageReporters: ["text", "lcov", "html"],</w:t>
+      </w:r>
+    </w:p>
+    <w:p>
+      <w:pPr>
+        <w:spacing w:after="0"/>
+        <w:rPr>
+          <w:rFonts w:ascii="Cascadia Code" w:hAnsi="Cascadia Code" w:cs="Cascadia Code"/>
+        </w:rPr>
+      </w:pPr>
+      <w:r>
+        <w:rPr>
+          <w:rFonts w:ascii="Cascadia Code" w:hAnsi="Cascadia Code" w:cs="Cascadia Code"/>
+        </w:rPr>
+        <w:t>};</w:t>
+      </w:r>
+    </w:p>
+    <w:p>
+      <w:pPr>
+        <w:spacing w:after="0"/>
+        <w:rPr>
+          <w:rFonts w:ascii="Cascadia Code" w:hAnsi="Cascadia Code" w:cs="Cascadia Code"/>
+        </w:rPr>
+      </w:pPr>
+    </w:p>
+    <w:p>
+      <w:pPr>
+        <w:spacing w:after="0"/>
+        <w:rPr>
+          <w:rFonts w:ascii="Cascadia Code" w:hAnsi="Cascadia Code" w:cs="Cascadia Code"/>
+        </w:rPr>
+      </w:pPr>
+      <w:r>
+        <w:rPr>
+          <w:rFonts w:ascii="Cascadia Code" w:hAnsi="Cascadia Code" w:cs="Cascadia Code"/>
+        </w:rPr>
+        <w:t>export default createJestConfig(config);</w:t>
+      </w:r>
+    </w:p>
+    <w:p>
+      <w:pPr>
+        <w:spacing w:after="0"/>
+        <w:rPr>
+          <w:rFonts w:cstheme="minorHAnsi"/>
+        </w:rPr>
+      </w:pPr>
+    </w:p>
+    <w:p>
+      <w:pPr>
+        <w:spacing w:after="0"/>
+        <w:rPr>
+          <w:rFonts w:cstheme="minorHAnsi"/>
+        </w:rPr>
+      </w:pPr>
+      <w:r>
+        <w:rPr>
+          <w:rFonts w:cstheme="minorHAnsi"/>
+        </w:rPr>
+        <w:t>Create jest setup (jest.setup.ts):</w:t>
+      </w:r>
+    </w:p>
+    <w:p>
+      <w:pPr>
+        <w:spacing w:after="0"/>
+        <w:rPr>
+          <w:rFonts w:ascii="Cascadia Code" w:hAnsi="Cascadia Code" w:cs="Cascadia Code"/>
+        </w:rPr>
+      </w:pPr>
+      <w:r>
+        <w:rPr>
+          <w:rFonts w:ascii="Cascadia Code" w:hAnsi="Cascadia Code" w:cs="Cascadia Code"/>
+        </w:rPr>
+        <w:t>import "@testing-library/jest-dom";</w:t>
+      </w:r>
+    </w:p>
+    <w:p>
+      <w:pPr>
+        <w:spacing w:after="0"/>
+        <w:rPr>
+          <w:rFonts w:ascii="Cascadia Code" w:hAnsi="Cascadia Code" w:cs="Cascadia Code"/>
+        </w:rPr>
+      </w:pPr>
+      <w:r>
+        <w:rPr>
+          <w:rFonts w:ascii="Cascadia Code" w:hAnsi="Cascadia Code" w:cs="Cascadia Code"/>
+        </w:rPr>
+        <w:t>import { TextEncoder, TextDecoder } from "util";</w:t>
+      </w:r>
+    </w:p>
+    <w:p>
+      <w:pPr>
+        <w:spacing w:after="0"/>
+        <w:rPr>
+          <w:rFonts w:ascii="Cascadia Code" w:hAnsi="Cascadia Code" w:cs="Cascadia Code"/>
+        </w:rPr>
+      </w:pPr>
+    </w:p>
+    <w:p>
+      <w:pPr>
+        <w:spacing w:after="0"/>
+        <w:rPr>
+          <w:rFonts w:ascii="Cascadia Code" w:hAnsi="Cascadia Code" w:cs="Cascadia Code"/>
+        </w:rPr>
+      </w:pPr>
+      <w:r>
+        <w:rPr>
+          <w:rFonts w:ascii="Cascadia Code" w:hAnsi="Cascadia Code" w:cs="Cascadia Code"/>
+        </w:rPr>
+        <w:t>(globalThis as unknown as { TextEncoder: typeof TextEncoder }).TextEncoder = TextEncoder;</w:t>
+      </w:r>
+    </w:p>
+    <w:p>
+      <w:pPr>
+        <w:spacing w:after="0"/>
+        <w:rPr>
+          <w:rFonts w:ascii="Cascadia Code" w:hAnsi="Cascadia Code" w:cs="Cascadia Code"/>
+        </w:rPr>
+      </w:pPr>
+      <w:r>
+        <w:rPr>
+          <w:rFonts w:ascii="Cascadia Code" w:hAnsi="Cascadia Code" w:cs="Cascadia Code"/>
+        </w:rPr>
+        <w:t>(globalThis as unknown as { TextDecoder: typeof TextDecoder }).TextDecoder = TextDecoder;</w:t>
+      </w:r>
+    </w:p>
+    <w:p>
+      <w:pPr>
+        <w:spacing w:after="0"/>
+        <w:rPr>
+          <w:rFonts w:cstheme="minorHAnsi"/>
+        </w:rPr>
+      </w:pPr>
+    </w:p>
+    <w:p>
+      <w:pPr>
+        <w:spacing w:after="0"/>
+        <w:rPr>
+          <w:rFonts w:cstheme="minorHAnsi"/>
+        </w:rPr>
+      </w:pPr>
+      <w:r>
+        <w:rPr>
+          <w:rFonts w:cstheme="minorHAnsi"/>
+        </w:rPr>
+        <w:t>Example Test Command</w:t>
+      </w:r>
+      <w:r>
+        <w:rPr>
+          <w:rFonts w:cstheme="minorHAnsi"/>
+        </w:rPr>
         <w:t>:</w:t>
       </w:r>
     </w:p>
@@ -9414,1314 +8772,7 @@
         <w:rPr>
           <w:rFonts w:ascii="Cascadia Code" w:hAnsi="Cascadia Code" w:cs="Cascadia Code"/>
         </w:rPr>
-        <w:t xml:space="preserve">import type </w:t>
-      </w:r>
-      <w:proofErr w:type="gramStart"/>
-      <w:r>
-        <w:rPr>
-          <w:rFonts w:ascii="Cascadia Code" w:hAnsi="Cascadia Code" w:cs="Cascadia Code"/>
-        </w:rPr>
-        <w:t>{ Config</w:t>
-      </w:r>
-      <w:proofErr w:type="gramEnd"/>
-      <w:r>
-        <w:rPr>
-          <w:rFonts w:ascii="Cascadia Code" w:hAnsi="Cascadia Code" w:cs="Cascadia Code"/>
-        </w:rPr>
-        <w:t xml:space="preserve"> } from "jest";</w:t>
-      </w:r>
-    </w:p>
-    <w:p>
-      <w:pPr>
-        <w:spacing w:after="0"/>
-        <w:rPr>
-          <w:rFonts w:ascii="Cascadia Code" w:hAnsi="Cascadia Code" w:cs="Cascadia Code"/>
-        </w:rPr>
-      </w:pPr>
-      <w:r>
-        <w:rPr>
-          <w:rFonts w:ascii="Cascadia Code" w:hAnsi="Cascadia Code" w:cs="Cascadia Code"/>
-        </w:rPr>
-        <w:t xml:space="preserve">import </w:t>
-      </w:r>
-      <w:proofErr w:type="spellStart"/>
-      <w:r>
-        <w:rPr>
-          <w:rFonts w:ascii="Cascadia Code" w:hAnsi="Cascadia Code" w:cs="Cascadia Code"/>
-        </w:rPr>
-        <w:t>nextJest</w:t>
-      </w:r>
-      <w:proofErr w:type="spellEnd"/>
-      <w:r>
-        <w:rPr>
-          <w:rFonts w:ascii="Cascadia Code" w:hAnsi="Cascadia Code" w:cs="Cascadia Code"/>
-        </w:rPr>
-        <w:t xml:space="preserve"> from "next/jest.js";</w:t>
-      </w:r>
-    </w:p>
-    <w:p>
-      <w:pPr>
-        <w:spacing w:after="0"/>
-        <w:rPr>
-          <w:rFonts w:ascii="Cascadia Code" w:hAnsi="Cascadia Code" w:cs="Cascadia Code"/>
-        </w:rPr>
-      </w:pPr>
-    </w:p>
-    <w:p>
-      <w:pPr>
-        <w:spacing w:after="0"/>
-        <w:rPr>
-          <w:rFonts w:ascii="Cascadia Code" w:hAnsi="Cascadia Code" w:cs="Cascadia Code"/>
-        </w:rPr>
-      </w:pPr>
-      <w:proofErr w:type="spellStart"/>
-      <w:r>
-        <w:rPr>
-          <w:rFonts w:ascii="Cascadia Code" w:hAnsi="Cascadia Code" w:cs="Cascadia Code"/>
-        </w:rPr>
-        <w:t>const</w:t>
-      </w:r>
-      <w:proofErr w:type="spellEnd"/>
-      <w:r>
-        <w:rPr>
-          <w:rFonts w:ascii="Cascadia Code" w:hAnsi="Cascadia Code" w:cs="Cascadia Code"/>
-        </w:rPr>
-        <w:t xml:space="preserve"> </w:t>
-      </w:r>
-      <w:proofErr w:type="spellStart"/>
-      <w:r>
-        <w:rPr>
-          <w:rFonts w:ascii="Cascadia Code" w:hAnsi="Cascadia Code" w:cs="Cascadia Code"/>
-        </w:rPr>
-        <w:t>createJestConfig</w:t>
-      </w:r>
-      <w:proofErr w:type="spellEnd"/>
-      <w:r>
-        <w:rPr>
-          <w:rFonts w:ascii="Cascadia Code" w:hAnsi="Cascadia Code" w:cs="Cascadia Code"/>
-        </w:rPr>
-        <w:t xml:space="preserve"> = </w:t>
-      </w:r>
-      <w:proofErr w:type="spellStart"/>
-      <w:proofErr w:type="gramStart"/>
-      <w:r>
-        <w:rPr>
-          <w:rFonts w:ascii="Cascadia Code" w:hAnsi="Cascadia Code" w:cs="Cascadia Code"/>
-        </w:rPr>
-        <w:t>nextJest</w:t>
-      </w:r>
-      <w:proofErr w:type="spellEnd"/>
-      <w:r>
-        <w:rPr>
-          <w:rFonts w:ascii="Cascadia Code" w:hAnsi="Cascadia Code" w:cs="Cascadia Code"/>
-        </w:rPr>
-        <w:t>(</w:t>
-      </w:r>
-      <w:proofErr w:type="gramEnd"/>
-      <w:r>
-        <w:rPr>
-          <w:rFonts w:ascii="Cascadia Code" w:hAnsi="Cascadia Code" w:cs="Cascadia Code"/>
-        </w:rPr>
-        <w:t>{</w:t>
-      </w:r>
-    </w:p>
-    <w:p>
-      <w:pPr>
-        <w:spacing w:after="0"/>
-        <w:rPr>
-          <w:rFonts w:ascii="Cascadia Code" w:hAnsi="Cascadia Code" w:cs="Cascadia Code"/>
-        </w:rPr>
-      </w:pPr>
-      <w:r>
-        <w:rPr>
-          <w:rFonts w:ascii="Cascadia Code" w:hAnsi="Cascadia Code" w:cs="Cascadia Code"/>
-        </w:rPr>
-        <w:t xml:space="preserve">  </w:t>
-      </w:r>
-      <w:proofErr w:type="spellStart"/>
-      <w:r>
-        <w:rPr>
-          <w:rFonts w:ascii="Cascadia Code" w:hAnsi="Cascadia Code" w:cs="Cascadia Code"/>
-        </w:rPr>
-        <w:t>dir</w:t>
-      </w:r>
-      <w:proofErr w:type="spellEnd"/>
-      <w:r>
-        <w:rPr>
-          <w:rFonts w:ascii="Cascadia Code" w:hAnsi="Cascadia Code" w:cs="Cascadia Code"/>
-        </w:rPr>
-        <w:t xml:space="preserve">: </w:t>
-      </w:r>
-      <w:proofErr w:type="gramStart"/>
-      <w:r>
-        <w:rPr>
-          <w:rFonts w:ascii="Cascadia Code" w:hAnsi="Cascadia Code" w:cs="Cascadia Code"/>
-        </w:rPr>
-        <w:t>"./</w:t>
-      </w:r>
-      <w:proofErr w:type="gramEnd"/>
-      <w:r>
-        <w:rPr>
-          <w:rFonts w:ascii="Cascadia Code" w:hAnsi="Cascadia Code" w:cs="Cascadia Code"/>
-        </w:rPr>
-        <w:t>",</w:t>
-      </w:r>
-    </w:p>
-    <w:p>
-      <w:pPr>
-        <w:spacing w:after="0"/>
-        <w:rPr>
-          <w:rFonts w:ascii="Cascadia Code" w:hAnsi="Cascadia Code" w:cs="Cascadia Code"/>
-        </w:rPr>
-      </w:pPr>
-      <w:r>
-        <w:rPr>
-          <w:rFonts w:ascii="Cascadia Code" w:hAnsi="Cascadia Code" w:cs="Cascadia Code"/>
-        </w:rPr>
-        <w:t>});</w:t>
-      </w:r>
-    </w:p>
-    <w:p>
-      <w:pPr>
-        <w:spacing w:after="0"/>
-        <w:rPr>
-          <w:rFonts w:ascii="Cascadia Code" w:hAnsi="Cascadia Code" w:cs="Cascadia Code"/>
-        </w:rPr>
-      </w:pPr>
-    </w:p>
-    <w:p>
-      <w:pPr>
-        <w:spacing w:after="0"/>
-        <w:rPr>
-          <w:rFonts w:ascii="Cascadia Code" w:hAnsi="Cascadia Code" w:cs="Cascadia Code"/>
-        </w:rPr>
-      </w:pPr>
-      <w:proofErr w:type="spellStart"/>
-      <w:r>
-        <w:rPr>
-          <w:rFonts w:ascii="Cascadia Code" w:hAnsi="Cascadia Code" w:cs="Cascadia Code"/>
-        </w:rPr>
-        <w:t>const</w:t>
-      </w:r>
-      <w:proofErr w:type="spellEnd"/>
-      <w:r>
-        <w:rPr>
-          <w:rFonts w:ascii="Cascadia Code" w:hAnsi="Cascadia Code" w:cs="Cascadia Code"/>
-        </w:rPr>
-        <w:t xml:space="preserve"> config: Config = {</w:t>
-      </w:r>
-    </w:p>
-    <w:p>
-      <w:pPr>
-        <w:spacing w:after="0"/>
-        <w:rPr>
-          <w:rFonts w:ascii="Cascadia Code" w:hAnsi="Cascadia Code" w:cs="Cascadia Code"/>
-        </w:rPr>
-      </w:pPr>
-      <w:r>
-        <w:rPr>
-          <w:rFonts w:ascii="Cascadia Code" w:hAnsi="Cascadia Code" w:cs="Cascadia Code"/>
-        </w:rPr>
-        <w:t xml:space="preserve">  </w:t>
-      </w:r>
-      <w:proofErr w:type="spellStart"/>
-      <w:r>
-        <w:rPr>
-          <w:rFonts w:ascii="Cascadia Code" w:hAnsi="Cascadia Code" w:cs="Cascadia Code"/>
-        </w:rPr>
-        <w:t>coverageProvider</w:t>
-      </w:r>
-      <w:proofErr w:type="spellEnd"/>
-      <w:r>
-        <w:rPr>
-          <w:rFonts w:ascii="Cascadia Code" w:hAnsi="Cascadia Code" w:cs="Cascadia Code"/>
-        </w:rPr>
-        <w:t>: "v8",</w:t>
-      </w:r>
-    </w:p>
-    <w:p>
-      <w:pPr>
-        <w:spacing w:after="0"/>
-        <w:rPr>
-          <w:rFonts w:ascii="Cascadia Code" w:hAnsi="Cascadia Code" w:cs="Cascadia Code"/>
-        </w:rPr>
-      </w:pPr>
-      <w:r>
-        <w:rPr>
-          <w:rFonts w:ascii="Cascadia Code" w:hAnsi="Cascadia Code" w:cs="Cascadia Code"/>
-        </w:rPr>
-        <w:t xml:space="preserve">  </w:t>
-      </w:r>
-      <w:proofErr w:type="spellStart"/>
-      <w:r>
-        <w:rPr>
-          <w:rFonts w:ascii="Cascadia Code" w:hAnsi="Cascadia Code" w:cs="Cascadia Code"/>
-        </w:rPr>
-        <w:t>testEnvironment</w:t>
-      </w:r>
-      <w:proofErr w:type="spellEnd"/>
-      <w:r>
-        <w:rPr>
-          <w:rFonts w:ascii="Cascadia Code" w:hAnsi="Cascadia Code" w:cs="Cascadia Code"/>
-        </w:rPr>
-        <w:t>: "node",</w:t>
-      </w:r>
-    </w:p>
-    <w:p>
-      <w:pPr>
-        <w:spacing w:after="0"/>
-        <w:rPr>
-          <w:rFonts w:ascii="Cascadia Code" w:hAnsi="Cascadia Code" w:cs="Cascadia Code"/>
-        </w:rPr>
-      </w:pPr>
-      <w:r>
-        <w:rPr>
-          <w:rFonts w:ascii="Cascadia Code" w:hAnsi="Cascadia Code" w:cs="Cascadia Code"/>
-        </w:rPr>
-        <w:t xml:space="preserve">  </w:t>
-      </w:r>
-      <w:proofErr w:type="spellStart"/>
-      <w:r>
-        <w:rPr>
-          <w:rFonts w:ascii="Cascadia Code" w:hAnsi="Cascadia Code" w:cs="Cascadia Code"/>
-        </w:rPr>
-        <w:t>setupFilesAfterEnv</w:t>
-      </w:r>
-      <w:proofErr w:type="spellEnd"/>
-      <w:r>
-        <w:rPr>
-          <w:rFonts w:ascii="Cascadia Code" w:hAnsi="Cascadia Code" w:cs="Cascadia Code"/>
-        </w:rPr>
-        <w:t>: ["&lt;</w:t>
-      </w:r>
-      <w:proofErr w:type="spellStart"/>
-      <w:r>
-        <w:rPr>
-          <w:rFonts w:ascii="Cascadia Code" w:hAnsi="Cascadia Code" w:cs="Cascadia Code"/>
-        </w:rPr>
-        <w:t>rootDir</w:t>
-      </w:r>
-      <w:proofErr w:type="spellEnd"/>
-      <w:r>
-        <w:rPr>
-          <w:rFonts w:ascii="Cascadia Code" w:hAnsi="Cascadia Code" w:cs="Cascadia Code"/>
-        </w:rPr>
-        <w:t>&gt;/</w:t>
-      </w:r>
-      <w:proofErr w:type="spellStart"/>
-      <w:proofErr w:type="gramStart"/>
-      <w:r>
-        <w:rPr>
-          <w:rFonts w:ascii="Cascadia Code" w:hAnsi="Cascadia Code" w:cs="Cascadia Code"/>
-        </w:rPr>
-        <w:t>jest.setup</w:t>
-      </w:r>
-      <w:proofErr w:type="gramEnd"/>
-      <w:r>
-        <w:rPr>
-          <w:rFonts w:ascii="Cascadia Code" w:hAnsi="Cascadia Code" w:cs="Cascadia Code"/>
-        </w:rPr>
-        <w:t>.ts</w:t>
-      </w:r>
-      <w:proofErr w:type="spellEnd"/>
-      <w:r>
-        <w:rPr>
-          <w:rFonts w:ascii="Cascadia Code" w:hAnsi="Cascadia Code" w:cs="Cascadia Code"/>
-        </w:rPr>
-        <w:t>"],</w:t>
-      </w:r>
-    </w:p>
-    <w:p>
-      <w:pPr>
-        <w:spacing w:after="0"/>
-        <w:rPr>
-          <w:rFonts w:ascii="Cascadia Code" w:hAnsi="Cascadia Code" w:cs="Cascadia Code"/>
-        </w:rPr>
-      </w:pPr>
-      <w:r>
-        <w:rPr>
-          <w:rFonts w:ascii="Cascadia Code" w:hAnsi="Cascadia Code" w:cs="Cascadia Code"/>
-        </w:rPr>
-        <w:t xml:space="preserve">  </w:t>
-      </w:r>
-      <w:proofErr w:type="spellStart"/>
-      <w:r>
-        <w:rPr>
-          <w:rFonts w:ascii="Cascadia Code" w:hAnsi="Cascadia Code" w:cs="Cascadia Code"/>
-        </w:rPr>
-        <w:t>moduleNameMapper</w:t>
-      </w:r>
-      <w:proofErr w:type="spellEnd"/>
-      <w:r>
-        <w:rPr>
-          <w:rFonts w:ascii="Cascadia Code" w:hAnsi="Cascadia Code" w:cs="Cascadia Code"/>
-        </w:rPr>
-        <w:t>: {</w:t>
-      </w:r>
-    </w:p>
-    <w:p>
-      <w:pPr>
-        <w:spacing w:after="0"/>
-        <w:rPr>
-          <w:rFonts w:ascii="Cascadia Code" w:hAnsi="Cascadia Code" w:cs="Cascadia Code"/>
-        </w:rPr>
-      </w:pPr>
-      <w:r>
-        <w:rPr>
-          <w:rFonts w:ascii="Cascadia Code" w:hAnsi="Cascadia Code" w:cs="Cascadia Code"/>
-        </w:rPr>
-        <w:t xml:space="preserve">    "^@</w:t>
-      </w:r>
-      <w:proofErr w:type="gramStart"/>
-      <w:r>
-        <w:rPr>
-          <w:rFonts w:ascii="Cascadia Code" w:hAnsi="Cascadia Code" w:cs="Cascadia Code"/>
-        </w:rPr>
-        <w:t>/(</w:t>
-      </w:r>
-      <w:proofErr w:type="gramEnd"/>
-      <w:r>
-        <w:rPr>
-          <w:rFonts w:ascii="Cascadia Code" w:hAnsi="Cascadia Code" w:cs="Cascadia Code"/>
-        </w:rPr>
-        <w:t>.*)$": "&lt;</w:t>
-      </w:r>
-      <w:proofErr w:type="spellStart"/>
-      <w:r>
-        <w:rPr>
-          <w:rFonts w:ascii="Cascadia Code" w:hAnsi="Cascadia Code" w:cs="Cascadia Code"/>
-        </w:rPr>
-        <w:t>rootDir</w:t>
-      </w:r>
-      <w:proofErr w:type="spellEnd"/>
-      <w:r>
-        <w:rPr>
-          <w:rFonts w:ascii="Cascadia Code" w:hAnsi="Cascadia Code" w:cs="Cascadia Code"/>
-        </w:rPr>
-        <w:t>&gt;/$1",</w:t>
-      </w:r>
-    </w:p>
-    <w:p>
-      <w:pPr>
-        <w:spacing w:after="0"/>
-        <w:rPr>
-          <w:rFonts w:ascii="Cascadia Code" w:hAnsi="Cascadia Code" w:cs="Cascadia Code"/>
-        </w:rPr>
-      </w:pPr>
-      <w:r>
-        <w:rPr>
-          <w:rFonts w:ascii="Cascadia Code" w:hAnsi="Cascadia Code" w:cs="Cascadia Code"/>
-        </w:rPr>
-        <w:t xml:space="preserve">  },</w:t>
-      </w:r>
-    </w:p>
-    <w:p>
-      <w:pPr>
-        <w:spacing w:after="0"/>
-        <w:rPr>
-          <w:rFonts w:ascii="Cascadia Code" w:hAnsi="Cascadia Code" w:cs="Cascadia Code"/>
-        </w:rPr>
-      </w:pPr>
-      <w:r>
-        <w:rPr>
-          <w:rFonts w:ascii="Cascadia Code" w:hAnsi="Cascadia Code" w:cs="Cascadia Code"/>
-        </w:rPr>
-        <w:t xml:space="preserve">  </w:t>
-      </w:r>
-      <w:proofErr w:type="spellStart"/>
-      <w:r>
-        <w:rPr>
-          <w:rFonts w:ascii="Cascadia Code" w:hAnsi="Cascadia Code" w:cs="Cascadia Code"/>
-        </w:rPr>
-        <w:t>testMatch</w:t>
-      </w:r>
-      <w:proofErr w:type="spellEnd"/>
-      <w:r>
-        <w:rPr>
-          <w:rFonts w:ascii="Cascadia Code" w:hAnsi="Cascadia Code" w:cs="Cascadia Code"/>
-        </w:rPr>
-        <w:t>: ["**/__tests__/**/*.</w:t>
-      </w:r>
-      <w:proofErr w:type="gramStart"/>
-      <w:r>
-        <w:rPr>
-          <w:rFonts w:ascii="Cascadia Code" w:hAnsi="Cascadia Code" w:cs="Cascadia Code"/>
-        </w:rPr>
-        <w:t>test.[</w:t>
-      </w:r>
-      <w:proofErr w:type="spellStart"/>
-      <w:proofErr w:type="gramEnd"/>
-      <w:r>
-        <w:rPr>
-          <w:rFonts w:ascii="Cascadia Code" w:hAnsi="Cascadia Code" w:cs="Cascadia Code"/>
-        </w:rPr>
-        <w:t>jt</w:t>
-      </w:r>
-      <w:proofErr w:type="spellEnd"/>
-      <w:r>
-        <w:rPr>
-          <w:rFonts w:ascii="Cascadia Code" w:hAnsi="Cascadia Code" w:cs="Cascadia Code"/>
-        </w:rPr>
-        <w:t>]s?(x)"],</w:t>
-      </w:r>
-    </w:p>
-    <w:p>
-      <w:pPr>
-        <w:spacing w:after="0"/>
-        <w:rPr>
-          <w:rFonts w:ascii="Cascadia Code" w:hAnsi="Cascadia Code" w:cs="Cascadia Code"/>
-        </w:rPr>
-      </w:pPr>
-      <w:r>
-        <w:rPr>
-          <w:rFonts w:ascii="Cascadia Code" w:hAnsi="Cascadia Code" w:cs="Cascadia Code"/>
-        </w:rPr>
-        <w:t xml:space="preserve">  </w:t>
-      </w:r>
-      <w:proofErr w:type="spellStart"/>
-      <w:r>
-        <w:rPr>
-          <w:rFonts w:ascii="Cascadia Code" w:hAnsi="Cascadia Code" w:cs="Cascadia Code"/>
-        </w:rPr>
-        <w:t>testPathIgnorePatterns</w:t>
-      </w:r>
-      <w:proofErr w:type="spellEnd"/>
-      <w:r>
-        <w:rPr>
-          <w:rFonts w:ascii="Cascadia Code" w:hAnsi="Cascadia Code" w:cs="Cascadia Code"/>
-        </w:rPr>
-        <w:t>: ["&lt;</w:t>
-      </w:r>
-      <w:proofErr w:type="spellStart"/>
-      <w:r>
-        <w:rPr>
-          <w:rFonts w:ascii="Cascadia Code" w:hAnsi="Cascadia Code" w:cs="Cascadia Code"/>
-        </w:rPr>
-        <w:t>rootDir</w:t>
-      </w:r>
-      <w:proofErr w:type="spellEnd"/>
-      <w:r>
-        <w:rPr>
-          <w:rFonts w:ascii="Cascadia Code" w:hAnsi="Cascadia Code" w:cs="Cascadia Code"/>
-        </w:rPr>
-        <w:t>&gt;/</w:t>
-      </w:r>
-      <w:proofErr w:type="spellStart"/>
-      <w:r>
-        <w:rPr>
-          <w:rFonts w:ascii="Cascadia Code" w:hAnsi="Cascadia Code" w:cs="Cascadia Code"/>
-        </w:rPr>
-        <w:t>node_modules</w:t>
-      </w:r>
-      <w:proofErr w:type="spellEnd"/>
-      <w:r>
-        <w:rPr>
-          <w:rFonts w:ascii="Cascadia Code" w:hAnsi="Cascadia Code" w:cs="Cascadia Code"/>
-        </w:rPr>
-        <w:t>/", "&lt;</w:t>
-      </w:r>
-      <w:proofErr w:type="spellStart"/>
-      <w:r>
-        <w:rPr>
-          <w:rFonts w:ascii="Cascadia Code" w:hAnsi="Cascadia Code" w:cs="Cascadia Code"/>
-        </w:rPr>
-        <w:t>rootDir</w:t>
-      </w:r>
-      <w:proofErr w:type="spellEnd"/>
-      <w:r>
-        <w:rPr>
-          <w:rFonts w:ascii="Cascadia Code" w:hAnsi="Cascadia Code" w:cs="Cascadia Code"/>
-        </w:rPr>
-        <w:t>&gt;</w:t>
-      </w:r>
-      <w:proofErr w:type="gramStart"/>
-      <w:r>
-        <w:rPr>
-          <w:rFonts w:ascii="Cascadia Code" w:hAnsi="Cascadia Code" w:cs="Cascadia Code"/>
-        </w:rPr>
-        <w:t>/.next</w:t>
-      </w:r>
-      <w:proofErr w:type="gramEnd"/>
-      <w:r>
-        <w:rPr>
-          <w:rFonts w:ascii="Cascadia Code" w:hAnsi="Cascadia Code" w:cs="Cascadia Code"/>
-        </w:rPr>
-        <w:t>/"],</w:t>
-      </w:r>
-    </w:p>
-    <w:p>
-      <w:pPr>
-        <w:spacing w:after="0"/>
-        <w:rPr>
-          <w:rFonts w:ascii="Cascadia Code" w:hAnsi="Cascadia Code" w:cs="Cascadia Code"/>
-        </w:rPr>
-      </w:pPr>
-      <w:r>
-        <w:rPr>
-          <w:rFonts w:ascii="Cascadia Code" w:hAnsi="Cascadia Code" w:cs="Cascadia Code"/>
-        </w:rPr>
-        <w:t xml:space="preserve">  </w:t>
-      </w:r>
-      <w:proofErr w:type="spellStart"/>
-      <w:r>
-        <w:rPr>
-          <w:rFonts w:ascii="Cascadia Code" w:hAnsi="Cascadia Code" w:cs="Cascadia Code"/>
-        </w:rPr>
-        <w:t>collectCoverageFrom</w:t>
-      </w:r>
-      <w:proofErr w:type="spellEnd"/>
-      <w:r>
-        <w:rPr>
-          <w:rFonts w:ascii="Cascadia Code" w:hAnsi="Cascadia Code" w:cs="Cascadia Code"/>
-        </w:rPr>
-        <w:t>: [</w:t>
-      </w:r>
-    </w:p>
-    <w:p>
-      <w:pPr>
-        <w:spacing w:after="0"/>
-        <w:rPr>
-          <w:rFonts w:ascii="Cascadia Code" w:hAnsi="Cascadia Code" w:cs="Cascadia Code"/>
-        </w:rPr>
-      </w:pPr>
-      <w:r>
-        <w:rPr>
-          <w:rFonts w:ascii="Cascadia Code" w:hAnsi="Cascadia Code" w:cs="Cascadia Code"/>
-        </w:rPr>
-        <w:t xml:space="preserve">    "app/**/</w:t>
-      </w:r>
-      <w:proofErr w:type="gramStart"/>
-      <w:r>
-        <w:rPr>
-          <w:rFonts w:ascii="Cascadia Code" w:hAnsi="Cascadia Code" w:cs="Cascadia Code"/>
-        </w:rPr>
-        <w:t>*.{</w:t>
-      </w:r>
-      <w:proofErr w:type="spellStart"/>
-      <w:proofErr w:type="gramEnd"/>
-      <w:r>
-        <w:rPr>
-          <w:rFonts w:ascii="Cascadia Code" w:hAnsi="Cascadia Code" w:cs="Cascadia Code"/>
-        </w:rPr>
-        <w:t>ts,tsx</w:t>
-      </w:r>
-      <w:proofErr w:type="spellEnd"/>
-      <w:r>
-        <w:rPr>
-          <w:rFonts w:ascii="Cascadia Code" w:hAnsi="Cascadia Code" w:cs="Cascadia Code"/>
-        </w:rPr>
-        <w:t>}",</w:t>
-      </w:r>
-    </w:p>
-    <w:p>
-      <w:pPr>
-        <w:spacing w:after="0"/>
-        <w:rPr>
-          <w:rFonts w:ascii="Cascadia Code" w:hAnsi="Cascadia Code" w:cs="Cascadia Code"/>
-        </w:rPr>
-      </w:pPr>
-      <w:r>
-        <w:rPr>
-          <w:rFonts w:ascii="Cascadia Code" w:hAnsi="Cascadia Code" w:cs="Cascadia Code"/>
-        </w:rPr>
-        <w:t xml:space="preserve">    "lib/**/</w:t>
-      </w:r>
-      <w:proofErr w:type="gramStart"/>
-      <w:r>
-        <w:rPr>
-          <w:rFonts w:ascii="Cascadia Code" w:hAnsi="Cascadia Code" w:cs="Cascadia Code"/>
-        </w:rPr>
-        <w:t>*.{</w:t>
-      </w:r>
-      <w:proofErr w:type="spellStart"/>
-      <w:proofErr w:type="gramEnd"/>
-      <w:r>
-        <w:rPr>
-          <w:rFonts w:ascii="Cascadia Code" w:hAnsi="Cascadia Code" w:cs="Cascadia Code"/>
-        </w:rPr>
-        <w:t>ts,tsx</w:t>
-      </w:r>
-      <w:proofErr w:type="spellEnd"/>
-      <w:r>
-        <w:rPr>
-          <w:rFonts w:ascii="Cascadia Code" w:hAnsi="Cascadia Code" w:cs="Cascadia Code"/>
-        </w:rPr>
-        <w:t>}",</w:t>
-      </w:r>
-    </w:p>
-    <w:p>
-      <w:pPr>
-        <w:spacing w:after="0"/>
-        <w:rPr>
-          <w:rFonts w:ascii="Cascadia Code" w:hAnsi="Cascadia Code" w:cs="Cascadia Code"/>
-        </w:rPr>
-      </w:pPr>
-      <w:r>
-        <w:rPr>
-          <w:rFonts w:ascii="Cascadia Code" w:hAnsi="Cascadia Code" w:cs="Cascadia Code"/>
-        </w:rPr>
-        <w:lastRenderedPageBreak/>
-        <w:t xml:space="preserve">    "components/**/</w:t>
-      </w:r>
-      <w:proofErr w:type="gramStart"/>
-      <w:r>
-        <w:rPr>
-          <w:rFonts w:ascii="Cascadia Code" w:hAnsi="Cascadia Code" w:cs="Cascadia Code"/>
-        </w:rPr>
-        <w:t>*.{</w:t>
-      </w:r>
-      <w:proofErr w:type="spellStart"/>
-      <w:proofErr w:type="gramEnd"/>
-      <w:r>
-        <w:rPr>
-          <w:rFonts w:ascii="Cascadia Code" w:hAnsi="Cascadia Code" w:cs="Cascadia Code"/>
-        </w:rPr>
-        <w:t>ts,tsx</w:t>
-      </w:r>
-      <w:proofErr w:type="spellEnd"/>
-      <w:r>
-        <w:rPr>
-          <w:rFonts w:ascii="Cascadia Code" w:hAnsi="Cascadia Code" w:cs="Cascadia Code"/>
-        </w:rPr>
-        <w:t>}",</w:t>
-      </w:r>
-    </w:p>
-    <w:p>
-      <w:pPr>
-        <w:spacing w:after="0"/>
-        <w:rPr>
-          <w:rFonts w:ascii="Cascadia Code" w:hAnsi="Cascadia Code" w:cs="Cascadia Code"/>
-        </w:rPr>
-      </w:pPr>
-      <w:r>
-        <w:rPr>
-          <w:rFonts w:ascii="Cascadia Code" w:hAnsi="Cascadia Code" w:cs="Cascadia Code"/>
-        </w:rPr>
-        <w:t xml:space="preserve">    </w:t>
-      </w:r>
-      <w:proofErr w:type="gramStart"/>
-      <w:r>
-        <w:rPr>
-          <w:rFonts w:ascii="Cascadia Code" w:hAnsi="Cascadia Code" w:cs="Cascadia Code"/>
-        </w:rPr>
-        <w:t>"!*</w:t>
-      </w:r>
-      <w:proofErr w:type="gramEnd"/>
-      <w:r>
-        <w:rPr>
-          <w:rFonts w:ascii="Cascadia Code" w:hAnsi="Cascadia Code" w:cs="Cascadia Code"/>
-        </w:rPr>
-        <w:t>*/*.</w:t>
-      </w:r>
-      <w:proofErr w:type="spellStart"/>
-      <w:r>
-        <w:rPr>
-          <w:rFonts w:ascii="Cascadia Code" w:hAnsi="Cascadia Code" w:cs="Cascadia Code"/>
-        </w:rPr>
-        <w:t>d.ts</w:t>
-      </w:r>
-      <w:proofErr w:type="spellEnd"/>
-      <w:r>
-        <w:rPr>
-          <w:rFonts w:ascii="Cascadia Code" w:hAnsi="Cascadia Code" w:cs="Cascadia Code"/>
-        </w:rPr>
-        <w:t>",</w:t>
-      </w:r>
-    </w:p>
-    <w:p>
-      <w:pPr>
-        <w:spacing w:after="0"/>
-        <w:rPr>
-          <w:rFonts w:ascii="Cascadia Code" w:hAnsi="Cascadia Code" w:cs="Cascadia Code"/>
-        </w:rPr>
-      </w:pPr>
-      <w:r>
-        <w:rPr>
-          <w:rFonts w:ascii="Cascadia Code" w:hAnsi="Cascadia Code" w:cs="Cascadia Code"/>
-        </w:rPr>
-        <w:t xml:space="preserve">    </w:t>
-      </w:r>
-      <w:proofErr w:type="gramStart"/>
-      <w:r>
-        <w:rPr>
-          <w:rFonts w:ascii="Cascadia Code" w:hAnsi="Cascadia Code" w:cs="Cascadia Code"/>
-        </w:rPr>
-        <w:t>"!*</w:t>
-      </w:r>
-      <w:proofErr w:type="gramEnd"/>
-      <w:r>
-        <w:rPr>
-          <w:rFonts w:ascii="Cascadia Code" w:hAnsi="Cascadia Code" w:cs="Cascadia Code"/>
-        </w:rPr>
-        <w:t>*/</w:t>
-      </w:r>
-      <w:proofErr w:type="spellStart"/>
-      <w:r>
-        <w:rPr>
-          <w:rFonts w:ascii="Cascadia Code" w:hAnsi="Cascadia Code" w:cs="Cascadia Code"/>
-        </w:rPr>
-        <w:t>node_modules</w:t>
-      </w:r>
-      <w:proofErr w:type="spellEnd"/>
-      <w:r>
-        <w:rPr>
-          <w:rFonts w:ascii="Cascadia Code" w:hAnsi="Cascadia Code" w:cs="Cascadia Code"/>
-        </w:rPr>
-        <w:t>/**",</w:t>
-      </w:r>
-    </w:p>
-    <w:p>
-      <w:pPr>
-        <w:spacing w:after="0"/>
-        <w:rPr>
-          <w:rFonts w:ascii="Cascadia Code" w:hAnsi="Cascadia Code" w:cs="Cascadia Code"/>
-        </w:rPr>
-      </w:pPr>
-      <w:r>
-        <w:rPr>
-          <w:rFonts w:ascii="Cascadia Code" w:hAnsi="Cascadia Code" w:cs="Cascadia Code"/>
-        </w:rPr>
-        <w:t xml:space="preserve">    </w:t>
-      </w:r>
-      <w:proofErr w:type="gramStart"/>
-      <w:r>
-        <w:rPr>
-          <w:rFonts w:ascii="Cascadia Code" w:hAnsi="Cascadia Code" w:cs="Cascadia Code"/>
-        </w:rPr>
-        <w:t>"!*</w:t>
-      </w:r>
-      <w:proofErr w:type="gramEnd"/>
-      <w:r>
-        <w:rPr>
-          <w:rFonts w:ascii="Cascadia Code" w:hAnsi="Cascadia Code" w:cs="Cascadia Code"/>
-        </w:rPr>
-        <w:t>*/.next/**",</w:t>
-      </w:r>
-    </w:p>
-    <w:p>
-      <w:pPr>
-        <w:spacing w:after="0"/>
-        <w:rPr>
-          <w:rFonts w:ascii="Cascadia Code" w:hAnsi="Cascadia Code" w:cs="Cascadia Code"/>
-        </w:rPr>
-      </w:pPr>
-      <w:r>
-        <w:rPr>
-          <w:rFonts w:ascii="Cascadia Code" w:hAnsi="Cascadia Code" w:cs="Cascadia Code"/>
-        </w:rPr>
-        <w:t xml:space="preserve">  ],</w:t>
-      </w:r>
-    </w:p>
-    <w:p>
-      <w:pPr>
-        <w:spacing w:after="0"/>
-        <w:rPr>
-          <w:rFonts w:ascii="Cascadia Code" w:hAnsi="Cascadia Code" w:cs="Cascadia Code"/>
-        </w:rPr>
-      </w:pPr>
-      <w:r>
-        <w:rPr>
-          <w:rFonts w:ascii="Cascadia Code" w:hAnsi="Cascadia Code" w:cs="Cascadia Code"/>
-        </w:rPr>
-        <w:t xml:space="preserve">  </w:t>
-      </w:r>
-      <w:proofErr w:type="spellStart"/>
-      <w:r>
-        <w:rPr>
-          <w:rFonts w:ascii="Cascadia Code" w:hAnsi="Cascadia Code" w:cs="Cascadia Code"/>
-        </w:rPr>
-        <w:t>coverageDirectory</w:t>
-      </w:r>
-      <w:proofErr w:type="spellEnd"/>
-      <w:r>
-        <w:rPr>
-          <w:rFonts w:ascii="Cascadia Code" w:hAnsi="Cascadia Code" w:cs="Cascadia Code"/>
-        </w:rPr>
-        <w:t>: "coverage",</w:t>
-      </w:r>
-    </w:p>
-    <w:p>
-      <w:pPr>
-        <w:spacing w:after="0"/>
-        <w:rPr>
-          <w:rFonts w:ascii="Cascadia Code" w:hAnsi="Cascadia Code" w:cs="Cascadia Code"/>
-        </w:rPr>
-      </w:pPr>
-      <w:r>
-        <w:rPr>
-          <w:rFonts w:ascii="Cascadia Code" w:hAnsi="Cascadia Code" w:cs="Cascadia Code"/>
-        </w:rPr>
-        <w:t xml:space="preserve">  </w:t>
-      </w:r>
-      <w:proofErr w:type="spellStart"/>
-      <w:r>
-        <w:rPr>
-          <w:rFonts w:ascii="Cascadia Code" w:hAnsi="Cascadia Code" w:cs="Cascadia Code"/>
-        </w:rPr>
-        <w:t>coverageReporters</w:t>
-      </w:r>
-      <w:proofErr w:type="spellEnd"/>
-      <w:r>
-        <w:rPr>
-          <w:rFonts w:ascii="Cascadia Code" w:hAnsi="Cascadia Code" w:cs="Cascadia Code"/>
-        </w:rPr>
-        <w:t>: ["text", "</w:t>
-      </w:r>
-      <w:proofErr w:type="spellStart"/>
-      <w:r>
-        <w:rPr>
-          <w:rFonts w:ascii="Cascadia Code" w:hAnsi="Cascadia Code" w:cs="Cascadia Code"/>
-        </w:rPr>
-        <w:t>lcov</w:t>
-      </w:r>
-      <w:proofErr w:type="spellEnd"/>
-      <w:r>
-        <w:rPr>
-          <w:rFonts w:ascii="Cascadia Code" w:hAnsi="Cascadia Code" w:cs="Cascadia Code"/>
-        </w:rPr>
-        <w:t>", "html"],</w:t>
-      </w:r>
-    </w:p>
-    <w:p>
-      <w:pPr>
-        <w:spacing w:after="0"/>
-        <w:rPr>
-          <w:rFonts w:ascii="Cascadia Code" w:hAnsi="Cascadia Code" w:cs="Cascadia Code"/>
-        </w:rPr>
-      </w:pPr>
-      <w:r>
-        <w:rPr>
-          <w:rFonts w:ascii="Cascadia Code" w:hAnsi="Cascadia Code" w:cs="Cascadia Code"/>
-        </w:rPr>
-        <w:t>};</w:t>
-      </w:r>
-    </w:p>
-    <w:p>
-      <w:pPr>
-        <w:spacing w:after="0"/>
-        <w:rPr>
-          <w:rFonts w:ascii="Cascadia Code" w:hAnsi="Cascadia Code" w:cs="Cascadia Code"/>
-        </w:rPr>
-      </w:pPr>
-    </w:p>
-    <w:p>
-      <w:pPr>
-        <w:spacing w:after="0"/>
-        <w:rPr>
-          <w:rFonts w:ascii="Cascadia Code" w:hAnsi="Cascadia Code" w:cs="Cascadia Code"/>
-        </w:rPr>
-      </w:pPr>
-      <w:r>
-        <w:rPr>
-          <w:rFonts w:ascii="Cascadia Code" w:hAnsi="Cascadia Code" w:cs="Cascadia Code"/>
-        </w:rPr>
-        <w:t xml:space="preserve">export default </w:t>
-      </w:r>
-      <w:proofErr w:type="spellStart"/>
-      <w:r>
-        <w:rPr>
-          <w:rFonts w:ascii="Cascadia Code" w:hAnsi="Cascadia Code" w:cs="Cascadia Code"/>
-        </w:rPr>
-        <w:t>createJestConfig</w:t>
-      </w:r>
-      <w:proofErr w:type="spellEnd"/>
-      <w:r>
-        <w:rPr>
-          <w:rFonts w:ascii="Cascadia Code" w:hAnsi="Cascadia Code" w:cs="Cascadia Code"/>
-        </w:rPr>
-        <w:t>(config);</w:t>
-      </w:r>
-    </w:p>
-    <w:p>
-      <w:pPr>
-        <w:spacing w:after="0"/>
-        <w:rPr>
-          <w:rFonts w:cstheme="minorHAnsi"/>
-        </w:rPr>
-      </w:pPr>
-    </w:p>
-    <w:p>
-      <w:pPr>
-        <w:spacing w:after="0"/>
-        <w:rPr>
-          <w:rFonts w:cstheme="minorHAnsi"/>
-        </w:rPr>
-      </w:pPr>
-      <w:r>
-        <w:rPr>
-          <w:rFonts w:cstheme="minorHAnsi"/>
-        </w:rPr>
-        <w:t>Create jest setup (</w:t>
-      </w:r>
-      <w:proofErr w:type="spellStart"/>
-      <w:proofErr w:type="gramStart"/>
-      <w:r>
-        <w:rPr>
-          <w:rFonts w:cstheme="minorHAnsi"/>
-        </w:rPr>
-        <w:t>jest.setup</w:t>
-      </w:r>
-      <w:proofErr w:type="gramEnd"/>
-      <w:r>
-        <w:rPr>
-          <w:rFonts w:cstheme="minorHAnsi"/>
-        </w:rPr>
-        <w:t>.ts</w:t>
-      </w:r>
-      <w:proofErr w:type="spellEnd"/>
-      <w:r>
-        <w:rPr>
-          <w:rFonts w:cstheme="minorHAnsi"/>
-        </w:rPr>
-        <w:t>):</w:t>
-      </w:r>
-    </w:p>
-    <w:p>
-      <w:pPr>
-        <w:spacing w:after="0"/>
-        <w:rPr>
-          <w:rFonts w:ascii="Cascadia Code" w:hAnsi="Cascadia Code" w:cs="Cascadia Code"/>
-        </w:rPr>
-      </w:pPr>
-      <w:r>
-        <w:rPr>
-          <w:rFonts w:ascii="Cascadia Code" w:hAnsi="Cascadia Code" w:cs="Cascadia Code"/>
-        </w:rPr>
-        <w:t>import "@testing-library/jest-</w:t>
-      </w:r>
-      <w:proofErr w:type="spellStart"/>
-      <w:r>
-        <w:rPr>
-          <w:rFonts w:ascii="Cascadia Code" w:hAnsi="Cascadia Code" w:cs="Cascadia Code"/>
-        </w:rPr>
-        <w:t>dom</w:t>
-      </w:r>
-      <w:proofErr w:type="spellEnd"/>
-      <w:r>
-        <w:rPr>
-          <w:rFonts w:ascii="Cascadia Code" w:hAnsi="Cascadia Code" w:cs="Cascadia Code"/>
-        </w:rPr>
-        <w:t>";</w:t>
-      </w:r>
-    </w:p>
-    <w:p>
-      <w:pPr>
-        <w:spacing w:after="0"/>
-        <w:rPr>
-          <w:rFonts w:ascii="Cascadia Code" w:hAnsi="Cascadia Code" w:cs="Cascadia Code"/>
-        </w:rPr>
-      </w:pPr>
-      <w:r>
-        <w:rPr>
-          <w:rFonts w:ascii="Cascadia Code" w:hAnsi="Cascadia Code" w:cs="Cascadia Code"/>
-        </w:rPr>
-        <w:t xml:space="preserve">import </w:t>
-      </w:r>
-      <w:proofErr w:type="gramStart"/>
-      <w:r>
-        <w:rPr>
-          <w:rFonts w:ascii="Cascadia Code" w:hAnsi="Cascadia Code" w:cs="Cascadia Code"/>
-        </w:rPr>
-        <w:t xml:space="preserve">{ </w:t>
-      </w:r>
-      <w:proofErr w:type="spellStart"/>
-      <w:r>
-        <w:rPr>
-          <w:rFonts w:ascii="Cascadia Code" w:hAnsi="Cascadia Code" w:cs="Cascadia Code"/>
-        </w:rPr>
-        <w:t>TextEncoder</w:t>
-      </w:r>
-      <w:proofErr w:type="spellEnd"/>
-      <w:proofErr w:type="gramEnd"/>
-      <w:r>
-        <w:rPr>
-          <w:rFonts w:ascii="Cascadia Code" w:hAnsi="Cascadia Code" w:cs="Cascadia Code"/>
-        </w:rPr>
-        <w:t xml:space="preserve">, </w:t>
-      </w:r>
-      <w:proofErr w:type="spellStart"/>
-      <w:r>
-        <w:rPr>
-          <w:rFonts w:ascii="Cascadia Code" w:hAnsi="Cascadia Code" w:cs="Cascadia Code"/>
-        </w:rPr>
-        <w:t>TextDecoder</w:t>
-      </w:r>
-      <w:proofErr w:type="spellEnd"/>
-      <w:r>
-        <w:rPr>
-          <w:rFonts w:ascii="Cascadia Code" w:hAnsi="Cascadia Code" w:cs="Cascadia Code"/>
-        </w:rPr>
-        <w:t xml:space="preserve"> } from "util";</w:t>
-      </w:r>
-    </w:p>
-    <w:p>
-      <w:pPr>
-        <w:spacing w:after="0"/>
-        <w:rPr>
-          <w:rFonts w:ascii="Cascadia Code" w:hAnsi="Cascadia Code" w:cs="Cascadia Code"/>
-        </w:rPr>
-      </w:pPr>
-    </w:p>
-    <w:p>
-      <w:pPr>
-        <w:spacing w:after="0"/>
-        <w:rPr>
-          <w:rFonts w:ascii="Cascadia Code" w:hAnsi="Cascadia Code" w:cs="Cascadia Code"/>
-        </w:rPr>
-      </w:pPr>
-      <w:r>
-        <w:rPr>
-          <w:rFonts w:ascii="Cascadia Code" w:hAnsi="Cascadia Code" w:cs="Cascadia Code"/>
-        </w:rPr>
-        <w:t>(</w:t>
-      </w:r>
-      <w:proofErr w:type="spellStart"/>
-      <w:r>
-        <w:rPr>
-          <w:rFonts w:ascii="Cascadia Code" w:hAnsi="Cascadia Code" w:cs="Cascadia Code"/>
-        </w:rPr>
-        <w:t>globalThis</w:t>
-      </w:r>
-      <w:proofErr w:type="spellEnd"/>
-      <w:r>
-        <w:rPr>
-          <w:rFonts w:ascii="Cascadia Code" w:hAnsi="Cascadia Code" w:cs="Cascadia Code"/>
-        </w:rPr>
-        <w:t xml:space="preserve"> as unknown as </w:t>
-      </w:r>
-      <w:proofErr w:type="gramStart"/>
-      <w:r>
-        <w:rPr>
-          <w:rFonts w:ascii="Cascadia Code" w:hAnsi="Cascadia Code" w:cs="Cascadia Code"/>
-        </w:rPr>
-        <w:t xml:space="preserve">{ </w:t>
-      </w:r>
-      <w:proofErr w:type="spellStart"/>
-      <w:r>
-        <w:rPr>
-          <w:rFonts w:ascii="Cascadia Code" w:hAnsi="Cascadia Code" w:cs="Cascadia Code"/>
-        </w:rPr>
-        <w:t>TextEncoder</w:t>
-      </w:r>
-      <w:proofErr w:type="spellEnd"/>
-      <w:proofErr w:type="gramEnd"/>
-      <w:r>
-        <w:rPr>
-          <w:rFonts w:ascii="Cascadia Code" w:hAnsi="Cascadia Code" w:cs="Cascadia Code"/>
-        </w:rPr>
-        <w:t xml:space="preserve">: </w:t>
-      </w:r>
-      <w:proofErr w:type="spellStart"/>
-      <w:r>
-        <w:rPr>
-          <w:rFonts w:ascii="Cascadia Code" w:hAnsi="Cascadia Code" w:cs="Cascadia Code"/>
-        </w:rPr>
-        <w:t>typeof</w:t>
-      </w:r>
-      <w:proofErr w:type="spellEnd"/>
-      <w:r>
-        <w:rPr>
-          <w:rFonts w:ascii="Cascadia Code" w:hAnsi="Cascadia Code" w:cs="Cascadia Code"/>
-        </w:rPr>
-        <w:t xml:space="preserve"> </w:t>
-      </w:r>
-      <w:proofErr w:type="spellStart"/>
-      <w:r>
-        <w:rPr>
-          <w:rFonts w:ascii="Cascadia Code" w:hAnsi="Cascadia Code" w:cs="Cascadia Code"/>
-        </w:rPr>
-        <w:t>TextEncoder</w:t>
-      </w:r>
-      <w:proofErr w:type="spellEnd"/>
-      <w:r>
-        <w:rPr>
-          <w:rFonts w:ascii="Cascadia Code" w:hAnsi="Cascadia Code" w:cs="Cascadia Code"/>
-        </w:rPr>
-        <w:t xml:space="preserve"> }).</w:t>
-      </w:r>
-      <w:proofErr w:type="spellStart"/>
-      <w:r>
-        <w:rPr>
-          <w:rFonts w:ascii="Cascadia Code" w:hAnsi="Cascadia Code" w:cs="Cascadia Code"/>
-        </w:rPr>
-        <w:t>TextEncoder</w:t>
-      </w:r>
-      <w:proofErr w:type="spellEnd"/>
-      <w:r>
-        <w:rPr>
-          <w:rFonts w:ascii="Cascadia Code" w:hAnsi="Cascadia Code" w:cs="Cascadia Code"/>
-        </w:rPr>
-        <w:t xml:space="preserve"> = </w:t>
-      </w:r>
-      <w:proofErr w:type="spellStart"/>
-      <w:r>
-        <w:rPr>
-          <w:rFonts w:ascii="Cascadia Code" w:hAnsi="Cascadia Code" w:cs="Cascadia Code"/>
-        </w:rPr>
-        <w:t>TextEncoder</w:t>
-      </w:r>
-      <w:proofErr w:type="spellEnd"/>
-      <w:r>
-        <w:rPr>
-          <w:rFonts w:ascii="Cascadia Code" w:hAnsi="Cascadia Code" w:cs="Cascadia Code"/>
-        </w:rPr>
-        <w:t>;</w:t>
-      </w:r>
-    </w:p>
-    <w:p>
-      <w:pPr>
-        <w:spacing w:after="0"/>
-        <w:rPr>
-          <w:rFonts w:ascii="Cascadia Code" w:hAnsi="Cascadia Code" w:cs="Cascadia Code"/>
-        </w:rPr>
-      </w:pPr>
-      <w:r>
-        <w:rPr>
-          <w:rFonts w:ascii="Cascadia Code" w:hAnsi="Cascadia Code" w:cs="Cascadia Code"/>
-        </w:rPr>
-        <w:t>(</w:t>
-      </w:r>
-      <w:proofErr w:type="spellStart"/>
-      <w:r>
-        <w:rPr>
-          <w:rFonts w:ascii="Cascadia Code" w:hAnsi="Cascadia Code" w:cs="Cascadia Code"/>
-        </w:rPr>
-        <w:t>globalThis</w:t>
-      </w:r>
-      <w:proofErr w:type="spellEnd"/>
-      <w:r>
-        <w:rPr>
-          <w:rFonts w:ascii="Cascadia Code" w:hAnsi="Cascadia Code" w:cs="Cascadia Code"/>
-        </w:rPr>
-        <w:t xml:space="preserve"> as unknown as </w:t>
-      </w:r>
-      <w:proofErr w:type="gramStart"/>
-      <w:r>
-        <w:rPr>
-          <w:rFonts w:ascii="Cascadia Code" w:hAnsi="Cascadia Code" w:cs="Cascadia Code"/>
-        </w:rPr>
-        <w:t xml:space="preserve">{ </w:t>
-      </w:r>
-      <w:proofErr w:type="spellStart"/>
-      <w:r>
-        <w:rPr>
-          <w:rFonts w:ascii="Cascadia Code" w:hAnsi="Cascadia Code" w:cs="Cascadia Code"/>
-        </w:rPr>
-        <w:t>TextDecoder</w:t>
-      </w:r>
-      <w:proofErr w:type="spellEnd"/>
-      <w:proofErr w:type="gramEnd"/>
-      <w:r>
-        <w:rPr>
-          <w:rFonts w:ascii="Cascadia Code" w:hAnsi="Cascadia Code" w:cs="Cascadia Code"/>
-        </w:rPr>
-        <w:t xml:space="preserve">: </w:t>
-      </w:r>
-      <w:proofErr w:type="spellStart"/>
-      <w:r>
-        <w:rPr>
-          <w:rFonts w:ascii="Cascadia Code" w:hAnsi="Cascadia Code" w:cs="Cascadia Code"/>
-        </w:rPr>
-        <w:t>typeof</w:t>
-      </w:r>
-      <w:proofErr w:type="spellEnd"/>
-      <w:r>
-        <w:rPr>
-          <w:rFonts w:ascii="Cascadia Code" w:hAnsi="Cascadia Code" w:cs="Cascadia Code"/>
-        </w:rPr>
-        <w:t xml:space="preserve"> </w:t>
-      </w:r>
-      <w:proofErr w:type="spellStart"/>
-      <w:r>
-        <w:rPr>
-          <w:rFonts w:ascii="Cascadia Code" w:hAnsi="Cascadia Code" w:cs="Cascadia Code"/>
-        </w:rPr>
-        <w:t>TextDecoder</w:t>
-      </w:r>
-      <w:proofErr w:type="spellEnd"/>
-      <w:r>
-        <w:rPr>
-          <w:rFonts w:ascii="Cascadia Code" w:hAnsi="Cascadia Code" w:cs="Cascadia Code"/>
-        </w:rPr>
-        <w:t xml:space="preserve"> }).</w:t>
-      </w:r>
-      <w:proofErr w:type="spellStart"/>
-      <w:r>
-        <w:rPr>
-          <w:rFonts w:ascii="Cascadia Code" w:hAnsi="Cascadia Code" w:cs="Cascadia Code"/>
-        </w:rPr>
-        <w:t>TextDecoder</w:t>
-      </w:r>
-      <w:proofErr w:type="spellEnd"/>
-      <w:r>
-        <w:rPr>
-          <w:rFonts w:ascii="Cascadia Code" w:hAnsi="Cascadia Code" w:cs="Cascadia Code"/>
-        </w:rPr>
-        <w:t xml:space="preserve"> = </w:t>
-      </w:r>
-      <w:proofErr w:type="spellStart"/>
-      <w:r>
-        <w:rPr>
-          <w:rFonts w:ascii="Cascadia Code" w:hAnsi="Cascadia Code" w:cs="Cascadia Code"/>
-        </w:rPr>
-        <w:t>TextDecoder</w:t>
-      </w:r>
-      <w:proofErr w:type="spellEnd"/>
-      <w:r>
-        <w:rPr>
-          <w:rFonts w:ascii="Cascadia Code" w:hAnsi="Cascadia Code" w:cs="Cascadia Code"/>
-        </w:rPr>
-        <w:t>;</w:t>
-      </w:r>
-    </w:p>
-    <w:p>
-      <w:pPr>
-        <w:spacing w:after="0"/>
-        <w:rPr>
-          <w:rFonts w:cstheme="minorHAnsi"/>
-        </w:rPr>
-      </w:pPr>
-    </w:p>
-    <w:p>
-      <w:pPr>
-        <w:spacing w:after="0"/>
-        <w:rPr>
-          <w:rFonts w:cstheme="minorHAnsi"/>
-        </w:rPr>
-      </w:pPr>
-      <w:r>
-        <w:rPr>
-          <w:rFonts w:cstheme="minorHAnsi"/>
-        </w:rPr>
-        <w:t>Example Test Command</w:t>
-      </w:r>
-      <w:r>
-        <w:rPr>
-          <w:rFonts w:cstheme="minorHAnsi"/>
-        </w:rPr>
-        <w:t>:</w:t>
-      </w:r>
-    </w:p>
-    <w:p>
-      <w:pPr>
-        <w:spacing w:after="0"/>
-        <w:rPr>
-          <w:rFonts w:ascii="Cascadia Code" w:hAnsi="Cascadia Code" w:cs="Cascadia Code"/>
-        </w:rPr>
-      </w:pPr>
-      <w:proofErr w:type="spellStart"/>
-      <w:r>
-        <w:rPr>
-          <w:rFonts w:ascii="Cascadia Code" w:hAnsi="Cascadia Code" w:cs="Cascadia Code"/>
-        </w:rPr>
-        <w:t>npm</w:t>
-      </w:r>
-      <w:proofErr w:type="spellEnd"/>
-      <w:r>
-        <w:rPr>
-          <w:rFonts w:ascii="Cascadia Code" w:hAnsi="Cascadia Code" w:cs="Cascadia Code"/>
-        </w:rPr>
-        <w:t xml:space="preserve"> run test</w:t>
+        <w:t>npm run test</w:t>
       </w:r>
     </w:p>
     <w:p>
@@ -10747,40 +8798,219 @@
           <w:bCs/>
         </w:rPr>
       </w:pPr>
-      <w:proofErr w:type="spellStart"/>
       <w:r>
         <w:rPr>
           <w:rFonts w:cstheme="minorHAnsi"/>
           <w:b/>
           <w:bCs/>
         </w:rPr>
-        <w:t>Dockerfile</w:t>
-      </w:r>
-      <w:proofErr w:type="spellEnd"/>
-      <w:r>
-        <w:rPr>
-          <w:rFonts w:cstheme="minorHAnsi"/>
-          <w:b/>
-          <w:bCs/>
-        </w:rPr>
-        <w:t xml:space="preserve"> Setup</w:t>
-      </w:r>
-    </w:p>
-    <w:p>
-      <w:pPr>
-        <w:spacing w:after="0"/>
-        <w:rPr>
-          <w:rFonts w:cstheme="minorHAnsi"/>
-        </w:rPr>
-      </w:pPr>
-      <w:proofErr w:type="spellStart"/>
-      <w:r>
-        <w:rPr>
-          <w:rFonts w:cstheme="minorHAnsi"/>
-        </w:rPr>
-        <w:t>Dockerfile</w:t>
-      </w:r>
-      <w:proofErr w:type="spellEnd"/>
+        <w:t>Dockerfile Setup</w:t>
+      </w:r>
+    </w:p>
+    <w:p>
+      <w:pPr>
+        <w:spacing w:after="0"/>
+        <w:rPr>
+          <w:rFonts w:cstheme="minorHAnsi"/>
+        </w:rPr>
+      </w:pPr>
+      <w:r>
+        <w:rPr>
+          <w:rFonts w:cstheme="minorHAnsi"/>
+        </w:rPr>
+        <w:t>Dockerfile:</w:t>
+      </w:r>
+    </w:p>
+    <w:p>
+      <w:pPr>
+        <w:spacing w:after="0"/>
+        <w:rPr>
+          <w:rFonts w:ascii="Cascadia Code" w:hAnsi="Cascadia Code" w:cs="Cascadia Code"/>
+        </w:rPr>
+      </w:pPr>
+      <w:r>
+        <w:rPr>
+          <w:rFonts w:ascii="Cascadia Code" w:hAnsi="Cascadia Code" w:cs="Cascadia Code"/>
+        </w:rPr>
+        <w:t>FROM node:22-alpine</w:t>
+      </w:r>
+    </w:p>
+    <w:p>
+      <w:pPr>
+        <w:spacing w:after="0"/>
+        <w:rPr>
+          <w:rFonts w:ascii="Cascadia Code" w:hAnsi="Cascadia Code" w:cs="Cascadia Code"/>
+        </w:rPr>
+      </w:pPr>
+    </w:p>
+    <w:p>
+      <w:pPr>
+        <w:spacing w:after="0"/>
+        <w:rPr>
+          <w:rFonts w:ascii="Cascadia Code" w:hAnsi="Cascadia Code" w:cs="Cascadia Code"/>
+        </w:rPr>
+      </w:pPr>
+      <w:r>
+        <w:rPr>
+          <w:rFonts w:ascii="Cascadia Code" w:hAnsi="Cascadia Code" w:cs="Cascadia Code"/>
+        </w:rPr>
+        <w:t>WORKDIR /app</w:t>
+      </w:r>
+    </w:p>
+    <w:p>
+      <w:pPr>
+        <w:spacing w:after="0"/>
+        <w:rPr>
+          <w:rFonts w:ascii="Cascadia Code" w:hAnsi="Cascadia Code" w:cs="Cascadia Code"/>
+        </w:rPr>
+      </w:pPr>
+    </w:p>
+    <w:p>
+      <w:pPr>
+        <w:spacing w:after="0"/>
+        <w:rPr>
+          <w:rFonts w:ascii="Cascadia Code" w:hAnsi="Cascadia Code" w:cs="Cascadia Code"/>
+        </w:rPr>
+      </w:pPr>
+      <w:r>
+        <w:rPr>
+          <w:rFonts w:ascii="Cascadia Code" w:hAnsi="Cascadia Code" w:cs="Cascadia Code"/>
+        </w:rPr>
+        <w:t>COPY package*.json ./</w:t>
+      </w:r>
+    </w:p>
+    <w:p>
+      <w:pPr>
+        <w:spacing w:after="0"/>
+        <w:rPr>
+          <w:rFonts w:ascii="Cascadia Code" w:hAnsi="Cascadia Code" w:cs="Cascadia Code"/>
+        </w:rPr>
+      </w:pPr>
+    </w:p>
+    <w:p>
+      <w:pPr>
+        <w:spacing w:after="0"/>
+        <w:rPr>
+          <w:rFonts w:ascii="Cascadia Code" w:hAnsi="Cascadia Code" w:cs="Cascadia Code"/>
+        </w:rPr>
+      </w:pPr>
+      <w:r>
+        <w:rPr>
+          <w:rFonts w:ascii="Cascadia Code" w:hAnsi="Cascadia Code" w:cs="Cascadia Code"/>
+        </w:rPr>
+        <w:t>RUN npm install</w:t>
+      </w:r>
+    </w:p>
+    <w:p>
+      <w:pPr>
+        <w:spacing w:after="0"/>
+        <w:rPr>
+          <w:rFonts w:ascii="Cascadia Code" w:hAnsi="Cascadia Code" w:cs="Cascadia Code"/>
+        </w:rPr>
+      </w:pPr>
+    </w:p>
+    <w:p>
+      <w:pPr>
+        <w:spacing w:after="0"/>
+        <w:rPr>
+          <w:rFonts w:ascii="Cascadia Code" w:hAnsi="Cascadia Code" w:cs="Cascadia Code"/>
+        </w:rPr>
+      </w:pPr>
+      <w:r>
+        <w:rPr>
+          <w:rFonts w:ascii="Cascadia Code" w:hAnsi="Cascadia Code" w:cs="Cascadia Code"/>
+        </w:rPr>
+        <w:t>COPY . .</w:t>
+      </w:r>
+    </w:p>
+    <w:p>
+      <w:pPr>
+        <w:spacing w:after="0"/>
+        <w:rPr>
+          <w:rFonts w:ascii="Cascadia Code" w:hAnsi="Cascadia Code" w:cs="Cascadia Code"/>
+        </w:rPr>
+      </w:pPr>
+    </w:p>
+    <w:p>
+      <w:pPr>
+        <w:spacing w:after="0"/>
+        <w:rPr>
+          <w:rFonts w:ascii="Cascadia Code" w:hAnsi="Cascadia Code" w:cs="Cascadia Code"/>
+        </w:rPr>
+      </w:pPr>
+      <w:r>
+        <w:rPr>
+          <w:rFonts w:ascii="Cascadia Code" w:hAnsi="Cascadia Code" w:cs="Cascadia Code"/>
+        </w:rPr>
+        <w:lastRenderedPageBreak/>
+        <w:t>RUN npm run build</w:t>
+      </w:r>
+    </w:p>
+    <w:p>
+      <w:pPr>
+        <w:spacing w:after="0"/>
+        <w:rPr>
+          <w:rFonts w:ascii="Cascadia Code" w:hAnsi="Cascadia Code" w:cs="Cascadia Code"/>
+        </w:rPr>
+      </w:pPr>
+    </w:p>
+    <w:p>
+      <w:pPr>
+        <w:spacing w:after="0"/>
+        <w:rPr>
+          <w:rFonts w:ascii="Cascadia Code" w:hAnsi="Cascadia Code" w:cs="Cascadia Code"/>
+        </w:rPr>
+      </w:pPr>
+      <w:r>
+        <w:rPr>
+          <w:rFonts w:ascii="Cascadia Code" w:hAnsi="Cascadia Code" w:cs="Cascadia Code"/>
+        </w:rPr>
+        <w:t>EXPOSE 3000</w:t>
+      </w:r>
+    </w:p>
+    <w:p>
+      <w:pPr>
+        <w:spacing w:after="0"/>
+        <w:rPr>
+          <w:rFonts w:ascii="Cascadia Code" w:hAnsi="Cascadia Code" w:cs="Cascadia Code"/>
+        </w:rPr>
+      </w:pPr>
+    </w:p>
+    <w:p>
+      <w:pPr>
+        <w:spacing w:after="0"/>
+        <w:rPr>
+          <w:rFonts w:ascii="Cascadia Code" w:hAnsi="Cascadia Code" w:cs="Cascadia Code"/>
+        </w:rPr>
+      </w:pPr>
+      <w:r>
+        <w:rPr>
+          <w:rFonts w:ascii="Cascadia Code" w:hAnsi="Cascadia Code" w:cs="Cascadia Code"/>
+        </w:rPr>
+        <w:t>CMD ["npm", "start"]</w:t>
+      </w:r>
+    </w:p>
+    <w:p>
+      <w:pPr>
+        <w:spacing w:after="0"/>
+        <w:rPr>
+          <w:rFonts w:cstheme="minorHAnsi"/>
+        </w:rPr>
+      </w:pPr>
+    </w:p>
+    <w:p>
+      <w:pPr>
+        <w:spacing w:after="0"/>
+        <w:rPr>
+          <w:rFonts w:cstheme="minorHAnsi"/>
+        </w:rPr>
+      </w:pPr>
+      <w:r>
+        <w:rPr>
+          <w:rFonts w:cstheme="minorHAnsi"/>
+        </w:rPr>
+        <w:t>docker-compose.yml</w:t>
+      </w:r>
       <w:r>
         <w:rPr>
           <w:rFonts w:cstheme="minorHAnsi"/>
@@ -10799,274 +9029,6 @@
         <w:rPr>
           <w:rFonts w:ascii="Cascadia Code" w:hAnsi="Cascadia Code" w:cs="Cascadia Code"/>
         </w:rPr>
-        <w:t>FROM node:22-alpine</w:t>
-      </w:r>
-    </w:p>
-    <w:p>
-      <w:pPr>
-        <w:spacing w:after="0"/>
-        <w:rPr>
-          <w:rFonts w:ascii="Cascadia Code" w:hAnsi="Cascadia Code" w:cs="Cascadia Code"/>
-        </w:rPr>
-      </w:pPr>
-    </w:p>
-    <w:p>
-      <w:pPr>
-        <w:spacing w:after="0"/>
-        <w:rPr>
-          <w:rFonts w:ascii="Cascadia Code" w:hAnsi="Cascadia Code" w:cs="Cascadia Code"/>
-        </w:rPr>
-      </w:pPr>
-      <w:r>
-        <w:rPr>
-          <w:rFonts w:ascii="Cascadia Code" w:hAnsi="Cascadia Code" w:cs="Cascadia Code"/>
-        </w:rPr>
-        <w:t>WORKDIR /app</w:t>
-      </w:r>
-    </w:p>
-    <w:p>
-      <w:pPr>
-        <w:spacing w:after="0"/>
-        <w:rPr>
-          <w:rFonts w:ascii="Cascadia Code" w:hAnsi="Cascadia Code" w:cs="Cascadia Code"/>
-        </w:rPr>
-      </w:pPr>
-    </w:p>
-    <w:p>
-      <w:pPr>
-        <w:spacing w:after="0"/>
-        <w:rPr>
-          <w:rFonts w:ascii="Cascadia Code" w:hAnsi="Cascadia Code" w:cs="Cascadia Code"/>
-        </w:rPr>
-      </w:pPr>
-      <w:r>
-        <w:rPr>
-          <w:rFonts w:ascii="Cascadia Code" w:hAnsi="Cascadia Code" w:cs="Cascadia Code"/>
-        </w:rPr>
-        <w:t>COPY package</w:t>
-      </w:r>
-      <w:proofErr w:type="gramStart"/>
-      <w:r>
-        <w:rPr>
-          <w:rFonts w:ascii="Cascadia Code" w:hAnsi="Cascadia Code" w:cs="Cascadia Code"/>
-        </w:rPr>
-        <w:t>*.json</w:t>
-      </w:r>
-      <w:proofErr w:type="gramEnd"/>
-      <w:r>
-        <w:rPr>
-          <w:rFonts w:ascii="Cascadia Code" w:hAnsi="Cascadia Code" w:cs="Cascadia Code"/>
-        </w:rPr>
-        <w:t xml:space="preserve"> ./</w:t>
-      </w:r>
-    </w:p>
-    <w:p>
-      <w:pPr>
-        <w:spacing w:after="0"/>
-        <w:rPr>
-          <w:rFonts w:ascii="Cascadia Code" w:hAnsi="Cascadia Code" w:cs="Cascadia Code"/>
-        </w:rPr>
-      </w:pPr>
-    </w:p>
-    <w:p>
-      <w:pPr>
-        <w:spacing w:after="0"/>
-        <w:rPr>
-          <w:rFonts w:ascii="Cascadia Code" w:hAnsi="Cascadia Code" w:cs="Cascadia Code"/>
-        </w:rPr>
-      </w:pPr>
-      <w:r>
-        <w:rPr>
-          <w:rFonts w:ascii="Cascadia Code" w:hAnsi="Cascadia Code" w:cs="Cascadia Code"/>
-        </w:rPr>
-        <w:t xml:space="preserve">RUN </w:t>
-      </w:r>
-      <w:proofErr w:type="spellStart"/>
-      <w:r>
-        <w:rPr>
-          <w:rFonts w:ascii="Cascadia Code" w:hAnsi="Cascadia Code" w:cs="Cascadia Code"/>
-        </w:rPr>
-        <w:t>npm</w:t>
-      </w:r>
-      <w:proofErr w:type="spellEnd"/>
-      <w:r>
-        <w:rPr>
-          <w:rFonts w:ascii="Cascadia Code" w:hAnsi="Cascadia Code" w:cs="Cascadia Code"/>
-        </w:rPr>
-        <w:t xml:space="preserve"> install</w:t>
-      </w:r>
-    </w:p>
-    <w:p>
-      <w:pPr>
-        <w:spacing w:after="0"/>
-        <w:rPr>
-          <w:rFonts w:ascii="Cascadia Code" w:hAnsi="Cascadia Code" w:cs="Cascadia Code"/>
-        </w:rPr>
-      </w:pPr>
-    </w:p>
-    <w:p>
-      <w:pPr>
-        <w:spacing w:after="0"/>
-        <w:rPr>
-          <w:rFonts w:ascii="Cascadia Code" w:hAnsi="Cascadia Code" w:cs="Cascadia Code"/>
-        </w:rPr>
-      </w:pPr>
-      <w:proofErr w:type="gramStart"/>
-      <w:r>
-        <w:rPr>
-          <w:rFonts w:ascii="Cascadia Code" w:hAnsi="Cascadia Code" w:cs="Cascadia Code"/>
-        </w:rPr>
-        <w:t>COPY .</w:t>
-      </w:r>
-      <w:proofErr w:type="gramEnd"/>
-      <w:r>
-        <w:rPr>
-          <w:rFonts w:ascii="Cascadia Code" w:hAnsi="Cascadia Code" w:cs="Cascadia Code"/>
-        </w:rPr>
-        <w:t xml:space="preserve"> .</w:t>
-      </w:r>
-    </w:p>
-    <w:p>
-      <w:pPr>
-        <w:spacing w:after="0"/>
-        <w:rPr>
-          <w:rFonts w:ascii="Cascadia Code" w:hAnsi="Cascadia Code" w:cs="Cascadia Code"/>
-        </w:rPr>
-      </w:pPr>
-    </w:p>
-    <w:p>
-      <w:pPr>
-        <w:spacing w:after="0"/>
-        <w:rPr>
-          <w:rFonts w:ascii="Cascadia Code" w:hAnsi="Cascadia Code" w:cs="Cascadia Code"/>
-        </w:rPr>
-      </w:pPr>
-      <w:r>
-        <w:rPr>
-          <w:rFonts w:ascii="Cascadia Code" w:hAnsi="Cascadia Code" w:cs="Cascadia Code"/>
-        </w:rPr>
-        <w:t xml:space="preserve">RUN </w:t>
-      </w:r>
-      <w:proofErr w:type="spellStart"/>
-      <w:r>
-        <w:rPr>
-          <w:rFonts w:ascii="Cascadia Code" w:hAnsi="Cascadia Code" w:cs="Cascadia Code"/>
-        </w:rPr>
-        <w:t>npm</w:t>
-      </w:r>
-      <w:proofErr w:type="spellEnd"/>
-      <w:r>
-        <w:rPr>
-          <w:rFonts w:ascii="Cascadia Code" w:hAnsi="Cascadia Code" w:cs="Cascadia Code"/>
-        </w:rPr>
-        <w:t xml:space="preserve"> run build</w:t>
-      </w:r>
-    </w:p>
-    <w:p>
-      <w:pPr>
-        <w:spacing w:after="0"/>
-        <w:rPr>
-          <w:rFonts w:ascii="Cascadia Code" w:hAnsi="Cascadia Code" w:cs="Cascadia Code"/>
-        </w:rPr>
-      </w:pPr>
-    </w:p>
-    <w:p>
-      <w:pPr>
-        <w:spacing w:after="0"/>
-        <w:rPr>
-          <w:rFonts w:ascii="Cascadia Code" w:hAnsi="Cascadia Code" w:cs="Cascadia Code"/>
-        </w:rPr>
-      </w:pPr>
-      <w:r>
-        <w:rPr>
-          <w:rFonts w:ascii="Cascadia Code" w:hAnsi="Cascadia Code" w:cs="Cascadia Code"/>
-        </w:rPr>
-        <w:t>EXPOSE 3000</w:t>
-      </w:r>
-    </w:p>
-    <w:p>
-      <w:pPr>
-        <w:spacing w:after="0"/>
-        <w:rPr>
-          <w:rFonts w:ascii="Cascadia Code" w:hAnsi="Cascadia Code" w:cs="Cascadia Code"/>
-        </w:rPr>
-      </w:pPr>
-    </w:p>
-    <w:p>
-      <w:pPr>
-        <w:spacing w:after="0"/>
-        <w:rPr>
-          <w:rFonts w:ascii="Cascadia Code" w:hAnsi="Cascadia Code" w:cs="Cascadia Code"/>
-        </w:rPr>
-      </w:pPr>
-      <w:r>
-        <w:rPr>
-          <w:rFonts w:ascii="Cascadia Code" w:hAnsi="Cascadia Code" w:cs="Cascadia Code"/>
-        </w:rPr>
-        <w:t>CMD ["</w:t>
-      </w:r>
-      <w:proofErr w:type="spellStart"/>
-      <w:r>
-        <w:rPr>
-          <w:rFonts w:ascii="Cascadia Code" w:hAnsi="Cascadia Code" w:cs="Cascadia Code"/>
-        </w:rPr>
-        <w:t>npm</w:t>
-      </w:r>
-      <w:proofErr w:type="spellEnd"/>
-      <w:r>
-        <w:rPr>
-          <w:rFonts w:ascii="Cascadia Code" w:hAnsi="Cascadia Code" w:cs="Cascadia Code"/>
-        </w:rPr>
-        <w:t>", "start"]</w:t>
-      </w:r>
-    </w:p>
-    <w:p>
-      <w:pPr>
-        <w:spacing w:after="0"/>
-        <w:rPr>
-          <w:rFonts w:cstheme="minorHAnsi"/>
-        </w:rPr>
-      </w:pPr>
-    </w:p>
-    <w:p>
-      <w:pPr>
-        <w:spacing w:after="0"/>
-        <w:rPr>
-          <w:rFonts w:cstheme="minorHAnsi"/>
-        </w:rPr>
-      </w:pPr>
-      <w:r>
-        <w:rPr>
-          <w:rFonts w:cstheme="minorHAnsi"/>
-        </w:rPr>
-        <w:t>docker-</w:t>
-      </w:r>
-      <w:proofErr w:type="spellStart"/>
-      <w:r>
-        <w:rPr>
-          <w:rFonts w:cstheme="minorHAnsi"/>
-        </w:rPr>
-        <w:t>compose.yml</w:t>
-      </w:r>
-      <w:proofErr w:type="spellEnd"/>
-      <w:r>
-        <w:rPr>
-          <w:rFonts w:cstheme="minorHAnsi"/>
-        </w:rPr>
-        <w:t>:</w:t>
-      </w:r>
-    </w:p>
-    <w:p>
-      <w:pPr>
-        <w:spacing w:after="0"/>
-        <w:rPr>
-          <w:rFonts w:ascii="Cascadia Code" w:hAnsi="Cascadia Code" w:cs="Cascadia Code"/>
-        </w:rPr>
-      </w:pPr>
-      <w:r>
-        <w:rPr>
-          <w:rFonts w:ascii="Cascadia Code" w:hAnsi="Cascadia Code" w:cs="Cascadia Code"/>
-        </w:rPr>
         <w:t>services:</w:t>
       </w:r>
     </w:p>
@@ -11095,16 +9057,8 @@
         <w:rPr>
           <w:rFonts w:ascii="Cascadia Code" w:hAnsi="Cascadia Code" w:cs="Cascadia Code"/>
         </w:rPr>
-        <w:t xml:space="preserve">    build</w:t>
-      </w:r>
-      <w:proofErr w:type="gramStart"/>
-      <w:r>
-        <w:rPr>
-          <w:rFonts w:ascii="Cascadia Code" w:hAnsi="Cascadia Code" w:cs="Cascadia Code"/>
-        </w:rPr>
-        <w:t>: .</w:t>
-      </w:r>
-      <w:proofErr w:type="gramEnd"/>
+        <w:t xml:space="preserve">    build: .</w:t>
+      </w:r>
     </w:p>
     <w:p>
       <w:pPr>
@@ -11181,22 +9135,7 @@
         <w:rPr>
           <w:rFonts w:ascii="Cascadia Code" w:hAnsi="Cascadia Code" w:cs="Cascadia Code"/>
         </w:rPr>
-        <w:lastRenderedPageBreak/>
-        <w:t xml:space="preserve">  </w:t>
-      </w:r>
-      <w:proofErr w:type="spellStart"/>
-      <w:r>
-        <w:rPr>
-          <w:rFonts w:ascii="Cascadia Code" w:hAnsi="Cascadia Code" w:cs="Cascadia Code"/>
-        </w:rPr>
-        <w:t>db</w:t>
-      </w:r>
-      <w:proofErr w:type="spellEnd"/>
-      <w:r>
-        <w:rPr>
-          <w:rFonts w:ascii="Cascadia Code" w:hAnsi="Cascadia Code" w:cs="Cascadia Code"/>
-        </w:rPr>
-        <w:t>:</w:t>
+        <w:t xml:space="preserve">  db:</w:t>
       </w:r>
     </w:p>
     <w:p>
@@ -11258,60 +9197,36 @@
         <w:rPr>
           <w:rFonts w:ascii="Cascadia Code" w:hAnsi="Cascadia Code" w:cs="Cascadia Code"/>
         </w:rPr>
-        <w:t xml:space="preserve">      POSTGRES_USER: </w:t>
-      </w:r>
-      <w:proofErr w:type="spellStart"/>
-      <w:r>
-        <w:rPr>
-          <w:rFonts w:ascii="Cascadia Code" w:hAnsi="Cascadia Code" w:cs="Cascadia Code"/>
-        </w:rPr>
-        <w:t>postgres</w:t>
-      </w:r>
-      <w:proofErr w:type="spellEnd"/>
-    </w:p>
-    <w:p>
-      <w:pPr>
-        <w:spacing w:after="0"/>
-        <w:rPr>
-          <w:rFonts w:ascii="Cascadia Code" w:hAnsi="Cascadia Code" w:cs="Cascadia Code"/>
-        </w:rPr>
-      </w:pPr>
-      <w:r>
-        <w:rPr>
-          <w:rFonts w:ascii="Cascadia Code" w:hAnsi="Cascadia Code" w:cs="Cascadia Code"/>
-        </w:rPr>
-        <w:t xml:space="preserve">      POSTGRES_PASSWORD: </w:t>
-      </w:r>
-      <w:proofErr w:type="spellStart"/>
-      <w:r>
-        <w:rPr>
-          <w:rFonts w:ascii="Cascadia Code" w:hAnsi="Cascadia Code" w:cs="Cascadia Code"/>
-        </w:rPr>
-        <w:t>postgres</w:t>
-      </w:r>
-      <w:proofErr w:type="spellEnd"/>
-    </w:p>
-    <w:p>
-      <w:pPr>
-        <w:spacing w:after="0"/>
-        <w:rPr>
-          <w:rFonts w:ascii="Cascadia Code" w:hAnsi="Cascadia Code" w:cs="Cascadia Code"/>
-        </w:rPr>
-      </w:pPr>
-      <w:r>
-        <w:rPr>
-          <w:rFonts w:ascii="Cascadia Code" w:hAnsi="Cascadia Code" w:cs="Cascadia Code"/>
-        </w:rPr>
-        <w:t xml:space="preserve">      POSTGRES_DB: </w:t>
-      </w:r>
-      <w:proofErr w:type="spellStart"/>
-      <w:r>
-        <w:rPr>
-          <w:rFonts w:ascii="Cascadia Code" w:hAnsi="Cascadia Code" w:cs="Cascadia Code"/>
-        </w:rPr>
-        <w:t>wads_exam</w:t>
-      </w:r>
-      <w:proofErr w:type="spellEnd"/>
+        <w:t xml:space="preserve">      POSTGRES_USER: postgres</w:t>
+      </w:r>
+    </w:p>
+    <w:p>
+      <w:pPr>
+        <w:spacing w:after="0"/>
+        <w:rPr>
+          <w:rFonts w:ascii="Cascadia Code" w:hAnsi="Cascadia Code" w:cs="Cascadia Code"/>
+        </w:rPr>
+      </w:pPr>
+      <w:r>
+        <w:rPr>
+          <w:rFonts w:ascii="Cascadia Code" w:hAnsi="Cascadia Code" w:cs="Cascadia Code"/>
+        </w:rPr>
+        <w:t xml:space="preserve">      POSTGRES_PASSWORD: postgres</w:t>
+      </w:r>
+    </w:p>
+    <w:p>
+      <w:pPr>
+        <w:spacing w:after="0"/>
+        <w:rPr>
+          <w:rFonts w:ascii="Cascadia Code" w:hAnsi="Cascadia Code" w:cs="Cascadia Code"/>
+        </w:rPr>
+      </w:pPr>
+      <w:r>
+        <w:rPr>
+          <w:rFonts w:ascii="Cascadia Code" w:hAnsi="Cascadia Code" w:cs="Cascadia Code"/>
+        </w:rPr>
+        <w:t xml:space="preserve">      POSTGRES_DB: wads_exam</w:t>
+      </w:r>
     </w:p>
     <w:p>
       <w:pPr>
@@ -11586,23 +9501,7 @@
         <w:rPr>
           <w:rFonts w:ascii="Cascadia Code" w:hAnsi="Cascadia Code" w:cs="Cascadia Code"/>
         </w:rPr>
-        <w:t xml:space="preserve">git config --global </w:t>
-      </w:r>
-      <w:proofErr w:type="spellStart"/>
-      <w:proofErr w:type="gramStart"/>
-      <w:r>
-        <w:rPr>
-          <w:rFonts w:ascii="Cascadia Code" w:hAnsi="Cascadia Code" w:cs="Cascadia Code"/>
-        </w:rPr>
-        <w:t>user.email</w:t>
-      </w:r>
-      <w:proofErr w:type="spellEnd"/>
-      <w:proofErr w:type="gramEnd"/>
-      <w:r>
-        <w:rPr>
-          <w:rFonts w:ascii="Cascadia Code" w:hAnsi="Cascadia Code" w:cs="Cascadia Code"/>
-        </w:rPr>
-        <w:t xml:space="preserve"> "student@email.com"</w:t>
+        <w:t>git config --global user.email "student@email.com"</w:t>
       </w:r>
     </w:p>
     <w:p>
@@ -11644,48 +9543,30 @@
         <w:rPr>
           <w:rFonts w:ascii="Cascadia Code" w:hAnsi="Cascadia Code" w:cs="Cascadia Code"/>
         </w:rPr>
-        <w:t xml:space="preserve">git </w:t>
-      </w:r>
-      <w:proofErr w:type="spellStart"/>
-      <w:r>
-        <w:rPr>
-          <w:rFonts w:ascii="Cascadia Code" w:hAnsi="Cascadia Code" w:cs="Cascadia Code"/>
-        </w:rPr>
-        <w:t>init</w:t>
-      </w:r>
-      <w:proofErr w:type="spellEnd"/>
-    </w:p>
-    <w:p>
-      <w:pPr>
-        <w:spacing w:after="0"/>
-        <w:rPr>
-          <w:rFonts w:cstheme="minorHAnsi"/>
-        </w:rPr>
-      </w:pPr>
-    </w:p>
-    <w:p>
-      <w:pPr>
-        <w:spacing w:after="0"/>
-        <w:rPr>
-          <w:rFonts w:cstheme="minorHAnsi"/>
-        </w:rPr>
-      </w:pPr>
-      <w:proofErr w:type="gramStart"/>
-      <w:r>
-        <w:rPr>
-          <w:rFonts w:cstheme="minorHAnsi"/>
-        </w:rPr>
-        <w:t>Recommended .</w:t>
-      </w:r>
-      <w:proofErr w:type="spellStart"/>
-      <w:r>
-        <w:rPr>
-          <w:rFonts w:cstheme="minorHAnsi"/>
-        </w:rPr>
-        <w:t>gitignore</w:t>
-      </w:r>
-      <w:proofErr w:type="spellEnd"/>
-      <w:proofErr w:type="gramEnd"/>
+        <w:t>git init</w:t>
+      </w:r>
+    </w:p>
+    <w:p>
+      <w:pPr>
+        <w:spacing w:after="0"/>
+        <w:rPr>
+          <w:rFonts w:cstheme="minorHAnsi"/>
+        </w:rPr>
+      </w:pPr>
+    </w:p>
+    <w:p>
+      <w:pPr>
+        <w:spacing w:after="0"/>
+        <w:rPr>
+          <w:rFonts w:cstheme="minorHAnsi"/>
+        </w:rPr>
+      </w:pPr>
+      <w:r>
+        <w:rPr>
+          <w:rFonts w:cstheme="minorHAnsi"/>
+        </w:rPr>
+        <w:t>Recommended .gitignore</w:t>
+      </w:r>
       <w:r>
         <w:rPr>
           <w:rFonts w:cstheme="minorHAnsi"/>
@@ -11700,46 +9581,41 @@
           <w:rFonts w:ascii="Cascadia Code" w:hAnsi="Cascadia Code" w:cs="Cascadia Code"/>
         </w:rPr>
       </w:pPr>
-      <w:proofErr w:type="spellStart"/>
       <w:r>
         <w:rPr>
           <w:rFonts w:ascii="Cascadia Code" w:hAnsi="Cascadia Code" w:cs="Cascadia Code"/>
         </w:rPr>
         <w:t>node_modules</w:t>
       </w:r>
-      <w:proofErr w:type="spellEnd"/>
-    </w:p>
-    <w:p>
-      <w:pPr>
-        <w:spacing w:after="0"/>
-        <w:rPr>
-          <w:rFonts w:ascii="Cascadia Code" w:hAnsi="Cascadia Code" w:cs="Cascadia Code"/>
-        </w:rPr>
-      </w:pPr>
-      <w:proofErr w:type="gramStart"/>
+    </w:p>
+    <w:p>
+      <w:pPr>
+        <w:spacing w:after="0"/>
+        <w:rPr>
+          <w:rFonts w:ascii="Cascadia Code" w:hAnsi="Cascadia Code" w:cs="Cascadia Code"/>
+        </w:rPr>
+      </w:pPr>
       <w:r>
         <w:rPr>
           <w:rFonts w:ascii="Cascadia Code" w:hAnsi="Cascadia Code" w:cs="Cascadia Code"/>
         </w:rPr>
         <w:t>.next</w:t>
       </w:r>
-      <w:proofErr w:type="gramEnd"/>
-    </w:p>
-    <w:p>
-      <w:pPr>
-        <w:spacing w:after="0"/>
-        <w:rPr>
-          <w:rFonts w:ascii="Cascadia Code" w:hAnsi="Cascadia Code" w:cs="Cascadia Code"/>
-        </w:rPr>
-      </w:pPr>
-      <w:proofErr w:type="gramStart"/>
-      <w:r>
-        <w:rPr>
-          <w:rFonts w:ascii="Cascadia Code" w:hAnsi="Cascadia Code" w:cs="Cascadia Code"/>
-        </w:rPr>
+    </w:p>
+    <w:p>
+      <w:pPr>
+        <w:spacing w:after="0"/>
+        <w:rPr>
+          <w:rFonts w:ascii="Cascadia Code" w:hAnsi="Cascadia Code" w:cs="Cascadia Code"/>
+        </w:rPr>
+      </w:pPr>
+      <w:r>
+        <w:rPr>
+          <w:rFonts w:ascii="Cascadia Code" w:hAnsi="Cascadia Code" w:cs="Cascadia Code"/>
+        </w:rPr>
+        <w:lastRenderedPageBreak/>
         <w:t>.env</w:t>
       </w:r>
-      <w:proofErr w:type="gramEnd"/>
     </w:p>
     <w:p>
       <w:pPr>
@@ -11892,21 +9768,7 @@
         <w:rPr>
           <w:rFonts w:cstheme="minorHAnsi"/>
         </w:rPr>
-        <w:t xml:space="preserve">Online </w:t>
-      </w:r>
-      <w:proofErr w:type="spellStart"/>
-      <w:r>
-        <w:rPr>
-          <w:rFonts w:cstheme="minorHAnsi"/>
-        </w:rPr>
-        <w:t>Ollama</w:t>
-      </w:r>
-      <w:proofErr w:type="spellEnd"/>
-      <w:r>
-        <w:rPr>
-          <w:rFonts w:cstheme="minorHAnsi"/>
-        </w:rPr>
-        <w:t xml:space="preserve"> endpoint is allowed</w:t>
+        <w:t>Online Ollama endpoint is allowed</w:t>
       </w:r>
     </w:p>
     <w:p>
@@ -12098,19 +9960,11 @@
           <w:rFonts w:cstheme="minorHAnsi"/>
         </w:rPr>
       </w:pPr>
-      <w:proofErr w:type="spellStart"/>
-      <w:r>
-        <w:rPr>
-          <w:rFonts w:cstheme="minorHAnsi"/>
-        </w:rPr>
-        <w:t>npm</w:t>
-      </w:r>
-      <w:proofErr w:type="spellEnd"/>
-      <w:r>
-        <w:rPr>
-          <w:rFonts w:cstheme="minorHAnsi"/>
-        </w:rPr>
-        <w:t xml:space="preserve"> install is allowed</w:t>
+      <w:r>
+        <w:rPr>
+          <w:rFonts w:cstheme="minorHAnsi"/>
+        </w:rPr>
+        <w:t>npm install is allowed</w:t>
       </w:r>
     </w:p>
     <w:p>
@@ -12289,7 +10143,6 @@
           <w:rFonts w:ascii="Cascadia Code" w:hAnsi="Cascadia Code" w:cs="Cascadia Code"/>
         </w:rPr>
       </w:pPr>
-      <w:proofErr w:type="spellStart"/>
       <w:r>
         <w:rPr>
           <w:rStyle w:val="17"/>
@@ -12297,7 +10150,6 @@
         </w:rPr>
         <w:t>npm</w:t>
       </w:r>
-      <w:proofErr w:type="spellEnd"/>
       <w:r>
         <w:rPr>
           <w:rFonts w:ascii="Cascadia Code" w:hAnsi="Cascadia Code" w:cs="Cascadia Code"/>
@@ -12332,60 +10184,36 @@
         <w:rPr>
           <w:rFonts w:ascii="Cascadia Code" w:hAnsi="Cascadia Code" w:cs="Cascadia Code"/>
         </w:rPr>
-        <w:t>NEXT_PUBLIC_FIREBASE_API_KEY=</w:t>
-      </w:r>
-      <w:proofErr w:type="spellStart"/>
-      <w:r>
-        <w:rPr>
-          <w:rFonts w:ascii="Cascadia Code" w:hAnsi="Cascadia Code" w:cs="Cascadia Code"/>
-        </w:rPr>
-        <w:t>xxxxx</w:t>
-      </w:r>
-      <w:proofErr w:type="spellEnd"/>
-    </w:p>
-    <w:p>
-      <w:pPr>
-        <w:spacing w:after="0"/>
-        <w:rPr>
-          <w:rFonts w:ascii="Cascadia Code" w:hAnsi="Cascadia Code" w:cs="Cascadia Code"/>
-        </w:rPr>
-      </w:pPr>
-      <w:r>
-        <w:rPr>
-          <w:rFonts w:ascii="Cascadia Code" w:hAnsi="Cascadia Code" w:cs="Cascadia Code"/>
-        </w:rPr>
-        <w:t>NEXT_PUBLIC_FIREBASE_AUTH_DOMAIN=</w:t>
-      </w:r>
-      <w:proofErr w:type="spellStart"/>
-      <w:r>
-        <w:rPr>
-          <w:rFonts w:ascii="Cascadia Code" w:hAnsi="Cascadia Code" w:cs="Cascadia Code"/>
-        </w:rPr>
-        <w:t>xxxxx</w:t>
-      </w:r>
-      <w:proofErr w:type="spellEnd"/>
-    </w:p>
-    <w:p>
-      <w:pPr>
-        <w:spacing w:after="0"/>
-        <w:rPr>
-          <w:rFonts w:ascii="Cascadia Code" w:hAnsi="Cascadia Code" w:cs="Cascadia Code"/>
-        </w:rPr>
-      </w:pPr>
-      <w:r>
-        <w:rPr>
-          <w:rFonts w:ascii="Cascadia Code" w:hAnsi="Cascadia Code" w:cs="Cascadia Code"/>
-        </w:rPr>
-        <w:t>NEXT_PUBLIC_FIREBASE_PROJECT_ID=</w:t>
-      </w:r>
-      <w:proofErr w:type="spellStart"/>
-      <w:r>
-        <w:rPr>
-          <w:rFonts w:ascii="Cascadia Code" w:hAnsi="Cascadia Code" w:cs="Cascadia Code"/>
-        </w:rPr>
-        <w:t>xxxxx</w:t>
-      </w:r>
-      <w:proofErr w:type="spellEnd"/>
+        <w:t>NEXT_PUBLIC_FIREBASE_API_KEY=xxxxx</w:t>
+      </w:r>
+    </w:p>
+    <w:p>
+      <w:pPr>
+        <w:spacing w:after="0"/>
+        <w:rPr>
+          <w:rFonts w:ascii="Cascadia Code" w:hAnsi="Cascadia Code" w:cs="Cascadia Code"/>
+        </w:rPr>
+      </w:pPr>
+      <w:r>
+        <w:rPr>
+          <w:rFonts w:ascii="Cascadia Code" w:hAnsi="Cascadia Code" w:cs="Cascadia Code"/>
+        </w:rPr>
+        <w:t>NEXT_PUBLIC_FIREBASE_AUTH_DOMAIN=xxxxx</w:t>
+      </w:r>
+    </w:p>
+    <w:p>
+      <w:pPr>
+        <w:spacing w:after="0"/>
+        <w:rPr>
+          <w:rFonts w:ascii="Cascadia Code" w:hAnsi="Cascadia Code" w:cs="Cascadia Code"/>
+        </w:rPr>
+      </w:pPr>
+      <w:r>
+        <w:rPr>
+          <w:rFonts w:ascii="Cascadia Code" w:hAnsi="Cascadia Code" w:cs="Cascadia Code"/>
+        </w:rPr>
+        <w:t>NEXT_PUBLIC_FIREBASE_PROJECT_ID=xxxxx</w:t>
+      </w:r>
     </w:p>
     <w:p>
       <w:pPr>
@@ -12424,25 +10252,7 @@
           <w:b/>
           <w:bCs/>
         </w:rPr>
-        <w:t xml:space="preserve">Online </w:t>
-      </w:r>
-      <w:proofErr w:type="spellStart"/>
-      <w:r>
-        <w:rPr>
-          <w:rFonts w:cstheme="minorHAnsi"/>
-          <w:b/>
-          <w:bCs/>
-        </w:rPr>
-        <w:t>Ollama</w:t>
-      </w:r>
-      <w:proofErr w:type="spellEnd"/>
-      <w:r>
-        <w:rPr>
-          <w:rFonts w:cstheme="minorHAnsi"/>
-          <w:b/>
-          <w:bCs/>
-        </w:rPr>
-        <w:t xml:space="preserve"> Integration</w:t>
+        <w:t>Online Ollama Integration</w:t>
       </w:r>
     </w:p>
     <w:p>
@@ -12535,47 +10345,11 @@
           <w:rFonts w:ascii="Cascadia Code" w:hAnsi="Cascadia Code" w:cs="Cascadia Code"/>
         </w:rPr>
       </w:pPr>
-      <w:proofErr w:type="spellStart"/>
-      <w:r>
-        <w:rPr>
-          <w:rFonts w:ascii="Cascadia Code" w:hAnsi="Cascadia Code" w:cs="Cascadia Code"/>
-        </w:rPr>
-        <w:t>const</w:t>
-      </w:r>
-      <w:proofErr w:type="spellEnd"/>
-      <w:r>
-        <w:rPr>
-          <w:rFonts w:ascii="Cascadia Code" w:hAnsi="Cascadia Code" w:cs="Cascadia Code"/>
-        </w:rPr>
-        <w:t xml:space="preserve"> response = await </w:t>
-      </w:r>
-      <w:proofErr w:type="gramStart"/>
-      <w:r>
-        <w:rPr>
-          <w:rFonts w:ascii="Cascadia Code" w:hAnsi="Cascadia Code" w:cs="Cascadia Code"/>
-        </w:rPr>
-        <w:t>fetch(</w:t>
-      </w:r>
-      <w:proofErr w:type="gramEnd"/>
-      <w:r>
-        <w:rPr>
-          <w:rFonts w:ascii="Cascadia Code" w:hAnsi="Cascadia Code" w:cs="Cascadia Code"/>
-        </w:rPr>
-        <w:t>'https://ollama.csbihub.id/</w:t>
-      </w:r>
-      <w:proofErr w:type="spellStart"/>
-      <w:r>
-        <w:rPr>
-          <w:rFonts w:ascii="Cascadia Code" w:hAnsi="Cascadia Code" w:cs="Cascadia Code"/>
-        </w:rPr>
-        <w:t>api</w:t>
-      </w:r>
-      <w:proofErr w:type="spellEnd"/>
-      <w:r>
-        <w:rPr>
-          <w:rFonts w:ascii="Cascadia Code" w:hAnsi="Cascadia Code" w:cs="Cascadia Code"/>
-        </w:rPr>
-        <w:t>/generate', {</w:t>
+      <w:r>
+        <w:rPr>
+          <w:rFonts w:ascii="Cascadia Code" w:hAnsi="Cascadia Code" w:cs="Cascadia Code"/>
+        </w:rPr>
+        <w:t>const response = await fetch('https://ollama.csbihub.id/api/generate', {</w:t>
       </w:r>
     </w:p>
     <w:p>
@@ -12646,21 +10420,7 @@
         <w:rPr>
           <w:rFonts w:ascii="Cascadia Code" w:hAnsi="Cascadia Code" w:cs="Cascadia Code"/>
         </w:rPr>
-        <w:t xml:space="preserve">  body: </w:t>
-      </w:r>
-      <w:proofErr w:type="spellStart"/>
-      <w:r>
-        <w:rPr>
-          <w:rFonts w:ascii="Cascadia Code" w:hAnsi="Cascadia Code" w:cs="Cascadia Code"/>
-        </w:rPr>
-        <w:t>JSON.stringify</w:t>
-      </w:r>
-      <w:proofErr w:type="spellEnd"/>
-      <w:r>
-        <w:rPr>
-          <w:rFonts w:ascii="Cascadia Code" w:hAnsi="Cascadia Code" w:cs="Cascadia Code"/>
-        </w:rPr>
-        <w:t>({</w:t>
+        <w:t xml:space="preserve">  body: JSON.stringify({</w:t>
       </w:r>
     </w:p>
     <w:p>
@@ -12688,21 +10448,7 @@
         <w:rPr>
           <w:rFonts w:ascii="Cascadia Code" w:hAnsi="Cascadia Code" w:cs="Cascadia Code"/>
         </w:rPr>
-        <w:t xml:space="preserve">    prompt: 'Summarize this </w:t>
-      </w:r>
-      <w:proofErr w:type="spellStart"/>
-      <w:r>
-        <w:rPr>
-          <w:rFonts w:ascii="Cascadia Code" w:hAnsi="Cascadia Code" w:cs="Cascadia Code"/>
-        </w:rPr>
-        <w:t>todo</w:t>
-      </w:r>
-      <w:proofErr w:type="spellEnd"/>
-      <w:r>
-        <w:rPr>
-          <w:rFonts w:ascii="Cascadia Code" w:hAnsi="Cascadia Code" w:cs="Cascadia Code"/>
-        </w:rPr>
-        <w:t xml:space="preserve"> list',</w:t>
+        <w:t xml:space="preserve">    prompt: 'Summarize this todo list',</w:t>
       </w:r>
     </w:p>
     <w:p>
@@ -12974,28 +10720,12 @@
           <w:rFonts w:ascii="Cascadia Code" w:hAnsi="Cascadia Code" w:cs="Cascadia Code"/>
         </w:rPr>
       </w:pPr>
-      <w:proofErr w:type="spellStart"/>
-      <w:r>
-        <w:rPr>
-          <w:rFonts w:ascii="Cascadia Code" w:hAnsi="Cascadia Code" w:cs="Cascadia Code"/>
-        </w:rPr>
-        <w:t>npm</w:t>
-      </w:r>
-      <w:proofErr w:type="spellEnd"/>
-      <w:r>
-        <w:rPr>
-          <w:rFonts w:ascii="Cascadia Code" w:hAnsi="Cascadia Code" w:cs="Cascadia Code"/>
-        </w:rPr>
-        <w:t xml:space="preserve"> install </w:t>
-      </w:r>
-      <w:proofErr w:type="spellStart"/>
-      <w:r>
-        <w:rPr>
-          <w:rFonts w:ascii="Cascadia Code" w:hAnsi="Cascadia Code" w:cs="Cascadia Code"/>
-        </w:rPr>
-        <w:t>zod</w:t>
-      </w:r>
-      <w:proofErr w:type="spellEnd"/>
+      <w:r>
+        <w:rPr>
+          <w:rFonts w:ascii="Cascadia Code" w:hAnsi="Cascadia Code" w:cs="Cascadia Code"/>
+        </w:rPr>
+        <w:t>npm install zod</w:t>
+      </w:r>
     </w:p>
     <w:p>
       <w:pPr>
@@ -13096,21 +10826,7 @@
         <w:rPr>
           <w:rFonts w:ascii="Cascadia Code" w:hAnsi="Cascadia Code" w:cs="Cascadia Code"/>
         </w:rPr>
-        <w:t xml:space="preserve">├── </w:t>
-      </w:r>
-      <w:proofErr w:type="spellStart"/>
-      <w:r>
-        <w:rPr>
-          <w:rFonts w:ascii="Cascadia Code" w:hAnsi="Cascadia Code" w:cs="Cascadia Code"/>
-        </w:rPr>
-        <w:t>prisma</w:t>
-      </w:r>
-      <w:proofErr w:type="spellEnd"/>
-      <w:r>
-        <w:rPr>
-          <w:rFonts w:ascii="Cascadia Code" w:hAnsi="Cascadia Code" w:cs="Cascadia Code"/>
-        </w:rPr>
-        <w:t>/</w:t>
+        <w:t>├── prisma/</w:t>
       </w:r>
     </w:p>
     <w:p>
@@ -13180,128 +10896,78 @@
         <w:rPr>
           <w:rFonts w:ascii="Cascadia Code" w:hAnsi="Cascadia Code" w:cs="Cascadia Code"/>
         </w:rPr>
-        <w:t xml:space="preserve">├── </w:t>
-      </w:r>
-      <w:proofErr w:type="spellStart"/>
-      <w:proofErr w:type="gramStart"/>
-      <w:r>
-        <w:rPr>
-          <w:rFonts w:ascii="Cascadia Code" w:hAnsi="Cascadia Code" w:cs="Cascadia Code"/>
-        </w:rPr>
-        <w:t>package.json</w:t>
-      </w:r>
-      <w:proofErr w:type="spellEnd"/>
-      <w:proofErr w:type="gramEnd"/>
-    </w:p>
-    <w:p>
-      <w:pPr>
-        <w:spacing w:after="0"/>
-        <w:rPr>
-          <w:rFonts w:ascii="Cascadia Code" w:hAnsi="Cascadia Code" w:cs="Cascadia Code"/>
-        </w:rPr>
-      </w:pPr>
-      <w:r>
-        <w:rPr>
-          <w:rFonts w:ascii="Cascadia Code" w:hAnsi="Cascadia Code" w:cs="Cascadia Code"/>
-        </w:rPr>
-        <w:t xml:space="preserve">├── </w:t>
-      </w:r>
-      <w:proofErr w:type="spellStart"/>
-      <w:r>
-        <w:rPr>
-          <w:rFonts w:ascii="Cascadia Code" w:hAnsi="Cascadia Code" w:cs="Cascadia Code"/>
-        </w:rPr>
-        <w:t>Dockerfile</w:t>
-      </w:r>
-      <w:proofErr w:type="spellEnd"/>
-    </w:p>
-    <w:p>
-      <w:pPr>
-        <w:spacing w:after="0"/>
-        <w:rPr>
-          <w:rFonts w:ascii="Cascadia Code" w:hAnsi="Cascadia Code" w:cs="Cascadia Code"/>
-        </w:rPr>
-      </w:pPr>
-      <w:r>
-        <w:rPr>
-          <w:rFonts w:ascii="Cascadia Code" w:hAnsi="Cascadia Code" w:cs="Cascadia Code"/>
-        </w:rPr>
-        <w:t>├── docker-</w:t>
-      </w:r>
-      <w:proofErr w:type="spellStart"/>
-      <w:r>
-        <w:rPr>
-          <w:rFonts w:ascii="Cascadia Code" w:hAnsi="Cascadia Code" w:cs="Cascadia Code"/>
-        </w:rPr>
-        <w:t>compose.yml</w:t>
-      </w:r>
-      <w:proofErr w:type="spellEnd"/>
-    </w:p>
-    <w:p>
-      <w:pPr>
-        <w:spacing w:after="0"/>
-        <w:rPr>
-          <w:rFonts w:ascii="Cascadia Code" w:hAnsi="Cascadia Code" w:cs="Cascadia Code"/>
-        </w:rPr>
-      </w:pPr>
-      <w:r>
-        <w:rPr>
-          <w:rFonts w:ascii="Cascadia Code" w:hAnsi="Cascadia Code" w:cs="Cascadia Code"/>
-        </w:rPr>
-        <w:t xml:space="preserve">├── </w:t>
-      </w:r>
-      <w:proofErr w:type="spellStart"/>
-      <w:r>
-        <w:rPr>
-          <w:rFonts w:ascii="Cascadia Code" w:hAnsi="Cascadia Code" w:cs="Cascadia Code"/>
-        </w:rPr>
-        <w:t>prisma.config.ts</w:t>
-      </w:r>
-      <w:proofErr w:type="spellEnd"/>
-    </w:p>
-    <w:p>
-      <w:pPr>
-        <w:spacing w:after="0"/>
-        <w:rPr>
-          <w:rFonts w:ascii="Cascadia Code" w:hAnsi="Cascadia Code" w:cs="Cascadia Code"/>
-        </w:rPr>
-      </w:pPr>
-      <w:r>
-        <w:rPr>
-          <w:rFonts w:ascii="Cascadia Code" w:hAnsi="Cascadia Code" w:cs="Cascadia Code"/>
-        </w:rPr>
-        <w:t xml:space="preserve">├── </w:t>
-      </w:r>
-      <w:proofErr w:type="spellStart"/>
-      <w:r>
-        <w:rPr>
-          <w:rFonts w:ascii="Cascadia Code" w:hAnsi="Cascadia Code" w:cs="Cascadia Code"/>
-        </w:rPr>
-        <w:t>jest.config.ts</w:t>
-      </w:r>
-      <w:proofErr w:type="spellEnd"/>
-    </w:p>
-    <w:p>
-      <w:pPr>
-        <w:spacing w:after="0"/>
-        <w:rPr>
-          <w:rFonts w:ascii="Cascadia Code" w:hAnsi="Cascadia Code" w:cs="Cascadia Code"/>
-        </w:rPr>
-      </w:pPr>
-      <w:r>
-        <w:rPr>
-          <w:rFonts w:ascii="Cascadia Code" w:hAnsi="Cascadia Code" w:cs="Cascadia Code"/>
-        </w:rPr>
-        <w:t>├─</w:t>
-      </w:r>
-      <w:proofErr w:type="gramStart"/>
-      <w:r>
-        <w:rPr>
-          <w:rFonts w:ascii="Cascadia Code" w:hAnsi="Cascadia Code" w:cs="Cascadia Code"/>
-        </w:rPr>
-        <w:t>─ .env</w:t>
-      </w:r>
-      <w:proofErr w:type="gramEnd"/>
+        <w:t>├── package.json</w:t>
+      </w:r>
+    </w:p>
+    <w:p>
+      <w:pPr>
+        <w:spacing w:after="0"/>
+        <w:rPr>
+          <w:rFonts w:ascii="Cascadia Code" w:hAnsi="Cascadia Code" w:cs="Cascadia Code"/>
+        </w:rPr>
+      </w:pPr>
+      <w:r>
+        <w:rPr>
+          <w:rFonts w:ascii="Cascadia Code" w:hAnsi="Cascadia Code" w:cs="Cascadia Code"/>
+        </w:rPr>
+        <w:t>├── Dockerfile</w:t>
+      </w:r>
+    </w:p>
+    <w:p>
+      <w:pPr>
+        <w:spacing w:after="0"/>
+        <w:rPr>
+          <w:rFonts w:ascii="Cascadia Code" w:hAnsi="Cascadia Code" w:cs="Cascadia Code"/>
+        </w:rPr>
+      </w:pPr>
+      <w:r>
+        <w:rPr>
+          <w:rFonts w:ascii="Cascadia Code" w:hAnsi="Cascadia Code" w:cs="Cascadia Code"/>
+        </w:rPr>
+        <w:t>├── docker-compose.yml</w:t>
+      </w:r>
+    </w:p>
+    <w:p>
+      <w:pPr>
+        <w:spacing w:after="0"/>
+        <w:rPr>
+          <w:rFonts w:ascii="Cascadia Code" w:hAnsi="Cascadia Code" w:cs="Cascadia Code"/>
+        </w:rPr>
+      </w:pPr>
+      <w:r>
+        <w:rPr>
+          <w:rFonts w:ascii="Cascadia Code" w:hAnsi="Cascadia Code" w:cs="Cascadia Code"/>
+        </w:rPr>
+        <w:t>├── prisma.config.ts</w:t>
+      </w:r>
+    </w:p>
+    <w:p>
+      <w:pPr>
+        <w:spacing w:after="0"/>
+        <w:rPr>
+          <w:rFonts w:ascii="Cascadia Code" w:hAnsi="Cascadia Code" w:cs="Cascadia Code"/>
+        </w:rPr>
+      </w:pPr>
+      <w:r>
+        <w:rPr>
+          <w:rFonts w:ascii="Cascadia Code" w:hAnsi="Cascadia Code" w:cs="Cascadia Code"/>
+        </w:rPr>
+        <w:t>├── jest.config.ts</w:t>
+      </w:r>
+    </w:p>
+    <w:p>
+      <w:pPr>
+        <w:spacing w:after="0"/>
+        <w:rPr>
+          <w:rFonts w:ascii="Cascadia Code" w:hAnsi="Cascadia Code" w:cs="Cascadia Code"/>
+        </w:rPr>
+      </w:pPr>
+      <w:r>
+        <w:rPr>
+          <w:rFonts w:ascii="Cascadia Code" w:hAnsi="Cascadia Code" w:cs="Cascadia Code"/>
+        </w:rPr>
+        <w:t>├── .env</w:t>
+      </w:r>
     </w:p>
     <w:p>
       <w:pPr>
@@ -13370,33 +11036,11 @@
           <w:rFonts w:ascii="Cascadia Code" w:hAnsi="Cascadia Code" w:cs="Cascadia Code"/>
         </w:rPr>
       </w:pPr>
-      <w:proofErr w:type="spellStart"/>
-      <w:r>
-        <w:rPr>
-          <w:rFonts w:ascii="Cascadia Code" w:hAnsi="Cascadia Code" w:cs="Cascadia Code"/>
-        </w:rPr>
-        <w:t>npx</w:t>
-      </w:r>
-      <w:proofErr w:type="spellEnd"/>
-      <w:r>
-        <w:rPr>
-          <w:rFonts w:ascii="Cascadia Code" w:hAnsi="Cascadia Code" w:cs="Cascadia Code"/>
-        </w:rPr>
-        <w:t xml:space="preserve"> </w:t>
-      </w:r>
-      <w:proofErr w:type="spellStart"/>
-      <w:r>
-        <w:rPr>
-          <w:rFonts w:ascii="Cascadia Code" w:hAnsi="Cascadia Code" w:cs="Cascadia Code"/>
-        </w:rPr>
-        <w:t>prisma</w:t>
-      </w:r>
-      <w:proofErr w:type="spellEnd"/>
-      <w:r>
-        <w:rPr>
-          <w:rFonts w:ascii="Cascadia Code" w:hAnsi="Cascadia Code" w:cs="Cascadia Code"/>
-        </w:rPr>
-        <w:t xml:space="preserve"> generate</w:t>
+      <w:r>
+        <w:rPr>
+          <w:rFonts w:ascii="Cascadia Code" w:hAnsi="Cascadia Code" w:cs="Cascadia Code"/>
+        </w:rPr>
+        <w:t>npx prisma generate</w:t>
       </w:r>
     </w:p>
     <w:p>
@@ -13568,19 +11212,11 @@
           <w:rFonts w:cstheme="minorHAnsi"/>
         </w:rPr>
       </w:pPr>
-      <w:proofErr w:type="spellStart"/>
-      <w:r>
-        <w:rPr>
-          <w:rFonts w:cstheme="minorHAnsi"/>
-        </w:rPr>
-        <w:t>Dockerfile</w:t>
-      </w:r>
-      <w:proofErr w:type="spellEnd"/>
-      <w:r>
-        <w:rPr>
-          <w:rFonts w:cstheme="minorHAnsi"/>
-        </w:rPr>
-        <w:t xml:space="preserve"> exists</w:t>
+      <w:r>
+        <w:rPr>
+          <w:rFonts w:cstheme="minorHAnsi"/>
+        </w:rPr>
+        <w:t>Dockerfile exists</w:t>
       </w:r>
     </w:p>
     <w:p>
@@ -13595,21 +11231,11 @@
           <w:rFonts w:cstheme="minorHAnsi"/>
         </w:rPr>
       </w:pPr>
-      <w:proofErr w:type="spellStart"/>
-      <w:proofErr w:type="gramStart"/>
-      <w:r>
-        <w:rPr>
-          <w:rFonts w:cstheme="minorHAnsi"/>
-        </w:rPr>
-        <w:t>package.json</w:t>
-      </w:r>
-      <w:proofErr w:type="spellEnd"/>
-      <w:proofErr w:type="gramEnd"/>
-      <w:r>
-        <w:rPr>
-          <w:rFonts w:cstheme="minorHAnsi"/>
-        </w:rPr>
-        <w:t xml:space="preserve"> exists</w:t>
+      <w:r>
+        <w:rPr>
+          <w:rFonts w:cstheme="minorHAnsi"/>
+        </w:rPr>
+        <w:t>package.json exists</w:t>
       </w:r>
     </w:p>
     <w:p>
@@ -13635,86 +11261,60 @@
           <w:b/>
           <w:bCs/>
         </w:rPr>
-        <w:t xml:space="preserve">Problem: </w:t>
-      </w:r>
-      <w:proofErr w:type="spellStart"/>
-      <w:r>
+        <w:t>Problem: Ollama Not Responding</w:t>
+      </w:r>
+    </w:p>
+    <w:p>
+      <w:pPr>
+        <w:spacing w:after="0"/>
+        <w:rPr>
+          <w:rFonts w:cstheme="minorHAnsi"/>
+        </w:rPr>
+      </w:pPr>
+      <w:r>
+        <w:rPr>
+          <w:rFonts w:cstheme="minorHAnsi"/>
+        </w:rPr>
+        <w:t>Run:</w:t>
+      </w:r>
+    </w:p>
+    <w:p>
+      <w:pPr>
+        <w:spacing w:after="0"/>
+        <w:rPr>
+          <w:rFonts w:ascii="Cascadia Code" w:hAnsi="Cascadia Code" w:cs="Cascadia Code"/>
+        </w:rPr>
+      </w:pPr>
+      <w:r>
+        <w:rPr>
+          <w:rFonts w:ascii="Cascadia Code" w:hAnsi="Cascadia Code" w:cs="Cascadia Code"/>
+        </w:rPr>
+        <w:t>ollama serve</w:t>
+      </w:r>
+    </w:p>
+    <w:p>
+      <w:pPr>
+        <w:spacing w:after="0"/>
+        <w:rPr>
+          <w:rFonts w:cstheme="minorHAnsi"/>
+        </w:rPr>
+      </w:pPr>
+    </w:p>
+    <w:p>
+      <w:pPr>
+        <w:spacing w:after="0"/>
         <w:rPr>
           <w:rFonts w:cstheme="minorHAnsi"/>
           <w:b/>
           <w:bCs/>
         </w:rPr>
-        <w:t>Ollama</w:t>
-      </w:r>
-      <w:proofErr w:type="spellEnd"/>
+      </w:pPr>
       <w:r>
         <w:rPr>
           <w:rFonts w:cstheme="minorHAnsi"/>
           <w:b/>
           <w:bCs/>
         </w:rPr>
-        <w:t xml:space="preserve"> Not Responding</w:t>
-      </w:r>
-    </w:p>
-    <w:p>
-      <w:pPr>
-        <w:spacing w:after="0"/>
-        <w:rPr>
-          <w:rFonts w:cstheme="minorHAnsi"/>
-        </w:rPr>
-      </w:pPr>
-      <w:r>
-        <w:rPr>
-          <w:rFonts w:cstheme="minorHAnsi"/>
-        </w:rPr>
-        <w:t>Run:</w:t>
-      </w:r>
-    </w:p>
-    <w:p>
-      <w:pPr>
-        <w:spacing w:after="0"/>
-        <w:rPr>
-          <w:rFonts w:ascii="Cascadia Code" w:hAnsi="Cascadia Code" w:cs="Cascadia Code"/>
-        </w:rPr>
-      </w:pPr>
-      <w:proofErr w:type="spellStart"/>
-      <w:r>
-        <w:rPr>
-          <w:rFonts w:ascii="Cascadia Code" w:hAnsi="Cascadia Code" w:cs="Cascadia Code"/>
-        </w:rPr>
-        <w:t>ollama</w:t>
-      </w:r>
-      <w:proofErr w:type="spellEnd"/>
-      <w:r>
-        <w:rPr>
-          <w:rFonts w:ascii="Cascadia Code" w:hAnsi="Cascadia Code" w:cs="Cascadia Code"/>
-        </w:rPr>
-        <w:t xml:space="preserve"> serve</w:t>
-      </w:r>
-    </w:p>
-    <w:p>
-      <w:pPr>
-        <w:spacing w:after="0"/>
-        <w:rPr>
-          <w:rFonts w:cstheme="minorHAnsi"/>
-        </w:rPr>
-      </w:pPr>
-    </w:p>
-    <w:p>
-      <w:pPr>
-        <w:spacing w:after="0"/>
-        <w:rPr>
-          <w:rFonts w:cstheme="minorHAnsi"/>
-          <w:b/>
-          <w:bCs/>
-        </w:rPr>
-      </w:pPr>
-      <w:r>
-        <w:rPr>
-          <w:rFonts w:cstheme="minorHAnsi"/>
-          <w:b/>
-          <w:bCs/>
-        </w:rPr>
         <w:t>Problem: Port Already Used</w:t>
       </w:r>
     </w:p>
@@ -13743,60 +11343,8 @@
         <w:rPr>
           <w:rFonts w:ascii="Cascadia Code" w:hAnsi="Cascadia Code" w:cs="Cascadia Code"/>
         </w:rPr>
-        <w:t>netstat -</w:t>
-      </w:r>
-      <w:proofErr w:type="spellStart"/>
-      <w:r>
-        <w:rPr>
-          <w:rFonts w:ascii="Cascadia Code" w:hAnsi="Cascadia Code" w:cs="Cascadia Code"/>
-        </w:rPr>
-        <w:t>ano</w:t>
-      </w:r>
-      <w:proofErr w:type="spellEnd"/>
-      <w:r>
-        <w:rPr>
-          <w:rFonts w:ascii="Cascadia Code" w:hAnsi="Cascadia Code" w:cs="Cascadia Code"/>
-        </w:rPr>
-        <w:t xml:space="preserve"> | </w:t>
-      </w:r>
-      <w:proofErr w:type="spellStart"/>
-      <w:r>
-        <w:rPr>
-          <w:rFonts w:ascii="Cascadia Code" w:hAnsi="Cascadia Code" w:cs="Cascadia Code"/>
-        </w:rPr>
-        <w:t>findstr</w:t>
-      </w:r>
-      <w:proofErr w:type="spellEnd"/>
-      <w:r>
-        <w:rPr>
-          <w:rFonts w:ascii="Cascadia Code" w:hAnsi="Cascadia Code" w:cs="Cascadia Code"/>
-        </w:rPr>
-        <w:t xml:space="preserve"> :3000</w:t>
-      </w:r>
-    </w:p>
-    <w:p>
-      <w:pPr>
-        <w:spacing w:after="0"/>
-        <w:rPr>
-          <w:rFonts w:cstheme="minorHAnsi"/>
-        </w:rPr>
-      </w:pPr>
-    </w:p>
-    <w:p>
-      <w:pPr>
-        <w:spacing w:after="0"/>
-        <w:rPr>
-          <w:rFonts w:cstheme="minorHAnsi"/>
-        </w:rPr>
-      </w:pPr>
-    </w:p>
-    <w:p>
-      <w:pPr>
-        <w:spacing w:after="0"/>
-        <w:rPr>
-          <w:rFonts w:cstheme="minorHAnsi"/>
-        </w:rPr>
-      </w:pPr>
+        <w:t>netstat -ano | findstr :3000</w:t>
+      </w:r>
     </w:p>
     <w:p>
       <w:pPr>
